--- a/public/labs/pmzi/pz-23/ЛР1_ПМЗІ_Шифр_Цезаря_Частотний_аналіз.docx
+++ b/public/labs/pmzi/pz-23/ЛР1_ПМЗІ_Шифр_Цезаря_Частотний_аналіз.docx
@@ -1346,2087 +1346,2136 @@
     <w:p>
       <w:pPr>
         <w:pStyle w:val="SourceCode"/>
-      </w:pPr>
-      <w:r>
-        <w:rPr>
-          <w:rStyle w:val="VerbatimChar"/>
-        </w:rPr>
+        <w:spacing w:before="120" w:after="0" w:line="200" w:lineRule="auto"/>
+      </w:pPr>
+      <w:r>
         <w:t xml:space="preserve">#include &lt;iostream&gt;</w:t>
       </w:r>
-      <w:r>
-        <w:br/>
-      </w:r>
-      <w:r>
-        <w:rPr>
-          <w:rStyle w:val="VerbatimChar"/>
-        </w:rPr>
+    </w:p>
+    <w:p>
+      <w:pPr>
+        <w:pStyle w:val="SourceCode"/>
+        <w:spacing w:before="0" w:after="0" w:line="200" w:lineRule="auto"/>
+      </w:pPr>
+      <w:r>
         <w:t xml:space="preserve">#include &lt;fstream&gt;</w:t>
       </w:r>
-      <w:r>
-        <w:br/>
-      </w:r>
-      <w:r>
-        <w:rPr>
-          <w:rStyle w:val="VerbatimChar"/>
-        </w:rPr>
+    </w:p>
+    <w:p>
+      <w:pPr>
+        <w:pStyle w:val="SourceCode"/>
+        <w:spacing w:before="0" w:after="0" w:line="200" w:lineRule="auto"/>
+      </w:pPr>
+      <w:r>
         <w:t xml:space="preserve">#include &lt;string&gt;</w:t>
       </w:r>
-      <w:r>
-        <w:br/>
-      </w:r>
-      <w:r>
-        <w:rPr>
-          <w:rStyle w:val="VerbatimChar"/>
-        </w:rPr>
+    </w:p>
+    <w:p>
+      <w:pPr>
+        <w:pStyle w:val="SourceCode"/>
+        <w:spacing w:before="0" w:after="0" w:line="200" w:lineRule="auto"/>
+      </w:pPr>
+      <w:r>
         <w:t xml:space="preserve">#include &lt;vector&gt;</w:t>
       </w:r>
-      <w:r>
-        <w:br/>
-      </w:r>
-      <w:r>
-        <w:rPr>
-          <w:rStyle w:val="VerbatimChar"/>
-        </w:rPr>
+    </w:p>
+    <w:p>
+      <w:pPr>
+        <w:pStyle w:val="SourceCode"/>
+        <w:spacing w:before="0" w:after="0" w:line="200" w:lineRule="auto"/>
+      </w:pPr>
+      <w:r>
         <w:t xml:space="preserve">#include &lt;iomanip&gt;</w:t>
       </w:r>
-      <w:r>
-        <w:br/>
-      </w:r>
-      <w:r>
-        <w:rPr>
-          <w:rStyle w:val="VerbatimChar"/>
-        </w:rPr>
+    </w:p>
+    <w:p>
+      <w:pPr>
+        <w:pStyle w:val="SourceCode"/>
+        <w:spacing w:before="0" w:after="0" w:line="200" w:lineRule="auto"/>
+      </w:pPr>
+      <w:r>
         <w:t xml:space="preserve">#include &lt;cmath&gt;</w:t>
       </w:r>
-      <w:r>
-        <w:br/>
-      </w:r>
-      <w:r>
-        <w:rPr>
-          <w:rStyle w:val="VerbatimChar"/>
-        </w:rPr>
+    </w:p>
+    <w:p>
+      <w:pPr>
+        <w:pStyle w:val="SourceCode"/>
+        <w:spacing w:before="0" w:after="0" w:line="200" w:lineRule="auto"/>
+      </w:pPr>
+      <w:r>
         <w:t xml:space="preserve">#include &lt;locale&gt;</w:t>
       </w:r>
-      <w:r>
-        <w:br/>
-      </w:r>
-      <w:r>
-        <w:rPr>
-          <w:rStyle w:val="VerbatimChar"/>
-        </w:rPr>
+    </w:p>
+    <w:p>
+      <w:pPr>
+        <w:pStyle w:val="SourceCode"/>
+        <w:spacing w:before="0" w:after="0" w:line="200" w:lineRule="auto"/>
+      </w:pPr>
+      <w:r>
         <w:t xml:space="preserve">#include &lt;codecvt&gt;</w:t>
       </w:r>
-      <w:r>
-        <w:br/>
-      </w:r>
-      <w:r>
-        <w:br/>
-      </w:r>
-      <w:r>
-        <w:rPr>
-          <w:rStyle w:val="VerbatimChar"/>
-        </w:rPr>
+    </w:p>
+    <w:p>
+      <w:pPr>
+        <w:pStyle w:val="SourceCode"/>
+        <w:spacing w:before="0" w:after="0" w:line="200" w:lineRule="auto"/>
+      </w:pPr>
+    </w:p>
+    <w:p>
+      <w:pPr>
+        <w:pStyle w:val="SourceCode"/>
+        <w:spacing w:before="0" w:after="0" w:line="200" w:lineRule="auto"/>
+      </w:pPr>
+      <w:r>
         <w:t xml:space="preserve">#ifdef _WIN32</w:t>
       </w:r>
-      <w:r>
-        <w:br/>
-      </w:r>
-      <w:r>
-        <w:rPr>
-          <w:rStyle w:val="VerbatimChar"/>
-        </w:rPr>
+    </w:p>
+    <w:p>
+      <w:pPr>
+        <w:pStyle w:val="SourceCode"/>
+        <w:spacing w:before="0" w:after="0" w:line="200" w:lineRule="auto"/>
+      </w:pPr>
+      <w:r>
         <w:t xml:space="preserve">#include &lt;io.h&gt;</w:t>
       </w:r>
-      <w:r>
-        <w:br/>
-      </w:r>
-      <w:r>
-        <w:rPr>
-          <w:rStyle w:val="VerbatimChar"/>
-        </w:rPr>
+    </w:p>
+    <w:p>
+      <w:pPr>
+        <w:pStyle w:val="SourceCode"/>
+        <w:spacing w:before="0" w:after="0" w:line="200" w:lineRule="auto"/>
+      </w:pPr>
+      <w:r>
         <w:t xml:space="preserve">#include &lt;fcntl.h&gt;</w:t>
       </w:r>
-      <w:r>
-        <w:br/>
-      </w:r>
-      <w:r>
-        <w:rPr>
-          <w:rStyle w:val="VerbatimChar"/>
-        </w:rPr>
+    </w:p>
+    <w:p>
+      <w:pPr>
+        <w:pStyle w:val="SourceCode"/>
+        <w:spacing w:before="0" w:after="0" w:line="200" w:lineRule="auto"/>
+      </w:pPr>
+      <w:r>
         <w:t xml:space="preserve">#endif</w:t>
       </w:r>
-      <w:r>
-        <w:br/>
-      </w:r>
-      <w:r>
-        <w:br/>
-      </w:r>
-      <w:r>
-        <w:rPr>
-          <w:rStyle w:val="VerbatimChar"/>
-        </w:rPr>
+    </w:p>
+    <w:p>
+      <w:pPr>
+        <w:pStyle w:val="SourceCode"/>
+        <w:spacing w:before="0" w:after="0" w:line="200" w:lineRule="auto"/>
+      </w:pPr>
+    </w:p>
+    <w:p>
+      <w:pPr>
+        <w:pStyle w:val="SourceCode"/>
+        <w:spacing w:before="0" w:after="0" w:line="200" w:lineRule="auto"/>
+      </w:pPr>
+      <w:r>
         <w:t xml:space="preserve">using namespace std;</w:t>
       </w:r>
-      <w:r>
-        <w:br/>
-      </w:r>
-      <w:r>
-        <w:br/>
-      </w:r>
-      <w:r>
-        <w:rPr>
-          <w:rStyle w:val="VerbatimChar"/>
-        </w:rPr>
+    </w:p>
+    <w:p>
+      <w:pPr>
+        <w:pStyle w:val="SourceCode"/>
+        <w:spacing w:before="0" w:after="0" w:line="200" w:lineRule="auto"/>
+      </w:pPr>
+    </w:p>
+    <w:p>
+      <w:pPr>
+        <w:pStyle w:val="SourceCode"/>
+        <w:spacing w:before="0" w:after="0" w:line="200" w:lineRule="auto"/>
+      </w:pPr>
+      <w:r>
         <w:t xml:space="preserve">const wstring ALPHA_LO = L"абвгґдеєжзиіїйклмнопрстуфхцчшщьюя";</w:t>
       </w:r>
-      <w:r>
-        <w:br/>
-      </w:r>
-      <w:r>
-        <w:rPr>
-          <w:rStyle w:val="VerbatimChar"/>
-        </w:rPr>
+    </w:p>
+    <w:p>
+      <w:pPr>
+        <w:pStyle w:val="SourceCode"/>
+        <w:spacing w:before="0" w:after="0" w:line="200" w:lineRule="auto"/>
+      </w:pPr>
+      <w:r>
         <w:t xml:space="preserve">const wstring ALPHA_UP = L"АБВГҐДЕЄЖЗИІЇЙКЛМНОПРСТУФХЦЧШЩЬЮЯ";</w:t>
       </w:r>
-      <w:r>
-        <w:br/>
-      </w:r>
-      <w:r>
-        <w:rPr>
-          <w:rStyle w:val="VerbatimChar"/>
-        </w:rPr>
+    </w:p>
+    <w:p>
+      <w:pPr>
+        <w:pStyle w:val="SourceCode"/>
+        <w:spacing w:before="0" w:after="0" w:line="200" w:lineRule="auto"/>
+      </w:pPr>
+      <w:r>
         <w:t xml:space="preserve">const int N = 33;</w:t>
       </w:r>
-      <w:r>
-        <w:br/>
-      </w:r>
-      <w:r>
-        <w:br/>
-      </w:r>
-      <w:r>
-        <w:rPr>
-          <w:rStyle w:val="VerbatimChar"/>
-        </w:rPr>
+    </w:p>
+    <w:p>
+      <w:pPr>
+        <w:pStyle w:val="SourceCode"/>
+        <w:spacing w:before="0" w:after="0" w:line="200" w:lineRule="auto"/>
+      </w:pPr>
+    </w:p>
+    <w:p>
+      <w:pPr>
+        <w:pStyle w:val="SourceCode"/>
+        <w:spacing w:before="0" w:after="0" w:line="200" w:lineRule="auto"/>
+      </w:pPr>
+      <w:r>
         <w:t xml:space="preserve">// Еталонні частоти літер української мови, %</w:t>
       </w:r>
-      <w:r>
-        <w:br/>
-      </w:r>
-      <w:r>
-        <w:rPr>
-          <w:rStyle w:val="VerbatimChar"/>
-        </w:rPr>
+    </w:p>
+    <w:p>
+      <w:pPr>
+        <w:pStyle w:val="SourceCode"/>
+        <w:spacing w:before="0" w:after="0" w:line="200" w:lineRule="auto"/>
+      </w:pPr>
+      <w:r>
         <w:t xml:space="preserve">const double REF[N] = {</w:t>
       </w:r>
-      <w:r>
-        <w:br/>
-      </w:r>
-      <w:r>
-        <w:rPr>
-          <w:rStyle w:val="VerbatimChar"/>
-        </w:rPr>
+    </w:p>
+    <w:p>
+      <w:pPr>
+        <w:pStyle w:val="SourceCode"/>
+        <w:spacing w:before="0" w:after="0" w:line="200" w:lineRule="auto"/>
+      </w:pPr>
+      <w:r>
         <w:t xml:space="preserve">    7.55, 1.78, 5.45, 1.47, 0.01, 3.46, 4.82, 0.52, 1.05, 2.41,</w:t>
       </w:r>
-      <w:r>
-        <w:br/>
-      </w:r>
-      <w:r>
-        <w:rPr>
-          <w:rStyle w:val="VerbatimChar"/>
-        </w:rPr>
+    </w:p>
+    <w:p>
+      <w:pPr>
+        <w:pStyle w:val="SourceCode"/>
+        <w:spacing w:before="0" w:after="0" w:line="200" w:lineRule="auto"/>
+      </w:pPr>
+      <w:r>
         <w:t xml:space="preserve">    6.39, 5.97, 0.63, 1.26, 3.67, 3.56, 3.25, 6.39, 9.88, 3.04,</w:t>
       </w:r>
-      <w:r>
-        <w:br/>
-      </w:r>
-      <w:r>
-        <w:rPr>
-          <w:rStyle w:val="VerbatimChar"/>
-        </w:rPr>
+    </w:p>
+    <w:p>
+      <w:pPr>
+        <w:pStyle w:val="SourceCode"/>
+        <w:spacing w:before="0" w:after="0" w:line="200" w:lineRule="auto"/>
+      </w:pPr>
+      <w:r>
         <w:t xml:space="preserve">    4.61, 4.40, 4.61, 3.56, 0.31, 1.26, 1.05, 1.36, 0.73, 0.42,</w:t>
       </w:r>
-      <w:r>
-        <w:br/>
-      </w:r>
-      <w:r>
-        <w:rPr>
-          <w:rStyle w:val="VerbatimChar"/>
-        </w:rPr>
+    </w:p>
+    <w:p>
+      <w:pPr>
+        <w:pStyle w:val="SourceCode"/>
+        <w:spacing w:before="0" w:after="0" w:line="200" w:lineRule="auto"/>
+      </w:pPr>
+      <w:r>
         <w:t xml:space="preserve">    1.78, 0.94, 2.41</w:t>
       </w:r>
-      <w:r>
-        <w:br/>
-      </w:r>
-      <w:r>
-        <w:rPr>
-          <w:rStyle w:val="VerbatimChar"/>
-        </w:rPr>
+    </w:p>
+    <w:p>
+      <w:pPr>
+        <w:pStyle w:val="SourceCode"/>
+        <w:spacing w:before="0" w:after="0" w:line="200" w:lineRule="auto"/>
+      </w:pPr>
+      <w:r>
         <w:t xml:space="preserve">};</w:t>
       </w:r>
-      <w:r>
-        <w:br/>
-      </w:r>
-      <w:r>
-        <w:br/>
-      </w:r>
-      <w:r>
-        <w:rPr>
-          <w:rStyle w:val="VerbatimChar"/>
-        </w:rPr>
+    </w:p>
+    <w:p>
+      <w:pPr>
+        <w:pStyle w:val="SourceCode"/>
+        <w:spacing w:before="0" w:after="0" w:line="200" w:lineRule="auto"/>
+      </w:pPr>
+    </w:p>
+    <w:p>
+      <w:pPr>
+        <w:pStyle w:val="SourceCode"/>
+        <w:spacing w:before="0" w:after="0" w:line="200" w:lineRule="auto"/>
+      </w:pPr>
+      <w:r>
         <w:t xml:space="preserve">// Пошук індексу літери в алфавіті</w:t>
       </w:r>
-      <w:r>
-        <w:br/>
-      </w:r>
-      <w:r>
-        <w:rPr>
-          <w:rStyle w:val="VerbatimChar"/>
-        </w:rPr>
+    </w:p>
+    <w:p>
+      <w:pPr>
+        <w:pStyle w:val="SourceCode"/>
+        <w:spacing w:before="0" w:after="0" w:line="200" w:lineRule="auto"/>
+      </w:pPr>
+      <w:r>
         <w:t xml:space="preserve">int indexOf(wchar_t c, bool&amp; upper) {</w:t>
       </w:r>
-      <w:r>
-        <w:br/>
-      </w:r>
-      <w:r>
-        <w:rPr>
-          <w:rStyle w:val="VerbatimChar"/>
-        </w:rPr>
+    </w:p>
+    <w:p>
+      <w:pPr>
+        <w:pStyle w:val="SourceCode"/>
+        <w:spacing w:before="0" w:after="0" w:line="200" w:lineRule="auto"/>
+      </w:pPr>
+      <w:r>
         <w:t xml:space="preserve">    size_t p = ALPHA_LO.find(c);</w:t>
       </w:r>
-      <w:r>
-        <w:br/>
-      </w:r>
-      <w:r>
-        <w:rPr>
-          <w:rStyle w:val="VerbatimChar"/>
-        </w:rPr>
+    </w:p>
+    <w:p>
+      <w:pPr>
+        <w:pStyle w:val="SourceCode"/>
+        <w:spacing w:before="0" w:after="0" w:line="200" w:lineRule="auto"/>
+      </w:pPr>
+      <w:r>
         <w:t xml:space="preserve">    if (p != wstring::npos) { upper = false; return (int)p; }</w:t>
       </w:r>
-      <w:r>
-        <w:br/>
-      </w:r>
-      <w:r>
-        <w:rPr>
-          <w:rStyle w:val="VerbatimChar"/>
-        </w:rPr>
+    </w:p>
+    <w:p>
+      <w:pPr>
+        <w:pStyle w:val="SourceCode"/>
+        <w:spacing w:before="0" w:after="0" w:line="200" w:lineRule="auto"/>
+      </w:pPr>
+      <w:r>
         <w:t xml:space="preserve">    p = ALPHA_UP.find(c);</w:t>
       </w:r>
-      <w:r>
-        <w:br/>
-      </w:r>
-      <w:r>
-        <w:rPr>
-          <w:rStyle w:val="VerbatimChar"/>
-        </w:rPr>
+    </w:p>
+    <w:p>
+      <w:pPr>
+        <w:pStyle w:val="SourceCode"/>
+        <w:spacing w:before="0" w:after="0" w:line="200" w:lineRule="auto"/>
+      </w:pPr>
+      <w:r>
         <w:t xml:space="preserve">    if (p != wstring::npos) { upper = true; return (int)p; }</w:t>
       </w:r>
-      <w:r>
-        <w:br/>
-      </w:r>
-      <w:r>
-        <w:rPr>
-          <w:rStyle w:val="VerbatimChar"/>
-        </w:rPr>
+    </w:p>
+    <w:p>
+      <w:pPr>
+        <w:pStyle w:val="SourceCode"/>
+        <w:spacing w:before="0" w:after="0" w:line="200" w:lineRule="auto"/>
+      </w:pPr>
+      <w:r>
         <w:t xml:space="preserve">    return -1;</w:t>
       </w:r>
-      <w:r>
-        <w:br/>
-      </w:r>
-      <w:r>
-        <w:rPr>
-          <w:rStyle w:val="VerbatimChar"/>
-        </w:rPr>
+    </w:p>
+    <w:p>
+      <w:pPr>
+        <w:pStyle w:val="SourceCode"/>
+        <w:spacing w:before="0" w:after="0" w:line="200" w:lineRule="auto"/>
+      </w:pPr>
+      <w:r>
         <w:t xml:space="preserve">}</w:t>
       </w:r>
-      <w:r>
-        <w:br/>
-      </w:r>
-      <w:r>
-        <w:br/>
-      </w:r>
-      <w:r>
-        <w:rPr>
-          <w:rStyle w:val="VerbatimChar"/>
-        </w:rPr>
+    </w:p>
+    <w:p>
+      <w:pPr>
+        <w:pStyle w:val="SourceCode"/>
+        <w:spacing w:before="0" w:after="0" w:line="200" w:lineRule="auto"/>
+      </w:pPr>
+    </w:p>
+    <w:p>
+      <w:pPr>
+        <w:pStyle w:val="SourceCode"/>
+        <w:spacing w:before="0" w:after="0" w:line="200" w:lineRule="auto"/>
+      </w:pPr>
+      <w:r>
         <w:t xml:space="preserve">// Читання тексту з файлу</w:t>
       </w:r>
-      <w:r>
-        <w:br/>
-      </w:r>
-      <w:r>
-        <w:rPr>
-          <w:rStyle w:val="VerbatimChar"/>
-        </w:rPr>
+    </w:p>
+    <w:p>
+      <w:pPr>
+        <w:pStyle w:val="SourceCode"/>
+        <w:spacing w:before="0" w:after="0" w:line="200" w:lineRule="auto"/>
+      </w:pPr>
+      <w:r>
         <w:t xml:space="preserve">wstring readFile(const string&amp; name) {</w:t>
       </w:r>
-      <w:r>
-        <w:br/>
-      </w:r>
-      <w:r>
-        <w:rPr>
-          <w:rStyle w:val="VerbatimChar"/>
-        </w:rPr>
+    </w:p>
+    <w:p>
+      <w:pPr>
+        <w:pStyle w:val="SourceCode"/>
+        <w:spacing w:before="0" w:after="0" w:line="200" w:lineRule="auto"/>
+      </w:pPr>
+      <w:r>
         <w:t xml:space="preserve">    wifstream in(name);</w:t>
       </w:r>
-      <w:r>
-        <w:br/>
-      </w:r>
-      <w:r>
-        <w:rPr>
-          <w:rStyle w:val="VerbatimChar"/>
-        </w:rPr>
+    </w:p>
+    <w:p>
+      <w:pPr>
+        <w:pStyle w:val="SourceCode"/>
+        <w:spacing w:before="0" w:after="0" w:line="200" w:lineRule="auto"/>
+      </w:pPr>
+      <w:r>
         <w:t xml:space="preserve">    if (!in) {</w:t>
       </w:r>
-      <w:r>
-        <w:br/>
-      </w:r>
-      <w:r>
-        <w:rPr>
-          <w:rStyle w:val="VerbatimChar"/>
-        </w:rPr>
+    </w:p>
+    <w:p>
+      <w:pPr>
+        <w:pStyle w:val="SourceCode"/>
+        <w:spacing w:before="0" w:after="0" w:line="200" w:lineRule="auto"/>
+      </w:pPr>
+      <w:r>
         <w:t xml:space="preserve">        wcout &lt;&lt; L"Помилка: файл не знайдено!\n";</w:t>
       </w:r>
-      <w:r>
-        <w:br/>
-      </w:r>
-      <w:r>
-        <w:rPr>
-          <w:rStyle w:val="VerbatimChar"/>
-        </w:rPr>
+    </w:p>
+    <w:p>
+      <w:pPr>
+        <w:pStyle w:val="SourceCode"/>
+        <w:spacing w:before="0" w:after="0" w:line="200" w:lineRule="auto"/>
+      </w:pPr>
+      <w:r>
         <w:t xml:space="preserve">        return L"";</w:t>
       </w:r>
-      <w:r>
-        <w:br/>
-      </w:r>
-      <w:r>
-        <w:rPr>
-          <w:rStyle w:val="VerbatimChar"/>
-        </w:rPr>
+    </w:p>
+    <w:p>
+      <w:pPr>
+        <w:pStyle w:val="SourceCode"/>
+        <w:spacing w:before="0" w:after="0" w:line="200" w:lineRule="auto"/>
+      </w:pPr>
+      <w:r>
         <w:t xml:space="preserve">    }</w:t>
       </w:r>
-      <w:r>
-        <w:br/>
-      </w:r>
-      <w:r>
-        <w:rPr>
-          <w:rStyle w:val="VerbatimChar"/>
-        </w:rPr>
+    </w:p>
+    <w:p>
+      <w:pPr>
+        <w:pStyle w:val="SourceCode"/>
+        <w:spacing w:before="0" w:after="0" w:line="200" w:lineRule="auto"/>
+      </w:pPr>
+      <w:r>
         <w:t xml:space="preserve">    in.imbue(locale(in.getloc(), new codecvt_utf8&lt;wchar_t&gt;));</w:t>
       </w:r>
-      <w:r>
-        <w:br/>
-      </w:r>
-      <w:r>
-        <w:rPr>
-          <w:rStyle w:val="VerbatimChar"/>
-        </w:rPr>
+    </w:p>
+    <w:p>
+      <w:pPr>
+        <w:pStyle w:val="SourceCode"/>
+        <w:spacing w:before="0" w:after="0" w:line="200" w:lineRule="auto"/>
+      </w:pPr>
+      <w:r>
         <w:t xml:space="preserve">    wstring text((istreambuf_iterator&lt;wchar_t&gt;(in)),</w:t>
       </w:r>
-      <w:r>
-        <w:br/>
-      </w:r>
-      <w:r>
-        <w:rPr>
-          <w:rStyle w:val="VerbatimChar"/>
-        </w:rPr>
+    </w:p>
+    <w:p>
+      <w:pPr>
+        <w:pStyle w:val="SourceCode"/>
+        <w:spacing w:before="0" w:after="0" w:line="200" w:lineRule="auto"/>
+      </w:pPr>
+      <w:r>
         <w:t xml:space="preserve">                  istreambuf_iterator&lt;wchar_t&gt;());</w:t>
       </w:r>
-      <w:r>
-        <w:br/>
-      </w:r>
-      <w:r>
-        <w:rPr>
-          <w:rStyle w:val="VerbatimChar"/>
-        </w:rPr>
+    </w:p>
+    <w:p>
+      <w:pPr>
+        <w:pStyle w:val="SourceCode"/>
+        <w:spacing w:before="0" w:after="0" w:line="200" w:lineRule="auto"/>
+      </w:pPr>
+      <w:r>
         <w:t xml:space="preserve">    return text;</w:t>
       </w:r>
-      <w:r>
-        <w:br/>
-      </w:r>
-      <w:r>
-        <w:rPr>
-          <w:rStyle w:val="VerbatimChar"/>
-        </w:rPr>
+    </w:p>
+    <w:p>
+      <w:pPr>
+        <w:pStyle w:val="SourceCode"/>
+        <w:spacing w:before="0" w:after="0" w:line="200" w:lineRule="auto"/>
+      </w:pPr>
+      <w:r>
         <w:t xml:space="preserve">}</w:t>
       </w:r>
-      <w:r>
-        <w:br/>
-      </w:r>
-      <w:r>
-        <w:br/>
-      </w:r>
-      <w:r>
-        <w:rPr>
-          <w:rStyle w:val="VerbatimChar"/>
-        </w:rPr>
+    </w:p>
+    <w:p>
+      <w:pPr>
+        <w:pStyle w:val="SourceCode"/>
+        <w:spacing w:before="0" w:after="0" w:line="200" w:lineRule="auto"/>
+      </w:pPr>
+    </w:p>
+    <w:p>
+      <w:pPr>
+        <w:pStyle w:val="SourceCode"/>
+        <w:spacing w:before="0" w:after="0" w:line="200" w:lineRule="auto"/>
+      </w:pPr>
+      <w:r>
         <w:t xml:space="preserve">// Запис тексту у файл</w:t>
       </w:r>
-      <w:r>
-        <w:br/>
-      </w:r>
-      <w:r>
-        <w:rPr>
-          <w:rStyle w:val="VerbatimChar"/>
-        </w:rPr>
+    </w:p>
+    <w:p>
+      <w:pPr>
+        <w:pStyle w:val="SourceCode"/>
+        <w:spacing w:before="0" w:after="0" w:line="200" w:lineRule="auto"/>
+      </w:pPr>
+      <w:r>
         <w:t xml:space="preserve">bool writeFile(const string&amp; name, const wstring&amp; text) {</w:t>
       </w:r>
-      <w:r>
-        <w:br/>
-      </w:r>
-      <w:r>
-        <w:rPr>
-          <w:rStyle w:val="VerbatimChar"/>
-        </w:rPr>
+    </w:p>
+    <w:p>
+      <w:pPr>
+        <w:pStyle w:val="SourceCode"/>
+        <w:spacing w:before="0" w:after="0" w:line="200" w:lineRule="auto"/>
+      </w:pPr>
+      <w:r>
         <w:t xml:space="preserve">    wofstream out(name);</w:t>
       </w:r>
-      <w:r>
-        <w:br/>
-      </w:r>
-      <w:r>
-        <w:rPr>
-          <w:rStyle w:val="VerbatimChar"/>
-        </w:rPr>
+    </w:p>
+    <w:p>
+      <w:pPr>
+        <w:pStyle w:val="SourceCode"/>
+        <w:spacing w:before="0" w:after="0" w:line="200" w:lineRule="auto"/>
+      </w:pPr>
+      <w:r>
         <w:t xml:space="preserve">    if (!out) return false;</w:t>
       </w:r>
-      <w:r>
-        <w:br/>
-      </w:r>
-      <w:r>
-        <w:rPr>
-          <w:rStyle w:val="VerbatimChar"/>
-        </w:rPr>
+    </w:p>
+    <w:p>
+      <w:pPr>
+        <w:pStyle w:val="SourceCode"/>
+        <w:spacing w:before="0" w:after="0" w:line="200" w:lineRule="auto"/>
+      </w:pPr>
+      <w:r>
         <w:t xml:space="preserve">    out.imbue(locale(out.getloc(), new codecvt_utf8&lt;wchar_t&gt;));</w:t>
       </w:r>
-      <w:r>
-        <w:br/>
-      </w:r>
-      <w:r>
-        <w:rPr>
-          <w:rStyle w:val="VerbatimChar"/>
-        </w:rPr>
+    </w:p>
+    <w:p>
+      <w:pPr>
+        <w:pStyle w:val="SourceCode"/>
+        <w:spacing w:before="0" w:after="0" w:line="200" w:lineRule="auto"/>
+      </w:pPr>
+      <w:r>
         <w:t xml:space="preserve">    out &lt;&lt; text;</w:t>
       </w:r>
-      <w:r>
-        <w:br/>
-      </w:r>
-      <w:r>
-        <w:rPr>
-          <w:rStyle w:val="VerbatimChar"/>
-        </w:rPr>
+    </w:p>
+    <w:p>
+      <w:pPr>
+        <w:pStyle w:val="SourceCode"/>
+        <w:spacing w:before="0" w:after="0" w:line="200" w:lineRule="auto"/>
+      </w:pPr>
+      <w:r>
         <w:t xml:space="preserve">    return true;</w:t>
       </w:r>
-      <w:r>
-        <w:br/>
-      </w:r>
-      <w:r>
-        <w:rPr>
-          <w:rStyle w:val="VerbatimChar"/>
-        </w:rPr>
+    </w:p>
+    <w:p>
+      <w:pPr>
+        <w:pStyle w:val="SourceCode"/>
+        <w:spacing w:before="0" w:after="0" w:line="200" w:lineRule="auto"/>
+      </w:pPr>
+      <w:r>
         <w:t xml:space="preserve">}</w:t>
       </w:r>
-      <w:r>
-        <w:br/>
-      </w:r>
-      <w:r>
-        <w:br/>
-      </w:r>
-      <w:r>
-        <w:rPr>
-          <w:rStyle w:val="VerbatimChar"/>
-        </w:rPr>
+    </w:p>
+    <w:p>
+      <w:pPr>
+        <w:pStyle w:val="SourceCode"/>
+        <w:spacing w:before="0" w:after="0" w:line="200" w:lineRule="auto"/>
+      </w:pPr>
+    </w:p>
+    <w:p>
+      <w:pPr>
+        <w:pStyle w:val="SourceCode"/>
+        <w:spacing w:before="0" w:after="0" w:line="200" w:lineRule="auto"/>
+      </w:pPr>
+      <w:r>
         <w:t xml:space="preserve">// Зашифрування шифром Цезаря</w:t>
       </w:r>
-      <w:r>
-        <w:br/>
-      </w:r>
-      <w:r>
-        <w:rPr>
-          <w:rStyle w:val="VerbatimChar"/>
-        </w:rPr>
+    </w:p>
+    <w:p>
+      <w:pPr>
+        <w:pStyle w:val="SourceCode"/>
+        <w:spacing w:before="0" w:after="0" w:line="200" w:lineRule="auto"/>
+      </w:pPr>
+      <w:r>
         <w:t xml:space="preserve">wstring encrypt(const wstring&amp; text, int k) {</w:t>
       </w:r>
-      <w:r>
-        <w:br/>
-      </w:r>
-      <w:r>
-        <w:rPr>
-          <w:rStyle w:val="VerbatimChar"/>
-        </w:rPr>
+    </w:p>
+    <w:p>
+      <w:pPr>
+        <w:pStyle w:val="SourceCode"/>
+        <w:spacing w:before="0" w:after="0" w:line="200" w:lineRule="auto"/>
+      </w:pPr>
+      <w:r>
         <w:t xml:space="preserve">    k = ((k % N) + N) % N;</w:t>
       </w:r>
-      <w:r>
-        <w:br/>
-      </w:r>
-      <w:r>
-        <w:rPr>
-          <w:rStyle w:val="VerbatimChar"/>
-        </w:rPr>
+    </w:p>
+    <w:p>
+      <w:pPr>
+        <w:pStyle w:val="SourceCode"/>
+        <w:spacing w:before="0" w:after="0" w:line="200" w:lineRule="auto"/>
+      </w:pPr>
+      <w:r>
         <w:t xml:space="preserve">    wstring res = text;</w:t>
       </w:r>
-      <w:r>
-        <w:br/>
-      </w:r>
-      <w:r>
-        <w:rPr>
-          <w:rStyle w:val="VerbatimChar"/>
-        </w:rPr>
+    </w:p>
+    <w:p>
+      <w:pPr>
+        <w:pStyle w:val="SourceCode"/>
+        <w:spacing w:before="0" w:after="0" w:line="200" w:lineRule="auto"/>
+      </w:pPr>
+      <w:r>
         <w:t xml:space="preserve">    for (size_t i = 0; i &lt; res.size(); i++) {</w:t>
       </w:r>
-      <w:r>
-        <w:br/>
-      </w:r>
-      <w:r>
-        <w:rPr>
-          <w:rStyle w:val="VerbatimChar"/>
-        </w:rPr>
+    </w:p>
+    <w:p>
+      <w:pPr>
+        <w:pStyle w:val="SourceCode"/>
+        <w:spacing w:before="0" w:after="0" w:line="200" w:lineRule="auto"/>
+      </w:pPr>
+      <w:r>
         <w:t xml:space="preserve">        bool up = false;</w:t>
       </w:r>
-      <w:r>
-        <w:br/>
-      </w:r>
-      <w:r>
-        <w:rPr>
-          <w:rStyle w:val="VerbatimChar"/>
-        </w:rPr>
+    </w:p>
+    <w:p>
+      <w:pPr>
+        <w:pStyle w:val="SourceCode"/>
+        <w:spacing w:before="0" w:after="0" w:line="200" w:lineRule="auto"/>
+      </w:pPr>
+      <w:r>
         <w:t xml:space="preserve">        int p = indexOf(res[i], up);</w:t>
       </w:r>
-      <w:r>
-        <w:br/>
-      </w:r>
-      <w:r>
-        <w:rPr>
-          <w:rStyle w:val="VerbatimChar"/>
-        </w:rPr>
+    </w:p>
+    <w:p>
+      <w:pPr>
+        <w:pStyle w:val="SourceCode"/>
+        <w:spacing w:before="0" w:after="0" w:line="200" w:lineRule="auto"/>
+      </w:pPr>
+      <w:r>
         <w:t xml:space="preserve">        if (p &gt;= 0)</w:t>
       </w:r>
-      <w:r>
-        <w:br/>
-      </w:r>
-      <w:r>
-        <w:rPr>
-          <w:rStyle w:val="VerbatimChar"/>
-        </w:rPr>
+    </w:p>
+    <w:p>
+      <w:pPr>
+        <w:pStyle w:val="SourceCode"/>
+        <w:spacing w:before="0" w:after="0" w:line="200" w:lineRule="auto"/>
+      </w:pPr>
+      <w:r>
         <w:t xml:space="preserve">            res[i] = up ? ALPHA_UP[(p + k) % N] : ALPHA_LO[(p + k) % N];</w:t>
       </w:r>
-      <w:r>
-        <w:br/>
-      </w:r>
-      <w:r>
-        <w:rPr>
-          <w:rStyle w:val="VerbatimChar"/>
-        </w:rPr>
+    </w:p>
+    <w:p>
+      <w:pPr>
+        <w:pStyle w:val="SourceCode"/>
+        <w:spacing w:before="0" w:after="0" w:line="200" w:lineRule="auto"/>
+      </w:pPr>
+      <w:r>
         <w:t xml:space="preserve">    }</w:t>
       </w:r>
-      <w:r>
-        <w:br/>
-      </w:r>
-      <w:r>
-        <w:rPr>
-          <w:rStyle w:val="VerbatimChar"/>
-        </w:rPr>
+    </w:p>
+    <w:p>
+      <w:pPr>
+        <w:pStyle w:val="SourceCode"/>
+        <w:spacing w:before="0" w:after="0" w:line="200" w:lineRule="auto"/>
+      </w:pPr>
+      <w:r>
         <w:t xml:space="preserve">    return res;</w:t>
       </w:r>
-      <w:r>
-        <w:br/>
-      </w:r>
-      <w:r>
-        <w:rPr>
-          <w:rStyle w:val="VerbatimChar"/>
-        </w:rPr>
+    </w:p>
+    <w:p>
+      <w:pPr>
+        <w:pStyle w:val="SourceCode"/>
+        <w:spacing w:before="0" w:after="0" w:line="200" w:lineRule="auto"/>
+      </w:pPr>
+      <w:r>
         <w:t xml:space="preserve">}</w:t>
       </w:r>
-      <w:r>
-        <w:br/>
-      </w:r>
-      <w:r>
-        <w:br/>
-      </w:r>
-      <w:r>
-        <w:rPr>
-          <w:rStyle w:val="VerbatimChar"/>
-        </w:rPr>
+    </w:p>
+    <w:p>
+      <w:pPr>
+        <w:pStyle w:val="SourceCode"/>
+        <w:spacing w:before="0" w:after="0" w:line="200" w:lineRule="auto"/>
+      </w:pPr>
+    </w:p>
+    <w:p>
+      <w:pPr>
+        <w:pStyle w:val="SourceCode"/>
+        <w:spacing w:before="0" w:after="0" w:line="200" w:lineRule="auto"/>
+      </w:pPr>
+      <w:r>
         <w:t xml:space="preserve">// Розшифрування шифром Цезаря</w:t>
       </w:r>
-      <w:r>
-        <w:br/>
-      </w:r>
-      <w:r>
-        <w:rPr>
-          <w:rStyle w:val="VerbatimChar"/>
-        </w:rPr>
+    </w:p>
+    <w:p>
+      <w:pPr>
+        <w:pStyle w:val="SourceCode"/>
+        <w:spacing w:before="0" w:after="0" w:line="200" w:lineRule="auto"/>
+      </w:pPr>
+      <w:r>
         <w:t xml:space="preserve">wstring decrypt(const wstring&amp; text, int k) {</w:t>
       </w:r>
-      <w:r>
-        <w:br/>
-      </w:r>
-      <w:r>
-        <w:rPr>
-          <w:rStyle w:val="VerbatimChar"/>
-        </w:rPr>
+    </w:p>
+    <w:p>
+      <w:pPr>
+        <w:pStyle w:val="SourceCode"/>
+        <w:spacing w:before="0" w:after="0" w:line="200" w:lineRule="auto"/>
+      </w:pPr>
+      <w:r>
         <w:t xml:space="preserve">    return encrypt(text, N - ((k % N) + N) % N);</w:t>
       </w:r>
-      <w:r>
-        <w:br/>
-      </w:r>
-      <w:r>
-        <w:rPr>
-          <w:rStyle w:val="VerbatimChar"/>
-        </w:rPr>
+    </w:p>
+    <w:p>
+      <w:pPr>
+        <w:pStyle w:val="SourceCode"/>
+        <w:spacing w:before="0" w:after="0" w:line="200" w:lineRule="auto"/>
+      </w:pPr>
+      <w:r>
         <w:t xml:space="preserve">}</w:t>
       </w:r>
-      <w:r>
-        <w:br/>
-      </w:r>
-      <w:r>
-        <w:br/>
-      </w:r>
-      <w:r>
-        <w:rPr>
-          <w:rStyle w:val="VerbatimChar"/>
-        </w:rPr>
+    </w:p>
+    <w:p>
+      <w:pPr>
+        <w:pStyle w:val="SourceCode"/>
+        <w:spacing w:before="0" w:after="0" w:line="200" w:lineRule="auto"/>
+      </w:pPr>
+    </w:p>
+    <w:p>
+      <w:pPr>
+        <w:pStyle w:val="SourceCode"/>
+        <w:spacing w:before="0" w:after="0" w:line="200" w:lineRule="auto"/>
+      </w:pPr>
+      <w:r>
         <w:t xml:space="preserve">// Підрахунок частот літер</w:t>
       </w:r>
-      <w:r>
-        <w:br/>
-      </w:r>
-      <w:r>
-        <w:rPr>
-          <w:rStyle w:val="VerbatimChar"/>
-        </w:rPr>
+    </w:p>
+    <w:p>
+      <w:pPr>
+        <w:pStyle w:val="SourceCode"/>
+        <w:spacing w:before="0" w:after="0" w:line="200" w:lineRule="auto"/>
+      </w:pPr>
+      <w:r>
         <w:t xml:space="preserve">vector&lt;double&gt; frequencies(const wstring&amp; text, long&amp; total) {</w:t>
       </w:r>
-      <w:r>
-        <w:br/>
-      </w:r>
-      <w:r>
-        <w:rPr>
-          <w:rStyle w:val="VerbatimChar"/>
-        </w:rPr>
+    </w:p>
+    <w:p>
+      <w:pPr>
+        <w:pStyle w:val="SourceCode"/>
+        <w:spacing w:before="0" w:after="0" w:line="200" w:lineRule="auto"/>
+      </w:pPr>
+      <w:r>
         <w:t xml:space="preserve">    vector&lt;double&gt; f(N, 0.0);</w:t>
       </w:r>
-      <w:r>
-        <w:br/>
-      </w:r>
-      <w:r>
-        <w:rPr>
-          <w:rStyle w:val="VerbatimChar"/>
-        </w:rPr>
+    </w:p>
+    <w:p>
+      <w:pPr>
+        <w:pStyle w:val="SourceCode"/>
+        <w:spacing w:before="0" w:after="0" w:line="200" w:lineRule="auto"/>
+      </w:pPr>
+      <w:r>
         <w:t xml:space="preserve">    total = 0;</w:t>
       </w:r>
-      <w:r>
-        <w:br/>
-      </w:r>
-      <w:r>
-        <w:rPr>
-          <w:rStyle w:val="VerbatimChar"/>
-        </w:rPr>
+    </w:p>
+    <w:p>
+      <w:pPr>
+        <w:pStyle w:val="SourceCode"/>
+        <w:spacing w:before="0" w:after="0" w:line="200" w:lineRule="auto"/>
+      </w:pPr>
+      <w:r>
         <w:t xml:space="preserve">    for (size_t i = 0; i &lt; text.size(); i++) {</w:t>
       </w:r>
-      <w:r>
-        <w:br/>
-      </w:r>
-      <w:r>
-        <w:rPr>
-          <w:rStyle w:val="VerbatimChar"/>
-        </w:rPr>
+    </w:p>
+    <w:p>
+      <w:pPr>
+        <w:pStyle w:val="SourceCode"/>
+        <w:spacing w:before="0" w:after="0" w:line="200" w:lineRule="auto"/>
+      </w:pPr>
+      <w:r>
         <w:t xml:space="preserve">        bool up = false;</w:t>
       </w:r>
-      <w:r>
-        <w:br/>
-      </w:r>
-      <w:r>
-        <w:rPr>
-          <w:rStyle w:val="VerbatimChar"/>
-        </w:rPr>
+    </w:p>
+    <w:p>
+      <w:pPr>
+        <w:pStyle w:val="SourceCode"/>
+        <w:spacing w:before="0" w:after="0" w:line="200" w:lineRule="auto"/>
+      </w:pPr>
+      <w:r>
         <w:t xml:space="preserve">        int p = indexOf(text[i], up);</w:t>
       </w:r>
-      <w:r>
-        <w:br/>
-      </w:r>
-      <w:r>
-        <w:rPr>
-          <w:rStyle w:val="VerbatimChar"/>
-        </w:rPr>
+    </w:p>
+    <w:p>
+      <w:pPr>
+        <w:pStyle w:val="SourceCode"/>
+        <w:spacing w:before="0" w:after="0" w:line="200" w:lineRule="auto"/>
+      </w:pPr>
+      <w:r>
         <w:t xml:space="preserve">        if (p &gt;= 0) { f[p] += 1.0; total++; }</w:t>
       </w:r>
-      <w:r>
-        <w:br/>
-      </w:r>
-      <w:r>
-        <w:rPr>
-          <w:rStyle w:val="VerbatimChar"/>
-        </w:rPr>
+    </w:p>
+    <w:p>
+      <w:pPr>
+        <w:pStyle w:val="SourceCode"/>
+        <w:spacing w:before="0" w:after="0" w:line="200" w:lineRule="auto"/>
+      </w:pPr>
+      <w:r>
         <w:t xml:space="preserve">    }</w:t>
       </w:r>
-      <w:r>
-        <w:br/>
-      </w:r>
-      <w:r>
-        <w:rPr>
-          <w:rStyle w:val="VerbatimChar"/>
-        </w:rPr>
+    </w:p>
+    <w:p>
+      <w:pPr>
+        <w:pStyle w:val="SourceCode"/>
+        <w:spacing w:before="0" w:after="0" w:line="200" w:lineRule="auto"/>
+      </w:pPr>
+      <w:r>
         <w:t xml:space="preserve">    if (total &gt; 0)</w:t>
       </w:r>
-      <w:r>
-        <w:br/>
-      </w:r>
-      <w:r>
-        <w:rPr>
-          <w:rStyle w:val="VerbatimChar"/>
-        </w:rPr>
+    </w:p>
+    <w:p>
+      <w:pPr>
+        <w:pStyle w:val="SourceCode"/>
+        <w:spacing w:before="0" w:after="0" w:line="200" w:lineRule="auto"/>
+      </w:pPr>
+      <w:r>
         <w:t xml:space="preserve">        for (int i = 0; i &lt; N; i++)</w:t>
       </w:r>
-      <w:r>
-        <w:br/>
-      </w:r>
-      <w:r>
-        <w:rPr>
-          <w:rStyle w:val="VerbatimChar"/>
-        </w:rPr>
+    </w:p>
+    <w:p>
+      <w:pPr>
+        <w:pStyle w:val="SourceCode"/>
+        <w:spacing w:before="0" w:after="0" w:line="200" w:lineRule="auto"/>
+      </w:pPr>
+      <w:r>
         <w:t xml:space="preserve">            f[i] = f[i] * 100.0 / total;</w:t>
       </w:r>
-      <w:r>
-        <w:br/>
-      </w:r>
-      <w:r>
-        <w:rPr>
-          <w:rStyle w:val="VerbatimChar"/>
-        </w:rPr>
+    </w:p>
+    <w:p>
+      <w:pPr>
+        <w:pStyle w:val="SourceCode"/>
+        <w:spacing w:before="0" w:after="0" w:line="200" w:lineRule="auto"/>
+      </w:pPr>
+      <w:r>
         <w:t xml:space="preserve">    return f;</w:t>
       </w:r>
-      <w:r>
-        <w:br/>
-      </w:r>
-      <w:r>
-        <w:rPr>
-          <w:rStyle w:val="VerbatimChar"/>
-        </w:rPr>
+    </w:p>
+    <w:p>
+      <w:pPr>
+        <w:pStyle w:val="SourceCode"/>
+        <w:spacing w:before="0" w:after="0" w:line="200" w:lineRule="auto"/>
+      </w:pPr>
+      <w:r>
         <w:t xml:space="preserve">}</w:t>
       </w:r>
-      <w:r>
-        <w:br/>
-      </w:r>
-      <w:r>
-        <w:br/>
-      </w:r>
-      <w:r>
-        <w:rPr>
-          <w:rStyle w:val="VerbatimChar"/>
-        </w:rPr>
+    </w:p>
+    <w:p>
+      <w:pPr>
+        <w:pStyle w:val="SourceCode"/>
+        <w:spacing w:before="0" w:after="0" w:line="200" w:lineRule="auto"/>
+      </w:pPr>
+    </w:p>
+    <w:p>
+      <w:pPr>
+        <w:pStyle w:val="SourceCode"/>
+        <w:spacing w:before="0" w:after="0" w:line="200" w:lineRule="auto"/>
+      </w:pPr>
+      <w:r>
         <w:t xml:space="preserve">// Друк таблиці частот із гістограмою</w:t>
       </w:r>
-      <w:r>
-        <w:br/>
-      </w:r>
-      <w:r>
-        <w:rPr>
-          <w:rStyle w:val="VerbatimChar"/>
-        </w:rPr>
+    </w:p>
+    <w:p>
+      <w:pPr>
+        <w:pStyle w:val="SourceCode"/>
+        <w:spacing w:before="0" w:after="0" w:line="200" w:lineRule="auto"/>
+      </w:pPr>
+      <w:r>
         <w:t xml:space="preserve">void printFrequencies(const vector&lt;double&gt;&amp; f, long total) {</w:t>
       </w:r>
-      <w:r>
-        <w:br/>
-      </w:r>
-      <w:r>
-        <w:rPr>
-          <w:rStyle w:val="VerbatimChar"/>
-        </w:rPr>
+    </w:p>
+    <w:p>
+      <w:pPr>
+        <w:pStyle w:val="SourceCode"/>
+        <w:spacing w:before="0" w:after="0" w:line="200" w:lineRule="auto"/>
+      </w:pPr>
+      <w:r>
         <w:t xml:space="preserve">    wcout &lt;&lt; L"+-------+----------+----------+----------------------+\n";</w:t>
       </w:r>
-      <w:r>
-        <w:br/>
-      </w:r>
-      <w:r>
-        <w:rPr>
-          <w:rStyle w:val="VerbatimChar"/>
-        </w:rPr>
+    </w:p>
+    <w:p>
+      <w:pPr>
+        <w:pStyle w:val="SourceCode"/>
+        <w:spacing w:before="0" w:after="0" w:line="200" w:lineRule="auto"/>
+      </w:pPr>
+      <w:r>
         <w:t xml:space="preserve">    wcout &lt;&lt; L"| Літера| Частота  | Еталон   | Гістограма           |\n";</w:t>
       </w:r>
-      <w:r>
-        <w:br/>
-      </w:r>
-      <w:r>
-        <w:rPr>
-          <w:rStyle w:val="VerbatimChar"/>
-        </w:rPr>
+    </w:p>
+    <w:p>
+      <w:pPr>
+        <w:pStyle w:val="SourceCode"/>
+        <w:spacing w:before="0" w:after="0" w:line="200" w:lineRule="auto"/>
+      </w:pPr>
+      <w:r>
         <w:t xml:space="preserve">    wcout &lt;&lt; L"+-------+----------+----------+----------------------+\n";</w:t>
       </w:r>
-      <w:r>
-        <w:br/>
-      </w:r>
-      <w:r>
-        <w:rPr>
-          <w:rStyle w:val="VerbatimChar"/>
-        </w:rPr>
+    </w:p>
+    <w:p>
+      <w:pPr>
+        <w:pStyle w:val="SourceCode"/>
+        <w:spacing w:before="0" w:after="0" w:line="200" w:lineRule="auto"/>
+      </w:pPr>
+      <w:r>
         <w:t xml:space="preserve">    for (int i = 0; i &lt; N; i++) {</w:t>
       </w:r>
-      <w:r>
-        <w:br/>
-      </w:r>
-      <w:r>
-        <w:rPr>
-          <w:rStyle w:val="VerbatimChar"/>
-        </w:rPr>
+    </w:p>
+    <w:p>
+      <w:pPr>
+        <w:pStyle w:val="SourceCode"/>
+        <w:spacing w:before="0" w:after="0" w:line="200" w:lineRule="auto"/>
+      </w:pPr>
+      <w:r>
         <w:t xml:space="preserve">        wcout &lt;&lt; L"| " &lt;&lt; ALPHA_LO[i] &lt;&lt; L"     | "</w:t>
       </w:r>
-      <w:r>
-        <w:br/>
-      </w:r>
-      <w:r>
-        <w:rPr>
-          <w:rStyle w:val="VerbatimChar"/>
-        </w:rPr>
+    </w:p>
+    <w:p>
+      <w:pPr>
+        <w:pStyle w:val="SourceCode"/>
+        <w:spacing w:before="0" w:after="0" w:line="200" w:lineRule="auto"/>
+      </w:pPr>
+      <w:r>
         <w:t xml:space="preserve">              &lt;&lt; fixed &lt;&lt; setprecision(2) &lt;&lt; setw(6) &lt;&lt; f[i] &lt;&lt; L" % | "</w:t>
       </w:r>
-      <w:r>
-        <w:br/>
-      </w:r>
-      <w:r>
-        <w:rPr>
-          <w:rStyle w:val="VerbatimChar"/>
-        </w:rPr>
+    </w:p>
+    <w:p>
+      <w:pPr>
+        <w:pStyle w:val="SourceCode"/>
+        <w:spacing w:before="0" w:after="0" w:line="200" w:lineRule="auto"/>
+      </w:pPr>
+      <w:r>
         <w:t xml:space="preserve">              &lt;&lt; setw(6) &lt;&lt; REF[i] &lt;&lt; L" % | ";</w:t>
       </w:r>
-      <w:r>
-        <w:br/>
-      </w:r>
-      <w:r>
-        <w:rPr>
-          <w:rStyle w:val="VerbatimChar"/>
-        </w:rPr>
+    </w:p>
+    <w:p>
+      <w:pPr>
+        <w:pStyle w:val="SourceCode"/>
+        <w:spacing w:before="0" w:after="0" w:line="200" w:lineRule="auto"/>
+      </w:pPr>
+      <w:r>
         <w:t xml:space="preserve">        int bars = (int)(f[i] * 2 + 0.5);</w:t>
       </w:r>
-      <w:r>
-        <w:br/>
-      </w:r>
-      <w:r>
-        <w:rPr>
-          <w:rStyle w:val="VerbatimChar"/>
-        </w:rPr>
+    </w:p>
+    <w:p>
+      <w:pPr>
+        <w:pStyle w:val="SourceCode"/>
+        <w:spacing w:before="0" w:after="0" w:line="200" w:lineRule="auto"/>
+      </w:pPr>
+      <w:r>
         <w:t xml:space="preserve">        wstring bar(bars &gt; 20 ? 20 : bars, L'#');</w:t>
       </w:r>
-      <w:r>
-        <w:br/>
-      </w:r>
-      <w:r>
-        <w:rPr>
-          <w:rStyle w:val="VerbatimChar"/>
-        </w:rPr>
+    </w:p>
+    <w:p>
+      <w:pPr>
+        <w:pStyle w:val="SourceCode"/>
+        <w:spacing w:before="0" w:after="0" w:line="200" w:lineRule="auto"/>
+      </w:pPr>
+      <w:r>
         <w:t xml:space="preserve">        wcout &lt;&lt; left &lt;&lt; setw(20) &lt;&lt; bar &lt;&lt; right &lt;&lt; L" |\n";</w:t>
       </w:r>
-      <w:r>
-        <w:br/>
-      </w:r>
-      <w:r>
-        <w:rPr>
-          <w:rStyle w:val="VerbatimChar"/>
-        </w:rPr>
+    </w:p>
+    <w:p>
+      <w:pPr>
+        <w:pStyle w:val="SourceCode"/>
+        <w:spacing w:before="0" w:after="0" w:line="200" w:lineRule="auto"/>
+      </w:pPr>
+      <w:r>
         <w:t xml:space="preserve">    }</w:t>
       </w:r>
-      <w:r>
-        <w:br/>
-      </w:r>
-      <w:r>
-        <w:rPr>
-          <w:rStyle w:val="VerbatimChar"/>
-        </w:rPr>
+    </w:p>
+    <w:p>
+      <w:pPr>
+        <w:pStyle w:val="SourceCode"/>
+        <w:spacing w:before="0" w:after="0" w:line="200" w:lineRule="auto"/>
+      </w:pPr>
+      <w:r>
         <w:t xml:space="preserve">    wcout &lt;&lt; L"+-------+----------+----------+----------------------+\n";</w:t>
       </w:r>
-      <w:r>
-        <w:br/>
-      </w:r>
-      <w:r>
-        <w:rPr>
-          <w:rStyle w:val="VerbatimChar"/>
-        </w:rPr>
+    </w:p>
+    <w:p>
+      <w:pPr>
+        <w:pStyle w:val="SourceCode"/>
+        <w:spacing w:before="0" w:after="0" w:line="200" w:lineRule="auto"/>
+      </w:pPr>
+      <w:r>
         <w:t xml:space="preserve">    wcout &lt;&lt; L"Усього літер у тексті: " &lt;&lt; total &lt;&lt; L"\n";</w:t>
       </w:r>
-      <w:r>
-        <w:br/>
-      </w:r>
-      <w:r>
-        <w:rPr>
-          <w:rStyle w:val="VerbatimChar"/>
-        </w:rPr>
+    </w:p>
+    <w:p>
+      <w:pPr>
+        <w:pStyle w:val="SourceCode"/>
+        <w:spacing w:before="0" w:after="0" w:line="200" w:lineRule="auto"/>
+      </w:pPr>
+      <w:r>
         <w:t xml:space="preserve">}</w:t>
       </w:r>
-      <w:r>
-        <w:br/>
-      </w:r>
-      <w:r>
-        <w:br/>
-      </w:r>
-      <w:r>
-        <w:rPr>
-          <w:rStyle w:val="VerbatimChar"/>
-        </w:rPr>
+    </w:p>
+    <w:p>
+      <w:pPr>
+        <w:pStyle w:val="SourceCode"/>
+        <w:spacing w:before="0" w:after="0" w:line="200" w:lineRule="auto"/>
+      </w:pPr>
+    </w:p>
+    <w:p>
+      <w:pPr>
+        <w:pStyle w:val="SourceCode"/>
+        <w:spacing w:before="0" w:after="0" w:line="200" w:lineRule="auto"/>
+      </w:pPr>
+      <w:r>
         <w:t xml:space="preserve">// Злам повним перебором ключів</w:t>
       </w:r>
-      <w:r>
-        <w:br/>
-      </w:r>
-      <w:r>
-        <w:rPr>
-          <w:rStyle w:val="VerbatimChar"/>
-        </w:rPr>
+    </w:p>
+    <w:p>
+      <w:pPr>
+        <w:pStyle w:val="SourceCode"/>
+        <w:spacing w:before="0" w:after="0" w:line="200" w:lineRule="auto"/>
+      </w:pPr>
+      <w:r>
         <w:t xml:space="preserve">void bruteForce(const wstring&amp; text) {</w:t>
       </w:r>
-      <w:r>
-        <w:br/>
-      </w:r>
-      <w:r>
-        <w:rPr>
-          <w:rStyle w:val="VerbatimChar"/>
-        </w:rPr>
+    </w:p>
+    <w:p>
+      <w:pPr>
+        <w:pStyle w:val="SourceCode"/>
+        <w:spacing w:before="0" w:after="0" w:line="200" w:lineRule="auto"/>
+      </w:pPr>
+      <w:r>
         <w:t xml:space="preserve">    wcout &lt;&lt; L"Перебір усіх " &lt;&lt; N - 1 &lt;&lt; L" можливих ключів:\n";</w:t>
       </w:r>
-      <w:r>
-        <w:br/>
-      </w:r>
-      <w:r>
-        <w:rPr>
-          <w:rStyle w:val="VerbatimChar"/>
-        </w:rPr>
+    </w:p>
+    <w:p>
+      <w:pPr>
+        <w:pStyle w:val="SourceCode"/>
+        <w:spacing w:before="0" w:after="0" w:line="200" w:lineRule="auto"/>
+      </w:pPr>
+      <w:r>
         <w:t xml:space="preserve">    for (int k = 1; k &lt; N; k++) {</w:t>
       </w:r>
-      <w:r>
-        <w:br/>
-      </w:r>
-      <w:r>
-        <w:rPr>
-          <w:rStyle w:val="VerbatimChar"/>
-        </w:rPr>
+    </w:p>
+    <w:p>
+      <w:pPr>
+        <w:pStyle w:val="SourceCode"/>
+        <w:spacing w:before="0" w:after="0" w:line="200" w:lineRule="auto"/>
+      </w:pPr>
+      <w:r>
         <w:t xml:space="preserve">        wstring t = decrypt(text, k);</w:t>
       </w:r>
-      <w:r>
-        <w:br/>
-      </w:r>
-      <w:r>
-        <w:rPr>
-          <w:rStyle w:val="VerbatimChar"/>
-        </w:rPr>
+    </w:p>
+    <w:p>
+      <w:pPr>
+        <w:pStyle w:val="SourceCode"/>
+        <w:spacing w:before="0" w:after="0" w:line="200" w:lineRule="auto"/>
+      </w:pPr>
+      <w:r>
         <w:t xml:space="preserve">        if (t.size() &gt; 48) t = t.substr(0, 48) + L"...";</w:t>
       </w:r>
-      <w:r>
-        <w:br/>
-      </w:r>
-      <w:r>
-        <w:rPr>
-          <w:rStyle w:val="VerbatimChar"/>
-        </w:rPr>
+    </w:p>
+    <w:p>
+      <w:pPr>
+        <w:pStyle w:val="SourceCode"/>
+        <w:spacing w:before="0" w:after="0" w:line="200" w:lineRule="auto"/>
+      </w:pPr>
+      <w:r>
         <w:t xml:space="preserve">        wcout &lt;&lt; L"k = " &lt;&lt; setw(2) &lt;&lt; k &lt;&lt; L" : " &lt;&lt; t &lt;&lt; L"\n";</w:t>
       </w:r>
-      <w:r>
-        <w:br/>
-      </w:r>
-      <w:r>
-        <w:rPr>
-          <w:rStyle w:val="VerbatimChar"/>
-        </w:rPr>
+    </w:p>
+    <w:p>
+      <w:pPr>
+        <w:pStyle w:val="SourceCode"/>
+        <w:spacing w:before="0" w:after="0" w:line="200" w:lineRule="auto"/>
+      </w:pPr>
+      <w:r>
         <w:t xml:space="preserve">    }</w:t>
       </w:r>
-      <w:r>
-        <w:br/>
-      </w:r>
-      <w:r>
-        <w:rPr>
-          <w:rStyle w:val="VerbatimChar"/>
-        </w:rPr>
+    </w:p>
+    <w:p>
+      <w:pPr>
+        <w:pStyle w:val="SourceCode"/>
+        <w:spacing w:before="0" w:after="0" w:line="200" w:lineRule="auto"/>
+      </w:pPr>
+      <w:r>
         <w:t xml:space="preserve">}</w:t>
       </w:r>
-      <w:r>
-        <w:br/>
-      </w:r>
-      <w:r>
-        <w:br/>
-      </w:r>
-      <w:r>
-        <w:rPr>
-          <w:rStyle w:val="VerbatimChar"/>
-        </w:rPr>
+    </w:p>
+    <w:p>
+      <w:pPr>
+        <w:pStyle w:val="SourceCode"/>
+        <w:spacing w:before="0" w:after="0" w:line="200" w:lineRule="auto"/>
+      </w:pPr>
+    </w:p>
+    <w:p>
+      <w:pPr>
+        <w:pStyle w:val="SourceCode"/>
+        <w:spacing w:before="0" w:after="0" w:line="200" w:lineRule="auto"/>
+      </w:pPr>
+      <w:r>
         <w:t xml:space="preserve">// Автоматичне визначення ключа за критерієм хі-квадрат</w:t>
       </w:r>
-      <w:r>
-        <w:br/>
-      </w:r>
-      <w:r>
-        <w:rPr>
-          <w:rStyle w:val="VerbatimChar"/>
-        </w:rPr>
+    </w:p>
+    <w:p>
+      <w:pPr>
+        <w:pStyle w:val="SourceCode"/>
+        <w:spacing w:before="0" w:after="0" w:line="200" w:lineRule="auto"/>
+      </w:pPr>
+      <w:r>
         <w:t xml:space="preserve">int findKey(const wstring&amp; text, double&amp; bestChi) {</w:t>
       </w:r>
-      <w:r>
-        <w:br/>
-      </w:r>
-      <w:r>
-        <w:rPr>
-          <w:rStyle w:val="VerbatimChar"/>
-        </w:rPr>
+    </w:p>
+    <w:p>
+      <w:pPr>
+        <w:pStyle w:val="SourceCode"/>
+        <w:spacing w:before="0" w:after="0" w:line="200" w:lineRule="auto"/>
+      </w:pPr>
+      <w:r>
         <w:t xml:space="preserve">    int bestK = 0;</w:t>
       </w:r>
-      <w:r>
-        <w:br/>
-      </w:r>
-      <w:r>
-        <w:rPr>
-          <w:rStyle w:val="VerbatimChar"/>
-        </w:rPr>
+    </w:p>
+    <w:p>
+      <w:pPr>
+        <w:pStyle w:val="SourceCode"/>
+        <w:spacing w:before="0" w:after="0" w:line="200" w:lineRule="auto"/>
+      </w:pPr>
+      <w:r>
         <w:t xml:space="preserve">    bestChi = 1e18;</w:t>
       </w:r>
-      <w:r>
-        <w:br/>
-      </w:r>
-      <w:r>
-        <w:rPr>
-          <w:rStyle w:val="VerbatimChar"/>
-        </w:rPr>
+    </w:p>
+    <w:p>
+      <w:pPr>
+        <w:pStyle w:val="SourceCode"/>
+        <w:spacing w:before="0" w:after="0" w:line="200" w:lineRule="auto"/>
+      </w:pPr>
+      <w:r>
         <w:t xml:space="preserve">    for (int k = 0; k &lt; N; k++) {</w:t>
       </w:r>
-      <w:r>
-        <w:br/>
-      </w:r>
-      <w:r>
-        <w:rPr>
-          <w:rStyle w:val="VerbatimChar"/>
-        </w:rPr>
+    </w:p>
+    <w:p>
+      <w:pPr>
+        <w:pStyle w:val="SourceCode"/>
+        <w:spacing w:before="0" w:after="0" w:line="200" w:lineRule="auto"/>
+      </w:pPr>
+      <w:r>
         <w:t xml:space="preserve">        long total = 0;</w:t>
       </w:r>
-      <w:r>
-        <w:br/>
-      </w:r>
-      <w:r>
-        <w:rPr>
-          <w:rStyle w:val="VerbatimChar"/>
-        </w:rPr>
+    </w:p>
+    <w:p>
+      <w:pPr>
+        <w:pStyle w:val="SourceCode"/>
+        <w:spacing w:before="0" w:after="0" w:line="200" w:lineRule="auto"/>
+      </w:pPr>
+      <w:r>
         <w:t xml:space="preserve">        vector&lt;double&gt; f = frequencies(decrypt(text, k), total);</w:t>
       </w:r>
-      <w:r>
-        <w:br/>
-      </w:r>
-      <w:r>
-        <w:rPr>
-          <w:rStyle w:val="VerbatimChar"/>
-        </w:rPr>
+    </w:p>
+    <w:p>
+      <w:pPr>
+        <w:pStyle w:val="SourceCode"/>
+        <w:spacing w:before="0" w:after="0" w:line="200" w:lineRule="auto"/>
+      </w:pPr>
+      <w:r>
         <w:t xml:space="preserve">        if (total == 0) return 0;</w:t>
       </w:r>
-      <w:r>
-        <w:br/>
-      </w:r>
-      <w:r>
-        <w:rPr>
-          <w:rStyle w:val="VerbatimChar"/>
-        </w:rPr>
+    </w:p>
+    <w:p>
+      <w:pPr>
+        <w:pStyle w:val="SourceCode"/>
+        <w:spacing w:before="0" w:after="0" w:line="200" w:lineRule="auto"/>
+      </w:pPr>
+      <w:r>
         <w:t xml:space="preserve">        double chi = 0.0;</w:t>
       </w:r>
-      <w:r>
-        <w:br/>
-      </w:r>
-      <w:r>
-        <w:rPr>
-          <w:rStyle w:val="VerbatimChar"/>
-        </w:rPr>
+    </w:p>
+    <w:p>
+      <w:pPr>
+        <w:pStyle w:val="SourceCode"/>
+        <w:spacing w:before="0" w:after="0" w:line="200" w:lineRule="auto"/>
+      </w:pPr>
+      <w:r>
         <w:t xml:space="preserve">        for (int i = 0; i &lt; N; i++) {</w:t>
       </w:r>
-      <w:r>
-        <w:br/>
-      </w:r>
-      <w:r>
-        <w:rPr>
-          <w:rStyle w:val="VerbatimChar"/>
-        </w:rPr>
+    </w:p>
+    <w:p>
+      <w:pPr>
+        <w:pStyle w:val="SourceCode"/>
+        <w:spacing w:before="0" w:after="0" w:line="200" w:lineRule="auto"/>
+      </w:pPr>
+      <w:r>
         <w:t xml:space="preserve">            double obs = f[i] * total / 100.0;</w:t>
       </w:r>
-      <w:r>
-        <w:br/>
-      </w:r>
-      <w:r>
-        <w:rPr>
-          <w:rStyle w:val="VerbatimChar"/>
-        </w:rPr>
+    </w:p>
+    <w:p>
+      <w:pPr>
+        <w:pStyle w:val="SourceCode"/>
+        <w:spacing w:before="0" w:after="0" w:line="200" w:lineRule="auto"/>
+      </w:pPr>
+      <w:r>
         <w:t xml:space="preserve">            double exp = REF[i] * total / 100.0;</w:t>
       </w:r>
-      <w:r>
-        <w:br/>
-      </w:r>
-      <w:r>
-        <w:rPr>
-          <w:rStyle w:val="VerbatimChar"/>
-        </w:rPr>
+    </w:p>
+    <w:p>
+      <w:pPr>
+        <w:pStyle w:val="SourceCode"/>
+        <w:spacing w:before="0" w:after="0" w:line="200" w:lineRule="auto"/>
+      </w:pPr>
+      <w:r>
         <w:t xml:space="preserve">            if (exp &lt; 0.5) exp = 0.5;</w:t>
       </w:r>
-      <w:r>
-        <w:br/>
-      </w:r>
-      <w:r>
-        <w:rPr>
-          <w:rStyle w:val="VerbatimChar"/>
-        </w:rPr>
+    </w:p>
+    <w:p>
+      <w:pPr>
+        <w:pStyle w:val="SourceCode"/>
+        <w:spacing w:before="0" w:after="0" w:line="200" w:lineRule="auto"/>
+      </w:pPr>
+      <w:r>
         <w:t xml:space="preserve">            chi += (obs - exp) * (obs - exp) / exp;</w:t>
       </w:r>
-      <w:r>
-        <w:br/>
-      </w:r>
-      <w:r>
-        <w:rPr>
-          <w:rStyle w:val="VerbatimChar"/>
-        </w:rPr>
+    </w:p>
+    <w:p>
+      <w:pPr>
+        <w:pStyle w:val="SourceCode"/>
+        <w:spacing w:before="0" w:after="0" w:line="200" w:lineRule="auto"/>
+      </w:pPr>
+      <w:r>
         <w:t xml:space="preserve">        }</w:t>
       </w:r>
-      <w:r>
-        <w:br/>
-      </w:r>
-      <w:r>
-        <w:rPr>
-          <w:rStyle w:val="VerbatimChar"/>
-        </w:rPr>
+    </w:p>
+    <w:p>
+      <w:pPr>
+        <w:pStyle w:val="SourceCode"/>
+        <w:spacing w:before="0" w:after="0" w:line="200" w:lineRule="auto"/>
+      </w:pPr>
+      <w:r>
         <w:t xml:space="preserve">        if (chi &lt; bestChi) { bestChi = chi; bestK = k; }</w:t>
       </w:r>
-      <w:r>
-        <w:br/>
-      </w:r>
-      <w:r>
-        <w:rPr>
-          <w:rStyle w:val="VerbatimChar"/>
-        </w:rPr>
+    </w:p>
+    <w:p>
+      <w:pPr>
+        <w:pStyle w:val="SourceCode"/>
+        <w:spacing w:before="0" w:after="0" w:line="200" w:lineRule="auto"/>
+      </w:pPr>
+      <w:r>
         <w:t xml:space="preserve">    }</w:t>
       </w:r>
-      <w:r>
-        <w:br/>
-      </w:r>
-      <w:r>
-        <w:rPr>
-          <w:rStyle w:val="VerbatimChar"/>
-        </w:rPr>
+    </w:p>
+    <w:p>
+      <w:pPr>
+        <w:pStyle w:val="SourceCode"/>
+        <w:spacing w:before="0" w:after="0" w:line="200" w:lineRule="auto"/>
+      </w:pPr>
+      <w:r>
         <w:t xml:space="preserve">    return bestK;</w:t>
       </w:r>
-      <w:r>
-        <w:br/>
-      </w:r>
-      <w:r>
-        <w:rPr>
-          <w:rStyle w:val="VerbatimChar"/>
-        </w:rPr>
+    </w:p>
+    <w:p>
+      <w:pPr>
+        <w:pStyle w:val="SourceCode"/>
+        <w:spacing w:before="0" w:after="0" w:line="200" w:lineRule="auto"/>
+      </w:pPr>
+      <w:r>
         <w:t xml:space="preserve">}</w:t>
       </w:r>
-      <w:r>
-        <w:br/>
-      </w:r>
-      <w:r>
-        <w:br/>
-      </w:r>
-      <w:r>
-        <w:rPr>
-          <w:rStyle w:val="VerbatimChar"/>
-        </w:rPr>
+    </w:p>
+    <w:p>
+      <w:pPr>
+        <w:pStyle w:val="SourceCode"/>
+        <w:spacing w:before="0" w:after="0" w:line="200" w:lineRule="auto"/>
+      </w:pPr>
+    </w:p>
+    <w:p>
+      <w:pPr>
+        <w:pStyle w:val="SourceCode"/>
+        <w:spacing w:before="0" w:after="0" w:line="200" w:lineRule="auto"/>
+      </w:pPr>
+      <w:r>
         <w:t xml:space="preserve">// Меню користувача</w:t>
       </w:r>
-      <w:r>
-        <w:br/>
-      </w:r>
-      <w:r>
-        <w:rPr>
-          <w:rStyle w:val="VerbatimChar"/>
-        </w:rPr>
+    </w:p>
+    <w:p>
+      <w:pPr>
+        <w:pStyle w:val="SourceCode"/>
+        <w:spacing w:before="0" w:after="0" w:line="200" w:lineRule="auto"/>
+      </w:pPr>
+      <w:r>
         <w:t xml:space="preserve">void menu() {</w:t>
       </w:r>
-      <w:r>
-        <w:br/>
-      </w:r>
-      <w:r>
-        <w:rPr>
-          <w:rStyle w:val="VerbatimChar"/>
-        </w:rPr>
+    </w:p>
+    <w:p>
+      <w:pPr>
+        <w:pStyle w:val="SourceCode"/>
+        <w:spacing w:before="0" w:after="0" w:line="200" w:lineRule="auto"/>
+      </w:pPr>
+      <w:r>
         <w:t xml:space="preserve">    wcout &lt;&lt; L"\n=============== МЕНЮ ===============\n"</w:t>
       </w:r>
-      <w:r>
-        <w:br/>
-      </w:r>
-      <w:r>
-        <w:rPr>
-          <w:rStyle w:val="VerbatimChar"/>
-        </w:rPr>
+    </w:p>
+    <w:p>
+      <w:pPr>
+        <w:pStyle w:val="SourceCode"/>
+        <w:spacing w:before="0" w:after="0" w:line="200" w:lineRule="auto"/>
+      </w:pPr>
+      <w:r>
         <w:t xml:space="preserve">          &lt;&lt; L" 1 - завантажити текст із файлу\n"</w:t>
       </w:r>
-      <w:r>
-        <w:br/>
-      </w:r>
-      <w:r>
-        <w:rPr>
-          <w:rStyle w:val="VerbatimChar"/>
-        </w:rPr>
+    </w:p>
+    <w:p>
+      <w:pPr>
+        <w:pStyle w:val="SourceCode"/>
+        <w:spacing w:before="0" w:after="0" w:line="200" w:lineRule="auto"/>
+      </w:pPr>
+      <w:r>
         <w:t xml:space="preserve">          &lt;&lt; L" 2 - показати поточний текст\n"</w:t>
       </w:r>
-      <w:r>
-        <w:br/>
-      </w:r>
-      <w:r>
-        <w:rPr>
-          <w:rStyle w:val="VerbatimChar"/>
-        </w:rPr>
+    </w:p>
+    <w:p>
+      <w:pPr>
+        <w:pStyle w:val="SourceCode"/>
+        <w:spacing w:before="0" w:after="0" w:line="200" w:lineRule="auto"/>
+      </w:pPr>
+      <w:r>
         <w:t xml:space="preserve">          &lt;&lt; L" 3 - зашифрувати шифром Цезаря\n"</w:t>
       </w:r>
-      <w:r>
-        <w:br/>
-      </w:r>
-      <w:r>
-        <w:rPr>
-          <w:rStyle w:val="VerbatimChar"/>
-        </w:rPr>
+    </w:p>
+    <w:p>
+      <w:pPr>
+        <w:pStyle w:val="SourceCode"/>
+        <w:spacing w:before="0" w:after="0" w:line="200" w:lineRule="auto"/>
+      </w:pPr>
+      <w:r>
         <w:t xml:space="preserve">          &lt;&lt; L" 4 - розшифрувати за відомим ключем\n"</w:t>
       </w:r>
-      <w:r>
-        <w:br/>
-      </w:r>
-      <w:r>
-        <w:rPr>
-          <w:rStyle w:val="VerbatimChar"/>
-        </w:rPr>
+    </w:p>
+    <w:p>
+      <w:pPr>
+        <w:pStyle w:val="SourceCode"/>
+        <w:spacing w:before="0" w:after="0" w:line="200" w:lineRule="auto"/>
+      </w:pPr>
+      <w:r>
         <w:t xml:space="preserve">          &lt;&lt; L" 5 - частотний аналіз тексту\n"</w:t>
       </w:r>
-      <w:r>
-        <w:br/>
-      </w:r>
-      <w:r>
-        <w:rPr>
-          <w:rStyle w:val="VerbatimChar"/>
-        </w:rPr>
+    </w:p>
+    <w:p>
+      <w:pPr>
+        <w:pStyle w:val="SourceCode"/>
+        <w:spacing w:before="0" w:after="0" w:line="200" w:lineRule="auto"/>
+      </w:pPr>
+      <w:r>
         <w:t xml:space="preserve">          &lt;&lt; L" 6 - злам повним перебором ключів\n"</w:t>
       </w:r>
-      <w:r>
-        <w:br/>
-      </w:r>
-      <w:r>
-        <w:rPr>
-          <w:rStyle w:val="VerbatimChar"/>
-        </w:rPr>
+    </w:p>
+    <w:p>
+      <w:pPr>
+        <w:pStyle w:val="SourceCode"/>
+        <w:spacing w:before="0" w:after="0" w:line="200" w:lineRule="auto"/>
+      </w:pPr>
+      <w:r>
         <w:t xml:space="preserve">          &lt;&lt; L" 7 - автоматичне визначення ключа\n"</w:t>
       </w:r>
-      <w:r>
-        <w:br/>
-      </w:r>
-      <w:r>
-        <w:rPr>
-          <w:rStyle w:val="VerbatimChar"/>
-        </w:rPr>
+    </w:p>
+    <w:p>
+      <w:pPr>
+        <w:pStyle w:val="SourceCode"/>
+        <w:spacing w:before="0" w:after="0" w:line="200" w:lineRule="auto"/>
+      </w:pPr>
+      <w:r>
         <w:t xml:space="preserve">          &lt;&lt; L" 8 - зберегти текст у файл\n"</w:t>
       </w:r>
-      <w:r>
-        <w:br/>
-      </w:r>
-      <w:r>
-        <w:rPr>
-          <w:rStyle w:val="VerbatimChar"/>
-        </w:rPr>
+    </w:p>
+    <w:p>
+      <w:pPr>
+        <w:pStyle w:val="SourceCode"/>
+        <w:spacing w:before="0" w:after="0" w:line="200" w:lineRule="auto"/>
+      </w:pPr>
+      <w:r>
         <w:t xml:space="preserve">          &lt;&lt; L" 0 - вихід\n"</w:t>
       </w:r>
-      <w:r>
-        <w:br/>
-      </w:r>
-      <w:r>
-        <w:rPr>
-          <w:rStyle w:val="VerbatimChar"/>
-        </w:rPr>
+    </w:p>
+    <w:p>
+      <w:pPr>
+        <w:pStyle w:val="SourceCode"/>
+        <w:spacing w:before="0" w:after="0" w:line="200" w:lineRule="auto"/>
+      </w:pPr>
+      <w:r>
         <w:t xml:space="preserve">          &lt;&lt; L"====================================\n"</w:t>
       </w:r>
-      <w:r>
-        <w:br/>
-      </w:r>
-      <w:r>
-        <w:rPr>
-          <w:rStyle w:val="VerbatimChar"/>
-        </w:rPr>
+    </w:p>
+    <w:p>
+      <w:pPr>
+        <w:pStyle w:val="SourceCode"/>
+        <w:spacing w:before="0" w:after="0" w:line="200" w:lineRule="auto"/>
+      </w:pPr>
+      <w:r>
         <w:t xml:space="preserve">          &lt;&lt; L"Ваш вибір: ";</w:t>
       </w:r>
-      <w:r>
-        <w:br/>
-      </w:r>
-      <w:r>
-        <w:rPr>
-          <w:rStyle w:val="VerbatimChar"/>
-        </w:rPr>
+    </w:p>
+    <w:p>
+      <w:pPr>
+        <w:pStyle w:val="SourceCode"/>
+        <w:spacing w:before="0" w:after="0" w:line="200" w:lineRule="auto"/>
+      </w:pPr>
+      <w:r>
         <w:t xml:space="preserve">}</w:t>
       </w:r>
-      <w:r>
-        <w:br/>
-      </w:r>
-      <w:r>
-        <w:br/>
-      </w:r>
-      <w:r>
-        <w:rPr>
-          <w:rStyle w:val="VerbatimChar"/>
-        </w:rPr>
+    </w:p>
+    <w:p>
+      <w:pPr>
+        <w:pStyle w:val="SourceCode"/>
+        <w:spacing w:before="0" w:after="0" w:line="200" w:lineRule="auto"/>
+      </w:pPr>
+    </w:p>
+    <w:p>
+      <w:pPr>
+        <w:pStyle w:val="SourceCode"/>
+        <w:spacing w:before="0" w:after="0" w:line="200" w:lineRule="auto"/>
+      </w:pPr>
+      <w:r>
         <w:t xml:space="preserve">int main() {</w:t>
       </w:r>
-      <w:r>
-        <w:br/>
-      </w:r>
-      <w:r>
-        <w:rPr>
-          <w:rStyle w:val="VerbatimChar"/>
-        </w:rPr>
+    </w:p>
+    <w:p>
+      <w:pPr>
+        <w:pStyle w:val="SourceCode"/>
+        <w:spacing w:before="0" w:after="0" w:line="200" w:lineRule="auto"/>
+      </w:pPr>
+      <w:r>
         <w:t xml:space="preserve">#ifdef _WIN32</w:t>
       </w:r>
-      <w:r>
-        <w:br/>
-      </w:r>
-      <w:r>
-        <w:rPr>
-          <w:rStyle w:val="VerbatimChar"/>
-        </w:rPr>
+    </w:p>
+    <w:p>
+      <w:pPr>
+        <w:pStyle w:val="SourceCode"/>
+        <w:spacing w:before="0" w:after="0" w:line="200" w:lineRule="auto"/>
+      </w:pPr>
+      <w:r>
         <w:t xml:space="preserve">    _setmode(_fileno(stdout), _O_U16TEXT);</w:t>
       </w:r>
-      <w:r>
-        <w:br/>
-      </w:r>
-      <w:r>
-        <w:rPr>
-          <w:rStyle w:val="VerbatimChar"/>
-        </w:rPr>
+    </w:p>
+    <w:p>
+      <w:pPr>
+        <w:pStyle w:val="SourceCode"/>
+        <w:spacing w:before="0" w:after="0" w:line="200" w:lineRule="auto"/>
+      </w:pPr>
+      <w:r>
         <w:t xml:space="preserve">    _setmode(_fileno(stdin), _O_U16TEXT);</w:t>
       </w:r>
-      <w:r>
-        <w:br/>
-      </w:r>
-      <w:r>
-        <w:rPr>
-          <w:rStyle w:val="VerbatimChar"/>
-        </w:rPr>
+    </w:p>
+    <w:p>
+      <w:pPr>
+        <w:pStyle w:val="SourceCode"/>
+        <w:spacing w:before="0" w:after="0" w:line="200" w:lineRule="auto"/>
+      </w:pPr>
+      <w:r>
         <w:t xml:space="preserve">#else</w:t>
       </w:r>
-      <w:r>
-        <w:br/>
-      </w:r>
-      <w:r>
-        <w:rPr>
-          <w:rStyle w:val="VerbatimChar"/>
-        </w:rPr>
+    </w:p>
+    <w:p>
+      <w:pPr>
+        <w:pStyle w:val="SourceCode"/>
+        <w:spacing w:before="0" w:after="0" w:line="200" w:lineRule="auto"/>
+      </w:pPr>
+      <w:r>
         <w:t xml:space="preserve">    locale::global(locale(""));</w:t>
       </w:r>
-      <w:r>
-        <w:br/>
-      </w:r>
-      <w:r>
-        <w:rPr>
-          <w:rStyle w:val="VerbatimChar"/>
-        </w:rPr>
+    </w:p>
+    <w:p>
+      <w:pPr>
+        <w:pStyle w:val="SourceCode"/>
+        <w:spacing w:before="0" w:after="0" w:line="200" w:lineRule="auto"/>
+      </w:pPr>
+      <w:r>
         <w:t xml:space="preserve">    wcout.imbue(locale());</w:t>
       </w:r>
-      <w:r>
-        <w:br/>
-      </w:r>
-      <w:r>
-        <w:rPr>
-          <w:rStyle w:val="VerbatimChar"/>
-        </w:rPr>
+    </w:p>
+    <w:p>
+      <w:pPr>
+        <w:pStyle w:val="SourceCode"/>
+        <w:spacing w:before="0" w:after="0" w:line="200" w:lineRule="auto"/>
+      </w:pPr>
+      <w:r>
         <w:t xml:space="preserve">#endif</w:t>
       </w:r>
-      <w:r>
-        <w:br/>
-      </w:r>
-      <w:r>
-        <w:br/>
-      </w:r>
-      <w:r>
-        <w:rPr>
-          <w:rStyle w:val="VerbatimChar"/>
-        </w:rPr>
+    </w:p>
+    <w:p>
+      <w:pPr>
+        <w:pStyle w:val="SourceCode"/>
+        <w:spacing w:before="0" w:after="0" w:line="200" w:lineRule="auto"/>
+      </w:pPr>
+    </w:p>
+    <w:p>
+      <w:pPr>
+        <w:pStyle w:val="SourceCode"/>
+        <w:spacing w:before="0" w:after="0" w:line="200" w:lineRule="auto"/>
+      </w:pPr>
+      <w:r>
         <w:t xml:space="preserve">    wstring text = L"";</w:t>
       </w:r>
-      <w:r>
-        <w:br/>
-      </w:r>
-      <w:r>
-        <w:rPr>
-          <w:rStyle w:val="VerbatimChar"/>
-        </w:rPr>
+    </w:p>
+    <w:p>
+      <w:pPr>
+        <w:pStyle w:val="SourceCode"/>
+        <w:spacing w:before="0" w:after="0" w:line="200" w:lineRule="auto"/>
+      </w:pPr>
+      <w:r>
         <w:t xml:space="preserve">    int item = -1, k = 0;</w:t>
       </w:r>
-      <w:r>
-        <w:br/>
-      </w:r>
-      <w:r>
-        <w:rPr>
-          <w:rStyle w:val="VerbatimChar"/>
-        </w:rPr>
+    </w:p>
+    <w:p>
+      <w:pPr>
+        <w:pStyle w:val="SourceCode"/>
+        <w:spacing w:before="0" w:after="0" w:line="200" w:lineRule="auto"/>
+      </w:pPr>
+      <w:r>
         <w:t xml:space="preserve">    long total = 0;</w:t>
       </w:r>
-      <w:r>
-        <w:br/>
-      </w:r>
-      <w:r>
-        <w:br/>
-      </w:r>
-      <w:r>
-        <w:rPr>
-          <w:rStyle w:val="VerbatimChar"/>
-        </w:rPr>
+    </w:p>
+    <w:p>
+      <w:pPr>
+        <w:pStyle w:val="SourceCode"/>
+        <w:spacing w:before="0" w:after="0" w:line="200" w:lineRule="auto"/>
+      </w:pPr>
+    </w:p>
+    <w:p>
+      <w:pPr>
+        <w:pStyle w:val="SourceCode"/>
+        <w:spacing w:before="0" w:after="0" w:line="200" w:lineRule="auto"/>
+      </w:pPr>
+      <w:r>
         <w:t xml:space="preserve">    while (item != 0) {</w:t>
       </w:r>
-      <w:r>
-        <w:br/>
-      </w:r>
-      <w:r>
-        <w:rPr>
-          <w:rStyle w:val="VerbatimChar"/>
-        </w:rPr>
+    </w:p>
+    <w:p>
+      <w:pPr>
+        <w:pStyle w:val="SourceCode"/>
+        <w:spacing w:before="0" w:after="0" w:line="200" w:lineRule="auto"/>
+      </w:pPr>
+      <w:r>
         <w:t xml:space="preserve">        menu();</w:t>
       </w:r>
-      <w:r>
-        <w:br/>
-      </w:r>
-      <w:r>
-        <w:rPr>
-          <w:rStyle w:val="VerbatimChar"/>
-        </w:rPr>
+    </w:p>
+    <w:p>
+      <w:pPr>
+        <w:pStyle w:val="SourceCode"/>
+        <w:spacing w:before="0" w:after="0" w:line="200" w:lineRule="auto"/>
+      </w:pPr>
+      <w:r>
         <w:t xml:space="preserve">        if (!(wcin &gt;&gt; item)) {</w:t>
       </w:r>
-      <w:r>
-        <w:br/>
-      </w:r>
-      <w:r>
-        <w:rPr>
-          <w:rStyle w:val="VerbatimChar"/>
-        </w:rPr>
+    </w:p>
+    <w:p>
+      <w:pPr>
+        <w:pStyle w:val="SourceCode"/>
+        <w:spacing w:before="0" w:after="0" w:line="200" w:lineRule="auto"/>
+      </w:pPr>
+      <w:r>
         <w:t xml:space="preserve">            // Кінець введення (Ctrl+D, Ctrl+Z або перенаправлений файл) —</w:t>
       </w:r>
-      <w:r>
-        <w:br/>
-      </w:r>
-      <w:r>
-        <w:rPr>
-          <w:rStyle w:val="VerbatimChar"/>
-        </w:rPr>
+    </w:p>
+    <w:p>
+      <w:pPr>
+        <w:pStyle w:val="SourceCode"/>
+        <w:spacing w:before="0" w:after="0" w:line="200" w:lineRule="auto"/>
+      </w:pPr>
+      <w:r>
         <w:t xml:space="preserve">            // виходимо, інакше цикл крутився б нескінченно</w:t>
       </w:r>
-      <w:r>
-        <w:br/>
-      </w:r>
-      <w:r>
-        <w:rPr>
-          <w:rStyle w:val="VerbatimChar"/>
-        </w:rPr>
+    </w:p>
+    <w:p>
+      <w:pPr>
+        <w:pStyle w:val="SourceCode"/>
+        <w:spacing w:before="0" w:after="0" w:line="200" w:lineRule="auto"/>
+      </w:pPr>
+      <w:r>
         <w:t xml:space="preserve">            if (wcin.eof()) break;</w:t>
       </w:r>
-      <w:r>
-        <w:br/>
-      </w:r>
-      <w:r>
-        <w:rPr>
-          <w:rStyle w:val="VerbatimChar"/>
-        </w:rPr>
+    </w:p>
+    <w:p>
+      <w:pPr>
+        <w:pStyle w:val="SourceCode"/>
+        <w:spacing w:before="0" w:after="0" w:line="200" w:lineRule="auto"/>
+      </w:pPr>
+      <w:r>
         <w:t xml:space="preserve">            wcin.clear();</w:t>
       </w:r>
-      <w:r>
-        <w:br/>
-      </w:r>
-      <w:r>
-        <w:rPr>
-          <w:rStyle w:val="VerbatimChar"/>
-        </w:rPr>
+    </w:p>
+    <w:p>
+      <w:pPr>
+        <w:pStyle w:val="SourceCode"/>
+        <w:spacing w:before="0" w:after="0" w:line="200" w:lineRule="auto"/>
+      </w:pPr>
+      <w:r>
         <w:t xml:space="preserve">            wcin.ignore(1000, L'\n');</w:t>
       </w:r>
-      <w:r>
-        <w:br/>
-      </w:r>
-      <w:r>
-        <w:rPr>
-          <w:rStyle w:val="VerbatimChar"/>
-        </w:rPr>
+    </w:p>
+    <w:p>
+      <w:pPr>
+        <w:pStyle w:val="SourceCode"/>
+        <w:spacing w:before="0" w:after="0" w:line="200" w:lineRule="auto"/>
+      </w:pPr>
+      <w:r>
         <w:t xml:space="preserve">            item = -1;</w:t>
       </w:r>
-      <w:r>
-        <w:br/>
-      </w:r>
-      <w:r>
-        <w:rPr>
-          <w:rStyle w:val="VerbatimChar"/>
-        </w:rPr>
+    </w:p>
+    <w:p>
+      <w:pPr>
+        <w:pStyle w:val="SourceCode"/>
+        <w:spacing w:before="0" w:after="0" w:line="200" w:lineRule="auto"/>
+      </w:pPr>
+      <w:r>
         <w:t xml:space="preserve">        }</w:t>
       </w:r>
-      <w:r>
-        <w:br/>
-      </w:r>
-      <w:r>
-        <w:rPr>
-          <w:rStyle w:val="VerbatimChar"/>
-        </w:rPr>
+    </w:p>
+    <w:p>
+      <w:pPr>
+        <w:pStyle w:val="SourceCode"/>
+        <w:spacing w:before="0" w:after="0" w:line="200" w:lineRule="auto"/>
+      </w:pPr>
+      <w:r>
         <w:t xml:space="preserve">        switch (item) {</w:t>
       </w:r>
-      <w:r>
-        <w:br/>
-      </w:r>
-      <w:r>
-        <w:rPr>
-          <w:rStyle w:val="VerbatimChar"/>
-        </w:rPr>
+    </w:p>
+    <w:p>
+      <w:pPr>
+        <w:pStyle w:val="SourceCode"/>
+        <w:spacing w:before="0" w:after="0" w:line="200" w:lineRule="auto"/>
+      </w:pPr>
+      <w:r>
         <w:t xml:space="preserve">            case 1:</w:t>
       </w:r>
-      <w:r>
-        <w:br/>
-      </w:r>
-      <w:r>
-        <w:rPr>
-          <w:rStyle w:val="VerbatimChar"/>
-        </w:rPr>
+    </w:p>
+    <w:p>
+      <w:pPr>
+        <w:pStyle w:val="SourceCode"/>
+        <w:spacing w:before="0" w:after="0" w:line="200" w:lineRule="auto"/>
+      </w:pPr>
+      <w:r>
         <w:t xml:space="preserve">                text = readFile("plain.txt");</w:t>
       </w:r>
-      <w:r>
-        <w:br/>
-      </w:r>
-      <w:r>
-        <w:rPr>
-          <w:rStyle w:val="VerbatimChar"/>
-        </w:rPr>
+    </w:p>
+    <w:p>
+      <w:pPr>
+        <w:pStyle w:val="SourceCode"/>
+        <w:spacing w:before="0" w:after="0" w:line="200" w:lineRule="auto"/>
+      </w:pPr>
+      <w:r>
         <w:t xml:space="preserve">                if (!text.empty())</w:t>
       </w:r>
-      <w:r>
-        <w:br/>
-      </w:r>
-      <w:r>
-        <w:rPr>
-          <w:rStyle w:val="VerbatimChar"/>
-        </w:rPr>
+    </w:p>
+    <w:p>
+      <w:pPr>
+        <w:pStyle w:val="SourceCode"/>
+        <w:spacing w:before="0" w:after="0" w:line="200" w:lineRule="auto"/>
+      </w:pPr>
+      <w:r>
         <w:t xml:space="preserve">                    wcout &lt;&lt; L"Текст завантажено, символів: "</w:t>
       </w:r>
-      <w:r>
-        <w:br/>
-      </w:r>
-      <w:r>
-        <w:rPr>
-          <w:rStyle w:val="VerbatimChar"/>
-        </w:rPr>
+    </w:p>
+    <w:p>
+      <w:pPr>
+        <w:pStyle w:val="SourceCode"/>
+        <w:spacing w:before="0" w:after="0" w:line="200" w:lineRule="auto"/>
+      </w:pPr>
+      <w:r>
         <w:t xml:space="preserve">                          &lt;&lt; text.size() &lt;&lt; L"\n";</w:t>
       </w:r>
-      <w:r>
-        <w:br/>
-      </w:r>
-      <w:r>
-        <w:rPr>
-          <w:rStyle w:val="VerbatimChar"/>
-        </w:rPr>
+    </w:p>
+    <w:p>
+      <w:pPr>
+        <w:pStyle w:val="SourceCode"/>
+        <w:spacing w:before="0" w:after="0" w:line="200" w:lineRule="auto"/>
+      </w:pPr>
+      <w:r>
         <w:t xml:space="preserve">                break;</w:t>
       </w:r>
-      <w:r>
-        <w:br/>
-      </w:r>
-      <w:r>
-        <w:rPr>
-          <w:rStyle w:val="VerbatimChar"/>
-        </w:rPr>
+    </w:p>
+    <w:p>
+      <w:pPr>
+        <w:pStyle w:val="SourceCode"/>
+        <w:spacing w:before="0" w:after="0" w:line="200" w:lineRule="auto"/>
+      </w:pPr>
+      <w:r>
         <w:t xml:space="preserve">            case 2:</w:t>
       </w:r>
-      <w:r>
-        <w:br/>
-      </w:r>
-      <w:r>
-        <w:rPr>
-          <w:rStyle w:val="VerbatimChar"/>
-        </w:rPr>
+    </w:p>
+    <w:p>
+      <w:pPr>
+        <w:pStyle w:val="SourceCode"/>
+        <w:spacing w:before="0" w:after="0" w:line="200" w:lineRule="auto"/>
+      </w:pPr>
+      <w:r>
         <w:t xml:space="preserve">                wcout &lt;&lt; L"--- Поточний текст ---\n" &lt;&lt; text &lt;&lt; L"\n";</w:t>
       </w:r>
-      <w:r>
-        <w:br/>
-      </w:r>
-      <w:r>
-        <w:rPr>
-          <w:rStyle w:val="VerbatimChar"/>
-        </w:rPr>
+    </w:p>
+    <w:p>
+      <w:pPr>
+        <w:pStyle w:val="SourceCode"/>
+        <w:spacing w:before="0" w:after="0" w:line="200" w:lineRule="auto"/>
+      </w:pPr>
+      <w:r>
         <w:t xml:space="preserve">                break;</w:t>
       </w:r>
-      <w:r>
-        <w:br/>
-      </w:r>
-      <w:r>
-        <w:rPr>
-          <w:rStyle w:val="VerbatimChar"/>
-        </w:rPr>
+    </w:p>
+    <w:p>
+      <w:pPr>
+        <w:pStyle w:val="SourceCode"/>
+        <w:spacing w:before="0" w:after="0" w:line="200" w:lineRule="auto"/>
+      </w:pPr>
+      <w:r>
         <w:t xml:space="preserve">            case 3:</w:t>
       </w:r>
-      <w:r>
-        <w:br/>
-      </w:r>
-      <w:r>
-        <w:rPr>
-          <w:rStyle w:val="VerbatimChar"/>
-        </w:rPr>
+    </w:p>
+    <w:p>
+      <w:pPr>
+        <w:pStyle w:val="SourceCode"/>
+        <w:spacing w:before="0" w:after="0" w:line="200" w:lineRule="auto"/>
+      </w:pPr>
+      <w:r>
         <w:t xml:space="preserve">                wcout &lt;&lt; L"Введіть ключ (1.." &lt;&lt; N - 1 &lt;&lt; L"): ";</w:t>
       </w:r>
-      <w:r>
-        <w:br/>
-      </w:r>
-      <w:r>
-        <w:rPr>
-          <w:rStyle w:val="VerbatimChar"/>
-        </w:rPr>
+    </w:p>
+    <w:p>
+      <w:pPr>
+        <w:pStyle w:val="SourceCode"/>
+        <w:spacing w:before="0" w:after="0" w:line="200" w:lineRule="auto"/>
+      </w:pPr>
+      <w:r>
         <w:t xml:space="preserve">                wcin &gt;&gt; k;</w:t>
       </w:r>
-      <w:r>
-        <w:br/>
-      </w:r>
-      <w:r>
-        <w:rPr>
-          <w:rStyle w:val="VerbatimChar"/>
-        </w:rPr>
+    </w:p>
+    <w:p>
+      <w:pPr>
+        <w:pStyle w:val="SourceCode"/>
+        <w:spacing w:before="0" w:after="0" w:line="200" w:lineRule="auto"/>
+      </w:pPr>
+      <w:r>
         <w:t xml:space="preserve">                if (k &lt; 1 || k &gt; N - 1) {</w:t>
       </w:r>
-      <w:r>
-        <w:br/>
-      </w:r>
-      <w:r>
-        <w:rPr>
-          <w:rStyle w:val="VerbatimChar"/>
-        </w:rPr>
+    </w:p>
+    <w:p>
+      <w:pPr>
+        <w:pStyle w:val="SourceCode"/>
+        <w:spacing w:before="0" w:after="0" w:line="200" w:lineRule="auto"/>
+      </w:pPr>
+      <w:r>
         <w:t xml:space="preserve">                    wcout &lt;&lt; L"Некоректний ключ!\n";</w:t>
       </w:r>
-      <w:r>
-        <w:br/>
-      </w:r>
-      <w:r>
-        <w:rPr>
-          <w:rStyle w:val="VerbatimChar"/>
-        </w:rPr>
+    </w:p>
+    <w:p>
+      <w:pPr>
+        <w:pStyle w:val="SourceCode"/>
+        <w:spacing w:before="0" w:after="0" w:line="200" w:lineRule="auto"/>
+      </w:pPr>
+      <w:r>
         <w:t xml:space="preserve">                    break;</w:t>
       </w:r>
-      <w:r>
-        <w:br/>
-      </w:r>
-      <w:r>
-        <w:rPr>
-          <w:rStyle w:val="VerbatimChar"/>
-        </w:rPr>
+    </w:p>
+    <w:p>
+      <w:pPr>
+        <w:pStyle w:val="SourceCode"/>
+        <w:spacing w:before="0" w:after="0" w:line="200" w:lineRule="auto"/>
+      </w:pPr>
+      <w:r>
         <w:t xml:space="preserve">                }</w:t>
       </w:r>
-      <w:r>
-        <w:br/>
-      </w:r>
-      <w:r>
-        <w:rPr>
-          <w:rStyle w:val="VerbatimChar"/>
-        </w:rPr>
+    </w:p>
+    <w:p>
+      <w:pPr>
+        <w:pStyle w:val="SourceCode"/>
+        <w:spacing w:before="0" w:after="0" w:line="200" w:lineRule="auto"/>
+      </w:pPr>
+      <w:r>
         <w:t xml:space="preserve">                text = encrypt(text, k);</w:t>
       </w:r>
-      <w:r>
-        <w:br/>
-      </w:r>
-      <w:r>
-        <w:rPr>
-          <w:rStyle w:val="VerbatimChar"/>
-        </w:rPr>
+    </w:p>
+    <w:p>
+      <w:pPr>
+        <w:pStyle w:val="SourceCode"/>
+        <w:spacing w:before="0" w:after="0" w:line="200" w:lineRule="auto"/>
+      </w:pPr>
+      <w:r>
         <w:t xml:space="preserve">                wcout &lt;&lt; L"Текст зашифровано.\n";</w:t>
       </w:r>
-      <w:r>
-        <w:br/>
-      </w:r>
-      <w:r>
-        <w:rPr>
-          <w:rStyle w:val="VerbatimChar"/>
-        </w:rPr>
+    </w:p>
+    <w:p>
+      <w:pPr>
+        <w:pStyle w:val="SourceCode"/>
+        <w:spacing w:before="0" w:after="0" w:line="200" w:lineRule="auto"/>
+      </w:pPr>
+      <w:r>
         <w:t xml:space="preserve">                break;</w:t>
       </w:r>
-      <w:r>
-        <w:br/>
-      </w:r>
-      <w:r>
-        <w:rPr>
-          <w:rStyle w:val="VerbatimChar"/>
-        </w:rPr>
+    </w:p>
+    <w:p>
+      <w:pPr>
+        <w:pStyle w:val="SourceCode"/>
+        <w:spacing w:before="0" w:after="0" w:line="200" w:lineRule="auto"/>
+      </w:pPr>
+      <w:r>
         <w:t xml:space="preserve">            case 4:</w:t>
       </w:r>
-      <w:r>
-        <w:br/>
-      </w:r>
-      <w:r>
-        <w:rPr>
-          <w:rStyle w:val="VerbatimChar"/>
-        </w:rPr>
+    </w:p>
+    <w:p>
+      <w:pPr>
+        <w:pStyle w:val="SourceCode"/>
+        <w:spacing w:before="0" w:after="0" w:line="200" w:lineRule="auto"/>
+      </w:pPr>
+      <w:r>
         <w:t xml:space="preserve">                wcout &lt;&lt; L"Введіть ключ (1.." &lt;&lt; N - 1 &lt;&lt; L"): ";</w:t>
       </w:r>
-      <w:r>
-        <w:br/>
-      </w:r>
-      <w:r>
-        <w:rPr>
-          <w:rStyle w:val="VerbatimChar"/>
-        </w:rPr>
+    </w:p>
+    <w:p>
+      <w:pPr>
+        <w:pStyle w:val="SourceCode"/>
+        <w:spacing w:before="0" w:after="0" w:line="200" w:lineRule="auto"/>
+      </w:pPr>
+      <w:r>
         <w:t xml:space="preserve">                wcin &gt;&gt; k;</w:t>
       </w:r>
-      <w:r>
-        <w:br/>
-      </w:r>
-      <w:r>
-        <w:rPr>
-          <w:rStyle w:val="VerbatimChar"/>
-        </w:rPr>
+    </w:p>
+    <w:p>
+      <w:pPr>
+        <w:pStyle w:val="SourceCode"/>
+        <w:spacing w:before="0" w:after="0" w:line="200" w:lineRule="auto"/>
+      </w:pPr>
+      <w:r>
         <w:t xml:space="preserve">                if (k &lt; 1 || k &gt; N - 1) {</w:t>
       </w:r>
-      <w:r>
-        <w:br/>
-      </w:r>
-      <w:r>
-        <w:rPr>
-          <w:rStyle w:val="VerbatimChar"/>
-        </w:rPr>
+    </w:p>
+    <w:p>
+      <w:pPr>
+        <w:pStyle w:val="SourceCode"/>
+        <w:spacing w:before="0" w:after="0" w:line="200" w:lineRule="auto"/>
+      </w:pPr>
+      <w:r>
         <w:t xml:space="preserve">                    wcout &lt;&lt; L"Некоректний ключ!\n";</w:t>
       </w:r>
-      <w:r>
-        <w:br/>
-      </w:r>
-      <w:r>
-        <w:rPr>
-          <w:rStyle w:val="VerbatimChar"/>
-        </w:rPr>
+    </w:p>
+    <w:p>
+      <w:pPr>
+        <w:pStyle w:val="SourceCode"/>
+        <w:spacing w:before="0" w:after="0" w:line="200" w:lineRule="auto"/>
+      </w:pPr>
+      <w:r>
         <w:t xml:space="preserve">                    break;</w:t>
       </w:r>
-      <w:r>
-        <w:br/>
-      </w:r>
-      <w:r>
-        <w:rPr>
-          <w:rStyle w:val="VerbatimChar"/>
-        </w:rPr>
+    </w:p>
+    <w:p>
+      <w:pPr>
+        <w:pStyle w:val="SourceCode"/>
+        <w:spacing w:before="0" w:after="0" w:line="200" w:lineRule="auto"/>
+      </w:pPr>
+      <w:r>
         <w:t xml:space="preserve">                }</w:t>
       </w:r>
-      <w:r>
-        <w:br/>
-      </w:r>
-      <w:r>
-        <w:rPr>
-          <w:rStyle w:val="VerbatimChar"/>
-        </w:rPr>
+    </w:p>
+    <w:p>
+      <w:pPr>
+        <w:pStyle w:val="SourceCode"/>
+        <w:spacing w:before="0" w:after="0" w:line="200" w:lineRule="auto"/>
+      </w:pPr>
+      <w:r>
         <w:t xml:space="preserve">                text = decrypt(text, k);</w:t>
       </w:r>
-      <w:r>
-        <w:br/>
-      </w:r>
-      <w:r>
-        <w:rPr>
-          <w:rStyle w:val="VerbatimChar"/>
-        </w:rPr>
+    </w:p>
+    <w:p>
+      <w:pPr>
+        <w:pStyle w:val="SourceCode"/>
+        <w:spacing w:before="0" w:after="0" w:line="200" w:lineRule="auto"/>
+      </w:pPr>
+      <w:r>
         <w:t xml:space="preserve">                wcout &lt;&lt; L"Текст розшифровано.\n";</w:t>
       </w:r>
-      <w:r>
-        <w:br/>
-      </w:r>
-      <w:r>
-        <w:rPr>
-          <w:rStyle w:val="VerbatimChar"/>
-        </w:rPr>
+    </w:p>
+    <w:p>
+      <w:pPr>
+        <w:pStyle w:val="SourceCode"/>
+        <w:spacing w:before="0" w:after="0" w:line="200" w:lineRule="auto"/>
+      </w:pPr>
+      <w:r>
         <w:t xml:space="preserve">                break;</w:t>
       </w:r>
-      <w:r>
-        <w:br/>
-      </w:r>
-      <w:r>
-        <w:rPr>
-          <w:rStyle w:val="VerbatimChar"/>
-        </w:rPr>
+    </w:p>
+    <w:p>
+      <w:pPr>
+        <w:pStyle w:val="SourceCode"/>
+        <w:spacing w:before="0" w:after="0" w:line="200" w:lineRule="auto"/>
+      </w:pPr>
+      <w:r>
         <w:t xml:space="preserve">            case 5: {</w:t>
       </w:r>
-      <w:r>
-        <w:br/>
-      </w:r>
-      <w:r>
-        <w:rPr>
-          <w:rStyle w:val="VerbatimChar"/>
-        </w:rPr>
+    </w:p>
+    <w:p>
+      <w:pPr>
+        <w:pStyle w:val="SourceCode"/>
+        <w:spacing w:before="0" w:after="0" w:line="200" w:lineRule="auto"/>
+      </w:pPr>
+      <w:r>
         <w:t xml:space="preserve">                vector&lt;double&gt; f = frequencies(text, total);</w:t>
       </w:r>
-      <w:r>
-        <w:br/>
-      </w:r>
-      <w:r>
-        <w:rPr>
-          <w:rStyle w:val="VerbatimChar"/>
-        </w:rPr>
+    </w:p>
+    <w:p>
+      <w:pPr>
+        <w:pStyle w:val="SourceCode"/>
+        <w:spacing w:before="0" w:after="0" w:line="200" w:lineRule="auto"/>
+      </w:pPr>
+      <w:r>
         <w:t xml:space="preserve">                if (total == 0) {</w:t>
       </w:r>
-      <w:r>
-        <w:br/>
-      </w:r>
-      <w:r>
-        <w:rPr>
-          <w:rStyle w:val="VerbatimChar"/>
-        </w:rPr>
+    </w:p>
+    <w:p>
+      <w:pPr>
+        <w:pStyle w:val="SourceCode"/>
+        <w:spacing w:before="0" w:after="0" w:line="200" w:lineRule="auto"/>
+      </w:pPr>
+      <w:r>
         <w:t xml:space="preserve">                    wcout &lt;&lt; L"Текст порожній!\n";</w:t>
       </w:r>
-      <w:r>
-        <w:br/>
-      </w:r>
-      <w:r>
-        <w:rPr>
-          <w:rStyle w:val="VerbatimChar"/>
-        </w:rPr>
+    </w:p>
+    <w:p>
+      <w:pPr>
+        <w:pStyle w:val="SourceCode"/>
+        <w:spacing w:before="0" w:after="0" w:line="200" w:lineRule="auto"/>
+      </w:pPr>
+      <w:r>
         <w:t xml:space="preserve">                    break;</w:t>
       </w:r>
-      <w:r>
-        <w:br/>
-      </w:r>
-      <w:r>
-        <w:rPr>
-          <w:rStyle w:val="VerbatimChar"/>
-        </w:rPr>
+    </w:p>
+    <w:p>
+      <w:pPr>
+        <w:pStyle w:val="SourceCode"/>
+        <w:spacing w:before="0" w:after="0" w:line="200" w:lineRule="auto"/>
+      </w:pPr>
+      <w:r>
         <w:t xml:space="preserve">                }</w:t>
       </w:r>
-      <w:r>
-        <w:br/>
-      </w:r>
-      <w:r>
-        <w:rPr>
-          <w:rStyle w:val="VerbatimChar"/>
-        </w:rPr>
+    </w:p>
+    <w:p>
+      <w:pPr>
+        <w:pStyle w:val="SourceCode"/>
+        <w:spacing w:before="0" w:after="0" w:line="200" w:lineRule="auto"/>
+      </w:pPr>
+      <w:r>
         <w:t xml:space="preserve">                printFrequencies(f, total);</w:t>
       </w:r>
-      <w:r>
-        <w:br/>
-      </w:r>
-      <w:r>
-        <w:rPr>
-          <w:rStyle w:val="VerbatimChar"/>
-        </w:rPr>
+    </w:p>
+    <w:p>
+      <w:pPr>
+        <w:pStyle w:val="SourceCode"/>
+        <w:spacing w:before="0" w:after="0" w:line="200" w:lineRule="auto"/>
+      </w:pPr>
+      <w:r>
         <w:t xml:space="preserve">                break;</w:t>
       </w:r>
-      <w:r>
-        <w:br/>
-      </w:r>
-      <w:r>
-        <w:rPr>
-          <w:rStyle w:val="VerbatimChar"/>
-        </w:rPr>
+    </w:p>
+    <w:p>
+      <w:pPr>
+        <w:pStyle w:val="SourceCode"/>
+        <w:spacing w:before="0" w:after="0" w:line="200" w:lineRule="auto"/>
+      </w:pPr>
+      <w:r>
         <w:t xml:space="preserve">            }</w:t>
       </w:r>
-      <w:r>
-        <w:br/>
-      </w:r>
-      <w:r>
-        <w:rPr>
-          <w:rStyle w:val="VerbatimChar"/>
-        </w:rPr>
+    </w:p>
+    <w:p>
+      <w:pPr>
+        <w:pStyle w:val="SourceCode"/>
+        <w:spacing w:before="0" w:after="0" w:line="200" w:lineRule="auto"/>
+      </w:pPr>
+      <w:r>
         <w:t xml:space="preserve">            case 6:</w:t>
       </w:r>
-      <w:r>
-        <w:br/>
-      </w:r>
-      <w:r>
-        <w:rPr>
-          <w:rStyle w:val="VerbatimChar"/>
-        </w:rPr>
+    </w:p>
+    <w:p>
+      <w:pPr>
+        <w:pStyle w:val="SourceCode"/>
+        <w:spacing w:before="0" w:after="0" w:line="200" w:lineRule="auto"/>
+      </w:pPr>
+      <w:r>
         <w:t xml:space="preserve">                bruteForce(text);</w:t>
       </w:r>
-      <w:r>
-        <w:br/>
-      </w:r>
-      <w:r>
-        <w:rPr>
-          <w:rStyle w:val="VerbatimChar"/>
-        </w:rPr>
+    </w:p>
+    <w:p>
+      <w:pPr>
+        <w:pStyle w:val="SourceCode"/>
+        <w:spacing w:before="0" w:after="0" w:line="200" w:lineRule="auto"/>
+      </w:pPr>
+      <w:r>
         <w:t xml:space="preserve">                break;</w:t>
       </w:r>
-      <w:r>
-        <w:br/>
-      </w:r>
-      <w:r>
-        <w:rPr>
-          <w:rStyle w:val="VerbatimChar"/>
-        </w:rPr>
+    </w:p>
+    <w:p>
+      <w:pPr>
+        <w:pStyle w:val="SourceCode"/>
+        <w:spacing w:before="0" w:after="0" w:line="200" w:lineRule="auto"/>
+      </w:pPr>
+      <w:r>
         <w:t xml:space="preserve">            case 7: {</w:t>
       </w:r>
-      <w:r>
-        <w:br/>
-      </w:r>
-      <w:r>
-        <w:rPr>
-          <w:rStyle w:val="VerbatimChar"/>
-        </w:rPr>
+    </w:p>
+    <w:p>
+      <w:pPr>
+        <w:pStyle w:val="SourceCode"/>
+        <w:spacing w:before="0" w:after="0" w:line="200" w:lineRule="auto"/>
+      </w:pPr>
+      <w:r>
         <w:t xml:space="preserve">                double chi = 0;</w:t>
       </w:r>
-      <w:r>
-        <w:br/>
-      </w:r>
-      <w:r>
-        <w:rPr>
-          <w:rStyle w:val="VerbatimChar"/>
-        </w:rPr>
+    </w:p>
+    <w:p>
+      <w:pPr>
+        <w:pStyle w:val="SourceCode"/>
+        <w:spacing w:before="0" w:after="0" w:line="200" w:lineRule="auto"/>
+      </w:pPr>
+      <w:r>
         <w:t xml:space="preserve">                int key = findKey(text, chi);</w:t>
       </w:r>
-      <w:r>
-        <w:br/>
-      </w:r>
-      <w:r>
-        <w:rPr>
-          <w:rStyle w:val="VerbatimChar"/>
-        </w:rPr>
+    </w:p>
+    <w:p>
+      <w:pPr>
+        <w:pStyle w:val="SourceCode"/>
+        <w:spacing w:before="0" w:after="0" w:line="200" w:lineRule="auto"/>
+      </w:pPr>
+      <w:r>
         <w:t xml:space="preserve">                wcout &lt;&lt; L"Знайдений ключ: k = " &lt;&lt; key</w:t>
       </w:r>
-      <w:r>
-        <w:br/>
-      </w:r>
-      <w:r>
-        <w:rPr>
-          <w:rStyle w:val="VerbatimChar"/>
-        </w:rPr>
+    </w:p>
+    <w:p>
+      <w:pPr>
+        <w:pStyle w:val="SourceCode"/>
+        <w:spacing w:before="0" w:after="0" w:line="200" w:lineRule="auto"/>
+      </w:pPr>
+      <w:r>
         <w:t xml:space="preserve">                      &lt;&lt; L" (хі-квадрат = " &lt;&lt; fixed &lt;&lt; setprecision(1)</w:t>
       </w:r>
-      <w:r>
-        <w:br/>
-      </w:r>
-      <w:r>
-        <w:rPr>
-          <w:rStyle w:val="VerbatimChar"/>
-        </w:rPr>
+    </w:p>
+    <w:p>
+      <w:pPr>
+        <w:pStyle w:val="SourceCode"/>
+        <w:spacing w:before="0" w:after="0" w:line="200" w:lineRule="auto"/>
+      </w:pPr>
+      <w:r>
         <w:t xml:space="preserve">                      &lt;&lt; chi &lt;&lt; L")\n";</w:t>
       </w:r>
-      <w:r>
-        <w:br/>
-      </w:r>
-      <w:r>
-        <w:rPr>
-          <w:rStyle w:val="VerbatimChar"/>
-        </w:rPr>
+    </w:p>
+    <w:p>
+      <w:pPr>
+        <w:pStyle w:val="SourceCode"/>
+        <w:spacing w:before="0" w:after="0" w:line="200" w:lineRule="auto"/>
+      </w:pPr>
+      <w:r>
         <w:t xml:space="preserve">                break;</w:t>
       </w:r>
-      <w:r>
-        <w:br/>
-      </w:r>
-      <w:r>
-        <w:rPr>
-          <w:rStyle w:val="VerbatimChar"/>
-        </w:rPr>
+    </w:p>
+    <w:p>
+      <w:pPr>
+        <w:pStyle w:val="SourceCode"/>
+        <w:spacing w:before="0" w:after="0" w:line="200" w:lineRule="auto"/>
+      </w:pPr>
+      <w:r>
         <w:t xml:space="preserve">            }</w:t>
       </w:r>
-      <w:r>
-        <w:br/>
-      </w:r>
-      <w:r>
-        <w:rPr>
-          <w:rStyle w:val="VerbatimChar"/>
-        </w:rPr>
+    </w:p>
+    <w:p>
+      <w:pPr>
+        <w:pStyle w:val="SourceCode"/>
+        <w:spacing w:before="0" w:after="0" w:line="200" w:lineRule="auto"/>
+      </w:pPr>
+      <w:r>
         <w:t xml:space="preserve">            case 8:</w:t>
       </w:r>
-      <w:r>
-        <w:br/>
-      </w:r>
-      <w:r>
-        <w:rPr>
-          <w:rStyle w:val="VerbatimChar"/>
-        </w:rPr>
+    </w:p>
+    <w:p>
+      <w:pPr>
+        <w:pStyle w:val="SourceCode"/>
+        <w:spacing w:before="0" w:after="0" w:line="200" w:lineRule="auto"/>
+      </w:pPr>
+      <w:r>
         <w:t xml:space="preserve">                if (writeFile("result.txt", text))</w:t>
       </w:r>
-      <w:r>
-        <w:br/>
-      </w:r>
-      <w:r>
-        <w:rPr>
-          <w:rStyle w:val="VerbatimChar"/>
-        </w:rPr>
+    </w:p>
+    <w:p>
+      <w:pPr>
+        <w:pStyle w:val="SourceCode"/>
+        <w:spacing w:before="0" w:after="0" w:line="200" w:lineRule="auto"/>
+      </w:pPr>
+      <w:r>
         <w:t xml:space="preserve">                    wcout &lt;&lt; L"Збережено у result.txt\n";</w:t>
       </w:r>
-      <w:r>
-        <w:br/>
-      </w:r>
-      <w:r>
-        <w:rPr>
-          <w:rStyle w:val="VerbatimChar"/>
-        </w:rPr>
+    </w:p>
+    <w:p>
+      <w:pPr>
+        <w:pStyle w:val="SourceCode"/>
+        <w:spacing w:before="0" w:after="0" w:line="200" w:lineRule="auto"/>
+      </w:pPr>
+      <w:r>
         <w:t xml:space="preserve">                else</w:t>
       </w:r>
-      <w:r>
-        <w:br/>
-      </w:r>
-      <w:r>
-        <w:rPr>
-          <w:rStyle w:val="VerbatimChar"/>
-        </w:rPr>
+    </w:p>
+    <w:p>
+      <w:pPr>
+        <w:pStyle w:val="SourceCode"/>
+        <w:spacing w:before="0" w:after="0" w:line="200" w:lineRule="auto"/>
+      </w:pPr>
+      <w:r>
         <w:t xml:space="preserve">                    wcout &lt;&lt; L"Помилка запису!\n";</w:t>
       </w:r>
-      <w:r>
-        <w:br/>
-      </w:r>
-      <w:r>
-        <w:rPr>
-          <w:rStyle w:val="VerbatimChar"/>
-        </w:rPr>
+    </w:p>
+    <w:p>
+      <w:pPr>
+        <w:pStyle w:val="SourceCode"/>
+        <w:spacing w:before="0" w:after="0" w:line="200" w:lineRule="auto"/>
+      </w:pPr>
+      <w:r>
         <w:t xml:space="preserve">                break;</w:t>
       </w:r>
-      <w:r>
-        <w:br/>
-      </w:r>
-      <w:r>
-        <w:rPr>
-          <w:rStyle w:val="VerbatimChar"/>
-        </w:rPr>
+    </w:p>
+    <w:p>
+      <w:pPr>
+        <w:pStyle w:val="SourceCode"/>
+        <w:spacing w:before="0" w:after="0" w:line="200" w:lineRule="auto"/>
+      </w:pPr>
+      <w:r>
         <w:t xml:space="preserve">            case 0:</w:t>
       </w:r>
-      <w:r>
-        <w:br/>
-      </w:r>
-      <w:r>
-        <w:rPr>
-          <w:rStyle w:val="VerbatimChar"/>
-        </w:rPr>
+    </w:p>
+    <w:p>
+      <w:pPr>
+        <w:pStyle w:val="SourceCode"/>
+        <w:spacing w:before="0" w:after="0" w:line="200" w:lineRule="auto"/>
+      </w:pPr>
+      <w:r>
         <w:t xml:space="preserve">                wcout &lt;&lt; L"Роботу завершено.\n";</w:t>
       </w:r>
-      <w:r>
-        <w:br/>
-      </w:r>
-      <w:r>
-        <w:rPr>
-          <w:rStyle w:val="VerbatimChar"/>
-        </w:rPr>
+    </w:p>
+    <w:p>
+      <w:pPr>
+        <w:pStyle w:val="SourceCode"/>
+        <w:spacing w:before="0" w:after="0" w:line="200" w:lineRule="auto"/>
+      </w:pPr>
+      <w:r>
         <w:t xml:space="preserve">                break;</w:t>
       </w:r>
-      <w:r>
-        <w:br/>
-      </w:r>
-      <w:r>
-        <w:rPr>
-          <w:rStyle w:val="VerbatimChar"/>
-        </w:rPr>
+    </w:p>
+    <w:p>
+      <w:pPr>
+        <w:pStyle w:val="SourceCode"/>
+        <w:spacing w:before="0" w:after="0" w:line="200" w:lineRule="auto"/>
+      </w:pPr>
+      <w:r>
         <w:t xml:space="preserve">            default:</w:t>
       </w:r>
-      <w:r>
-        <w:br/>
-      </w:r>
-      <w:r>
-        <w:rPr>
-          <w:rStyle w:val="VerbatimChar"/>
-        </w:rPr>
+    </w:p>
+    <w:p>
+      <w:pPr>
+        <w:pStyle w:val="SourceCode"/>
+        <w:spacing w:before="0" w:after="0" w:line="200" w:lineRule="auto"/>
+      </w:pPr>
+      <w:r>
         <w:t xml:space="preserve">                wcout &lt;&lt; L"Такого пункту меню немає!\n";</w:t>
       </w:r>
-      <w:r>
-        <w:br/>
-      </w:r>
-      <w:r>
-        <w:rPr>
-          <w:rStyle w:val="VerbatimChar"/>
-        </w:rPr>
+    </w:p>
+    <w:p>
+      <w:pPr>
+        <w:pStyle w:val="SourceCode"/>
+        <w:spacing w:before="0" w:after="0" w:line="200" w:lineRule="auto"/>
+      </w:pPr>
+      <w:r>
         <w:t xml:space="preserve">        }</w:t>
       </w:r>
-      <w:r>
-        <w:br/>
-      </w:r>
-      <w:r>
-        <w:rPr>
-          <w:rStyle w:val="VerbatimChar"/>
-        </w:rPr>
+    </w:p>
+    <w:p>
+      <w:pPr>
+        <w:pStyle w:val="SourceCode"/>
+        <w:spacing w:before="0" w:after="0" w:line="200" w:lineRule="auto"/>
+      </w:pPr>
+      <w:r>
         <w:t xml:space="preserve">    }</w:t>
       </w:r>
-      <w:r>
-        <w:br/>
-      </w:r>
-      <w:r>
-        <w:rPr>
-          <w:rStyle w:val="VerbatimChar"/>
-        </w:rPr>
+    </w:p>
+    <w:p>
+      <w:pPr>
+        <w:pStyle w:val="SourceCode"/>
+        <w:spacing w:before="0" w:after="0" w:line="200" w:lineRule="auto"/>
+      </w:pPr>
+      <w:r>
         <w:t xml:space="preserve">    return 0;</w:t>
       </w:r>
-      <w:r>
-        <w:br/>
-      </w:r>
-      <w:r>
-        <w:rPr>
-          <w:rStyle w:val="VerbatimChar"/>
-        </w:rPr>
+    </w:p>
+    <w:p>
+      <w:pPr>
+        <w:pStyle w:val="SourceCode"/>
+        <w:spacing w:before="0" w:after="120" w:line="200" w:lineRule="auto"/>
+      </w:pPr>
+      <w:r>
         <w:t xml:space="preserve">}</w:t>
       </w:r>
     </w:p>
@@ -3469,344 +3518,351 @@
     <w:p>
       <w:pPr>
         <w:pStyle w:val="SourceCode"/>
-      </w:pPr>
-      <w:r>
-        <w:rPr>
-          <w:rStyle w:val="VerbatimChar"/>
-        </w:rPr>
+        <w:spacing w:before="120" w:after="0" w:line="200" w:lineRule="auto"/>
+      </w:pPr>
+      <w:r>
         <w:t xml:space="preserve">=============== МЕНЮ ===============</w:t>
       </w:r>
-      <w:r>
-        <w:br/>
-      </w:r>
-      <w:r>
-        <w:rPr>
-          <w:rStyle w:val="VerbatimChar"/>
-        </w:rPr>
+    </w:p>
+    <w:p>
+      <w:pPr>
+        <w:pStyle w:val="SourceCode"/>
+        <w:spacing w:before="0" w:after="0" w:line="200" w:lineRule="auto"/>
+      </w:pPr>
+      <w:r>
         <w:t xml:space="preserve"> 1 - завантажити текст із файлу</w:t>
       </w:r>
-      <w:r>
-        <w:br/>
-      </w:r>
-      <w:r>
-        <w:rPr>
-          <w:rStyle w:val="VerbatimChar"/>
-        </w:rPr>
+    </w:p>
+    <w:p>
+      <w:pPr>
+        <w:pStyle w:val="SourceCode"/>
+        <w:spacing w:before="0" w:after="0" w:line="200" w:lineRule="auto"/>
+      </w:pPr>
+      <w:r>
         <w:t xml:space="preserve"> 2 - показати поточний текст</w:t>
       </w:r>
-      <w:r>
-        <w:br/>
-      </w:r>
-      <w:r>
-        <w:rPr>
-          <w:rStyle w:val="VerbatimChar"/>
-        </w:rPr>
+    </w:p>
+    <w:p>
+      <w:pPr>
+        <w:pStyle w:val="SourceCode"/>
+        <w:spacing w:before="0" w:after="0" w:line="200" w:lineRule="auto"/>
+      </w:pPr>
+      <w:r>
         <w:t xml:space="preserve"> 3 - зашифрувати шифром Цезаря</w:t>
       </w:r>
-      <w:r>
-        <w:br/>
-      </w:r>
-      <w:r>
-        <w:rPr>
-          <w:rStyle w:val="VerbatimChar"/>
-        </w:rPr>
+    </w:p>
+    <w:p>
+      <w:pPr>
+        <w:pStyle w:val="SourceCode"/>
+        <w:spacing w:before="0" w:after="0" w:line="200" w:lineRule="auto"/>
+      </w:pPr>
+      <w:r>
         <w:t xml:space="preserve"> 4 - розшифрувати за відомим ключем</w:t>
       </w:r>
-      <w:r>
-        <w:br/>
-      </w:r>
-      <w:r>
-        <w:rPr>
-          <w:rStyle w:val="VerbatimChar"/>
-        </w:rPr>
+    </w:p>
+    <w:p>
+      <w:pPr>
+        <w:pStyle w:val="SourceCode"/>
+        <w:spacing w:before="0" w:after="0" w:line="200" w:lineRule="auto"/>
+      </w:pPr>
+      <w:r>
         <w:t xml:space="preserve"> 5 - частотний аналіз тексту</w:t>
       </w:r>
-      <w:r>
-        <w:br/>
-      </w:r>
-      <w:r>
-        <w:rPr>
-          <w:rStyle w:val="VerbatimChar"/>
-        </w:rPr>
+    </w:p>
+    <w:p>
+      <w:pPr>
+        <w:pStyle w:val="SourceCode"/>
+        <w:spacing w:before="0" w:after="0" w:line="200" w:lineRule="auto"/>
+      </w:pPr>
+      <w:r>
         <w:t xml:space="preserve"> 6 - злам повним перебором ключів</w:t>
       </w:r>
-      <w:r>
-        <w:br/>
-      </w:r>
-      <w:r>
-        <w:rPr>
-          <w:rStyle w:val="VerbatimChar"/>
-        </w:rPr>
+    </w:p>
+    <w:p>
+      <w:pPr>
+        <w:pStyle w:val="SourceCode"/>
+        <w:spacing w:before="0" w:after="0" w:line="200" w:lineRule="auto"/>
+      </w:pPr>
+      <w:r>
         <w:t xml:space="preserve"> 7 - автоматичне визначення ключа</w:t>
       </w:r>
-      <w:r>
-        <w:br/>
-      </w:r>
-      <w:r>
-        <w:rPr>
-          <w:rStyle w:val="VerbatimChar"/>
-        </w:rPr>
+    </w:p>
+    <w:p>
+      <w:pPr>
+        <w:pStyle w:val="SourceCode"/>
+        <w:spacing w:before="0" w:after="0" w:line="200" w:lineRule="auto"/>
+      </w:pPr>
+      <w:r>
         <w:t xml:space="preserve"> 8 - зберегти текст у файл</w:t>
       </w:r>
-      <w:r>
-        <w:br/>
-      </w:r>
-      <w:r>
-        <w:rPr>
-          <w:rStyle w:val="VerbatimChar"/>
-        </w:rPr>
+    </w:p>
+    <w:p>
+      <w:pPr>
+        <w:pStyle w:val="SourceCode"/>
+        <w:spacing w:before="0" w:after="0" w:line="200" w:lineRule="auto"/>
+      </w:pPr>
+      <w:r>
         <w:t xml:space="preserve"> 0 - вихід</w:t>
       </w:r>
-      <w:r>
-        <w:br/>
-      </w:r>
-      <w:r>
-        <w:rPr>
-          <w:rStyle w:val="VerbatimChar"/>
-        </w:rPr>
+    </w:p>
+    <w:p>
+      <w:pPr>
+        <w:pStyle w:val="SourceCode"/>
+        <w:spacing w:before="0" w:after="0" w:line="200" w:lineRule="auto"/>
+      </w:pPr>
+      <w:r>
         <w:t xml:space="preserve">====================================</w:t>
       </w:r>
-      <w:r>
-        <w:br/>
-      </w:r>
-      <w:r>
-        <w:rPr>
-          <w:rStyle w:val="VerbatimChar"/>
-        </w:rPr>
+    </w:p>
+    <w:p>
+      <w:pPr>
+        <w:pStyle w:val="SourceCode"/>
+        <w:spacing w:before="0" w:after="0" w:line="200" w:lineRule="auto"/>
+      </w:pPr>
+      <w:r>
         <w:t xml:space="preserve">Ваш вибір: 1</w:t>
       </w:r>
-      <w:r>
-        <w:br/>
-      </w:r>
-      <w:r>
-        <w:rPr>
-          <w:rStyle w:val="VerbatimChar"/>
-        </w:rPr>
+    </w:p>
+    <w:p>
+      <w:pPr>
+        <w:pStyle w:val="SourceCode"/>
+        <w:spacing w:before="0" w:after="0" w:line="200" w:lineRule="auto"/>
+      </w:pPr>
+      <w:r>
         <w:t xml:space="preserve">Текст завантажено, символів: 955</w:t>
       </w:r>
-      <w:r>
-        <w:br/>
-      </w:r>
-      <w:r>
-        <w:br/>
-      </w:r>
-      <w:r>
-        <w:rPr>
-          <w:rStyle w:val="VerbatimChar"/>
-        </w:rPr>
+    </w:p>
+    <w:p>
+      <w:pPr>
+        <w:pStyle w:val="SourceCode"/>
+        <w:spacing w:before="0" w:after="0" w:line="200" w:lineRule="auto"/>
+      </w:pPr>
+    </w:p>
+    <w:p>
+      <w:pPr>
+        <w:pStyle w:val="SourceCode"/>
+        <w:spacing w:before="0" w:after="0" w:line="200" w:lineRule="auto"/>
+      </w:pPr>
+      <w:r>
         <w:t xml:space="preserve">Ваш вибір: 5</w:t>
       </w:r>
-      <w:r>
-        <w:br/>
-      </w:r>
-      <w:r>
-        <w:rPr>
-          <w:rStyle w:val="VerbatimChar"/>
-        </w:rPr>
+    </w:p>
+    <w:p>
+      <w:pPr>
+        <w:pStyle w:val="SourceCode"/>
+        <w:spacing w:before="0" w:after="0" w:line="200" w:lineRule="auto"/>
+      </w:pPr>
+      <w:r>
         <w:t xml:space="preserve">+-------+----------+----------+----------------------+</w:t>
       </w:r>
-      <w:r>
-        <w:br/>
-      </w:r>
-      <w:r>
-        <w:rPr>
-          <w:rStyle w:val="VerbatimChar"/>
-        </w:rPr>
+    </w:p>
+    <w:p>
+      <w:pPr>
+        <w:pStyle w:val="SourceCode"/>
+        <w:spacing w:before="0" w:after="0" w:line="200" w:lineRule="auto"/>
+      </w:pPr>
+      <w:r>
         <w:t xml:space="preserve">| Літера| Частота  | Еталон   | Гістограма           |</w:t>
       </w:r>
-      <w:r>
-        <w:br/>
-      </w:r>
-      <w:r>
-        <w:rPr>
-          <w:rStyle w:val="VerbatimChar"/>
-        </w:rPr>
+    </w:p>
+    <w:p>
+      <w:pPr>
+        <w:pStyle w:val="SourceCode"/>
+        <w:spacing w:before="0" w:after="0" w:line="200" w:lineRule="auto"/>
+      </w:pPr>
+      <w:r>
         <w:t xml:space="preserve">+-------+----------+----------+----------------------+</w:t>
       </w:r>
-      <w:r>
-        <w:br/>
-      </w:r>
-      <w:r>
-        <w:rPr>
-          <w:rStyle w:val="VerbatimChar"/>
-        </w:rPr>
+    </w:p>
+    <w:p>
+      <w:pPr>
+        <w:pStyle w:val="SourceCode"/>
+        <w:spacing w:before="0" w:after="0" w:line="200" w:lineRule="auto"/>
+      </w:pPr>
+      <w:r>
         <w:t xml:space="preserve">| а     |   9.89 % |   7.55 % | #################### |</w:t>
       </w:r>
-      <w:r>
-        <w:br/>
-      </w:r>
-      <w:r>
-        <w:rPr>
-          <w:rStyle w:val="VerbatimChar"/>
-        </w:rPr>
+    </w:p>
+    <w:p>
+      <w:pPr>
+        <w:pStyle w:val="SourceCode"/>
+        <w:spacing w:before="0" w:after="0" w:line="200" w:lineRule="auto"/>
+      </w:pPr>
+      <w:r>
         <w:t xml:space="preserve">| б     |   1.73 % |   1.78 % | ###                  |</w:t>
       </w:r>
-      <w:r>
-        <w:br/>
-      </w:r>
-      <w:r>
-        <w:rPr>
-          <w:rStyle w:val="VerbatimChar"/>
-        </w:rPr>
+    </w:p>
+    <w:p>
+      <w:pPr>
+        <w:pStyle w:val="SourceCode"/>
+        <w:spacing w:before="0" w:after="0" w:line="200" w:lineRule="auto"/>
+      </w:pPr>
+      <w:r>
         <w:t xml:space="preserve">| в     |   4.94 % |   5.45 % | ##########           |</w:t>
       </w:r>
-      <w:r>
-        <w:br/>
-      </w:r>
-      <w:r>
-        <w:rPr>
-          <w:rStyle w:val="VerbatimChar"/>
-        </w:rPr>
+    </w:p>
+    <w:p>
+      <w:pPr>
+        <w:pStyle w:val="SourceCode"/>
+        <w:spacing w:before="0" w:after="0" w:line="200" w:lineRule="auto"/>
+      </w:pPr>
+      <w:r>
         <w:t xml:space="preserve">| г     |   0.62 % |   1.47 % | #                    |</w:t>
       </w:r>
-      <w:r>
-        <w:br/>
-      </w:r>
-      <w:r>
-        <w:rPr>
-          <w:rStyle w:val="VerbatimChar"/>
-        </w:rPr>
+    </w:p>
+    <w:p>
+      <w:pPr>
+        <w:pStyle w:val="SourceCode"/>
+        <w:spacing w:before="0" w:after="0" w:line="200" w:lineRule="auto"/>
+      </w:pPr>
+      <w:r>
         <w:t xml:space="preserve">| ...   |          |          |                      |</w:t>
       </w:r>
-      <w:r>
-        <w:br/>
-      </w:r>
-      <w:r>
-        <w:rPr>
-          <w:rStyle w:val="VerbatimChar"/>
-        </w:rPr>
+    </w:p>
+    <w:p>
+      <w:pPr>
+        <w:pStyle w:val="SourceCode"/>
+        <w:spacing w:before="0" w:after="0" w:line="200" w:lineRule="auto"/>
+      </w:pPr>
+      <w:r>
         <w:t xml:space="preserve">| и     |   7.05 % |   6.39 % | ##############       |</w:t>
       </w:r>
-      <w:r>
-        <w:br/>
-      </w:r>
-      <w:r>
-        <w:rPr>
-          <w:rStyle w:val="VerbatimChar"/>
-        </w:rPr>
+    </w:p>
+    <w:p>
+      <w:pPr>
+        <w:pStyle w:val="SourceCode"/>
+        <w:spacing w:before="0" w:after="0" w:line="200" w:lineRule="auto"/>
+      </w:pPr>
+      <w:r>
         <w:t xml:space="preserve">| і     |   4.33 % |   5.97 % | #########            |</w:t>
       </w:r>
-      <w:r>
-        <w:br/>
-      </w:r>
-      <w:r>
-        <w:rPr>
-          <w:rStyle w:val="VerbatimChar"/>
-        </w:rPr>
+    </w:p>
+    <w:p>
+      <w:pPr>
+        <w:pStyle w:val="SourceCode"/>
+        <w:spacing w:before="0" w:after="0" w:line="200" w:lineRule="auto"/>
+      </w:pPr>
+      <w:r>
         <w:t xml:space="preserve">| ...   |          |          |                      |</w:t>
       </w:r>
-      <w:r>
-        <w:br/>
-      </w:r>
-      <w:r>
-        <w:rPr>
-          <w:rStyle w:val="VerbatimChar"/>
-        </w:rPr>
+    </w:p>
+    <w:p>
+      <w:pPr>
+        <w:pStyle w:val="SourceCode"/>
+        <w:spacing w:before="0" w:after="0" w:line="200" w:lineRule="auto"/>
+      </w:pPr>
+      <w:r>
         <w:t xml:space="preserve">| н     |   6.30 % |   6.39 % | #############        |</w:t>
       </w:r>
-      <w:r>
-        <w:br/>
-      </w:r>
-      <w:r>
-        <w:rPr>
-          <w:rStyle w:val="VerbatimChar"/>
-        </w:rPr>
+    </w:p>
+    <w:p>
+      <w:pPr>
+        <w:pStyle w:val="SourceCode"/>
+        <w:spacing w:before="0" w:after="0" w:line="200" w:lineRule="auto"/>
+      </w:pPr>
+      <w:r>
         <w:t xml:space="preserve">| о     |   9.02 % |   9.88 % | ##################   |</w:t>
       </w:r>
-      <w:r>
-        <w:br/>
-      </w:r>
-      <w:r>
-        <w:rPr>
-          <w:rStyle w:val="VerbatimChar"/>
-        </w:rPr>
+    </w:p>
+    <w:p>
+      <w:pPr>
+        <w:pStyle w:val="SourceCode"/>
+        <w:spacing w:before="0" w:after="0" w:line="200" w:lineRule="auto"/>
+      </w:pPr>
+      <w:r>
         <w:t xml:space="preserve">| ...   |          |          |                      |</w:t>
       </w:r>
-      <w:r>
-        <w:br/>
-      </w:r>
-      <w:r>
-        <w:rPr>
-          <w:rStyle w:val="VerbatimChar"/>
-        </w:rPr>
+    </w:p>
+    <w:p>
+      <w:pPr>
+        <w:pStyle w:val="SourceCode"/>
+        <w:spacing w:before="0" w:after="0" w:line="200" w:lineRule="auto"/>
+      </w:pPr>
+      <w:r>
         <w:t xml:space="preserve">| с     |   6.43 % |   4.40 % | #############        |</w:t>
       </w:r>
-      <w:r>
-        <w:br/>
-      </w:r>
-      <w:r>
-        <w:rPr>
-          <w:rStyle w:val="VerbatimChar"/>
-        </w:rPr>
+    </w:p>
+    <w:p>
+      <w:pPr>
+        <w:pStyle w:val="SourceCode"/>
+        <w:spacing w:before="0" w:after="0" w:line="200" w:lineRule="auto"/>
+      </w:pPr>
+      <w:r>
         <w:t xml:space="preserve">| т     |   4.94 % |   4.61 % | ##########           |</w:t>
       </w:r>
-      <w:r>
-        <w:br/>
-      </w:r>
-      <w:r>
-        <w:rPr>
-          <w:rStyle w:val="VerbatimChar"/>
-        </w:rPr>
+    </w:p>
+    <w:p>
+      <w:pPr>
+        <w:pStyle w:val="SourceCode"/>
+        <w:spacing w:before="0" w:after="0" w:line="200" w:lineRule="auto"/>
+      </w:pPr>
+      <w:r>
         <w:t xml:space="preserve">+-------+----------+----------+----------------------+</w:t>
       </w:r>
-      <w:r>
-        <w:br/>
-      </w:r>
-      <w:r>
-        <w:rPr>
-          <w:rStyle w:val="VerbatimChar"/>
-        </w:rPr>
+    </w:p>
+    <w:p>
+      <w:pPr>
+        <w:pStyle w:val="SourceCode"/>
+        <w:spacing w:before="0" w:after="0" w:line="200" w:lineRule="auto"/>
+      </w:pPr>
+      <w:r>
         <w:t xml:space="preserve">Усього літер у тексті: 809</w:t>
       </w:r>
-      <w:r>
-        <w:br/>
-      </w:r>
-      <w:r>
-        <w:br/>
-      </w:r>
-      <w:r>
-        <w:rPr>
-          <w:rStyle w:val="VerbatimChar"/>
-        </w:rPr>
+    </w:p>
+    <w:p>
+      <w:pPr>
+        <w:pStyle w:val="SourceCode"/>
+        <w:spacing w:before="0" w:after="0" w:line="200" w:lineRule="auto"/>
+      </w:pPr>
+    </w:p>
+    <w:p>
+      <w:pPr>
+        <w:pStyle w:val="SourceCode"/>
+        <w:spacing w:before="0" w:after="0" w:line="200" w:lineRule="auto"/>
+      </w:pPr>
+      <w:r>
         <w:t xml:space="preserve">Ваш вибір: 3</w:t>
       </w:r>
-      <w:r>
-        <w:br/>
-      </w:r>
-      <w:r>
-        <w:rPr>
-          <w:rStyle w:val="VerbatimChar"/>
-        </w:rPr>
+    </w:p>
+    <w:p>
+      <w:pPr>
+        <w:pStyle w:val="SourceCode"/>
+        <w:spacing w:before="0" w:after="0" w:line="200" w:lineRule="auto"/>
+      </w:pPr>
+      <w:r>
         <w:t xml:space="preserve">Введіть ключ (1..32): 7</w:t>
       </w:r>
-      <w:r>
-        <w:br/>
-      </w:r>
-      <w:r>
-        <w:rPr>
-          <w:rStyle w:val="VerbatimChar"/>
-        </w:rPr>
+    </w:p>
+    <w:p>
+      <w:pPr>
+        <w:pStyle w:val="SourceCode"/>
+        <w:spacing w:before="0" w:after="0" w:line="200" w:lineRule="auto"/>
+      </w:pPr>
+      <w:r>
         <w:t xml:space="preserve">Текст зашифровано.</w:t>
       </w:r>
-      <w:r>
-        <w:br/>
-      </w:r>
-      <w:r>
-        <w:br/>
-      </w:r>
-      <w:r>
-        <w:rPr>
-          <w:rStyle w:val="VerbatimChar"/>
-        </w:rPr>
+    </w:p>
+    <w:p>
+      <w:pPr>
+        <w:pStyle w:val="SourceCode"/>
+        <w:spacing w:before="0" w:after="0" w:line="200" w:lineRule="auto"/>
+      </w:pPr>
+    </w:p>
+    <w:p>
+      <w:pPr>
+        <w:pStyle w:val="SourceCode"/>
+        <w:spacing w:before="0" w:after="0" w:line="200" w:lineRule="auto"/>
+      </w:pPr>
+      <w:r>
         <w:t xml:space="preserve">Ваш вибір: 7</w:t>
       </w:r>
-      <w:r>
-        <w:br/>
-      </w:r>
-      <w:r>
-        <w:rPr>
-          <w:rStyle w:val="VerbatimChar"/>
-        </w:rPr>
+    </w:p>
+    <w:p>
+      <w:pPr>
+        <w:pStyle w:val="SourceCode"/>
+        <w:spacing w:before="0" w:after="120" w:line="200" w:lineRule="auto"/>
+      </w:pPr>
+      <w:r>
         <w:t xml:space="preserve">Знайдений ключ: k = 7 (хі-квадрат = 42.4)</w:t>
       </w:r>
     </w:p>
@@ -3881,11 +3937,9 @@
     <w:p>
       <w:pPr>
         <w:pStyle w:val="SourceCode"/>
-      </w:pPr>
-      <w:r>
-        <w:rPr>
-          <w:rStyle w:val="VerbatimChar"/>
-        </w:rPr>
+        <w:spacing w:before="120" w:after="120" w:line="200" w:lineRule="auto"/>
+      </w:pPr>
+      <w:r>
         <w:t xml:space="preserve">LC_ALL=en_US.UTF-8 ./caesar</w:t>
       </w:r>
     </w:p>
@@ -6076,15 +6130,8 @@
     <w:basedOn w:val="Normal"/>
     <w:qFormat/>
     <w:pPr>
-      <w:pBdr>
-        <w:top w:color="BFBFBF" w:space="4" w:sz="4" w:val="single"/>
-        <w:left w:color="BFBFBF" w:space="4" w:sz="4" w:val="single"/>
-        <w:bottom w:color="BFBFBF" w:space="4" w:sz="4" w:val="single"/>
-        <w:right w:color="BFBFBF" w:space="4" w:sz="4" w:val="single"/>
-      </w:pBdr>
-      <w:shd w:color="auto" w:fill="F4F4F4" w:val="clear"/>
       <w:spacing w:after="120" w:before="120" w:line="200" w:lineRule="auto"/>
-      <w:ind w:firstLine="0" w:left="284" w:right="284"/>
+      <w:ind w:hanging="340" w:left="340" w:right="0"/>
       <w:jc w:val="left"/>
     </w:pPr>
     <w:rPr>

--- a/public/labs/pmzi/pz-23/ЛР1_ПМЗІ_Шифр_Цезаря_Частотний_аналіз.docx
+++ b/public/labs/pmzi/pz-23/ЛР1_ПМЗІ_Шифр_Цезаря_Частотний_аналіз.docx
@@ -1345,2139 +1345,2188 @@
     </w:p>
     <w:p>
       <w:pPr>
-        <w:pStyle w:val="SourceCode"/>
-        <w:spacing w:before="120" w:after="0" w:line="200" w:lineRule="auto"/>
-      </w:pPr>
-      <w:r>
-        <w:t xml:space="preserve">#include &lt;iostream&gt;</w:t>
-      </w:r>
-    </w:p>
-    <w:p>
-      <w:pPr>
-        <w:pStyle w:val="SourceCode"/>
-        <w:spacing w:before="0" w:after="0" w:line="200" w:lineRule="auto"/>
-      </w:pPr>
-      <w:r>
-        <w:t xml:space="preserve">#include &lt;fstream&gt;</w:t>
-      </w:r>
-    </w:p>
-    <w:p>
-      <w:pPr>
-        <w:pStyle w:val="SourceCode"/>
-        <w:spacing w:before="0" w:after="0" w:line="200" w:lineRule="auto"/>
-      </w:pPr>
-      <w:r>
-        <w:t xml:space="preserve">#include &lt;string&gt;</w:t>
-      </w:r>
-    </w:p>
-    <w:p>
-      <w:pPr>
-        <w:pStyle w:val="SourceCode"/>
-        <w:spacing w:before="0" w:after="0" w:line="200" w:lineRule="auto"/>
-      </w:pPr>
-      <w:r>
-        <w:t xml:space="preserve">#include &lt;vector&gt;</w:t>
-      </w:r>
-    </w:p>
-    <w:p>
-      <w:pPr>
-        <w:pStyle w:val="SourceCode"/>
-        <w:spacing w:before="0" w:after="0" w:line="200" w:lineRule="auto"/>
-      </w:pPr>
-      <w:r>
-        <w:t xml:space="preserve">#include &lt;iomanip&gt;</w:t>
-      </w:r>
-    </w:p>
-    <w:p>
-      <w:pPr>
-        <w:pStyle w:val="SourceCode"/>
-        <w:spacing w:before="0" w:after="0" w:line="200" w:lineRule="auto"/>
-      </w:pPr>
-      <w:r>
-        <w:t xml:space="preserve">#include &lt;cmath&gt;</w:t>
-      </w:r>
-    </w:p>
-    <w:p>
-      <w:pPr>
-        <w:pStyle w:val="SourceCode"/>
-        <w:spacing w:before="0" w:after="0" w:line="200" w:lineRule="auto"/>
-      </w:pPr>
-      <w:r>
-        <w:t xml:space="preserve">#include &lt;locale&gt;</w:t>
-      </w:r>
-    </w:p>
-    <w:p>
-      <w:pPr>
-        <w:pStyle w:val="SourceCode"/>
-        <w:spacing w:before="0" w:after="0" w:line="200" w:lineRule="auto"/>
-      </w:pPr>
-      <w:r>
-        <w:t xml:space="preserve">#include &lt;codecvt&gt;</w:t>
-      </w:r>
-    </w:p>
-    <w:p>
-      <w:pPr>
-        <w:pStyle w:val="SourceCode"/>
-        <w:spacing w:before="0" w:after="0" w:line="200" w:lineRule="auto"/>
-      </w:pPr>
-    </w:p>
-    <w:p>
-      <w:pPr>
-        <w:pStyle w:val="SourceCode"/>
-        <w:spacing w:before="0" w:after="0" w:line="200" w:lineRule="auto"/>
-      </w:pPr>
-      <w:r>
-        <w:t xml:space="preserve">#ifdef _WIN32</w:t>
-      </w:r>
-    </w:p>
-    <w:p>
-      <w:pPr>
-        <w:pStyle w:val="SourceCode"/>
-        <w:spacing w:before="0" w:after="0" w:line="200" w:lineRule="auto"/>
-      </w:pPr>
-      <w:r>
-        <w:t xml:space="preserve">#include &lt;io.h&gt;</w:t>
-      </w:r>
-    </w:p>
-    <w:p>
-      <w:pPr>
-        <w:pStyle w:val="SourceCode"/>
-        <w:spacing w:before="0" w:after="0" w:line="200" w:lineRule="auto"/>
-      </w:pPr>
-      <w:r>
-        <w:t xml:space="preserve">#include &lt;fcntl.h&gt;</w:t>
-      </w:r>
-    </w:p>
-    <w:p>
-      <w:pPr>
-        <w:pStyle w:val="SourceCode"/>
-        <w:spacing w:before="0" w:after="0" w:line="200" w:lineRule="auto"/>
-      </w:pPr>
-      <w:r>
-        <w:t xml:space="preserve">#endif</w:t>
-      </w:r>
-    </w:p>
-    <w:p>
-      <w:pPr>
-        <w:pStyle w:val="SourceCode"/>
-        <w:spacing w:before="0" w:after="0" w:line="200" w:lineRule="auto"/>
-      </w:pPr>
-    </w:p>
-    <w:p>
-      <w:pPr>
-        <w:pStyle w:val="SourceCode"/>
-        <w:spacing w:before="0" w:after="0" w:line="200" w:lineRule="auto"/>
-      </w:pPr>
-      <w:r>
-        <w:t xml:space="preserve">using namespace std;</w:t>
-      </w:r>
-    </w:p>
-    <w:p>
-      <w:pPr>
-        <w:pStyle w:val="SourceCode"/>
-        <w:spacing w:before="0" w:after="0" w:line="200" w:lineRule="auto"/>
-      </w:pPr>
-    </w:p>
-    <w:p>
-      <w:pPr>
-        <w:pStyle w:val="SourceCode"/>
-        <w:spacing w:before="0" w:after="0" w:line="200" w:lineRule="auto"/>
-      </w:pPr>
-      <w:r>
-        <w:t xml:space="preserve">const wstring ALPHA_LO = L"абвгґдеєжзиіїйклмнопрстуфхцчшщьюя";</w:t>
-      </w:r>
-    </w:p>
-    <w:p>
-      <w:pPr>
-        <w:pStyle w:val="SourceCode"/>
-        <w:spacing w:before="0" w:after="0" w:line="200" w:lineRule="auto"/>
-      </w:pPr>
-      <w:r>
-        <w:t xml:space="preserve">const wstring ALPHA_UP = L"АБВГҐДЕЄЖЗИІЇЙКЛМНОПРСТУФХЦЧШЩЬЮЯ";</w:t>
-      </w:r>
-    </w:p>
-    <w:p>
-      <w:pPr>
-        <w:pStyle w:val="SourceCode"/>
-        <w:spacing w:before="0" w:after="0" w:line="200" w:lineRule="auto"/>
-      </w:pPr>
-      <w:r>
-        <w:t xml:space="preserve">const int N = 33;</w:t>
-      </w:r>
-    </w:p>
-    <w:p>
-      <w:pPr>
-        <w:pStyle w:val="SourceCode"/>
-        <w:spacing w:before="0" w:after="0" w:line="200" w:lineRule="auto"/>
-      </w:pPr>
-    </w:p>
-    <w:p>
-      <w:pPr>
-        <w:pStyle w:val="SourceCode"/>
-        <w:spacing w:before="0" w:after="0" w:line="200" w:lineRule="auto"/>
-      </w:pPr>
-      <w:r>
-        <w:t xml:space="preserve">// Еталонні частоти літер української мови, %</w:t>
-      </w:r>
-    </w:p>
-    <w:p>
-      <w:pPr>
-        <w:pStyle w:val="SourceCode"/>
-        <w:spacing w:before="0" w:after="0" w:line="200" w:lineRule="auto"/>
-      </w:pPr>
-      <w:r>
-        <w:t xml:space="preserve">const double REF[N] = {</w:t>
-      </w:r>
-    </w:p>
-    <w:p>
-      <w:pPr>
-        <w:pStyle w:val="SourceCode"/>
-        <w:spacing w:before="0" w:after="0" w:line="200" w:lineRule="auto"/>
-      </w:pPr>
-      <w:r>
-        <w:t xml:space="preserve">    7.55, 1.78, 5.45, 1.47, 0.01, 3.46, 4.82, 0.52, 1.05, 2.41,</w:t>
-      </w:r>
-    </w:p>
-    <w:p>
-      <w:pPr>
-        <w:pStyle w:val="SourceCode"/>
-        <w:spacing w:before="0" w:after="0" w:line="200" w:lineRule="auto"/>
-      </w:pPr>
-      <w:r>
-        <w:t xml:space="preserve">    6.39, 5.97, 0.63, 1.26, 3.67, 3.56, 3.25, 6.39, 9.88, 3.04,</w:t>
-      </w:r>
-    </w:p>
-    <w:p>
-      <w:pPr>
-        <w:pStyle w:val="SourceCode"/>
-        <w:spacing w:before="0" w:after="0" w:line="200" w:lineRule="auto"/>
-      </w:pPr>
-      <w:r>
-        <w:t xml:space="preserve">    4.61, 4.40, 4.61, 3.56, 0.31, 1.26, 1.05, 1.36, 0.73, 0.42,</w:t>
-      </w:r>
-    </w:p>
-    <w:p>
-      <w:pPr>
-        <w:pStyle w:val="SourceCode"/>
-        <w:spacing w:before="0" w:after="0" w:line="200" w:lineRule="auto"/>
-      </w:pPr>
-      <w:r>
-        <w:t xml:space="preserve">    1.78, 0.94, 2.41</w:t>
-      </w:r>
-    </w:p>
-    <w:p>
-      <w:pPr>
-        <w:pStyle w:val="SourceCode"/>
-        <w:spacing w:before="0" w:after="0" w:line="200" w:lineRule="auto"/>
-      </w:pPr>
-      <w:r>
-        <w:t xml:space="preserve">};</w:t>
-      </w:r>
-    </w:p>
-    <w:p>
-      <w:pPr>
-        <w:pStyle w:val="SourceCode"/>
-        <w:spacing w:before="0" w:after="0" w:line="200" w:lineRule="auto"/>
-      </w:pPr>
-    </w:p>
-    <w:p>
-      <w:pPr>
-        <w:pStyle w:val="SourceCode"/>
-        <w:spacing w:before="0" w:after="0" w:line="200" w:lineRule="auto"/>
-      </w:pPr>
-      <w:r>
-        <w:t xml:space="preserve">// Пошук індексу літери в алфавіті</w:t>
-      </w:r>
-    </w:p>
-    <w:p>
-      <w:pPr>
-        <w:pStyle w:val="SourceCode"/>
-        <w:spacing w:before="0" w:after="0" w:line="200" w:lineRule="auto"/>
-      </w:pPr>
-      <w:r>
-        <w:t xml:space="preserve">int indexOf(wchar_t c, bool&amp; upper) {</w:t>
-      </w:r>
-    </w:p>
-    <w:p>
-      <w:pPr>
-        <w:pStyle w:val="SourceCode"/>
-        <w:spacing w:before="0" w:after="0" w:line="200" w:lineRule="auto"/>
-      </w:pPr>
-      <w:r>
-        <w:t xml:space="preserve">    size_t p = ALPHA_LO.find(c);</w:t>
-      </w:r>
-    </w:p>
-    <w:p>
-      <w:pPr>
-        <w:pStyle w:val="SourceCode"/>
-        <w:spacing w:before="0" w:after="0" w:line="200" w:lineRule="auto"/>
-      </w:pPr>
-      <w:r>
-        <w:t xml:space="preserve">    if (p != wstring::npos) { upper = false; return (int)p; }</w:t>
-      </w:r>
-    </w:p>
-    <w:p>
-      <w:pPr>
-        <w:pStyle w:val="SourceCode"/>
-        <w:spacing w:before="0" w:after="0" w:line="200" w:lineRule="auto"/>
-      </w:pPr>
-      <w:r>
-        <w:t xml:space="preserve">    p = ALPHA_UP.find(c);</w:t>
-      </w:r>
-    </w:p>
-    <w:p>
-      <w:pPr>
-        <w:pStyle w:val="SourceCode"/>
-        <w:spacing w:before="0" w:after="0" w:line="200" w:lineRule="auto"/>
-      </w:pPr>
-      <w:r>
-        <w:t xml:space="preserve">    if (p != wstring::npos) { upper = true; return (int)p; }</w:t>
-      </w:r>
-    </w:p>
-    <w:p>
-      <w:pPr>
-        <w:pStyle w:val="SourceCode"/>
-        <w:spacing w:before="0" w:after="0" w:line="200" w:lineRule="auto"/>
-      </w:pPr>
-      <w:r>
-        <w:t xml:space="preserve">    return -1;</w:t>
-      </w:r>
-    </w:p>
-    <w:p>
-      <w:pPr>
-        <w:pStyle w:val="SourceCode"/>
-        <w:spacing w:before="0" w:after="0" w:line="200" w:lineRule="auto"/>
-      </w:pPr>
-      <w:r>
-        <w:t xml:space="preserve">}</w:t>
-      </w:r>
-    </w:p>
-    <w:p>
-      <w:pPr>
-        <w:pStyle w:val="SourceCode"/>
-        <w:spacing w:before="0" w:after="0" w:line="200" w:lineRule="auto"/>
-      </w:pPr>
-    </w:p>
-    <w:p>
-      <w:pPr>
-        <w:pStyle w:val="SourceCode"/>
-        <w:spacing w:before="0" w:after="0" w:line="200" w:lineRule="auto"/>
-      </w:pPr>
-      <w:r>
-        <w:t xml:space="preserve">// Читання тексту з файлу</w:t>
-      </w:r>
-    </w:p>
-    <w:p>
-      <w:pPr>
-        <w:pStyle w:val="SourceCode"/>
-        <w:spacing w:before="0" w:after="0" w:line="200" w:lineRule="auto"/>
-      </w:pPr>
-      <w:r>
-        <w:t xml:space="preserve">wstring readFile(const string&amp; name) {</w:t>
-      </w:r>
-    </w:p>
-    <w:p>
-      <w:pPr>
-        <w:pStyle w:val="SourceCode"/>
-        <w:spacing w:before="0" w:after="0" w:line="200" w:lineRule="auto"/>
-      </w:pPr>
-      <w:r>
-        <w:t xml:space="preserve">    wifstream in(name);</w:t>
-      </w:r>
-    </w:p>
-    <w:p>
-      <w:pPr>
-        <w:pStyle w:val="SourceCode"/>
-        <w:spacing w:before="0" w:after="0" w:line="200" w:lineRule="auto"/>
-      </w:pPr>
-      <w:r>
-        <w:t xml:space="preserve">    if (!in) {</w:t>
-      </w:r>
-    </w:p>
-    <w:p>
-      <w:pPr>
-        <w:pStyle w:val="SourceCode"/>
-        <w:spacing w:before="0" w:after="0" w:line="200" w:lineRule="auto"/>
-      </w:pPr>
-      <w:r>
-        <w:t xml:space="preserve">        wcout &lt;&lt; L"Помилка: файл не знайдено!\n";</w:t>
-      </w:r>
-    </w:p>
-    <w:p>
-      <w:pPr>
-        <w:pStyle w:val="SourceCode"/>
-        <w:spacing w:before="0" w:after="0" w:line="200" w:lineRule="auto"/>
-      </w:pPr>
-      <w:r>
-        <w:t xml:space="preserve">        return L"";</w:t>
-      </w:r>
-    </w:p>
-    <w:p>
-      <w:pPr>
-        <w:pStyle w:val="SourceCode"/>
-        <w:spacing w:before="0" w:after="0" w:line="200" w:lineRule="auto"/>
-      </w:pPr>
-      <w:r>
-        <w:t xml:space="preserve">    }</w:t>
-      </w:r>
-    </w:p>
-    <w:p>
-      <w:pPr>
-        <w:pStyle w:val="SourceCode"/>
-        <w:spacing w:before="0" w:after="0" w:line="200" w:lineRule="auto"/>
-      </w:pPr>
-      <w:r>
-        <w:t xml:space="preserve">    in.imbue(locale(in.getloc(), new codecvt_utf8&lt;wchar_t&gt;));</w:t>
-      </w:r>
-    </w:p>
-    <w:p>
-      <w:pPr>
-        <w:pStyle w:val="SourceCode"/>
-        <w:spacing w:before="0" w:after="0" w:line="200" w:lineRule="auto"/>
-      </w:pPr>
-      <w:r>
-        <w:t xml:space="preserve">    wstring text((istreambuf_iterator&lt;wchar_t&gt;(in)),</w:t>
-      </w:r>
-    </w:p>
-    <w:p>
-      <w:pPr>
-        <w:pStyle w:val="SourceCode"/>
-        <w:spacing w:before="0" w:after="0" w:line="200" w:lineRule="auto"/>
-      </w:pPr>
-      <w:r>
-        <w:t xml:space="preserve">                  istreambuf_iterator&lt;wchar_t&gt;());</w:t>
-      </w:r>
-    </w:p>
-    <w:p>
-      <w:pPr>
-        <w:pStyle w:val="SourceCode"/>
-        <w:spacing w:before="0" w:after="0" w:line="200" w:lineRule="auto"/>
-      </w:pPr>
-      <w:r>
-        <w:t xml:space="preserve">    return text;</w:t>
-      </w:r>
-    </w:p>
-    <w:p>
-      <w:pPr>
-        <w:pStyle w:val="SourceCode"/>
-        <w:spacing w:before="0" w:after="0" w:line="200" w:lineRule="auto"/>
-      </w:pPr>
-      <w:r>
-        <w:t xml:space="preserve">}</w:t>
-      </w:r>
-    </w:p>
-    <w:p>
-      <w:pPr>
-        <w:pStyle w:val="SourceCode"/>
-        <w:spacing w:before="0" w:after="0" w:line="200" w:lineRule="auto"/>
-      </w:pPr>
-    </w:p>
-    <w:p>
-      <w:pPr>
-        <w:pStyle w:val="SourceCode"/>
-        <w:spacing w:before="0" w:after="0" w:line="200" w:lineRule="auto"/>
-      </w:pPr>
-      <w:r>
-        <w:t xml:space="preserve">// Запис тексту у файл</w:t>
-      </w:r>
-    </w:p>
-    <w:p>
-      <w:pPr>
-        <w:pStyle w:val="SourceCode"/>
-        <w:spacing w:before="0" w:after="0" w:line="200" w:lineRule="auto"/>
-      </w:pPr>
-      <w:r>
-        <w:t xml:space="preserve">bool writeFile(const string&amp; name, const wstring&amp; text) {</w:t>
-      </w:r>
-    </w:p>
-    <w:p>
-      <w:pPr>
-        <w:pStyle w:val="SourceCode"/>
-        <w:spacing w:before="0" w:after="0" w:line="200" w:lineRule="auto"/>
-      </w:pPr>
-      <w:r>
-        <w:t xml:space="preserve">    wofstream out(name);</w:t>
-      </w:r>
-    </w:p>
-    <w:p>
-      <w:pPr>
-        <w:pStyle w:val="SourceCode"/>
-        <w:spacing w:before="0" w:after="0" w:line="200" w:lineRule="auto"/>
-      </w:pPr>
-      <w:r>
-        <w:t xml:space="preserve">    if (!out) return false;</w:t>
-      </w:r>
-    </w:p>
-    <w:p>
-      <w:pPr>
-        <w:pStyle w:val="SourceCode"/>
-        <w:spacing w:before="0" w:after="0" w:line="200" w:lineRule="auto"/>
-      </w:pPr>
-      <w:r>
-        <w:t xml:space="preserve">    out.imbue(locale(out.getloc(), new codecvt_utf8&lt;wchar_t&gt;));</w:t>
-      </w:r>
-    </w:p>
-    <w:p>
-      <w:pPr>
-        <w:pStyle w:val="SourceCode"/>
-        <w:spacing w:before="0" w:after="0" w:line="200" w:lineRule="auto"/>
-      </w:pPr>
-      <w:r>
-        <w:t xml:space="preserve">    out &lt;&lt; text;</w:t>
-      </w:r>
-    </w:p>
-    <w:p>
-      <w:pPr>
-        <w:pStyle w:val="SourceCode"/>
-        <w:spacing w:before="0" w:after="0" w:line="200" w:lineRule="auto"/>
-      </w:pPr>
-      <w:r>
-        <w:t xml:space="preserve">    return true;</w:t>
-      </w:r>
-    </w:p>
-    <w:p>
-      <w:pPr>
-        <w:pStyle w:val="SourceCode"/>
-        <w:spacing w:before="0" w:after="0" w:line="200" w:lineRule="auto"/>
-      </w:pPr>
-      <w:r>
-        <w:t xml:space="preserve">}</w:t>
-      </w:r>
-    </w:p>
-    <w:p>
-      <w:pPr>
-        <w:pStyle w:val="SourceCode"/>
-        <w:spacing w:before="0" w:after="0" w:line="200" w:lineRule="auto"/>
-      </w:pPr>
-    </w:p>
-    <w:p>
-      <w:pPr>
-        <w:pStyle w:val="SourceCode"/>
-        <w:spacing w:before="0" w:after="0" w:line="200" w:lineRule="auto"/>
-      </w:pPr>
-      <w:r>
-        <w:t xml:space="preserve">// Зашифрування шифром Цезаря</w:t>
-      </w:r>
-    </w:p>
-    <w:p>
-      <w:pPr>
-        <w:pStyle w:val="SourceCode"/>
-        <w:spacing w:before="0" w:after="0" w:line="200" w:lineRule="auto"/>
-      </w:pPr>
-      <w:r>
-        <w:t xml:space="preserve">wstring encrypt(const wstring&amp; text, int k) {</w:t>
-      </w:r>
-    </w:p>
-    <w:p>
-      <w:pPr>
-        <w:pStyle w:val="SourceCode"/>
-        <w:spacing w:before="0" w:after="0" w:line="200" w:lineRule="auto"/>
-      </w:pPr>
-      <w:r>
-        <w:t xml:space="preserve">    k = ((k % N) + N) % N;</w:t>
-      </w:r>
-    </w:p>
-    <w:p>
-      <w:pPr>
-        <w:pStyle w:val="SourceCode"/>
-        <w:spacing w:before="0" w:after="0" w:line="200" w:lineRule="auto"/>
-      </w:pPr>
-      <w:r>
-        <w:t xml:space="preserve">    wstring res = text;</w:t>
-      </w:r>
-    </w:p>
-    <w:p>
-      <w:pPr>
-        <w:pStyle w:val="SourceCode"/>
-        <w:spacing w:before="0" w:after="0" w:line="200" w:lineRule="auto"/>
-      </w:pPr>
-      <w:r>
-        <w:t xml:space="preserve">    for (size_t i = 0; i &lt; res.size(); i++) {</w:t>
-      </w:r>
-    </w:p>
-    <w:p>
-      <w:pPr>
-        <w:pStyle w:val="SourceCode"/>
-        <w:spacing w:before="0" w:after="0" w:line="200" w:lineRule="auto"/>
-      </w:pPr>
-      <w:r>
-        <w:t xml:space="preserve">        bool up = false;</w:t>
-      </w:r>
-    </w:p>
-    <w:p>
-      <w:pPr>
-        <w:pStyle w:val="SourceCode"/>
-        <w:spacing w:before="0" w:after="0" w:line="200" w:lineRule="auto"/>
-      </w:pPr>
-      <w:r>
-        <w:t xml:space="preserve">        int p = indexOf(res[i], up);</w:t>
-      </w:r>
-    </w:p>
-    <w:p>
-      <w:pPr>
-        <w:pStyle w:val="SourceCode"/>
-        <w:spacing w:before="0" w:after="0" w:line="200" w:lineRule="auto"/>
-      </w:pPr>
-      <w:r>
-        <w:t xml:space="preserve">        if (p &gt;= 0)</w:t>
-      </w:r>
-    </w:p>
-    <w:p>
-      <w:pPr>
-        <w:pStyle w:val="SourceCode"/>
-        <w:spacing w:before="0" w:after="0" w:line="200" w:lineRule="auto"/>
-      </w:pPr>
-      <w:r>
-        <w:t xml:space="preserve">            res[i] = up ? ALPHA_UP[(p + k) % N] : ALPHA_LO[(p + k) % N];</w:t>
-      </w:r>
-    </w:p>
-    <w:p>
-      <w:pPr>
-        <w:pStyle w:val="SourceCode"/>
-        <w:spacing w:before="0" w:after="0" w:line="200" w:lineRule="auto"/>
-      </w:pPr>
-      <w:r>
-        <w:t xml:space="preserve">    }</w:t>
-      </w:r>
-    </w:p>
-    <w:p>
-      <w:pPr>
-        <w:pStyle w:val="SourceCode"/>
-        <w:spacing w:before="0" w:after="0" w:line="200" w:lineRule="auto"/>
-      </w:pPr>
-      <w:r>
-        <w:t xml:space="preserve">    return res;</w:t>
-      </w:r>
-    </w:p>
-    <w:p>
-      <w:pPr>
-        <w:pStyle w:val="SourceCode"/>
-        <w:spacing w:before="0" w:after="0" w:line="200" w:lineRule="auto"/>
-      </w:pPr>
-      <w:r>
-        <w:t xml:space="preserve">}</w:t>
-      </w:r>
-    </w:p>
-    <w:p>
-      <w:pPr>
-        <w:pStyle w:val="SourceCode"/>
-        <w:spacing w:before="0" w:after="0" w:line="200" w:lineRule="auto"/>
-      </w:pPr>
-    </w:p>
-    <w:p>
-      <w:pPr>
-        <w:pStyle w:val="SourceCode"/>
-        <w:spacing w:before="0" w:after="0" w:line="200" w:lineRule="auto"/>
-      </w:pPr>
-      <w:r>
-        <w:t xml:space="preserve">// Розшифрування шифром Цезаря</w:t>
-      </w:r>
-    </w:p>
-    <w:p>
-      <w:pPr>
-        <w:pStyle w:val="SourceCode"/>
-        <w:spacing w:before="0" w:after="0" w:line="200" w:lineRule="auto"/>
-      </w:pPr>
-      <w:r>
-        <w:t xml:space="preserve">wstring decrypt(const wstring&amp; text, int k) {</w:t>
-      </w:r>
-    </w:p>
-    <w:p>
-      <w:pPr>
-        <w:pStyle w:val="SourceCode"/>
-        <w:spacing w:before="0" w:after="0" w:line="200" w:lineRule="auto"/>
-      </w:pPr>
-      <w:r>
-        <w:t xml:space="preserve">    return encrypt(text, N - ((k % N) + N) % N);</w:t>
-      </w:r>
-    </w:p>
-    <w:p>
-      <w:pPr>
-        <w:pStyle w:val="SourceCode"/>
-        <w:spacing w:before="0" w:after="0" w:line="200" w:lineRule="auto"/>
-      </w:pPr>
-      <w:r>
-        <w:t xml:space="preserve">}</w:t>
-      </w:r>
-    </w:p>
-    <w:p>
-      <w:pPr>
-        <w:pStyle w:val="SourceCode"/>
-        <w:spacing w:before="0" w:after="0" w:line="200" w:lineRule="auto"/>
-      </w:pPr>
-    </w:p>
-    <w:p>
-      <w:pPr>
-        <w:pStyle w:val="SourceCode"/>
-        <w:spacing w:before="0" w:after="0" w:line="200" w:lineRule="auto"/>
-      </w:pPr>
-      <w:r>
-        <w:t xml:space="preserve">// Підрахунок частот літер</w:t>
-      </w:r>
-    </w:p>
-    <w:p>
-      <w:pPr>
-        <w:pStyle w:val="SourceCode"/>
-        <w:spacing w:before="0" w:after="0" w:line="200" w:lineRule="auto"/>
-      </w:pPr>
-      <w:r>
-        <w:t xml:space="preserve">vector&lt;double&gt; frequencies(const wstring&amp; text, long&amp; total) {</w:t>
-      </w:r>
-    </w:p>
-    <w:p>
-      <w:pPr>
-        <w:pStyle w:val="SourceCode"/>
-        <w:spacing w:before="0" w:after="0" w:line="200" w:lineRule="auto"/>
-      </w:pPr>
-      <w:r>
-        <w:t xml:space="preserve">    vector&lt;double&gt; f(N, 0.0);</w:t>
-      </w:r>
-    </w:p>
-    <w:p>
-      <w:pPr>
-        <w:pStyle w:val="SourceCode"/>
-        <w:spacing w:before="0" w:after="0" w:line="200" w:lineRule="auto"/>
-      </w:pPr>
-      <w:r>
-        <w:t xml:space="preserve">    total = 0;</w:t>
-      </w:r>
-    </w:p>
-    <w:p>
-      <w:pPr>
-        <w:pStyle w:val="SourceCode"/>
-        <w:spacing w:before="0" w:after="0" w:line="200" w:lineRule="auto"/>
-      </w:pPr>
-      <w:r>
-        <w:t xml:space="preserve">    for (size_t i = 0; i &lt; text.size(); i++) {</w:t>
-      </w:r>
-    </w:p>
-    <w:p>
-      <w:pPr>
-        <w:pStyle w:val="SourceCode"/>
-        <w:spacing w:before="0" w:after="0" w:line="200" w:lineRule="auto"/>
-      </w:pPr>
-      <w:r>
-        <w:t xml:space="preserve">        bool up = false;</w:t>
-      </w:r>
-    </w:p>
-    <w:p>
-      <w:pPr>
-        <w:pStyle w:val="SourceCode"/>
-        <w:spacing w:before="0" w:after="0" w:line="200" w:lineRule="auto"/>
-      </w:pPr>
-      <w:r>
-        <w:t xml:space="preserve">        int p = indexOf(text[i], up);</w:t>
-      </w:r>
-    </w:p>
-    <w:p>
-      <w:pPr>
-        <w:pStyle w:val="SourceCode"/>
-        <w:spacing w:before="0" w:after="0" w:line="200" w:lineRule="auto"/>
-      </w:pPr>
-      <w:r>
-        <w:t xml:space="preserve">        if (p &gt;= 0) { f[p] += 1.0; total++; }</w:t>
-      </w:r>
-    </w:p>
-    <w:p>
-      <w:pPr>
-        <w:pStyle w:val="SourceCode"/>
-        <w:spacing w:before="0" w:after="0" w:line="200" w:lineRule="auto"/>
-      </w:pPr>
-      <w:r>
-        <w:t xml:space="preserve">    }</w:t>
-      </w:r>
-    </w:p>
-    <w:p>
-      <w:pPr>
-        <w:pStyle w:val="SourceCode"/>
-        <w:spacing w:before="0" w:after="0" w:line="200" w:lineRule="auto"/>
-      </w:pPr>
-      <w:r>
-        <w:t xml:space="preserve">    if (total &gt; 0)</w:t>
-      </w:r>
-    </w:p>
-    <w:p>
-      <w:pPr>
-        <w:pStyle w:val="SourceCode"/>
-        <w:spacing w:before="0" w:after="0" w:line="200" w:lineRule="auto"/>
-      </w:pPr>
-      <w:r>
-        <w:t xml:space="preserve">        for (int i = 0; i &lt; N; i++)</w:t>
-      </w:r>
-    </w:p>
-    <w:p>
-      <w:pPr>
-        <w:pStyle w:val="SourceCode"/>
-        <w:spacing w:before="0" w:after="0" w:line="200" w:lineRule="auto"/>
-      </w:pPr>
-      <w:r>
-        <w:t xml:space="preserve">            f[i] = f[i] * 100.0 / total;</w:t>
-      </w:r>
-    </w:p>
-    <w:p>
-      <w:pPr>
-        <w:pStyle w:val="SourceCode"/>
-        <w:spacing w:before="0" w:after="0" w:line="200" w:lineRule="auto"/>
-      </w:pPr>
-      <w:r>
-        <w:t xml:space="preserve">    return f;</w:t>
-      </w:r>
-    </w:p>
-    <w:p>
-      <w:pPr>
-        <w:pStyle w:val="SourceCode"/>
-        <w:spacing w:before="0" w:after="0" w:line="200" w:lineRule="auto"/>
-      </w:pPr>
-      <w:r>
-        <w:t xml:space="preserve">}</w:t>
-      </w:r>
-    </w:p>
-    <w:p>
-      <w:pPr>
-        <w:pStyle w:val="SourceCode"/>
-        <w:spacing w:before="0" w:after="0" w:line="200" w:lineRule="auto"/>
-      </w:pPr>
-    </w:p>
-    <w:p>
-      <w:pPr>
-        <w:pStyle w:val="SourceCode"/>
-        <w:spacing w:before="0" w:after="0" w:line="200" w:lineRule="auto"/>
-      </w:pPr>
-      <w:r>
-        <w:t xml:space="preserve">// Друк таблиці частот із гістограмою</w:t>
-      </w:r>
-    </w:p>
-    <w:p>
-      <w:pPr>
-        <w:pStyle w:val="SourceCode"/>
-        <w:spacing w:before="0" w:after="0" w:line="200" w:lineRule="auto"/>
-      </w:pPr>
-      <w:r>
-        <w:t xml:space="preserve">void printFrequencies(const vector&lt;double&gt;&amp; f, long total) {</w:t>
-      </w:r>
-    </w:p>
-    <w:p>
-      <w:pPr>
-        <w:pStyle w:val="SourceCode"/>
-        <w:spacing w:before="0" w:after="0" w:line="200" w:lineRule="auto"/>
-      </w:pPr>
-      <w:r>
-        <w:t xml:space="preserve">    wcout &lt;&lt; L"+-------+----------+----------+----------------------+\n";</w:t>
-      </w:r>
-    </w:p>
-    <w:p>
-      <w:pPr>
-        <w:pStyle w:val="SourceCode"/>
-        <w:spacing w:before="0" w:after="0" w:line="200" w:lineRule="auto"/>
-      </w:pPr>
-      <w:r>
-        <w:t xml:space="preserve">    wcout &lt;&lt; L"| Літера| Частота  | Еталон   | Гістограма           |\n";</w:t>
-      </w:r>
-    </w:p>
-    <w:p>
-      <w:pPr>
-        <w:pStyle w:val="SourceCode"/>
-        <w:spacing w:before="0" w:after="0" w:line="200" w:lineRule="auto"/>
-      </w:pPr>
-      <w:r>
-        <w:t xml:space="preserve">    wcout &lt;&lt; L"+-------+----------+----------+----------------------+\n";</w:t>
-      </w:r>
-    </w:p>
-    <w:p>
-      <w:pPr>
-        <w:pStyle w:val="SourceCode"/>
-        <w:spacing w:before="0" w:after="0" w:line="200" w:lineRule="auto"/>
-      </w:pPr>
-      <w:r>
-        <w:t xml:space="preserve">    for (int i = 0; i &lt; N; i++) {</w:t>
-      </w:r>
-    </w:p>
-    <w:p>
-      <w:pPr>
-        <w:pStyle w:val="SourceCode"/>
-        <w:spacing w:before="0" w:after="0" w:line="200" w:lineRule="auto"/>
-      </w:pPr>
-      <w:r>
-        <w:t xml:space="preserve">        wcout &lt;&lt; L"| " &lt;&lt; ALPHA_LO[i] &lt;&lt; L"     | "</w:t>
-      </w:r>
-    </w:p>
-    <w:p>
-      <w:pPr>
-        <w:pStyle w:val="SourceCode"/>
-        <w:spacing w:before="0" w:after="0" w:line="200" w:lineRule="auto"/>
-      </w:pPr>
-      <w:r>
-        <w:t xml:space="preserve">              &lt;&lt; fixed &lt;&lt; setprecision(2) &lt;&lt; setw(6) &lt;&lt; f[i] &lt;&lt; L" % | "</w:t>
-      </w:r>
-    </w:p>
-    <w:p>
-      <w:pPr>
-        <w:pStyle w:val="SourceCode"/>
-        <w:spacing w:before="0" w:after="0" w:line="200" w:lineRule="auto"/>
-      </w:pPr>
-      <w:r>
-        <w:t xml:space="preserve">              &lt;&lt; setw(6) &lt;&lt; REF[i] &lt;&lt; L" % | ";</w:t>
-      </w:r>
-    </w:p>
-    <w:p>
-      <w:pPr>
-        <w:pStyle w:val="SourceCode"/>
-        <w:spacing w:before="0" w:after="0" w:line="200" w:lineRule="auto"/>
-      </w:pPr>
-      <w:r>
-        <w:t xml:space="preserve">        int bars = (int)(f[i] * 2 + 0.5);</w:t>
-      </w:r>
-    </w:p>
-    <w:p>
-      <w:pPr>
-        <w:pStyle w:val="SourceCode"/>
-        <w:spacing w:before="0" w:after="0" w:line="200" w:lineRule="auto"/>
-      </w:pPr>
-      <w:r>
-        <w:t xml:space="preserve">        wstring bar(bars &gt; 20 ? 20 : bars, L'#');</w:t>
-      </w:r>
-    </w:p>
-    <w:p>
-      <w:pPr>
-        <w:pStyle w:val="SourceCode"/>
-        <w:spacing w:before="0" w:after="0" w:line="200" w:lineRule="auto"/>
-      </w:pPr>
-      <w:r>
-        <w:t xml:space="preserve">        wcout &lt;&lt; left &lt;&lt; setw(20) &lt;&lt; bar &lt;&lt; right &lt;&lt; L" |\n";</w:t>
-      </w:r>
-    </w:p>
-    <w:p>
-      <w:pPr>
-        <w:pStyle w:val="SourceCode"/>
-        <w:spacing w:before="0" w:after="0" w:line="200" w:lineRule="auto"/>
-      </w:pPr>
-      <w:r>
-        <w:t xml:space="preserve">    }</w:t>
-      </w:r>
-    </w:p>
-    <w:p>
-      <w:pPr>
-        <w:pStyle w:val="SourceCode"/>
-        <w:spacing w:before="0" w:after="0" w:line="200" w:lineRule="auto"/>
-      </w:pPr>
-      <w:r>
-        <w:t xml:space="preserve">    wcout &lt;&lt; L"+-------+----------+----------+----------------------+\n";</w:t>
-      </w:r>
-    </w:p>
-    <w:p>
-      <w:pPr>
-        <w:pStyle w:val="SourceCode"/>
-        <w:spacing w:before="0" w:after="0" w:line="200" w:lineRule="auto"/>
-      </w:pPr>
-      <w:r>
-        <w:t xml:space="preserve">    wcout &lt;&lt; L"Усього літер у тексті: " &lt;&lt; total &lt;&lt; L"\n";</w:t>
-      </w:r>
-    </w:p>
-    <w:p>
-      <w:pPr>
-        <w:pStyle w:val="SourceCode"/>
-        <w:spacing w:before="0" w:after="0" w:line="200" w:lineRule="auto"/>
-      </w:pPr>
-      <w:r>
-        <w:t xml:space="preserve">}</w:t>
-      </w:r>
-    </w:p>
-    <w:p>
-      <w:pPr>
-        <w:pStyle w:val="SourceCode"/>
-        <w:spacing w:before="0" w:after="0" w:line="200" w:lineRule="auto"/>
-      </w:pPr>
-    </w:p>
-    <w:p>
-      <w:pPr>
-        <w:pStyle w:val="SourceCode"/>
-        <w:spacing w:before="0" w:after="0" w:line="200" w:lineRule="auto"/>
-      </w:pPr>
-      <w:r>
-        <w:t xml:space="preserve">// Злам повним перебором ключів</w:t>
-      </w:r>
-    </w:p>
-    <w:p>
-      <w:pPr>
-        <w:pStyle w:val="SourceCode"/>
-        <w:spacing w:before="0" w:after="0" w:line="200" w:lineRule="auto"/>
-      </w:pPr>
-      <w:r>
-        <w:t xml:space="preserve">void bruteForce(const wstring&amp; text) {</w:t>
-      </w:r>
-    </w:p>
-    <w:p>
-      <w:pPr>
-        <w:pStyle w:val="SourceCode"/>
-        <w:spacing w:before="0" w:after="0" w:line="200" w:lineRule="auto"/>
-      </w:pPr>
-      <w:r>
-        <w:t xml:space="preserve">    wcout &lt;&lt; L"Перебір усіх " &lt;&lt; N - 1 &lt;&lt; L" можливих ключів:\n";</w:t>
-      </w:r>
-    </w:p>
-    <w:p>
-      <w:pPr>
-        <w:pStyle w:val="SourceCode"/>
-        <w:spacing w:before="0" w:after="0" w:line="200" w:lineRule="auto"/>
-      </w:pPr>
-      <w:r>
-        <w:t xml:space="preserve">    for (int k = 1; k &lt; N; k++) {</w:t>
-      </w:r>
-    </w:p>
-    <w:p>
-      <w:pPr>
-        <w:pStyle w:val="SourceCode"/>
-        <w:spacing w:before="0" w:after="0" w:line="200" w:lineRule="auto"/>
-      </w:pPr>
-      <w:r>
-        <w:t xml:space="preserve">        wstring t = decrypt(text, k);</w:t>
-      </w:r>
-    </w:p>
-    <w:p>
-      <w:pPr>
-        <w:pStyle w:val="SourceCode"/>
-        <w:spacing w:before="0" w:after="0" w:line="200" w:lineRule="auto"/>
-      </w:pPr>
-      <w:r>
-        <w:t xml:space="preserve">        if (t.size() &gt; 48) t = t.substr(0, 48) + L"...";</w:t>
-      </w:r>
-    </w:p>
-    <w:p>
-      <w:pPr>
-        <w:pStyle w:val="SourceCode"/>
-        <w:spacing w:before="0" w:after="0" w:line="200" w:lineRule="auto"/>
-      </w:pPr>
-      <w:r>
-        <w:t xml:space="preserve">        wcout &lt;&lt; L"k = " &lt;&lt; setw(2) &lt;&lt; k &lt;&lt; L" : " &lt;&lt; t &lt;&lt; L"\n";</w:t>
-      </w:r>
-    </w:p>
-    <w:p>
-      <w:pPr>
-        <w:pStyle w:val="SourceCode"/>
-        <w:spacing w:before="0" w:after="0" w:line="200" w:lineRule="auto"/>
-      </w:pPr>
-      <w:r>
-        <w:t xml:space="preserve">    }</w:t>
-      </w:r>
-    </w:p>
-    <w:p>
-      <w:pPr>
-        <w:pStyle w:val="SourceCode"/>
-        <w:spacing w:before="0" w:after="0" w:line="200" w:lineRule="auto"/>
-      </w:pPr>
-      <w:r>
-        <w:t xml:space="preserve">}</w:t>
-      </w:r>
-    </w:p>
-    <w:p>
-      <w:pPr>
-        <w:pStyle w:val="SourceCode"/>
-        <w:spacing w:before="0" w:after="0" w:line="200" w:lineRule="auto"/>
-      </w:pPr>
-    </w:p>
-    <w:p>
-      <w:pPr>
-        <w:pStyle w:val="SourceCode"/>
-        <w:spacing w:before="0" w:after="0" w:line="200" w:lineRule="auto"/>
-      </w:pPr>
-      <w:r>
-        <w:t xml:space="preserve">// Автоматичне визначення ключа за критерієм хі-квадрат</w:t>
-      </w:r>
-    </w:p>
-    <w:p>
-      <w:pPr>
-        <w:pStyle w:val="SourceCode"/>
-        <w:spacing w:before="0" w:after="0" w:line="200" w:lineRule="auto"/>
-      </w:pPr>
-      <w:r>
-        <w:t xml:space="preserve">int findKey(const wstring&amp; text, double&amp; bestChi) {</w:t>
-      </w:r>
-    </w:p>
-    <w:p>
-      <w:pPr>
-        <w:pStyle w:val="SourceCode"/>
-        <w:spacing w:before="0" w:after="0" w:line="200" w:lineRule="auto"/>
-      </w:pPr>
-      <w:r>
-        <w:t xml:space="preserve">    int bestK = 0;</w:t>
-      </w:r>
-    </w:p>
-    <w:p>
-      <w:pPr>
-        <w:pStyle w:val="SourceCode"/>
-        <w:spacing w:before="0" w:after="0" w:line="200" w:lineRule="auto"/>
-      </w:pPr>
-      <w:r>
-        <w:t xml:space="preserve">    bestChi = 1e18;</w:t>
-      </w:r>
-    </w:p>
-    <w:p>
-      <w:pPr>
-        <w:pStyle w:val="SourceCode"/>
-        <w:spacing w:before="0" w:after="0" w:line="200" w:lineRule="auto"/>
-      </w:pPr>
-      <w:r>
-        <w:t xml:space="preserve">    for (int k = 0; k &lt; N; k++) {</w:t>
-      </w:r>
-    </w:p>
-    <w:p>
-      <w:pPr>
-        <w:pStyle w:val="SourceCode"/>
-        <w:spacing w:before="0" w:after="0" w:line="200" w:lineRule="auto"/>
-      </w:pPr>
-      <w:r>
-        <w:t xml:space="preserve">        long total = 0;</w:t>
-      </w:r>
-    </w:p>
-    <w:p>
-      <w:pPr>
-        <w:pStyle w:val="SourceCode"/>
-        <w:spacing w:before="0" w:after="0" w:line="200" w:lineRule="auto"/>
-      </w:pPr>
-      <w:r>
-        <w:t xml:space="preserve">        vector&lt;double&gt; f = frequencies(decrypt(text, k), total);</w:t>
-      </w:r>
-    </w:p>
-    <w:p>
-      <w:pPr>
-        <w:pStyle w:val="SourceCode"/>
-        <w:spacing w:before="0" w:after="0" w:line="200" w:lineRule="auto"/>
-      </w:pPr>
-      <w:r>
-        <w:t xml:space="preserve">        if (total == 0) return 0;</w:t>
-      </w:r>
-    </w:p>
-    <w:p>
-      <w:pPr>
-        <w:pStyle w:val="SourceCode"/>
-        <w:spacing w:before="0" w:after="0" w:line="200" w:lineRule="auto"/>
-      </w:pPr>
-      <w:r>
-        <w:t xml:space="preserve">        double chi = 0.0;</w:t>
-      </w:r>
-    </w:p>
-    <w:p>
-      <w:pPr>
-        <w:pStyle w:val="SourceCode"/>
-        <w:spacing w:before="0" w:after="0" w:line="200" w:lineRule="auto"/>
-      </w:pPr>
-      <w:r>
-        <w:t xml:space="preserve">        for (int i = 0; i &lt; N; i++) {</w:t>
-      </w:r>
-    </w:p>
-    <w:p>
-      <w:pPr>
-        <w:pStyle w:val="SourceCode"/>
-        <w:spacing w:before="0" w:after="0" w:line="200" w:lineRule="auto"/>
-      </w:pPr>
-      <w:r>
-        <w:t xml:space="preserve">            double obs = f[i] * total / 100.0;</w:t>
-      </w:r>
-    </w:p>
-    <w:p>
-      <w:pPr>
-        <w:pStyle w:val="SourceCode"/>
-        <w:spacing w:before="0" w:after="0" w:line="200" w:lineRule="auto"/>
-      </w:pPr>
-      <w:r>
-        <w:t xml:space="preserve">            double exp = REF[i] * total / 100.0;</w:t>
-      </w:r>
-    </w:p>
-    <w:p>
-      <w:pPr>
-        <w:pStyle w:val="SourceCode"/>
-        <w:spacing w:before="0" w:after="0" w:line="200" w:lineRule="auto"/>
-      </w:pPr>
-      <w:r>
-        <w:t xml:space="preserve">            if (exp &lt; 0.5) exp = 0.5;</w:t>
-      </w:r>
-    </w:p>
-    <w:p>
-      <w:pPr>
-        <w:pStyle w:val="SourceCode"/>
-        <w:spacing w:before="0" w:after="0" w:line="200" w:lineRule="auto"/>
-      </w:pPr>
-      <w:r>
-        <w:t xml:space="preserve">            chi += (obs - exp) * (obs - exp) / exp;</w:t>
-      </w:r>
-    </w:p>
-    <w:p>
-      <w:pPr>
-        <w:pStyle w:val="SourceCode"/>
-        <w:spacing w:before="0" w:after="0" w:line="200" w:lineRule="auto"/>
-      </w:pPr>
-      <w:r>
-        <w:t xml:space="preserve">        }</w:t>
-      </w:r>
-    </w:p>
-    <w:p>
-      <w:pPr>
-        <w:pStyle w:val="SourceCode"/>
-        <w:spacing w:before="0" w:after="0" w:line="200" w:lineRule="auto"/>
-      </w:pPr>
-      <w:r>
-        <w:t xml:space="preserve">        if (chi &lt; bestChi) { bestChi = chi; bestK = k; }</w:t>
-      </w:r>
-    </w:p>
-    <w:p>
-      <w:pPr>
-        <w:pStyle w:val="SourceCode"/>
-        <w:spacing w:before="0" w:after="0" w:line="200" w:lineRule="auto"/>
-      </w:pPr>
-      <w:r>
-        <w:t xml:space="preserve">    }</w:t>
-      </w:r>
-    </w:p>
-    <w:p>
-      <w:pPr>
-        <w:pStyle w:val="SourceCode"/>
-        <w:spacing w:before="0" w:after="0" w:line="200" w:lineRule="auto"/>
-      </w:pPr>
-      <w:r>
-        <w:t xml:space="preserve">    return bestK;</w:t>
-      </w:r>
-    </w:p>
-    <w:p>
-      <w:pPr>
-        <w:pStyle w:val="SourceCode"/>
-        <w:spacing w:before="0" w:after="0" w:line="200" w:lineRule="auto"/>
-      </w:pPr>
-      <w:r>
-        <w:t xml:space="preserve">}</w:t>
-      </w:r>
-    </w:p>
-    <w:p>
-      <w:pPr>
-        <w:pStyle w:val="SourceCode"/>
-        <w:spacing w:before="0" w:after="0" w:line="200" w:lineRule="auto"/>
-      </w:pPr>
-    </w:p>
-    <w:p>
-      <w:pPr>
-        <w:pStyle w:val="SourceCode"/>
-        <w:spacing w:before="0" w:after="0" w:line="200" w:lineRule="auto"/>
-      </w:pPr>
-      <w:r>
-        <w:t xml:space="preserve">// Меню користувача</w:t>
-      </w:r>
-    </w:p>
-    <w:p>
-      <w:pPr>
-        <w:pStyle w:val="SourceCode"/>
-        <w:spacing w:before="0" w:after="0" w:line="200" w:lineRule="auto"/>
-      </w:pPr>
-      <w:r>
-        <w:t xml:space="preserve">void menu() {</w:t>
-      </w:r>
-    </w:p>
-    <w:p>
-      <w:pPr>
-        <w:pStyle w:val="SourceCode"/>
-        <w:spacing w:before="0" w:after="0" w:line="200" w:lineRule="auto"/>
-      </w:pPr>
-      <w:r>
-        <w:t xml:space="preserve">    wcout &lt;&lt; L"\n=============== МЕНЮ ===============\n"</w:t>
-      </w:r>
-    </w:p>
-    <w:p>
-      <w:pPr>
-        <w:pStyle w:val="SourceCode"/>
-        <w:spacing w:before="0" w:after="0" w:line="200" w:lineRule="auto"/>
-      </w:pPr>
-      <w:r>
-        <w:t xml:space="preserve">          &lt;&lt; L" 1 - завантажити текст із файлу\n"</w:t>
-      </w:r>
-    </w:p>
-    <w:p>
-      <w:pPr>
-        <w:pStyle w:val="SourceCode"/>
-        <w:spacing w:before="0" w:after="0" w:line="200" w:lineRule="auto"/>
-      </w:pPr>
-      <w:r>
-        <w:t xml:space="preserve">          &lt;&lt; L" 2 - показати поточний текст\n"</w:t>
-      </w:r>
-    </w:p>
-    <w:p>
-      <w:pPr>
-        <w:pStyle w:val="SourceCode"/>
-        <w:spacing w:before="0" w:after="0" w:line="200" w:lineRule="auto"/>
-      </w:pPr>
-      <w:r>
-        <w:t xml:space="preserve">          &lt;&lt; L" 3 - зашифрувати шифром Цезаря\n"</w:t>
-      </w:r>
-    </w:p>
-    <w:p>
-      <w:pPr>
-        <w:pStyle w:val="SourceCode"/>
-        <w:spacing w:before="0" w:after="0" w:line="200" w:lineRule="auto"/>
-      </w:pPr>
-      <w:r>
-        <w:t xml:space="preserve">          &lt;&lt; L" 4 - розшифрувати за відомим ключем\n"</w:t>
-      </w:r>
-    </w:p>
-    <w:p>
-      <w:pPr>
-        <w:pStyle w:val="SourceCode"/>
-        <w:spacing w:before="0" w:after="0" w:line="200" w:lineRule="auto"/>
-      </w:pPr>
-      <w:r>
-        <w:t xml:space="preserve">          &lt;&lt; L" 5 - частотний аналіз тексту\n"</w:t>
-      </w:r>
-    </w:p>
-    <w:p>
-      <w:pPr>
-        <w:pStyle w:val="SourceCode"/>
-        <w:spacing w:before="0" w:after="0" w:line="200" w:lineRule="auto"/>
-      </w:pPr>
-      <w:r>
-        <w:t xml:space="preserve">          &lt;&lt; L" 6 - злам повним перебором ключів\n"</w:t>
-      </w:r>
-    </w:p>
-    <w:p>
-      <w:pPr>
-        <w:pStyle w:val="SourceCode"/>
-        <w:spacing w:before="0" w:after="0" w:line="200" w:lineRule="auto"/>
-      </w:pPr>
-      <w:r>
-        <w:t xml:space="preserve">          &lt;&lt; L" 7 - автоматичне визначення ключа\n"</w:t>
-      </w:r>
-    </w:p>
-    <w:p>
-      <w:pPr>
-        <w:pStyle w:val="SourceCode"/>
-        <w:spacing w:before="0" w:after="0" w:line="200" w:lineRule="auto"/>
-      </w:pPr>
-      <w:r>
-        <w:t xml:space="preserve">          &lt;&lt; L" 8 - зберегти текст у файл\n"</w:t>
-      </w:r>
-    </w:p>
-    <w:p>
-      <w:pPr>
-        <w:pStyle w:val="SourceCode"/>
-        <w:spacing w:before="0" w:after="0" w:line="200" w:lineRule="auto"/>
-      </w:pPr>
-      <w:r>
-        <w:t xml:space="preserve">          &lt;&lt; L" 0 - вихід\n"</w:t>
-      </w:r>
-    </w:p>
-    <w:p>
-      <w:pPr>
-        <w:pStyle w:val="SourceCode"/>
-        <w:spacing w:before="0" w:after="0" w:line="200" w:lineRule="auto"/>
-      </w:pPr>
-      <w:r>
-        <w:t xml:space="preserve">          &lt;&lt; L"====================================\n"</w:t>
-      </w:r>
-    </w:p>
-    <w:p>
-      <w:pPr>
-        <w:pStyle w:val="SourceCode"/>
-        <w:spacing w:before="0" w:after="0" w:line="200" w:lineRule="auto"/>
-      </w:pPr>
-      <w:r>
-        <w:t xml:space="preserve">          &lt;&lt; L"Ваш вибір: ";</w:t>
-      </w:r>
-    </w:p>
-    <w:p>
-      <w:pPr>
-        <w:pStyle w:val="SourceCode"/>
-        <w:spacing w:before="0" w:after="0" w:line="200" w:lineRule="auto"/>
-      </w:pPr>
-      <w:r>
-        <w:t xml:space="preserve">}</w:t>
-      </w:r>
-    </w:p>
-    <w:p>
-      <w:pPr>
-        <w:pStyle w:val="SourceCode"/>
-        <w:spacing w:before="0" w:after="0" w:line="200" w:lineRule="auto"/>
-      </w:pPr>
-    </w:p>
-    <w:p>
-      <w:pPr>
-        <w:pStyle w:val="SourceCode"/>
-        <w:spacing w:before="0" w:after="0" w:line="200" w:lineRule="auto"/>
-      </w:pPr>
-      <w:r>
-        <w:t xml:space="preserve">int main() {</w:t>
-      </w:r>
-    </w:p>
-    <w:p>
-      <w:pPr>
-        <w:pStyle w:val="SourceCode"/>
-        <w:spacing w:before="0" w:after="0" w:line="200" w:lineRule="auto"/>
-      </w:pPr>
-      <w:r>
-        <w:t xml:space="preserve">#ifdef _WIN32</w:t>
-      </w:r>
-    </w:p>
-    <w:p>
-      <w:pPr>
-        <w:pStyle w:val="SourceCode"/>
-        <w:spacing w:before="0" w:after="0" w:line="200" w:lineRule="auto"/>
-      </w:pPr>
-      <w:r>
-        <w:t xml:space="preserve">    _setmode(_fileno(stdout), _O_U16TEXT);</w:t>
-      </w:r>
-    </w:p>
-    <w:p>
-      <w:pPr>
-        <w:pStyle w:val="SourceCode"/>
-        <w:spacing w:before="0" w:after="0" w:line="200" w:lineRule="auto"/>
-      </w:pPr>
-      <w:r>
-        <w:t xml:space="preserve">    _setmode(_fileno(stdin), _O_U16TEXT);</w:t>
-      </w:r>
-    </w:p>
-    <w:p>
-      <w:pPr>
-        <w:pStyle w:val="SourceCode"/>
-        <w:spacing w:before="0" w:after="0" w:line="200" w:lineRule="auto"/>
-      </w:pPr>
-      <w:r>
-        <w:t xml:space="preserve">#else</w:t>
-      </w:r>
-    </w:p>
-    <w:p>
-      <w:pPr>
-        <w:pStyle w:val="SourceCode"/>
-        <w:spacing w:before="0" w:after="0" w:line="200" w:lineRule="auto"/>
-      </w:pPr>
-      <w:r>
-        <w:t xml:space="preserve">    locale::global(locale(""));</w:t>
-      </w:r>
-    </w:p>
-    <w:p>
-      <w:pPr>
-        <w:pStyle w:val="SourceCode"/>
-        <w:spacing w:before="0" w:after="0" w:line="200" w:lineRule="auto"/>
-      </w:pPr>
-      <w:r>
-        <w:t xml:space="preserve">    wcout.imbue(locale());</w:t>
-      </w:r>
-    </w:p>
-    <w:p>
-      <w:pPr>
-        <w:pStyle w:val="SourceCode"/>
-        <w:spacing w:before="0" w:after="0" w:line="200" w:lineRule="auto"/>
-      </w:pPr>
-      <w:r>
-        <w:t xml:space="preserve">#endif</w:t>
-      </w:r>
-    </w:p>
-    <w:p>
-      <w:pPr>
-        <w:pStyle w:val="SourceCode"/>
-        <w:spacing w:before="0" w:after="0" w:line="200" w:lineRule="auto"/>
-      </w:pPr>
-    </w:p>
-    <w:p>
-      <w:pPr>
-        <w:pStyle w:val="SourceCode"/>
-        <w:spacing w:before="0" w:after="0" w:line="200" w:lineRule="auto"/>
-      </w:pPr>
-      <w:r>
-        <w:t xml:space="preserve">    wstring text = L"";</w:t>
-      </w:r>
-    </w:p>
-    <w:p>
-      <w:pPr>
-        <w:pStyle w:val="SourceCode"/>
-        <w:spacing w:before="0" w:after="0" w:line="200" w:lineRule="auto"/>
-      </w:pPr>
-      <w:r>
-        <w:t xml:space="preserve">    int item = -1, k = 0;</w:t>
-      </w:r>
-    </w:p>
-    <w:p>
-      <w:pPr>
-        <w:pStyle w:val="SourceCode"/>
-        <w:spacing w:before="0" w:after="0" w:line="200" w:lineRule="auto"/>
-      </w:pPr>
-      <w:r>
-        <w:t xml:space="preserve">    long total = 0;</w:t>
-      </w:r>
-    </w:p>
-    <w:p>
-      <w:pPr>
-        <w:pStyle w:val="SourceCode"/>
-        <w:spacing w:before="0" w:after="0" w:line="200" w:lineRule="auto"/>
-      </w:pPr>
-    </w:p>
-    <w:p>
-      <w:pPr>
-        <w:pStyle w:val="SourceCode"/>
-        <w:spacing w:before="0" w:after="0" w:line="200" w:lineRule="auto"/>
-      </w:pPr>
-      <w:r>
-        <w:t xml:space="preserve">    while (item != 0) {</w:t>
-      </w:r>
-    </w:p>
-    <w:p>
-      <w:pPr>
-        <w:pStyle w:val="SourceCode"/>
-        <w:spacing w:before="0" w:after="0" w:line="200" w:lineRule="auto"/>
-      </w:pPr>
-      <w:r>
-        <w:t xml:space="preserve">        menu();</w:t>
-      </w:r>
-    </w:p>
-    <w:p>
-      <w:pPr>
-        <w:pStyle w:val="SourceCode"/>
-        <w:spacing w:before="0" w:after="0" w:line="200" w:lineRule="auto"/>
-      </w:pPr>
-      <w:r>
-        <w:t xml:space="preserve">        if (!(wcin &gt;&gt; item)) {</w:t>
-      </w:r>
-    </w:p>
-    <w:p>
-      <w:pPr>
-        <w:pStyle w:val="SourceCode"/>
-        <w:spacing w:before="0" w:after="0" w:line="200" w:lineRule="auto"/>
-      </w:pPr>
-      <w:r>
-        <w:t xml:space="preserve">            // Кінець введення (Ctrl+D, Ctrl+Z або перенаправлений файл) —</w:t>
-      </w:r>
-    </w:p>
-    <w:p>
-      <w:pPr>
-        <w:pStyle w:val="SourceCode"/>
-        <w:spacing w:before="0" w:after="0" w:line="200" w:lineRule="auto"/>
-      </w:pPr>
-      <w:r>
-        <w:t xml:space="preserve">            // виходимо, інакше цикл крутився б нескінченно</w:t>
-      </w:r>
-    </w:p>
-    <w:p>
-      <w:pPr>
-        <w:pStyle w:val="SourceCode"/>
-        <w:spacing w:before="0" w:after="0" w:line="200" w:lineRule="auto"/>
-      </w:pPr>
-      <w:r>
-        <w:t xml:space="preserve">            if (wcin.eof()) break;</w:t>
-      </w:r>
-    </w:p>
-    <w:p>
-      <w:pPr>
-        <w:pStyle w:val="SourceCode"/>
-        <w:spacing w:before="0" w:after="0" w:line="200" w:lineRule="auto"/>
-      </w:pPr>
-      <w:r>
-        <w:t xml:space="preserve">            wcin.clear();</w:t>
-      </w:r>
-    </w:p>
-    <w:p>
-      <w:pPr>
-        <w:pStyle w:val="SourceCode"/>
-        <w:spacing w:before="0" w:after="0" w:line="200" w:lineRule="auto"/>
-      </w:pPr>
-      <w:r>
-        <w:t xml:space="preserve">            wcin.ignore(1000, L'\n');</w:t>
-      </w:r>
-    </w:p>
-    <w:p>
-      <w:pPr>
-        <w:pStyle w:val="SourceCode"/>
-        <w:spacing w:before="0" w:after="0" w:line="200" w:lineRule="auto"/>
-      </w:pPr>
-      <w:r>
-        <w:t xml:space="preserve">            item = -1;</w:t>
-      </w:r>
-    </w:p>
-    <w:p>
-      <w:pPr>
-        <w:pStyle w:val="SourceCode"/>
-        <w:spacing w:before="0" w:after="0" w:line="200" w:lineRule="auto"/>
-      </w:pPr>
-      <w:r>
-        <w:t xml:space="preserve">        }</w:t>
-      </w:r>
-    </w:p>
-    <w:p>
-      <w:pPr>
-        <w:pStyle w:val="SourceCode"/>
-        <w:spacing w:before="0" w:after="0" w:line="200" w:lineRule="auto"/>
-      </w:pPr>
-      <w:r>
-        <w:t xml:space="preserve">        switch (item) {</w:t>
-      </w:r>
-    </w:p>
-    <w:p>
-      <w:pPr>
-        <w:pStyle w:val="SourceCode"/>
-        <w:spacing w:before="0" w:after="0" w:line="200" w:lineRule="auto"/>
-      </w:pPr>
-      <w:r>
-        <w:t xml:space="preserve">            case 1:</w:t>
-      </w:r>
-    </w:p>
-    <w:p>
-      <w:pPr>
-        <w:pStyle w:val="SourceCode"/>
-        <w:spacing w:before="0" w:after="0" w:line="200" w:lineRule="auto"/>
-      </w:pPr>
-      <w:r>
-        <w:t xml:space="preserve">                text = readFile("plain.txt");</w:t>
-      </w:r>
-    </w:p>
-    <w:p>
-      <w:pPr>
-        <w:pStyle w:val="SourceCode"/>
-        <w:spacing w:before="0" w:after="0" w:line="200" w:lineRule="auto"/>
-      </w:pPr>
-      <w:r>
-        <w:t xml:space="preserve">                if (!text.empty())</w:t>
-      </w:r>
-    </w:p>
-    <w:p>
-      <w:pPr>
-        <w:pStyle w:val="SourceCode"/>
-        <w:spacing w:before="0" w:after="0" w:line="200" w:lineRule="auto"/>
-      </w:pPr>
-      <w:r>
-        <w:t xml:space="preserve">                    wcout &lt;&lt; L"Текст завантажено, символів: "</w:t>
-      </w:r>
-    </w:p>
-    <w:p>
-      <w:pPr>
-        <w:pStyle w:val="SourceCode"/>
-        <w:spacing w:before="0" w:after="0" w:line="200" w:lineRule="auto"/>
-      </w:pPr>
-      <w:r>
-        <w:t xml:space="preserve">                          &lt;&lt; text.size() &lt;&lt; L"\n";</w:t>
-      </w:r>
-    </w:p>
-    <w:p>
-      <w:pPr>
-        <w:pStyle w:val="SourceCode"/>
-        <w:spacing w:before="0" w:after="0" w:line="200" w:lineRule="auto"/>
-      </w:pPr>
-      <w:r>
-        <w:t xml:space="preserve">                break;</w:t>
-      </w:r>
-    </w:p>
-    <w:p>
-      <w:pPr>
-        <w:pStyle w:val="SourceCode"/>
-        <w:spacing w:before="0" w:after="0" w:line="200" w:lineRule="auto"/>
-      </w:pPr>
-      <w:r>
-        <w:t xml:space="preserve">            case 2:</w:t>
-      </w:r>
-    </w:p>
-    <w:p>
-      <w:pPr>
-        <w:pStyle w:val="SourceCode"/>
-        <w:spacing w:before="0" w:after="0" w:line="200" w:lineRule="auto"/>
-      </w:pPr>
-      <w:r>
-        <w:t xml:space="preserve">                wcout &lt;&lt; L"--- Поточний текст ---\n" &lt;&lt; text &lt;&lt; L"\n";</w:t>
-      </w:r>
-    </w:p>
-    <w:p>
-      <w:pPr>
-        <w:pStyle w:val="SourceCode"/>
-        <w:spacing w:before="0" w:after="0" w:line="200" w:lineRule="auto"/>
-      </w:pPr>
-      <w:r>
-        <w:t xml:space="preserve">                break;</w:t>
-      </w:r>
-    </w:p>
-    <w:p>
-      <w:pPr>
-        <w:pStyle w:val="SourceCode"/>
-        <w:spacing w:before="0" w:after="0" w:line="200" w:lineRule="auto"/>
-      </w:pPr>
-      <w:r>
-        <w:t xml:space="preserve">            case 3:</w:t>
-      </w:r>
-    </w:p>
-    <w:p>
-      <w:pPr>
-        <w:pStyle w:val="SourceCode"/>
-        <w:spacing w:before="0" w:after="0" w:line="200" w:lineRule="auto"/>
-      </w:pPr>
-      <w:r>
-        <w:t xml:space="preserve">                wcout &lt;&lt; L"Введіть ключ (1.." &lt;&lt; N - 1 &lt;&lt; L"): ";</w:t>
-      </w:r>
-    </w:p>
-    <w:p>
-      <w:pPr>
-        <w:pStyle w:val="SourceCode"/>
-        <w:spacing w:before="0" w:after="0" w:line="200" w:lineRule="auto"/>
-      </w:pPr>
-      <w:r>
-        <w:t xml:space="preserve">                wcin &gt;&gt; k;</w:t>
-      </w:r>
-    </w:p>
-    <w:p>
-      <w:pPr>
-        <w:pStyle w:val="SourceCode"/>
-        <w:spacing w:before="0" w:after="0" w:line="200" w:lineRule="auto"/>
-      </w:pPr>
-      <w:r>
-        <w:t xml:space="preserve">                if (k &lt; 1 || k &gt; N - 1) {</w:t>
-      </w:r>
-    </w:p>
-    <w:p>
-      <w:pPr>
-        <w:pStyle w:val="SourceCode"/>
-        <w:spacing w:before="0" w:after="0" w:line="200" w:lineRule="auto"/>
-      </w:pPr>
-      <w:r>
-        <w:t xml:space="preserve">                    wcout &lt;&lt; L"Некоректний ключ!\n";</w:t>
-      </w:r>
-    </w:p>
-    <w:p>
-      <w:pPr>
-        <w:pStyle w:val="SourceCode"/>
-        <w:spacing w:before="0" w:after="0" w:line="200" w:lineRule="auto"/>
-      </w:pPr>
-      <w:r>
-        <w:t xml:space="preserve">                    break;</w:t>
-      </w:r>
-    </w:p>
-    <w:p>
-      <w:pPr>
-        <w:pStyle w:val="SourceCode"/>
-        <w:spacing w:before="0" w:after="0" w:line="200" w:lineRule="auto"/>
-      </w:pPr>
-      <w:r>
-        <w:t xml:space="preserve">                }</w:t>
-      </w:r>
-    </w:p>
-    <w:p>
-      <w:pPr>
-        <w:pStyle w:val="SourceCode"/>
-        <w:spacing w:before="0" w:after="0" w:line="200" w:lineRule="auto"/>
-      </w:pPr>
-      <w:r>
-        <w:t xml:space="preserve">                text = encrypt(text, k);</w:t>
-      </w:r>
-    </w:p>
-    <w:p>
-      <w:pPr>
-        <w:pStyle w:val="SourceCode"/>
-        <w:spacing w:before="0" w:after="0" w:line="200" w:lineRule="auto"/>
-      </w:pPr>
-      <w:r>
-        <w:t xml:space="preserve">                wcout &lt;&lt; L"Текст зашифровано.\n";</w:t>
-      </w:r>
-    </w:p>
-    <w:p>
-      <w:pPr>
-        <w:pStyle w:val="SourceCode"/>
-        <w:spacing w:before="0" w:after="0" w:line="200" w:lineRule="auto"/>
-      </w:pPr>
-      <w:r>
-        <w:t xml:space="preserve">                break;</w:t>
-      </w:r>
-    </w:p>
-    <w:p>
-      <w:pPr>
-        <w:pStyle w:val="SourceCode"/>
-        <w:spacing w:before="0" w:after="0" w:line="200" w:lineRule="auto"/>
-      </w:pPr>
-      <w:r>
-        <w:t xml:space="preserve">            case 4:</w:t>
-      </w:r>
-    </w:p>
-    <w:p>
-      <w:pPr>
-        <w:pStyle w:val="SourceCode"/>
-        <w:spacing w:before="0" w:after="0" w:line="200" w:lineRule="auto"/>
-      </w:pPr>
-      <w:r>
-        <w:t xml:space="preserve">                wcout &lt;&lt; L"Введіть ключ (1.." &lt;&lt; N - 1 &lt;&lt; L"): ";</w:t>
-      </w:r>
-    </w:p>
-    <w:p>
-      <w:pPr>
-        <w:pStyle w:val="SourceCode"/>
-        <w:spacing w:before="0" w:after="0" w:line="200" w:lineRule="auto"/>
-      </w:pPr>
-      <w:r>
-        <w:t xml:space="preserve">                wcin &gt;&gt; k;</w:t>
-      </w:r>
-    </w:p>
-    <w:p>
-      <w:pPr>
-        <w:pStyle w:val="SourceCode"/>
-        <w:spacing w:before="0" w:after="0" w:line="200" w:lineRule="auto"/>
-      </w:pPr>
-      <w:r>
-        <w:t xml:space="preserve">                if (k &lt; 1 || k &gt; N - 1) {</w:t>
-      </w:r>
-    </w:p>
-    <w:p>
-      <w:pPr>
-        <w:pStyle w:val="SourceCode"/>
-        <w:spacing w:before="0" w:after="0" w:line="200" w:lineRule="auto"/>
-      </w:pPr>
-      <w:r>
-        <w:t xml:space="preserve">                    wcout &lt;&lt; L"Некоректний ключ!\n";</w:t>
-      </w:r>
-    </w:p>
-    <w:p>
-      <w:pPr>
-        <w:pStyle w:val="SourceCode"/>
-        <w:spacing w:before="0" w:after="0" w:line="200" w:lineRule="auto"/>
-      </w:pPr>
-      <w:r>
-        <w:t xml:space="preserve">                    break;</w:t>
-      </w:r>
-    </w:p>
-    <w:p>
-      <w:pPr>
-        <w:pStyle w:val="SourceCode"/>
-        <w:spacing w:before="0" w:after="0" w:line="200" w:lineRule="auto"/>
-      </w:pPr>
-      <w:r>
-        <w:t xml:space="preserve">                }</w:t>
-      </w:r>
-    </w:p>
-    <w:p>
-      <w:pPr>
-        <w:pStyle w:val="SourceCode"/>
-        <w:spacing w:before="0" w:after="0" w:line="200" w:lineRule="auto"/>
-      </w:pPr>
-      <w:r>
-        <w:t xml:space="preserve">                text = decrypt(text, k);</w:t>
-      </w:r>
-    </w:p>
-    <w:p>
-      <w:pPr>
-        <w:pStyle w:val="SourceCode"/>
-        <w:spacing w:before="0" w:after="0" w:line="200" w:lineRule="auto"/>
-      </w:pPr>
-      <w:r>
-        <w:t xml:space="preserve">                wcout &lt;&lt; L"Текст розшифровано.\n";</w:t>
-      </w:r>
-    </w:p>
-    <w:p>
-      <w:pPr>
-        <w:pStyle w:val="SourceCode"/>
-        <w:spacing w:before="0" w:after="0" w:line="200" w:lineRule="auto"/>
-      </w:pPr>
-      <w:r>
-        <w:t xml:space="preserve">                break;</w:t>
-      </w:r>
-    </w:p>
-    <w:p>
-      <w:pPr>
-        <w:pStyle w:val="SourceCode"/>
-        <w:spacing w:before="0" w:after="0" w:line="200" w:lineRule="auto"/>
-      </w:pPr>
-      <w:r>
-        <w:t xml:space="preserve">            case 5: {</w:t>
-      </w:r>
-    </w:p>
-    <w:p>
-      <w:pPr>
-        <w:pStyle w:val="SourceCode"/>
-        <w:spacing w:before="0" w:after="0" w:line="200" w:lineRule="auto"/>
-      </w:pPr>
-      <w:r>
-        <w:t xml:space="preserve">                vector&lt;double&gt; f = frequencies(text, total);</w:t>
-      </w:r>
-    </w:p>
-    <w:p>
-      <w:pPr>
-        <w:pStyle w:val="SourceCode"/>
-        <w:spacing w:before="0" w:after="0" w:line="200" w:lineRule="auto"/>
-      </w:pPr>
-      <w:r>
-        <w:t xml:space="preserve">                if (total == 0) {</w:t>
-      </w:r>
-    </w:p>
-    <w:p>
-      <w:pPr>
-        <w:pStyle w:val="SourceCode"/>
-        <w:spacing w:before="0" w:after="0" w:line="200" w:lineRule="auto"/>
-      </w:pPr>
-      <w:r>
-        <w:t xml:space="preserve">                    wcout &lt;&lt; L"Текст порожній!\n";</w:t>
-      </w:r>
-    </w:p>
-    <w:p>
-      <w:pPr>
-        <w:pStyle w:val="SourceCode"/>
-        <w:spacing w:before="0" w:after="0" w:line="200" w:lineRule="auto"/>
-      </w:pPr>
-      <w:r>
-        <w:t xml:space="preserve">                    break;</w:t>
-      </w:r>
-    </w:p>
-    <w:p>
-      <w:pPr>
-        <w:pStyle w:val="SourceCode"/>
-        <w:spacing w:before="0" w:after="0" w:line="200" w:lineRule="auto"/>
-      </w:pPr>
-      <w:r>
-        <w:t xml:space="preserve">                }</w:t>
-      </w:r>
-    </w:p>
-    <w:p>
-      <w:pPr>
-        <w:pStyle w:val="SourceCode"/>
-        <w:spacing w:before="0" w:after="0" w:line="200" w:lineRule="auto"/>
-      </w:pPr>
-      <w:r>
-        <w:t xml:space="preserve">                printFrequencies(f, total);</w:t>
-      </w:r>
-    </w:p>
-    <w:p>
-      <w:pPr>
-        <w:pStyle w:val="SourceCode"/>
-        <w:spacing w:before="0" w:after="0" w:line="200" w:lineRule="auto"/>
-      </w:pPr>
-      <w:r>
-        <w:t xml:space="preserve">                break;</w:t>
-      </w:r>
-    </w:p>
-    <w:p>
-      <w:pPr>
-        <w:pStyle w:val="SourceCode"/>
-        <w:spacing w:before="0" w:after="0" w:line="200" w:lineRule="auto"/>
-      </w:pPr>
-      <w:r>
-        <w:t xml:space="preserve">            }</w:t>
-      </w:r>
-    </w:p>
-    <w:p>
-      <w:pPr>
-        <w:pStyle w:val="SourceCode"/>
-        <w:spacing w:before="0" w:after="0" w:line="200" w:lineRule="auto"/>
-      </w:pPr>
-      <w:r>
-        <w:t xml:space="preserve">            case 6:</w:t>
-      </w:r>
-    </w:p>
-    <w:p>
-      <w:pPr>
-        <w:pStyle w:val="SourceCode"/>
-        <w:spacing w:before="0" w:after="0" w:line="200" w:lineRule="auto"/>
-      </w:pPr>
-      <w:r>
-        <w:t xml:space="preserve">                bruteForce(text);</w:t>
-      </w:r>
-    </w:p>
-    <w:p>
-      <w:pPr>
-        <w:pStyle w:val="SourceCode"/>
-        <w:spacing w:before="0" w:after="0" w:line="200" w:lineRule="auto"/>
-      </w:pPr>
-      <w:r>
-        <w:t xml:space="preserve">                break;</w:t>
-      </w:r>
-    </w:p>
-    <w:p>
-      <w:pPr>
-        <w:pStyle w:val="SourceCode"/>
-        <w:spacing w:before="0" w:after="0" w:line="200" w:lineRule="auto"/>
-      </w:pPr>
-      <w:r>
-        <w:t xml:space="preserve">            case 7: {</w:t>
-      </w:r>
-    </w:p>
-    <w:p>
-      <w:pPr>
-        <w:pStyle w:val="SourceCode"/>
-        <w:spacing w:before="0" w:after="0" w:line="200" w:lineRule="auto"/>
-      </w:pPr>
-      <w:r>
-        <w:t xml:space="preserve">                double chi = 0;</w:t>
-      </w:r>
-    </w:p>
-    <w:p>
-      <w:pPr>
-        <w:pStyle w:val="SourceCode"/>
-        <w:spacing w:before="0" w:after="0" w:line="200" w:lineRule="auto"/>
-      </w:pPr>
-      <w:r>
-        <w:t xml:space="preserve">                int key = findKey(text, chi);</w:t>
-      </w:r>
-    </w:p>
-    <w:p>
-      <w:pPr>
-        <w:pStyle w:val="SourceCode"/>
-        <w:spacing w:before="0" w:after="0" w:line="200" w:lineRule="auto"/>
-      </w:pPr>
-      <w:r>
-        <w:t xml:space="preserve">                wcout &lt;&lt; L"Знайдений ключ: k = " &lt;&lt; key</w:t>
-      </w:r>
-    </w:p>
-    <w:p>
-      <w:pPr>
-        <w:pStyle w:val="SourceCode"/>
-        <w:spacing w:before="0" w:after="0" w:line="200" w:lineRule="auto"/>
-      </w:pPr>
-      <w:r>
-        <w:t xml:space="preserve">                      &lt;&lt; L" (хі-квадрат = " &lt;&lt; fixed &lt;&lt; setprecision(1)</w:t>
-      </w:r>
-    </w:p>
-    <w:p>
-      <w:pPr>
-        <w:pStyle w:val="SourceCode"/>
-        <w:spacing w:before="0" w:after="0" w:line="200" w:lineRule="auto"/>
-      </w:pPr>
-      <w:r>
-        <w:t xml:space="preserve">                      &lt;&lt; chi &lt;&lt; L")\n";</w:t>
-      </w:r>
-    </w:p>
-    <w:p>
-      <w:pPr>
-        <w:pStyle w:val="SourceCode"/>
-        <w:spacing w:before="0" w:after="0" w:line="200" w:lineRule="auto"/>
-      </w:pPr>
-      <w:r>
-        <w:t xml:space="preserve">                break;</w:t>
-      </w:r>
-    </w:p>
-    <w:p>
-      <w:pPr>
-        <w:pStyle w:val="SourceCode"/>
-        <w:spacing w:before="0" w:after="0" w:line="200" w:lineRule="auto"/>
-      </w:pPr>
-      <w:r>
-        <w:t xml:space="preserve">            }</w:t>
-      </w:r>
-    </w:p>
-    <w:p>
-      <w:pPr>
-        <w:pStyle w:val="SourceCode"/>
-        <w:spacing w:before="0" w:after="0" w:line="200" w:lineRule="auto"/>
-      </w:pPr>
-      <w:r>
-        <w:t xml:space="preserve">            case 8:</w:t>
-      </w:r>
-    </w:p>
-    <w:p>
-      <w:pPr>
-        <w:pStyle w:val="SourceCode"/>
-        <w:spacing w:before="0" w:after="0" w:line="200" w:lineRule="auto"/>
-      </w:pPr>
-      <w:r>
-        <w:t xml:space="preserve">                if (writeFile("result.txt", text))</w:t>
-      </w:r>
-    </w:p>
-    <w:p>
-      <w:pPr>
-        <w:pStyle w:val="SourceCode"/>
-        <w:spacing w:before="0" w:after="0" w:line="200" w:lineRule="auto"/>
-      </w:pPr>
-      <w:r>
-        <w:t xml:space="preserve">                    wcout &lt;&lt; L"Збережено у result.txt\n";</w:t>
-      </w:r>
-    </w:p>
-    <w:p>
-      <w:pPr>
-        <w:pStyle w:val="SourceCode"/>
-        <w:spacing w:before="0" w:after="0" w:line="200" w:lineRule="auto"/>
-      </w:pPr>
-      <w:r>
-        <w:t xml:space="preserve">                else</w:t>
-      </w:r>
-    </w:p>
-    <w:p>
-      <w:pPr>
-        <w:pStyle w:val="SourceCode"/>
-        <w:spacing w:before="0" w:after="0" w:line="200" w:lineRule="auto"/>
-      </w:pPr>
-      <w:r>
-        <w:t xml:space="preserve">                    wcout &lt;&lt; L"Помилка запису!\n";</w:t>
-      </w:r>
-    </w:p>
-    <w:p>
-      <w:pPr>
-        <w:pStyle w:val="SourceCode"/>
-        <w:spacing w:before="0" w:after="0" w:line="200" w:lineRule="auto"/>
-      </w:pPr>
-      <w:r>
-        <w:t xml:space="preserve">                break;</w:t>
-      </w:r>
-    </w:p>
-    <w:p>
-      <w:pPr>
-        <w:pStyle w:val="SourceCode"/>
-        <w:spacing w:before="0" w:after="0" w:line="200" w:lineRule="auto"/>
-      </w:pPr>
-      <w:r>
-        <w:t xml:space="preserve">            case 0:</w:t>
-      </w:r>
-    </w:p>
-    <w:p>
-      <w:pPr>
-        <w:pStyle w:val="SourceCode"/>
-        <w:spacing w:before="0" w:after="0" w:line="200" w:lineRule="auto"/>
-      </w:pPr>
-      <w:r>
-        <w:t xml:space="preserve">                wcout &lt;&lt; L"Роботу завершено.\n";</w:t>
-      </w:r>
-    </w:p>
-    <w:p>
-      <w:pPr>
-        <w:pStyle w:val="SourceCode"/>
-        <w:spacing w:before="0" w:after="0" w:line="200" w:lineRule="auto"/>
-      </w:pPr>
-      <w:r>
-        <w:t xml:space="preserve">                break;</w:t>
-      </w:r>
-    </w:p>
-    <w:p>
-      <w:pPr>
-        <w:pStyle w:val="SourceCode"/>
-        <w:spacing w:before="0" w:after="0" w:line="200" w:lineRule="auto"/>
-      </w:pPr>
-      <w:r>
-        <w:t xml:space="preserve">            default:</w:t>
-      </w:r>
-    </w:p>
-    <w:p>
-      <w:pPr>
-        <w:pStyle w:val="SourceCode"/>
-        <w:spacing w:before="0" w:after="0" w:line="200" w:lineRule="auto"/>
-      </w:pPr>
-      <w:r>
-        <w:t xml:space="preserve">                wcout &lt;&lt; L"Такого пункту меню немає!\n";</w:t>
-      </w:r>
-    </w:p>
-    <w:p>
-      <w:pPr>
-        <w:pStyle w:val="SourceCode"/>
-        <w:spacing w:before="0" w:after="0" w:line="200" w:lineRule="auto"/>
-      </w:pPr>
-      <w:r>
-        <w:t xml:space="preserve">        }</w:t>
-      </w:r>
-    </w:p>
-    <w:p>
-      <w:pPr>
-        <w:pStyle w:val="SourceCode"/>
-        <w:spacing w:before="0" w:after="0" w:line="200" w:lineRule="auto"/>
-      </w:pPr>
-      <w:r>
-        <w:t xml:space="preserve">    }</w:t>
-      </w:r>
-    </w:p>
-    <w:p>
-      <w:pPr>
-        <w:pStyle w:val="SourceCode"/>
-        <w:spacing w:before="0" w:after="0" w:line="200" w:lineRule="auto"/>
-      </w:pPr>
-      <w:r>
-        <w:t xml:space="preserve">    return 0;</w:t>
-      </w:r>
-    </w:p>
-    <w:p>
-      <w:pPr>
-        <w:pStyle w:val="SourceCode"/>
-        <w:spacing w:before="0" w:after="120" w:line="200" w:lineRule="auto"/>
-      </w:pPr>
-      <w:r>
-        <w:t xml:space="preserve">}</w:t>
-      </w:r>
+        <w:spacing w:before="0" w:after="0" w:line="120" w:lineRule="exact"/>
+        <w:rPr>
+          <w:sz w:val="4"/>
+          <w:szCs w:val="4"/>
+        </w:rPr>
+      </w:pPr>
+    </w:p>
+    <w:tbl>
+      <w:tblPr>
+        <w:tblStyle w:val="SourceCodeTable"/>
+        <w:tblW w:type="dxa" w:w="9637"/>
+        <w:tblInd w:w="0" w:type="dxa"/>
+        <w:tblBorders>
+          <w:top w:color="BFBFBF" w:space="0" w:sz="4" w:val="single"/>
+          <w:left w:color="BFBFBF" w:space="0" w:sz="4" w:val="single"/>
+          <w:bottom w:color="BFBFBF" w:space="0" w:sz="4" w:val="single"/>
+          <w:right w:color="BFBFBF" w:space="0" w:sz="4" w:val="single"/>
+        </w:tblBorders>
+        <w:tblLayout w:type="fixed"/>
+        <w:tblCellMar>
+          <w:top w:type="dxa" w:w="113"/>
+          <w:left w:type="dxa" w:w="113"/>
+          <w:bottom w:type="dxa" w:w="113"/>
+          <w:right w:type="dxa" w:w="113"/>
+        </w:tblCellMar>
+        <w:tblLook w:val="0000" w:firstRow="0" w:lastRow="0" w:firstColumn="0" w:lastColumn="0" w:noHBand="1" w:noVBand="1"/>
+      </w:tblPr>
+      <w:tblGrid>
+        <w:gridCol w:w="9637"/>
+      </w:tblGrid>
+      <w:tr>
+        <w:tc>
+          <w:tcPr>
+            <w:tcW w:type="dxa" w:w="9637"/>
+          </w:tcPr>
+          <w:p>
+            <w:pPr>
+              <w:pStyle w:val="SourceCode"/>
+              <w:spacing w:before="0" w:after="0" w:line="200" w:lineRule="auto"/>
+            </w:pPr>
+            <w:r>
+              <w:t xml:space="preserve">#include &lt;iostream&gt;</w:t>
+            </w:r>
+          </w:p>
+          <w:p>
+            <w:pPr>
+              <w:pStyle w:val="SourceCode"/>
+              <w:spacing w:before="0" w:after="0" w:line="200" w:lineRule="auto"/>
+            </w:pPr>
+            <w:r>
+              <w:t xml:space="preserve">#include &lt;fstream&gt;</w:t>
+            </w:r>
+          </w:p>
+          <w:p>
+            <w:pPr>
+              <w:pStyle w:val="SourceCode"/>
+              <w:spacing w:before="0" w:after="0" w:line="200" w:lineRule="auto"/>
+            </w:pPr>
+            <w:r>
+              <w:t xml:space="preserve">#include &lt;string&gt;</w:t>
+            </w:r>
+          </w:p>
+          <w:p>
+            <w:pPr>
+              <w:pStyle w:val="SourceCode"/>
+              <w:spacing w:before="0" w:after="0" w:line="200" w:lineRule="auto"/>
+            </w:pPr>
+            <w:r>
+              <w:t xml:space="preserve">#include &lt;vector&gt;</w:t>
+            </w:r>
+          </w:p>
+          <w:p>
+            <w:pPr>
+              <w:pStyle w:val="SourceCode"/>
+              <w:spacing w:before="0" w:after="0" w:line="200" w:lineRule="auto"/>
+            </w:pPr>
+            <w:r>
+              <w:t xml:space="preserve">#include &lt;iomanip&gt;</w:t>
+            </w:r>
+          </w:p>
+          <w:p>
+            <w:pPr>
+              <w:pStyle w:val="SourceCode"/>
+              <w:spacing w:before="0" w:after="0" w:line="200" w:lineRule="auto"/>
+            </w:pPr>
+            <w:r>
+              <w:t xml:space="preserve">#include &lt;cmath&gt;</w:t>
+            </w:r>
+          </w:p>
+          <w:p>
+            <w:pPr>
+              <w:pStyle w:val="SourceCode"/>
+              <w:spacing w:before="0" w:after="0" w:line="200" w:lineRule="auto"/>
+            </w:pPr>
+            <w:r>
+              <w:t xml:space="preserve">#include &lt;locale&gt;</w:t>
+            </w:r>
+          </w:p>
+          <w:p>
+            <w:pPr>
+              <w:pStyle w:val="SourceCode"/>
+              <w:spacing w:before="0" w:after="0" w:line="200" w:lineRule="auto"/>
+            </w:pPr>
+            <w:r>
+              <w:t xml:space="preserve">#include &lt;codecvt&gt;</w:t>
+            </w:r>
+          </w:p>
+          <w:p>
+            <w:pPr>
+              <w:pStyle w:val="SourceCode"/>
+              <w:spacing w:before="0" w:after="0" w:line="200" w:lineRule="auto"/>
+            </w:pPr>
+          </w:p>
+          <w:p>
+            <w:pPr>
+              <w:pStyle w:val="SourceCode"/>
+              <w:spacing w:before="0" w:after="0" w:line="200" w:lineRule="auto"/>
+            </w:pPr>
+            <w:r>
+              <w:t xml:space="preserve">#ifdef _WIN32</w:t>
+            </w:r>
+          </w:p>
+          <w:p>
+            <w:pPr>
+              <w:pStyle w:val="SourceCode"/>
+              <w:spacing w:before="0" w:after="0" w:line="200" w:lineRule="auto"/>
+            </w:pPr>
+            <w:r>
+              <w:t xml:space="preserve">#include &lt;io.h&gt;</w:t>
+            </w:r>
+          </w:p>
+          <w:p>
+            <w:pPr>
+              <w:pStyle w:val="SourceCode"/>
+              <w:spacing w:before="0" w:after="0" w:line="200" w:lineRule="auto"/>
+            </w:pPr>
+            <w:r>
+              <w:t xml:space="preserve">#include &lt;fcntl.h&gt;</w:t>
+            </w:r>
+          </w:p>
+          <w:p>
+            <w:pPr>
+              <w:pStyle w:val="SourceCode"/>
+              <w:spacing w:before="0" w:after="0" w:line="200" w:lineRule="auto"/>
+            </w:pPr>
+            <w:r>
+              <w:t xml:space="preserve">#endif</w:t>
+            </w:r>
+          </w:p>
+          <w:p>
+            <w:pPr>
+              <w:pStyle w:val="SourceCode"/>
+              <w:spacing w:before="0" w:after="0" w:line="200" w:lineRule="auto"/>
+            </w:pPr>
+          </w:p>
+          <w:p>
+            <w:pPr>
+              <w:pStyle w:val="SourceCode"/>
+              <w:spacing w:before="0" w:after="0" w:line="200" w:lineRule="auto"/>
+            </w:pPr>
+            <w:r>
+              <w:t xml:space="preserve">using namespace std;</w:t>
+            </w:r>
+          </w:p>
+          <w:p>
+            <w:pPr>
+              <w:pStyle w:val="SourceCode"/>
+              <w:spacing w:before="0" w:after="0" w:line="200" w:lineRule="auto"/>
+            </w:pPr>
+          </w:p>
+          <w:p>
+            <w:pPr>
+              <w:pStyle w:val="SourceCode"/>
+              <w:spacing w:before="0" w:after="0" w:line="200" w:lineRule="auto"/>
+            </w:pPr>
+            <w:r>
+              <w:t xml:space="preserve">const wstring ALPHA_LO = L"абвгґдеєжзиіїйклмнопрстуфхцчшщьюя";</w:t>
+            </w:r>
+          </w:p>
+          <w:p>
+            <w:pPr>
+              <w:pStyle w:val="SourceCode"/>
+              <w:spacing w:before="0" w:after="0" w:line="200" w:lineRule="auto"/>
+            </w:pPr>
+            <w:r>
+              <w:t xml:space="preserve">const wstring ALPHA_UP = L"АБВГҐДЕЄЖЗИІЇЙКЛМНОПРСТУФХЦЧШЩЬЮЯ";</w:t>
+            </w:r>
+          </w:p>
+          <w:p>
+            <w:pPr>
+              <w:pStyle w:val="SourceCode"/>
+              <w:spacing w:before="0" w:after="0" w:line="200" w:lineRule="auto"/>
+            </w:pPr>
+            <w:r>
+              <w:t xml:space="preserve">const int N = 33;</w:t>
+            </w:r>
+          </w:p>
+          <w:p>
+            <w:pPr>
+              <w:pStyle w:val="SourceCode"/>
+              <w:spacing w:before="0" w:after="0" w:line="200" w:lineRule="auto"/>
+            </w:pPr>
+          </w:p>
+          <w:p>
+            <w:pPr>
+              <w:pStyle w:val="SourceCode"/>
+              <w:spacing w:before="0" w:after="0" w:line="200" w:lineRule="auto"/>
+            </w:pPr>
+            <w:r>
+              <w:t xml:space="preserve">// Еталонні частоти літер української мови, %</w:t>
+            </w:r>
+          </w:p>
+          <w:p>
+            <w:pPr>
+              <w:pStyle w:val="SourceCode"/>
+              <w:spacing w:before="0" w:after="0" w:line="200" w:lineRule="auto"/>
+            </w:pPr>
+            <w:r>
+              <w:t xml:space="preserve">const double REF[N] = {</w:t>
+            </w:r>
+          </w:p>
+          <w:p>
+            <w:pPr>
+              <w:pStyle w:val="SourceCode"/>
+              <w:spacing w:before="0" w:after="0" w:line="200" w:lineRule="auto"/>
+            </w:pPr>
+            <w:r>
+              <w:t xml:space="preserve">    7.55, 1.78, 5.45, 1.47, 0.01, 3.46, 4.82, 0.52, 1.05, 2.41,</w:t>
+            </w:r>
+          </w:p>
+          <w:p>
+            <w:pPr>
+              <w:pStyle w:val="SourceCode"/>
+              <w:spacing w:before="0" w:after="0" w:line="200" w:lineRule="auto"/>
+            </w:pPr>
+            <w:r>
+              <w:t xml:space="preserve">    6.39, 5.97, 0.63, 1.26, 3.67, 3.56, 3.25, 6.39, 9.88, 3.04,</w:t>
+            </w:r>
+          </w:p>
+          <w:p>
+            <w:pPr>
+              <w:pStyle w:val="SourceCode"/>
+              <w:spacing w:before="0" w:after="0" w:line="200" w:lineRule="auto"/>
+            </w:pPr>
+            <w:r>
+              <w:t xml:space="preserve">    4.61, 4.40, 4.61, 3.56, 0.31, 1.26, 1.05, 1.36, 0.73, 0.42,</w:t>
+            </w:r>
+          </w:p>
+          <w:p>
+            <w:pPr>
+              <w:pStyle w:val="SourceCode"/>
+              <w:spacing w:before="0" w:after="0" w:line="200" w:lineRule="auto"/>
+            </w:pPr>
+            <w:r>
+              <w:t xml:space="preserve">    1.78, 0.94, 2.41</w:t>
+            </w:r>
+          </w:p>
+          <w:p>
+            <w:pPr>
+              <w:pStyle w:val="SourceCode"/>
+              <w:spacing w:before="0" w:after="0" w:line="200" w:lineRule="auto"/>
+            </w:pPr>
+            <w:r>
+              <w:t xml:space="preserve">};</w:t>
+            </w:r>
+          </w:p>
+          <w:p>
+            <w:pPr>
+              <w:pStyle w:val="SourceCode"/>
+              <w:spacing w:before="0" w:after="0" w:line="200" w:lineRule="auto"/>
+            </w:pPr>
+          </w:p>
+          <w:p>
+            <w:pPr>
+              <w:pStyle w:val="SourceCode"/>
+              <w:spacing w:before="0" w:after="0" w:line="200" w:lineRule="auto"/>
+            </w:pPr>
+            <w:r>
+              <w:t xml:space="preserve">// Пошук індексу літери в алфавіті</w:t>
+            </w:r>
+          </w:p>
+          <w:p>
+            <w:pPr>
+              <w:pStyle w:val="SourceCode"/>
+              <w:spacing w:before="0" w:after="0" w:line="200" w:lineRule="auto"/>
+            </w:pPr>
+            <w:r>
+              <w:t xml:space="preserve">int indexOf(wchar_t c, bool&amp; upper) {</w:t>
+            </w:r>
+          </w:p>
+          <w:p>
+            <w:pPr>
+              <w:pStyle w:val="SourceCode"/>
+              <w:spacing w:before="0" w:after="0" w:line="200" w:lineRule="auto"/>
+            </w:pPr>
+            <w:r>
+              <w:t xml:space="preserve">    size_t p = ALPHA_LO.find(c);</w:t>
+            </w:r>
+          </w:p>
+          <w:p>
+            <w:pPr>
+              <w:pStyle w:val="SourceCode"/>
+              <w:spacing w:before="0" w:after="0" w:line="200" w:lineRule="auto"/>
+            </w:pPr>
+            <w:r>
+              <w:t xml:space="preserve">    if (p != wstring::npos) { upper = false; return (int)p; }</w:t>
+            </w:r>
+          </w:p>
+          <w:p>
+            <w:pPr>
+              <w:pStyle w:val="SourceCode"/>
+              <w:spacing w:before="0" w:after="0" w:line="200" w:lineRule="auto"/>
+            </w:pPr>
+            <w:r>
+              <w:t xml:space="preserve">    p = ALPHA_UP.find(c);</w:t>
+            </w:r>
+          </w:p>
+          <w:p>
+            <w:pPr>
+              <w:pStyle w:val="SourceCode"/>
+              <w:spacing w:before="0" w:after="0" w:line="200" w:lineRule="auto"/>
+            </w:pPr>
+            <w:r>
+              <w:t xml:space="preserve">    if (p != wstring::npos) { upper = true; return (int)p; }</w:t>
+            </w:r>
+          </w:p>
+          <w:p>
+            <w:pPr>
+              <w:pStyle w:val="SourceCode"/>
+              <w:spacing w:before="0" w:after="0" w:line="200" w:lineRule="auto"/>
+            </w:pPr>
+            <w:r>
+              <w:t xml:space="preserve">    return -1;</w:t>
+            </w:r>
+          </w:p>
+          <w:p>
+            <w:pPr>
+              <w:pStyle w:val="SourceCode"/>
+              <w:spacing w:before="0" w:after="0" w:line="200" w:lineRule="auto"/>
+            </w:pPr>
+            <w:r>
+              <w:t xml:space="preserve">}</w:t>
+            </w:r>
+          </w:p>
+          <w:p>
+            <w:pPr>
+              <w:pStyle w:val="SourceCode"/>
+              <w:spacing w:before="0" w:after="0" w:line="200" w:lineRule="auto"/>
+            </w:pPr>
+          </w:p>
+          <w:p>
+            <w:pPr>
+              <w:pStyle w:val="SourceCode"/>
+              <w:spacing w:before="0" w:after="0" w:line="200" w:lineRule="auto"/>
+            </w:pPr>
+            <w:r>
+              <w:t xml:space="preserve">// Читання тексту з файлу</w:t>
+            </w:r>
+          </w:p>
+          <w:p>
+            <w:pPr>
+              <w:pStyle w:val="SourceCode"/>
+              <w:spacing w:before="0" w:after="0" w:line="200" w:lineRule="auto"/>
+            </w:pPr>
+            <w:r>
+              <w:t xml:space="preserve">wstring readFile(const string&amp; name) {</w:t>
+            </w:r>
+          </w:p>
+          <w:p>
+            <w:pPr>
+              <w:pStyle w:val="SourceCode"/>
+              <w:spacing w:before="0" w:after="0" w:line="200" w:lineRule="auto"/>
+            </w:pPr>
+            <w:r>
+              <w:t xml:space="preserve">    wifstream in(name);</w:t>
+            </w:r>
+          </w:p>
+          <w:p>
+            <w:pPr>
+              <w:pStyle w:val="SourceCode"/>
+              <w:spacing w:before="0" w:after="0" w:line="200" w:lineRule="auto"/>
+            </w:pPr>
+            <w:r>
+              <w:t xml:space="preserve">    if (!in) {</w:t>
+            </w:r>
+          </w:p>
+          <w:p>
+            <w:pPr>
+              <w:pStyle w:val="SourceCode"/>
+              <w:spacing w:before="0" w:after="0" w:line="200" w:lineRule="auto"/>
+            </w:pPr>
+            <w:r>
+              <w:t xml:space="preserve">        wcout &lt;&lt; L"Помилка: файл не знайдено!\n";</w:t>
+            </w:r>
+          </w:p>
+          <w:p>
+            <w:pPr>
+              <w:pStyle w:val="SourceCode"/>
+              <w:spacing w:before="0" w:after="0" w:line="200" w:lineRule="auto"/>
+            </w:pPr>
+            <w:r>
+              <w:t xml:space="preserve">        return L"";</w:t>
+            </w:r>
+          </w:p>
+          <w:p>
+            <w:pPr>
+              <w:pStyle w:val="SourceCode"/>
+              <w:spacing w:before="0" w:after="0" w:line="200" w:lineRule="auto"/>
+            </w:pPr>
+            <w:r>
+              <w:t xml:space="preserve">    }</w:t>
+            </w:r>
+          </w:p>
+          <w:p>
+            <w:pPr>
+              <w:pStyle w:val="SourceCode"/>
+              <w:spacing w:before="0" w:after="0" w:line="200" w:lineRule="auto"/>
+            </w:pPr>
+            <w:r>
+              <w:t xml:space="preserve">    in.imbue(locale(in.getloc(), new codecvt_utf8&lt;wchar_t&gt;));</w:t>
+            </w:r>
+          </w:p>
+          <w:p>
+            <w:pPr>
+              <w:pStyle w:val="SourceCode"/>
+              <w:spacing w:before="0" w:after="0" w:line="200" w:lineRule="auto"/>
+            </w:pPr>
+            <w:r>
+              <w:t xml:space="preserve">    wstring text((istreambuf_iterator&lt;wchar_t&gt;(in)),</w:t>
+            </w:r>
+          </w:p>
+          <w:p>
+            <w:pPr>
+              <w:pStyle w:val="SourceCode"/>
+              <w:spacing w:before="0" w:after="0" w:line="200" w:lineRule="auto"/>
+            </w:pPr>
+            <w:r>
+              <w:t xml:space="preserve">                  istreambuf_iterator&lt;wchar_t&gt;());</w:t>
+            </w:r>
+          </w:p>
+          <w:p>
+            <w:pPr>
+              <w:pStyle w:val="SourceCode"/>
+              <w:spacing w:before="0" w:after="0" w:line="200" w:lineRule="auto"/>
+            </w:pPr>
+            <w:r>
+              <w:t xml:space="preserve">    return text;</w:t>
+            </w:r>
+          </w:p>
+          <w:p>
+            <w:pPr>
+              <w:pStyle w:val="SourceCode"/>
+              <w:spacing w:before="0" w:after="0" w:line="200" w:lineRule="auto"/>
+            </w:pPr>
+            <w:r>
+              <w:t xml:space="preserve">}</w:t>
+            </w:r>
+          </w:p>
+          <w:p>
+            <w:pPr>
+              <w:pStyle w:val="SourceCode"/>
+              <w:spacing w:before="0" w:after="0" w:line="200" w:lineRule="auto"/>
+            </w:pPr>
+          </w:p>
+          <w:p>
+            <w:pPr>
+              <w:pStyle w:val="SourceCode"/>
+              <w:spacing w:before="0" w:after="0" w:line="200" w:lineRule="auto"/>
+            </w:pPr>
+            <w:r>
+              <w:t xml:space="preserve">// Запис тексту у файл</w:t>
+            </w:r>
+          </w:p>
+          <w:p>
+            <w:pPr>
+              <w:pStyle w:val="SourceCode"/>
+              <w:spacing w:before="0" w:after="0" w:line="200" w:lineRule="auto"/>
+            </w:pPr>
+            <w:r>
+              <w:t xml:space="preserve">bool writeFile(const string&amp; name, const wstring&amp; text) {</w:t>
+            </w:r>
+          </w:p>
+          <w:p>
+            <w:pPr>
+              <w:pStyle w:val="SourceCode"/>
+              <w:spacing w:before="0" w:after="0" w:line="200" w:lineRule="auto"/>
+            </w:pPr>
+            <w:r>
+              <w:t xml:space="preserve">    wofstream out(name);</w:t>
+            </w:r>
+          </w:p>
+          <w:p>
+            <w:pPr>
+              <w:pStyle w:val="SourceCode"/>
+              <w:spacing w:before="0" w:after="0" w:line="200" w:lineRule="auto"/>
+            </w:pPr>
+            <w:r>
+              <w:t xml:space="preserve">    if (!out) return false;</w:t>
+            </w:r>
+          </w:p>
+          <w:p>
+            <w:pPr>
+              <w:pStyle w:val="SourceCode"/>
+              <w:spacing w:before="0" w:after="0" w:line="200" w:lineRule="auto"/>
+            </w:pPr>
+            <w:r>
+              <w:t xml:space="preserve">    out.imbue(locale(out.getloc(), new codecvt_utf8&lt;wchar_t&gt;));</w:t>
+            </w:r>
+          </w:p>
+          <w:p>
+            <w:pPr>
+              <w:pStyle w:val="SourceCode"/>
+              <w:spacing w:before="0" w:after="0" w:line="200" w:lineRule="auto"/>
+            </w:pPr>
+            <w:r>
+              <w:t xml:space="preserve">    out &lt;&lt; text;</w:t>
+            </w:r>
+          </w:p>
+          <w:p>
+            <w:pPr>
+              <w:pStyle w:val="SourceCode"/>
+              <w:spacing w:before="0" w:after="0" w:line="200" w:lineRule="auto"/>
+            </w:pPr>
+            <w:r>
+              <w:t xml:space="preserve">    return true;</w:t>
+            </w:r>
+          </w:p>
+          <w:p>
+            <w:pPr>
+              <w:pStyle w:val="SourceCode"/>
+              <w:spacing w:before="0" w:after="0" w:line="200" w:lineRule="auto"/>
+            </w:pPr>
+            <w:r>
+              <w:t xml:space="preserve">}</w:t>
+            </w:r>
+          </w:p>
+          <w:p>
+            <w:pPr>
+              <w:pStyle w:val="SourceCode"/>
+              <w:spacing w:before="0" w:after="0" w:line="200" w:lineRule="auto"/>
+            </w:pPr>
+          </w:p>
+          <w:p>
+            <w:pPr>
+              <w:pStyle w:val="SourceCode"/>
+              <w:spacing w:before="0" w:after="0" w:line="200" w:lineRule="auto"/>
+            </w:pPr>
+            <w:r>
+              <w:t xml:space="preserve">// Зашифрування шифром Цезаря</w:t>
+            </w:r>
+          </w:p>
+          <w:p>
+            <w:pPr>
+              <w:pStyle w:val="SourceCode"/>
+              <w:spacing w:before="0" w:after="0" w:line="200" w:lineRule="auto"/>
+            </w:pPr>
+            <w:r>
+              <w:t xml:space="preserve">wstring encrypt(const wstring&amp; text, int k) {</w:t>
+            </w:r>
+          </w:p>
+          <w:p>
+            <w:pPr>
+              <w:pStyle w:val="SourceCode"/>
+              <w:spacing w:before="0" w:after="0" w:line="200" w:lineRule="auto"/>
+            </w:pPr>
+            <w:r>
+              <w:t xml:space="preserve">    k = ((k % N) + N) % N;</w:t>
+            </w:r>
+          </w:p>
+          <w:p>
+            <w:pPr>
+              <w:pStyle w:val="SourceCode"/>
+              <w:spacing w:before="0" w:after="0" w:line="200" w:lineRule="auto"/>
+            </w:pPr>
+            <w:r>
+              <w:t xml:space="preserve">    wstring res = text;</w:t>
+            </w:r>
+          </w:p>
+          <w:p>
+            <w:pPr>
+              <w:pStyle w:val="SourceCode"/>
+              <w:spacing w:before="0" w:after="0" w:line="200" w:lineRule="auto"/>
+            </w:pPr>
+            <w:r>
+              <w:t xml:space="preserve">    for (size_t i = 0; i &lt; res.size(); i++) {</w:t>
+            </w:r>
+          </w:p>
+          <w:p>
+            <w:pPr>
+              <w:pStyle w:val="SourceCode"/>
+              <w:spacing w:before="0" w:after="0" w:line="200" w:lineRule="auto"/>
+            </w:pPr>
+            <w:r>
+              <w:t xml:space="preserve">        bool up = false;</w:t>
+            </w:r>
+          </w:p>
+          <w:p>
+            <w:pPr>
+              <w:pStyle w:val="SourceCode"/>
+              <w:spacing w:before="0" w:after="0" w:line="200" w:lineRule="auto"/>
+            </w:pPr>
+            <w:r>
+              <w:t xml:space="preserve">        int p = indexOf(res[i], up);</w:t>
+            </w:r>
+          </w:p>
+          <w:p>
+            <w:pPr>
+              <w:pStyle w:val="SourceCode"/>
+              <w:spacing w:before="0" w:after="0" w:line="200" w:lineRule="auto"/>
+            </w:pPr>
+            <w:r>
+              <w:t xml:space="preserve">        if (p &gt;= 0)</w:t>
+            </w:r>
+          </w:p>
+          <w:p>
+            <w:pPr>
+              <w:pStyle w:val="SourceCode"/>
+              <w:spacing w:before="0" w:after="0" w:line="200" w:lineRule="auto"/>
+            </w:pPr>
+            <w:r>
+              <w:t xml:space="preserve">            res[i] = up ? ALPHA_UP[(p + k) % N] : ALPHA_LO[(p + k) % N];</w:t>
+            </w:r>
+          </w:p>
+          <w:p>
+            <w:pPr>
+              <w:pStyle w:val="SourceCode"/>
+              <w:spacing w:before="0" w:after="0" w:line="200" w:lineRule="auto"/>
+            </w:pPr>
+            <w:r>
+              <w:t xml:space="preserve">    }</w:t>
+            </w:r>
+          </w:p>
+          <w:p>
+            <w:pPr>
+              <w:pStyle w:val="SourceCode"/>
+              <w:spacing w:before="0" w:after="0" w:line="200" w:lineRule="auto"/>
+            </w:pPr>
+            <w:r>
+              <w:t xml:space="preserve">    return res;</w:t>
+            </w:r>
+          </w:p>
+          <w:p>
+            <w:pPr>
+              <w:pStyle w:val="SourceCode"/>
+              <w:spacing w:before="0" w:after="0" w:line="200" w:lineRule="auto"/>
+            </w:pPr>
+            <w:r>
+              <w:t xml:space="preserve">}</w:t>
+            </w:r>
+          </w:p>
+          <w:p>
+            <w:pPr>
+              <w:pStyle w:val="SourceCode"/>
+              <w:spacing w:before="0" w:after="0" w:line="200" w:lineRule="auto"/>
+            </w:pPr>
+          </w:p>
+          <w:p>
+            <w:pPr>
+              <w:pStyle w:val="SourceCode"/>
+              <w:spacing w:before="0" w:after="0" w:line="200" w:lineRule="auto"/>
+            </w:pPr>
+            <w:r>
+              <w:t xml:space="preserve">// Розшифрування шифром Цезаря</w:t>
+            </w:r>
+          </w:p>
+          <w:p>
+            <w:pPr>
+              <w:pStyle w:val="SourceCode"/>
+              <w:spacing w:before="0" w:after="0" w:line="200" w:lineRule="auto"/>
+            </w:pPr>
+            <w:r>
+              <w:t xml:space="preserve">wstring decrypt(const wstring&amp; text, int k) {</w:t>
+            </w:r>
+          </w:p>
+          <w:p>
+            <w:pPr>
+              <w:pStyle w:val="SourceCode"/>
+              <w:spacing w:before="0" w:after="0" w:line="200" w:lineRule="auto"/>
+            </w:pPr>
+            <w:r>
+              <w:t xml:space="preserve">    return encrypt(text, N - ((k % N) + N) % N);</w:t>
+            </w:r>
+          </w:p>
+          <w:p>
+            <w:pPr>
+              <w:pStyle w:val="SourceCode"/>
+              <w:spacing w:before="0" w:after="0" w:line="200" w:lineRule="auto"/>
+            </w:pPr>
+            <w:r>
+              <w:t xml:space="preserve">}</w:t>
+            </w:r>
+          </w:p>
+          <w:p>
+            <w:pPr>
+              <w:pStyle w:val="SourceCode"/>
+              <w:spacing w:before="0" w:after="0" w:line="200" w:lineRule="auto"/>
+            </w:pPr>
+          </w:p>
+          <w:p>
+            <w:pPr>
+              <w:pStyle w:val="SourceCode"/>
+              <w:spacing w:before="0" w:after="0" w:line="200" w:lineRule="auto"/>
+            </w:pPr>
+            <w:r>
+              <w:t xml:space="preserve">// Підрахунок частот літер</w:t>
+            </w:r>
+          </w:p>
+          <w:p>
+            <w:pPr>
+              <w:pStyle w:val="SourceCode"/>
+              <w:spacing w:before="0" w:after="0" w:line="200" w:lineRule="auto"/>
+            </w:pPr>
+            <w:r>
+              <w:t xml:space="preserve">vector&lt;double&gt; frequencies(const wstring&amp; text, long&amp; total) {</w:t>
+            </w:r>
+          </w:p>
+          <w:p>
+            <w:pPr>
+              <w:pStyle w:val="SourceCode"/>
+              <w:spacing w:before="0" w:after="0" w:line="200" w:lineRule="auto"/>
+            </w:pPr>
+            <w:r>
+              <w:t xml:space="preserve">    vector&lt;double&gt; f(N, 0.0);</w:t>
+            </w:r>
+          </w:p>
+          <w:p>
+            <w:pPr>
+              <w:pStyle w:val="SourceCode"/>
+              <w:spacing w:before="0" w:after="0" w:line="200" w:lineRule="auto"/>
+            </w:pPr>
+            <w:r>
+              <w:t xml:space="preserve">    total = 0;</w:t>
+            </w:r>
+          </w:p>
+          <w:p>
+            <w:pPr>
+              <w:pStyle w:val="SourceCode"/>
+              <w:spacing w:before="0" w:after="0" w:line="200" w:lineRule="auto"/>
+            </w:pPr>
+            <w:r>
+              <w:t xml:space="preserve">    for (size_t i = 0; i &lt; text.size(); i++) {</w:t>
+            </w:r>
+          </w:p>
+          <w:p>
+            <w:pPr>
+              <w:pStyle w:val="SourceCode"/>
+              <w:spacing w:before="0" w:after="0" w:line="200" w:lineRule="auto"/>
+            </w:pPr>
+            <w:r>
+              <w:t xml:space="preserve">        bool up = false;</w:t>
+            </w:r>
+          </w:p>
+          <w:p>
+            <w:pPr>
+              <w:pStyle w:val="SourceCode"/>
+              <w:spacing w:before="0" w:after="0" w:line="200" w:lineRule="auto"/>
+            </w:pPr>
+            <w:r>
+              <w:t xml:space="preserve">        int p = indexOf(text[i], up);</w:t>
+            </w:r>
+          </w:p>
+          <w:p>
+            <w:pPr>
+              <w:pStyle w:val="SourceCode"/>
+              <w:spacing w:before="0" w:after="0" w:line="200" w:lineRule="auto"/>
+            </w:pPr>
+            <w:r>
+              <w:t xml:space="preserve">        if (p &gt;= 0) { f[p] += 1.0; total++; }</w:t>
+            </w:r>
+          </w:p>
+          <w:p>
+            <w:pPr>
+              <w:pStyle w:val="SourceCode"/>
+              <w:spacing w:before="0" w:after="0" w:line="200" w:lineRule="auto"/>
+            </w:pPr>
+            <w:r>
+              <w:t xml:space="preserve">    }</w:t>
+            </w:r>
+          </w:p>
+          <w:p>
+            <w:pPr>
+              <w:pStyle w:val="SourceCode"/>
+              <w:spacing w:before="0" w:after="0" w:line="200" w:lineRule="auto"/>
+            </w:pPr>
+            <w:r>
+              <w:t xml:space="preserve">    if (total &gt; 0)</w:t>
+            </w:r>
+          </w:p>
+          <w:p>
+            <w:pPr>
+              <w:pStyle w:val="SourceCode"/>
+              <w:spacing w:before="0" w:after="0" w:line="200" w:lineRule="auto"/>
+            </w:pPr>
+            <w:r>
+              <w:t xml:space="preserve">        for (int i = 0; i &lt; N; i++)</w:t>
+            </w:r>
+          </w:p>
+          <w:p>
+            <w:pPr>
+              <w:pStyle w:val="SourceCode"/>
+              <w:spacing w:before="0" w:after="0" w:line="200" w:lineRule="auto"/>
+            </w:pPr>
+            <w:r>
+              <w:t xml:space="preserve">            f[i] = f[i] * 100.0 / total;</w:t>
+            </w:r>
+          </w:p>
+          <w:p>
+            <w:pPr>
+              <w:pStyle w:val="SourceCode"/>
+              <w:spacing w:before="0" w:after="0" w:line="200" w:lineRule="auto"/>
+            </w:pPr>
+            <w:r>
+              <w:t xml:space="preserve">    return f;</w:t>
+            </w:r>
+          </w:p>
+          <w:p>
+            <w:pPr>
+              <w:pStyle w:val="SourceCode"/>
+              <w:spacing w:before="0" w:after="0" w:line="200" w:lineRule="auto"/>
+            </w:pPr>
+            <w:r>
+              <w:t xml:space="preserve">}</w:t>
+            </w:r>
+          </w:p>
+          <w:p>
+            <w:pPr>
+              <w:pStyle w:val="SourceCode"/>
+              <w:spacing w:before="0" w:after="0" w:line="200" w:lineRule="auto"/>
+            </w:pPr>
+          </w:p>
+          <w:p>
+            <w:pPr>
+              <w:pStyle w:val="SourceCode"/>
+              <w:spacing w:before="0" w:after="0" w:line="200" w:lineRule="auto"/>
+            </w:pPr>
+            <w:r>
+              <w:t xml:space="preserve">// Друк таблиці частот із гістограмою</w:t>
+            </w:r>
+          </w:p>
+          <w:p>
+            <w:pPr>
+              <w:pStyle w:val="SourceCode"/>
+              <w:spacing w:before="0" w:after="0" w:line="200" w:lineRule="auto"/>
+            </w:pPr>
+            <w:r>
+              <w:t xml:space="preserve">void printFrequencies(const vector&lt;double&gt;&amp; f, long total) {</w:t>
+            </w:r>
+          </w:p>
+          <w:p>
+            <w:pPr>
+              <w:pStyle w:val="SourceCode"/>
+              <w:spacing w:before="0" w:after="0" w:line="200" w:lineRule="auto"/>
+            </w:pPr>
+            <w:r>
+              <w:t xml:space="preserve">    wcout &lt;&lt; L"+-------+----------+----------+----------------------+\n";</w:t>
+            </w:r>
+          </w:p>
+          <w:p>
+            <w:pPr>
+              <w:pStyle w:val="SourceCode"/>
+              <w:spacing w:before="0" w:after="0" w:line="200" w:lineRule="auto"/>
+            </w:pPr>
+            <w:r>
+              <w:t xml:space="preserve">    wcout &lt;&lt; L"| Літера| Частота  | Еталон   | Гістограма           |\n";</w:t>
+            </w:r>
+          </w:p>
+          <w:p>
+            <w:pPr>
+              <w:pStyle w:val="SourceCode"/>
+              <w:spacing w:before="0" w:after="0" w:line="200" w:lineRule="auto"/>
+            </w:pPr>
+            <w:r>
+              <w:t xml:space="preserve">    wcout &lt;&lt; L"+-------+----------+----------+----------------------+\n";</w:t>
+            </w:r>
+          </w:p>
+          <w:p>
+            <w:pPr>
+              <w:pStyle w:val="SourceCode"/>
+              <w:spacing w:before="0" w:after="0" w:line="200" w:lineRule="auto"/>
+            </w:pPr>
+            <w:r>
+              <w:t xml:space="preserve">    for (int i = 0; i &lt; N; i++) {</w:t>
+            </w:r>
+          </w:p>
+          <w:p>
+            <w:pPr>
+              <w:pStyle w:val="SourceCode"/>
+              <w:spacing w:before="0" w:after="0" w:line="200" w:lineRule="auto"/>
+            </w:pPr>
+            <w:r>
+              <w:t xml:space="preserve">        wcout &lt;&lt; L"| " &lt;&lt; ALPHA_LO[i] &lt;&lt; L"     | "</w:t>
+            </w:r>
+          </w:p>
+          <w:p>
+            <w:pPr>
+              <w:pStyle w:val="SourceCode"/>
+              <w:spacing w:before="0" w:after="0" w:line="200" w:lineRule="auto"/>
+            </w:pPr>
+            <w:r>
+              <w:t xml:space="preserve">              &lt;&lt; fixed &lt;&lt; setprecision(2) &lt;&lt; setw(6) &lt;&lt; f[i] &lt;&lt; L" % | "</w:t>
+            </w:r>
+          </w:p>
+          <w:p>
+            <w:pPr>
+              <w:pStyle w:val="SourceCode"/>
+              <w:spacing w:before="0" w:after="0" w:line="200" w:lineRule="auto"/>
+            </w:pPr>
+            <w:r>
+              <w:t xml:space="preserve">              &lt;&lt; setw(6) &lt;&lt; REF[i] &lt;&lt; L" % | ";</w:t>
+            </w:r>
+          </w:p>
+          <w:p>
+            <w:pPr>
+              <w:pStyle w:val="SourceCode"/>
+              <w:spacing w:before="0" w:after="0" w:line="200" w:lineRule="auto"/>
+            </w:pPr>
+            <w:r>
+              <w:t xml:space="preserve">        int bars = (int)(f[i] * 2 + 0.5);</w:t>
+            </w:r>
+          </w:p>
+          <w:p>
+            <w:pPr>
+              <w:pStyle w:val="SourceCode"/>
+              <w:spacing w:before="0" w:after="0" w:line="200" w:lineRule="auto"/>
+            </w:pPr>
+            <w:r>
+              <w:t xml:space="preserve">        wstring bar(bars &gt; 20 ? 20 : bars, L'#');</w:t>
+            </w:r>
+          </w:p>
+          <w:p>
+            <w:pPr>
+              <w:pStyle w:val="SourceCode"/>
+              <w:spacing w:before="0" w:after="0" w:line="200" w:lineRule="auto"/>
+            </w:pPr>
+            <w:r>
+              <w:t xml:space="preserve">        wcout &lt;&lt; left &lt;&lt; setw(20) &lt;&lt; bar &lt;&lt; right &lt;&lt; L" |\n";</w:t>
+            </w:r>
+          </w:p>
+          <w:p>
+            <w:pPr>
+              <w:pStyle w:val="SourceCode"/>
+              <w:spacing w:before="0" w:after="0" w:line="200" w:lineRule="auto"/>
+            </w:pPr>
+            <w:r>
+              <w:t xml:space="preserve">    }</w:t>
+            </w:r>
+          </w:p>
+          <w:p>
+            <w:pPr>
+              <w:pStyle w:val="SourceCode"/>
+              <w:spacing w:before="0" w:after="0" w:line="200" w:lineRule="auto"/>
+            </w:pPr>
+            <w:r>
+              <w:t xml:space="preserve">    wcout &lt;&lt; L"+-------+----------+----------+----------------------+\n";</w:t>
+            </w:r>
+          </w:p>
+          <w:p>
+            <w:pPr>
+              <w:pStyle w:val="SourceCode"/>
+              <w:spacing w:before="0" w:after="0" w:line="200" w:lineRule="auto"/>
+            </w:pPr>
+            <w:r>
+              <w:t xml:space="preserve">    wcout &lt;&lt; L"Усього літер у тексті: " &lt;&lt; total &lt;&lt; L"\n";</w:t>
+            </w:r>
+          </w:p>
+          <w:p>
+            <w:pPr>
+              <w:pStyle w:val="SourceCode"/>
+              <w:spacing w:before="0" w:after="0" w:line="200" w:lineRule="auto"/>
+            </w:pPr>
+            <w:r>
+              <w:t xml:space="preserve">}</w:t>
+            </w:r>
+          </w:p>
+          <w:p>
+            <w:pPr>
+              <w:pStyle w:val="SourceCode"/>
+              <w:spacing w:before="0" w:after="0" w:line="200" w:lineRule="auto"/>
+            </w:pPr>
+          </w:p>
+          <w:p>
+            <w:pPr>
+              <w:pStyle w:val="SourceCode"/>
+              <w:spacing w:before="0" w:after="0" w:line="200" w:lineRule="auto"/>
+            </w:pPr>
+            <w:r>
+              <w:t xml:space="preserve">// Злам повним перебором ключів</w:t>
+            </w:r>
+          </w:p>
+          <w:p>
+            <w:pPr>
+              <w:pStyle w:val="SourceCode"/>
+              <w:spacing w:before="0" w:after="0" w:line="200" w:lineRule="auto"/>
+            </w:pPr>
+            <w:r>
+              <w:t xml:space="preserve">void bruteForce(const wstring&amp; text) {</w:t>
+            </w:r>
+          </w:p>
+          <w:p>
+            <w:pPr>
+              <w:pStyle w:val="SourceCode"/>
+              <w:spacing w:before="0" w:after="0" w:line="200" w:lineRule="auto"/>
+            </w:pPr>
+            <w:r>
+              <w:t xml:space="preserve">    wcout &lt;&lt; L"Перебір усіх " &lt;&lt; N - 1 &lt;&lt; L" можливих ключів:\n";</w:t>
+            </w:r>
+          </w:p>
+          <w:p>
+            <w:pPr>
+              <w:pStyle w:val="SourceCode"/>
+              <w:spacing w:before="0" w:after="0" w:line="200" w:lineRule="auto"/>
+            </w:pPr>
+            <w:r>
+              <w:t xml:space="preserve">    for (int k = 1; k &lt; N; k++) {</w:t>
+            </w:r>
+          </w:p>
+          <w:p>
+            <w:pPr>
+              <w:pStyle w:val="SourceCode"/>
+              <w:spacing w:before="0" w:after="0" w:line="200" w:lineRule="auto"/>
+            </w:pPr>
+            <w:r>
+              <w:t xml:space="preserve">        wstring t = decrypt(text, k);</w:t>
+            </w:r>
+          </w:p>
+          <w:p>
+            <w:pPr>
+              <w:pStyle w:val="SourceCode"/>
+              <w:spacing w:before="0" w:after="0" w:line="200" w:lineRule="auto"/>
+            </w:pPr>
+            <w:r>
+              <w:t xml:space="preserve">        if (t.size() &gt; 48) t = t.substr(0, 48) + L"...";</w:t>
+            </w:r>
+          </w:p>
+          <w:p>
+            <w:pPr>
+              <w:pStyle w:val="SourceCode"/>
+              <w:spacing w:before="0" w:after="0" w:line="200" w:lineRule="auto"/>
+            </w:pPr>
+            <w:r>
+              <w:t xml:space="preserve">        wcout &lt;&lt; L"k = " &lt;&lt; setw(2) &lt;&lt; k &lt;&lt; L" : " &lt;&lt; t &lt;&lt; L"\n";</w:t>
+            </w:r>
+          </w:p>
+          <w:p>
+            <w:pPr>
+              <w:pStyle w:val="SourceCode"/>
+              <w:spacing w:before="0" w:after="0" w:line="200" w:lineRule="auto"/>
+            </w:pPr>
+            <w:r>
+              <w:t xml:space="preserve">    }</w:t>
+            </w:r>
+          </w:p>
+          <w:p>
+            <w:pPr>
+              <w:pStyle w:val="SourceCode"/>
+              <w:spacing w:before="0" w:after="0" w:line="200" w:lineRule="auto"/>
+            </w:pPr>
+            <w:r>
+              <w:t xml:space="preserve">}</w:t>
+            </w:r>
+          </w:p>
+          <w:p>
+            <w:pPr>
+              <w:pStyle w:val="SourceCode"/>
+              <w:spacing w:before="0" w:after="0" w:line="200" w:lineRule="auto"/>
+            </w:pPr>
+          </w:p>
+          <w:p>
+            <w:pPr>
+              <w:pStyle w:val="SourceCode"/>
+              <w:spacing w:before="0" w:after="0" w:line="200" w:lineRule="auto"/>
+            </w:pPr>
+            <w:r>
+              <w:t xml:space="preserve">// Автоматичне визначення ключа за критерієм хі-квадрат</w:t>
+            </w:r>
+          </w:p>
+          <w:p>
+            <w:pPr>
+              <w:pStyle w:val="SourceCode"/>
+              <w:spacing w:before="0" w:after="0" w:line="200" w:lineRule="auto"/>
+            </w:pPr>
+            <w:r>
+              <w:t xml:space="preserve">int findKey(const wstring&amp; text, double&amp; bestChi) {</w:t>
+            </w:r>
+          </w:p>
+          <w:p>
+            <w:pPr>
+              <w:pStyle w:val="SourceCode"/>
+              <w:spacing w:before="0" w:after="0" w:line="200" w:lineRule="auto"/>
+            </w:pPr>
+            <w:r>
+              <w:t xml:space="preserve">    int bestK = 0;</w:t>
+            </w:r>
+          </w:p>
+          <w:p>
+            <w:pPr>
+              <w:pStyle w:val="SourceCode"/>
+              <w:spacing w:before="0" w:after="0" w:line="200" w:lineRule="auto"/>
+            </w:pPr>
+            <w:r>
+              <w:t xml:space="preserve">    bestChi = 1e18;</w:t>
+            </w:r>
+          </w:p>
+          <w:p>
+            <w:pPr>
+              <w:pStyle w:val="SourceCode"/>
+              <w:spacing w:before="0" w:after="0" w:line="200" w:lineRule="auto"/>
+            </w:pPr>
+            <w:r>
+              <w:t xml:space="preserve">    for (int k = 0; k &lt; N; k++) {</w:t>
+            </w:r>
+          </w:p>
+          <w:p>
+            <w:pPr>
+              <w:pStyle w:val="SourceCode"/>
+              <w:spacing w:before="0" w:after="0" w:line="200" w:lineRule="auto"/>
+            </w:pPr>
+            <w:r>
+              <w:t xml:space="preserve">        long total = 0;</w:t>
+            </w:r>
+          </w:p>
+          <w:p>
+            <w:pPr>
+              <w:pStyle w:val="SourceCode"/>
+              <w:spacing w:before="0" w:after="0" w:line="200" w:lineRule="auto"/>
+            </w:pPr>
+            <w:r>
+              <w:t xml:space="preserve">        vector&lt;double&gt; f = frequencies(decrypt(text, k), total);</w:t>
+            </w:r>
+          </w:p>
+          <w:p>
+            <w:pPr>
+              <w:pStyle w:val="SourceCode"/>
+              <w:spacing w:before="0" w:after="0" w:line="200" w:lineRule="auto"/>
+            </w:pPr>
+            <w:r>
+              <w:t xml:space="preserve">        if (total == 0) return 0;</w:t>
+            </w:r>
+          </w:p>
+          <w:p>
+            <w:pPr>
+              <w:pStyle w:val="SourceCode"/>
+              <w:spacing w:before="0" w:after="0" w:line="200" w:lineRule="auto"/>
+            </w:pPr>
+            <w:r>
+              <w:t xml:space="preserve">        double chi = 0.0;</w:t>
+            </w:r>
+          </w:p>
+          <w:p>
+            <w:pPr>
+              <w:pStyle w:val="SourceCode"/>
+              <w:spacing w:before="0" w:after="0" w:line="200" w:lineRule="auto"/>
+            </w:pPr>
+            <w:r>
+              <w:t xml:space="preserve">        for (int i = 0; i &lt; N; i++) {</w:t>
+            </w:r>
+          </w:p>
+          <w:p>
+            <w:pPr>
+              <w:pStyle w:val="SourceCode"/>
+              <w:spacing w:before="0" w:after="0" w:line="200" w:lineRule="auto"/>
+            </w:pPr>
+            <w:r>
+              <w:t xml:space="preserve">            double obs = f[i] * total / 100.0;</w:t>
+            </w:r>
+          </w:p>
+          <w:p>
+            <w:pPr>
+              <w:pStyle w:val="SourceCode"/>
+              <w:spacing w:before="0" w:after="0" w:line="200" w:lineRule="auto"/>
+            </w:pPr>
+            <w:r>
+              <w:t xml:space="preserve">            double exp = REF[i] * total / 100.0;</w:t>
+            </w:r>
+          </w:p>
+          <w:p>
+            <w:pPr>
+              <w:pStyle w:val="SourceCode"/>
+              <w:spacing w:before="0" w:after="0" w:line="200" w:lineRule="auto"/>
+            </w:pPr>
+            <w:r>
+              <w:t xml:space="preserve">            if (exp &lt; 0.5) exp = 0.5;</w:t>
+            </w:r>
+          </w:p>
+          <w:p>
+            <w:pPr>
+              <w:pStyle w:val="SourceCode"/>
+              <w:spacing w:before="0" w:after="0" w:line="200" w:lineRule="auto"/>
+            </w:pPr>
+            <w:r>
+              <w:t xml:space="preserve">            chi += (obs - exp) * (obs - exp) / exp;</w:t>
+            </w:r>
+          </w:p>
+          <w:p>
+            <w:pPr>
+              <w:pStyle w:val="SourceCode"/>
+              <w:spacing w:before="0" w:after="0" w:line="200" w:lineRule="auto"/>
+            </w:pPr>
+            <w:r>
+              <w:t xml:space="preserve">        }</w:t>
+            </w:r>
+          </w:p>
+          <w:p>
+            <w:pPr>
+              <w:pStyle w:val="SourceCode"/>
+              <w:spacing w:before="0" w:after="0" w:line="200" w:lineRule="auto"/>
+            </w:pPr>
+            <w:r>
+              <w:t xml:space="preserve">        if (chi &lt; bestChi) { bestChi = chi; bestK = k; }</w:t>
+            </w:r>
+          </w:p>
+          <w:p>
+            <w:pPr>
+              <w:pStyle w:val="SourceCode"/>
+              <w:spacing w:before="0" w:after="0" w:line="200" w:lineRule="auto"/>
+            </w:pPr>
+            <w:r>
+              <w:t xml:space="preserve">    }</w:t>
+            </w:r>
+          </w:p>
+          <w:p>
+            <w:pPr>
+              <w:pStyle w:val="SourceCode"/>
+              <w:spacing w:before="0" w:after="0" w:line="200" w:lineRule="auto"/>
+            </w:pPr>
+            <w:r>
+              <w:t xml:space="preserve">    return bestK;</w:t>
+            </w:r>
+          </w:p>
+          <w:p>
+            <w:pPr>
+              <w:pStyle w:val="SourceCode"/>
+              <w:spacing w:before="0" w:after="0" w:line="200" w:lineRule="auto"/>
+            </w:pPr>
+            <w:r>
+              <w:t xml:space="preserve">}</w:t>
+            </w:r>
+          </w:p>
+          <w:p>
+            <w:pPr>
+              <w:pStyle w:val="SourceCode"/>
+              <w:spacing w:before="0" w:after="0" w:line="200" w:lineRule="auto"/>
+            </w:pPr>
+          </w:p>
+          <w:p>
+            <w:pPr>
+              <w:pStyle w:val="SourceCode"/>
+              <w:spacing w:before="0" w:after="0" w:line="200" w:lineRule="auto"/>
+            </w:pPr>
+            <w:r>
+              <w:t xml:space="preserve">// Меню користувача</w:t>
+            </w:r>
+          </w:p>
+          <w:p>
+            <w:pPr>
+              <w:pStyle w:val="SourceCode"/>
+              <w:spacing w:before="0" w:after="0" w:line="200" w:lineRule="auto"/>
+            </w:pPr>
+            <w:r>
+              <w:t xml:space="preserve">void menu() {</w:t>
+            </w:r>
+          </w:p>
+          <w:p>
+            <w:pPr>
+              <w:pStyle w:val="SourceCode"/>
+              <w:spacing w:before="0" w:after="0" w:line="200" w:lineRule="auto"/>
+            </w:pPr>
+            <w:r>
+              <w:t xml:space="preserve">    wcout &lt;&lt; L"\n=============== МЕНЮ ===============\n"</w:t>
+            </w:r>
+          </w:p>
+          <w:p>
+            <w:pPr>
+              <w:pStyle w:val="SourceCode"/>
+              <w:spacing w:before="0" w:after="0" w:line="200" w:lineRule="auto"/>
+            </w:pPr>
+            <w:r>
+              <w:t xml:space="preserve">          &lt;&lt; L" 1 - завантажити текст із файлу\n"</w:t>
+            </w:r>
+          </w:p>
+          <w:p>
+            <w:pPr>
+              <w:pStyle w:val="SourceCode"/>
+              <w:spacing w:before="0" w:after="0" w:line="200" w:lineRule="auto"/>
+            </w:pPr>
+            <w:r>
+              <w:t xml:space="preserve">          &lt;&lt; L" 2 - показати поточний текст\n"</w:t>
+            </w:r>
+          </w:p>
+          <w:p>
+            <w:pPr>
+              <w:pStyle w:val="SourceCode"/>
+              <w:spacing w:before="0" w:after="0" w:line="200" w:lineRule="auto"/>
+            </w:pPr>
+            <w:r>
+              <w:t xml:space="preserve">          &lt;&lt; L" 3 - зашифрувати шифром Цезаря\n"</w:t>
+            </w:r>
+          </w:p>
+          <w:p>
+            <w:pPr>
+              <w:pStyle w:val="SourceCode"/>
+              <w:spacing w:before="0" w:after="0" w:line="200" w:lineRule="auto"/>
+            </w:pPr>
+            <w:r>
+              <w:t xml:space="preserve">          &lt;&lt; L" 4 - розшифрувати за відомим ключем\n"</w:t>
+            </w:r>
+          </w:p>
+          <w:p>
+            <w:pPr>
+              <w:pStyle w:val="SourceCode"/>
+              <w:spacing w:before="0" w:after="0" w:line="200" w:lineRule="auto"/>
+            </w:pPr>
+            <w:r>
+              <w:t xml:space="preserve">          &lt;&lt; L" 5 - частотний аналіз тексту\n"</w:t>
+            </w:r>
+          </w:p>
+          <w:p>
+            <w:pPr>
+              <w:pStyle w:val="SourceCode"/>
+              <w:spacing w:before="0" w:after="0" w:line="200" w:lineRule="auto"/>
+            </w:pPr>
+            <w:r>
+              <w:t xml:space="preserve">          &lt;&lt; L" 6 - злам повним перебором ключів\n"</w:t>
+            </w:r>
+          </w:p>
+          <w:p>
+            <w:pPr>
+              <w:pStyle w:val="SourceCode"/>
+              <w:spacing w:before="0" w:after="0" w:line="200" w:lineRule="auto"/>
+            </w:pPr>
+            <w:r>
+              <w:t xml:space="preserve">          &lt;&lt; L" 7 - автоматичне визначення ключа\n"</w:t>
+            </w:r>
+          </w:p>
+          <w:p>
+            <w:pPr>
+              <w:pStyle w:val="SourceCode"/>
+              <w:spacing w:before="0" w:after="0" w:line="200" w:lineRule="auto"/>
+            </w:pPr>
+            <w:r>
+              <w:t xml:space="preserve">          &lt;&lt; L" 8 - зберегти текст у файл\n"</w:t>
+            </w:r>
+          </w:p>
+          <w:p>
+            <w:pPr>
+              <w:pStyle w:val="SourceCode"/>
+              <w:spacing w:before="0" w:after="0" w:line="200" w:lineRule="auto"/>
+            </w:pPr>
+            <w:r>
+              <w:t xml:space="preserve">          &lt;&lt; L" 0 - вихід\n"</w:t>
+            </w:r>
+          </w:p>
+          <w:p>
+            <w:pPr>
+              <w:pStyle w:val="SourceCode"/>
+              <w:spacing w:before="0" w:after="0" w:line="200" w:lineRule="auto"/>
+            </w:pPr>
+            <w:r>
+              <w:t xml:space="preserve">          &lt;&lt; L"====================================\n"</w:t>
+            </w:r>
+          </w:p>
+          <w:p>
+            <w:pPr>
+              <w:pStyle w:val="SourceCode"/>
+              <w:spacing w:before="0" w:after="0" w:line="200" w:lineRule="auto"/>
+            </w:pPr>
+            <w:r>
+              <w:t xml:space="preserve">          &lt;&lt; L"Ваш вибір: ";</w:t>
+            </w:r>
+          </w:p>
+          <w:p>
+            <w:pPr>
+              <w:pStyle w:val="SourceCode"/>
+              <w:spacing w:before="0" w:after="0" w:line="200" w:lineRule="auto"/>
+            </w:pPr>
+            <w:r>
+              <w:t xml:space="preserve">}</w:t>
+            </w:r>
+          </w:p>
+          <w:p>
+            <w:pPr>
+              <w:pStyle w:val="SourceCode"/>
+              <w:spacing w:before="0" w:after="0" w:line="200" w:lineRule="auto"/>
+            </w:pPr>
+          </w:p>
+          <w:p>
+            <w:pPr>
+              <w:pStyle w:val="SourceCode"/>
+              <w:spacing w:before="0" w:after="0" w:line="200" w:lineRule="auto"/>
+            </w:pPr>
+            <w:r>
+              <w:t xml:space="preserve">int main() {</w:t>
+            </w:r>
+          </w:p>
+          <w:p>
+            <w:pPr>
+              <w:pStyle w:val="SourceCode"/>
+              <w:spacing w:before="0" w:after="0" w:line="200" w:lineRule="auto"/>
+            </w:pPr>
+            <w:r>
+              <w:t xml:space="preserve">#ifdef _WIN32</w:t>
+            </w:r>
+          </w:p>
+          <w:p>
+            <w:pPr>
+              <w:pStyle w:val="SourceCode"/>
+              <w:spacing w:before="0" w:after="0" w:line="200" w:lineRule="auto"/>
+            </w:pPr>
+            <w:r>
+              <w:t xml:space="preserve">    _setmode(_fileno(stdout), _O_U16TEXT);</w:t>
+            </w:r>
+          </w:p>
+          <w:p>
+            <w:pPr>
+              <w:pStyle w:val="SourceCode"/>
+              <w:spacing w:before="0" w:after="0" w:line="200" w:lineRule="auto"/>
+            </w:pPr>
+            <w:r>
+              <w:t xml:space="preserve">    _setmode(_fileno(stdin), _O_U16TEXT);</w:t>
+            </w:r>
+          </w:p>
+          <w:p>
+            <w:pPr>
+              <w:pStyle w:val="SourceCode"/>
+              <w:spacing w:before="0" w:after="0" w:line="200" w:lineRule="auto"/>
+            </w:pPr>
+            <w:r>
+              <w:t xml:space="preserve">#else</w:t>
+            </w:r>
+          </w:p>
+          <w:p>
+            <w:pPr>
+              <w:pStyle w:val="SourceCode"/>
+              <w:spacing w:before="0" w:after="0" w:line="200" w:lineRule="auto"/>
+            </w:pPr>
+            <w:r>
+              <w:t xml:space="preserve">    locale::global(locale(""));</w:t>
+            </w:r>
+          </w:p>
+          <w:p>
+            <w:pPr>
+              <w:pStyle w:val="SourceCode"/>
+              <w:spacing w:before="0" w:after="0" w:line="200" w:lineRule="auto"/>
+            </w:pPr>
+            <w:r>
+              <w:t xml:space="preserve">    wcout.imbue(locale());</w:t>
+            </w:r>
+          </w:p>
+          <w:p>
+            <w:pPr>
+              <w:pStyle w:val="SourceCode"/>
+              <w:spacing w:before="0" w:after="0" w:line="200" w:lineRule="auto"/>
+            </w:pPr>
+            <w:r>
+              <w:t xml:space="preserve">#endif</w:t>
+            </w:r>
+          </w:p>
+          <w:p>
+            <w:pPr>
+              <w:pStyle w:val="SourceCode"/>
+              <w:spacing w:before="0" w:after="0" w:line="200" w:lineRule="auto"/>
+            </w:pPr>
+          </w:p>
+          <w:p>
+            <w:pPr>
+              <w:pStyle w:val="SourceCode"/>
+              <w:spacing w:before="0" w:after="0" w:line="200" w:lineRule="auto"/>
+            </w:pPr>
+            <w:r>
+              <w:t xml:space="preserve">    wstring text = L"";</w:t>
+            </w:r>
+          </w:p>
+          <w:p>
+            <w:pPr>
+              <w:pStyle w:val="SourceCode"/>
+              <w:spacing w:before="0" w:after="0" w:line="200" w:lineRule="auto"/>
+            </w:pPr>
+            <w:r>
+              <w:t xml:space="preserve">    int item = -1, k = 0;</w:t>
+            </w:r>
+          </w:p>
+          <w:p>
+            <w:pPr>
+              <w:pStyle w:val="SourceCode"/>
+              <w:spacing w:before="0" w:after="0" w:line="200" w:lineRule="auto"/>
+            </w:pPr>
+            <w:r>
+              <w:t xml:space="preserve">    long total = 0;</w:t>
+            </w:r>
+          </w:p>
+          <w:p>
+            <w:pPr>
+              <w:pStyle w:val="SourceCode"/>
+              <w:spacing w:before="0" w:after="0" w:line="200" w:lineRule="auto"/>
+            </w:pPr>
+          </w:p>
+          <w:p>
+            <w:pPr>
+              <w:pStyle w:val="SourceCode"/>
+              <w:spacing w:before="0" w:after="0" w:line="200" w:lineRule="auto"/>
+            </w:pPr>
+            <w:r>
+              <w:t xml:space="preserve">    while (item != 0) {</w:t>
+            </w:r>
+          </w:p>
+          <w:p>
+            <w:pPr>
+              <w:pStyle w:val="SourceCode"/>
+              <w:spacing w:before="0" w:after="0" w:line="200" w:lineRule="auto"/>
+            </w:pPr>
+            <w:r>
+              <w:t xml:space="preserve">        menu();</w:t>
+            </w:r>
+          </w:p>
+          <w:p>
+            <w:pPr>
+              <w:pStyle w:val="SourceCode"/>
+              <w:spacing w:before="0" w:after="0" w:line="200" w:lineRule="auto"/>
+            </w:pPr>
+            <w:r>
+              <w:t xml:space="preserve">        if (!(wcin &gt;&gt; item)) {</w:t>
+            </w:r>
+          </w:p>
+          <w:p>
+            <w:pPr>
+              <w:pStyle w:val="SourceCode"/>
+              <w:spacing w:before="0" w:after="0" w:line="200" w:lineRule="auto"/>
+            </w:pPr>
+            <w:r>
+              <w:t xml:space="preserve">            // Кінець введення (Ctrl+D, Ctrl+Z або перенаправлений файл) —</w:t>
+            </w:r>
+          </w:p>
+          <w:p>
+            <w:pPr>
+              <w:pStyle w:val="SourceCode"/>
+              <w:spacing w:before="0" w:after="0" w:line="200" w:lineRule="auto"/>
+            </w:pPr>
+            <w:r>
+              <w:t xml:space="preserve">            // виходимо, інакше цикл крутився б нескінченно</w:t>
+            </w:r>
+          </w:p>
+          <w:p>
+            <w:pPr>
+              <w:pStyle w:val="SourceCode"/>
+              <w:spacing w:before="0" w:after="0" w:line="200" w:lineRule="auto"/>
+            </w:pPr>
+            <w:r>
+              <w:t xml:space="preserve">            if (wcin.eof()) break;</w:t>
+            </w:r>
+          </w:p>
+          <w:p>
+            <w:pPr>
+              <w:pStyle w:val="SourceCode"/>
+              <w:spacing w:before="0" w:after="0" w:line="200" w:lineRule="auto"/>
+            </w:pPr>
+            <w:r>
+              <w:t xml:space="preserve">            wcin.clear();</w:t>
+            </w:r>
+          </w:p>
+          <w:p>
+            <w:pPr>
+              <w:pStyle w:val="SourceCode"/>
+              <w:spacing w:before="0" w:after="0" w:line="200" w:lineRule="auto"/>
+            </w:pPr>
+            <w:r>
+              <w:t xml:space="preserve">            wcin.ignore(1000, L'\n');</w:t>
+            </w:r>
+          </w:p>
+          <w:p>
+            <w:pPr>
+              <w:pStyle w:val="SourceCode"/>
+              <w:spacing w:before="0" w:after="0" w:line="200" w:lineRule="auto"/>
+            </w:pPr>
+            <w:r>
+              <w:t xml:space="preserve">            item = -1;</w:t>
+            </w:r>
+          </w:p>
+          <w:p>
+            <w:pPr>
+              <w:pStyle w:val="SourceCode"/>
+              <w:spacing w:before="0" w:after="0" w:line="200" w:lineRule="auto"/>
+            </w:pPr>
+            <w:r>
+              <w:t xml:space="preserve">        }</w:t>
+            </w:r>
+          </w:p>
+          <w:p>
+            <w:pPr>
+              <w:pStyle w:val="SourceCode"/>
+              <w:spacing w:before="0" w:after="0" w:line="200" w:lineRule="auto"/>
+            </w:pPr>
+            <w:r>
+              <w:t xml:space="preserve">        switch (item) {</w:t>
+            </w:r>
+          </w:p>
+          <w:p>
+            <w:pPr>
+              <w:pStyle w:val="SourceCode"/>
+              <w:spacing w:before="0" w:after="0" w:line="200" w:lineRule="auto"/>
+            </w:pPr>
+            <w:r>
+              <w:t xml:space="preserve">            case 1:</w:t>
+            </w:r>
+          </w:p>
+          <w:p>
+            <w:pPr>
+              <w:pStyle w:val="SourceCode"/>
+              <w:spacing w:before="0" w:after="0" w:line="200" w:lineRule="auto"/>
+            </w:pPr>
+            <w:r>
+              <w:t xml:space="preserve">                text = readFile("plain.txt");</w:t>
+            </w:r>
+          </w:p>
+          <w:p>
+            <w:pPr>
+              <w:pStyle w:val="SourceCode"/>
+              <w:spacing w:before="0" w:after="0" w:line="200" w:lineRule="auto"/>
+            </w:pPr>
+            <w:r>
+              <w:t xml:space="preserve">                if (!text.empty())</w:t>
+            </w:r>
+          </w:p>
+          <w:p>
+            <w:pPr>
+              <w:pStyle w:val="SourceCode"/>
+              <w:spacing w:before="0" w:after="0" w:line="200" w:lineRule="auto"/>
+            </w:pPr>
+            <w:r>
+              <w:t xml:space="preserve">                    wcout &lt;&lt; L"Текст завантажено, символів: "</w:t>
+            </w:r>
+          </w:p>
+          <w:p>
+            <w:pPr>
+              <w:pStyle w:val="SourceCode"/>
+              <w:spacing w:before="0" w:after="0" w:line="200" w:lineRule="auto"/>
+            </w:pPr>
+            <w:r>
+              <w:t xml:space="preserve">                          &lt;&lt; text.size() &lt;&lt; L"\n";</w:t>
+            </w:r>
+          </w:p>
+          <w:p>
+            <w:pPr>
+              <w:pStyle w:val="SourceCode"/>
+              <w:spacing w:before="0" w:after="0" w:line="200" w:lineRule="auto"/>
+            </w:pPr>
+            <w:r>
+              <w:t xml:space="preserve">                break;</w:t>
+            </w:r>
+          </w:p>
+          <w:p>
+            <w:pPr>
+              <w:pStyle w:val="SourceCode"/>
+              <w:spacing w:before="0" w:after="0" w:line="200" w:lineRule="auto"/>
+            </w:pPr>
+            <w:r>
+              <w:t xml:space="preserve">            case 2:</w:t>
+            </w:r>
+          </w:p>
+          <w:p>
+            <w:pPr>
+              <w:pStyle w:val="SourceCode"/>
+              <w:spacing w:before="0" w:after="0" w:line="200" w:lineRule="auto"/>
+            </w:pPr>
+            <w:r>
+              <w:t xml:space="preserve">                wcout &lt;&lt; L"--- Поточний текст ---\n" &lt;&lt; text &lt;&lt; L"\n";</w:t>
+            </w:r>
+          </w:p>
+          <w:p>
+            <w:pPr>
+              <w:pStyle w:val="SourceCode"/>
+              <w:spacing w:before="0" w:after="0" w:line="200" w:lineRule="auto"/>
+            </w:pPr>
+            <w:r>
+              <w:t xml:space="preserve">                break;</w:t>
+            </w:r>
+          </w:p>
+          <w:p>
+            <w:pPr>
+              <w:pStyle w:val="SourceCode"/>
+              <w:spacing w:before="0" w:after="0" w:line="200" w:lineRule="auto"/>
+            </w:pPr>
+            <w:r>
+              <w:t xml:space="preserve">            case 3:</w:t>
+            </w:r>
+          </w:p>
+          <w:p>
+            <w:pPr>
+              <w:pStyle w:val="SourceCode"/>
+              <w:spacing w:before="0" w:after="0" w:line="200" w:lineRule="auto"/>
+            </w:pPr>
+            <w:r>
+              <w:t xml:space="preserve">                wcout &lt;&lt; L"Введіть ключ (1.." &lt;&lt; N - 1 &lt;&lt; L"): ";</w:t>
+            </w:r>
+          </w:p>
+          <w:p>
+            <w:pPr>
+              <w:pStyle w:val="SourceCode"/>
+              <w:spacing w:before="0" w:after="0" w:line="200" w:lineRule="auto"/>
+            </w:pPr>
+            <w:r>
+              <w:t xml:space="preserve">                wcin &gt;&gt; k;</w:t>
+            </w:r>
+          </w:p>
+          <w:p>
+            <w:pPr>
+              <w:pStyle w:val="SourceCode"/>
+              <w:spacing w:before="0" w:after="0" w:line="200" w:lineRule="auto"/>
+            </w:pPr>
+            <w:r>
+              <w:t xml:space="preserve">                if (k &lt; 1 || k &gt; N - 1) {</w:t>
+            </w:r>
+          </w:p>
+          <w:p>
+            <w:pPr>
+              <w:pStyle w:val="SourceCode"/>
+              <w:spacing w:before="0" w:after="0" w:line="200" w:lineRule="auto"/>
+            </w:pPr>
+            <w:r>
+              <w:t xml:space="preserve">                    wcout &lt;&lt; L"Некоректний ключ!\n";</w:t>
+            </w:r>
+          </w:p>
+          <w:p>
+            <w:pPr>
+              <w:pStyle w:val="SourceCode"/>
+              <w:spacing w:before="0" w:after="0" w:line="200" w:lineRule="auto"/>
+            </w:pPr>
+            <w:r>
+              <w:t xml:space="preserve">                    break;</w:t>
+            </w:r>
+          </w:p>
+          <w:p>
+            <w:pPr>
+              <w:pStyle w:val="SourceCode"/>
+              <w:spacing w:before="0" w:after="0" w:line="200" w:lineRule="auto"/>
+            </w:pPr>
+            <w:r>
+              <w:t xml:space="preserve">                }</w:t>
+            </w:r>
+          </w:p>
+          <w:p>
+            <w:pPr>
+              <w:pStyle w:val="SourceCode"/>
+              <w:spacing w:before="0" w:after="0" w:line="200" w:lineRule="auto"/>
+            </w:pPr>
+            <w:r>
+              <w:t xml:space="preserve">                text = encrypt(text, k);</w:t>
+            </w:r>
+          </w:p>
+          <w:p>
+            <w:pPr>
+              <w:pStyle w:val="SourceCode"/>
+              <w:spacing w:before="0" w:after="0" w:line="200" w:lineRule="auto"/>
+            </w:pPr>
+            <w:r>
+              <w:t xml:space="preserve">                wcout &lt;&lt; L"Текст зашифровано.\n";</w:t>
+            </w:r>
+          </w:p>
+          <w:p>
+            <w:pPr>
+              <w:pStyle w:val="SourceCode"/>
+              <w:spacing w:before="0" w:after="0" w:line="200" w:lineRule="auto"/>
+            </w:pPr>
+            <w:r>
+              <w:t xml:space="preserve">                break;</w:t>
+            </w:r>
+          </w:p>
+          <w:p>
+            <w:pPr>
+              <w:pStyle w:val="SourceCode"/>
+              <w:spacing w:before="0" w:after="0" w:line="200" w:lineRule="auto"/>
+            </w:pPr>
+            <w:r>
+              <w:t xml:space="preserve">            case 4:</w:t>
+            </w:r>
+          </w:p>
+          <w:p>
+            <w:pPr>
+              <w:pStyle w:val="SourceCode"/>
+              <w:spacing w:before="0" w:after="0" w:line="200" w:lineRule="auto"/>
+            </w:pPr>
+            <w:r>
+              <w:t xml:space="preserve">                wcout &lt;&lt; L"Введіть ключ (1.." &lt;&lt; N - 1 &lt;&lt; L"): ";</w:t>
+            </w:r>
+          </w:p>
+          <w:p>
+            <w:pPr>
+              <w:pStyle w:val="SourceCode"/>
+              <w:spacing w:before="0" w:after="0" w:line="200" w:lineRule="auto"/>
+            </w:pPr>
+            <w:r>
+              <w:t xml:space="preserve">                wcin &gt;&gt; k;</w:t>
+            </w:r>
+          </w:p>
+          <w:p>
+            <w:pPr>
+              <w:pStyle w:val="SourceCode"/>
+              <w:spacing w:before="0" w:after="0" w:line="200" w:lineRule="auto"/>
+            </w:pPr>
+            <w:r>
+              <w:t xml:space="preserve">                if (k &lt; 1 || k &gt; N - 1) {</w:t>
+            </w:r>
+          </w:p>
+          <w:p>
+            <w:pPr>
+              <w:pStyle w:val="SourceCode"/>
+              <w:spacing w:before="0" w:after="0" w:line="200" w:lineRule="auto"/>
+            </w:pPr>
+            <w:r>
+              <w:t xml:space="preserve">                    wcout &lt;&lt; L"Некоректний ключ!\n";</w:t>
+            </w:r>
+          </w:p>
+          <w:p>
+            <w:pPr>
+              <w:pStyle w:val="SourceCode"/>
+              <w:spacing w:before="0" w:after="0" w:line="200" w:lineRule="auto"/>
+            </w:pPr>
+            <w:r>
+              <w:t xml:space="preserve">                    break;</w:t>
+            </w:r>
+          </w:p>
+          <w:p>
+            <w:pPr>
+              <w:pStyle w:val="SourceCode"/>
+              <w:spacing w:before="0" w:after="0" w:line="200" w:lineRule="auto"/>
+            </w:pPr>
+            <w:r>
+              <w:t xml:space="preserve">                }</w:t>
+            </w:r>
+          </w:p>
+          <w:p>
+            <w:pPr>
+              <w:pStyle w:val="SourceCode"/>
+              <w:spacing w:before="0" w:after="0" w:line="200" w:lineRule="auto"/>
+            </w:pPr>
+            <w:r>
+              <w:t xml:space="preserve">                text = decrypt(text, k);</w:t>
+            </w:r>
+          </w:p>
+          <w:p>
+            <w:pPr>
+              <w:pStyle w:val="SourceCode"/>
+              <w:spacing w:before="0" w:after="0" w:line="200" w:lineRule="auto"/>
+            </w:pPr>
+            <w:r>
+              <w:t xml:space="preserve">                wcout &lt;&lt; L"Текст розшифровано.\n";</w:t>
+            </w:r>
+          </w:p>
+          <w:p>
+            <w:pPr>
+              <w:pStyle w:val="SourceCode"/>
+              <w:spacing w:before="0" w:after="0" w:line="200" w:lineRule="auto"/>
+            </w:pPr>
+            <w:r>
+              <w:t xml:space="preserve">                break;</w:t>
+            </w:r>
+          </w:p>
+          <w:p>
+            <w:pPr>
+              <w:pStyle w:val="SourceCode"/>
+              <w:spacing w:before="0" w:after="0" w:line="200" w:lineRule="auto"/>
+            </w:pPr>
+            <w:r>
+              <w:t xml:space="preserve">            case 5: {</w:t>
+            </w:r>
+          </w:p>
+          <w:p>
+            <w:pPr>
+              <w:pStyle w:val="SourceCode"/>
+              <w:spacing w:before="0" w:after="0" w:line="200" w:lineRule="auto"/>
+            </w:pPr>
+            <w:r>
+              <w:t xml:space="preserve">                vector&lt;double&gt; f = frequencies(text, total);</w:t>
+            </w:r>
+          </w:p>
+          <w:p>
+            <w:pPr>
+              <w:pStyle w:val="SourceCode"/>
+              <w:spacing w:before="0" w:after="0" w:line="200" w:lineRule="auto"/>
+            </w:pPr>
+            <w:r>
+              <w:t xml:space="preserve">                if (total == 0) {</w:t>
+            </w:r>
+          </w:p>
+          <w:p>
+            <w:pPr>
+              <w:pStyle w:val="SourceCode"/>
+              <w:spacing w:before="0" w:after="0" w:line="200" w:lineRule="auto"/>
+            </w:pPr>
+            <w:r>
+              <w:t xml:space="preserve">                    wcout &lt;&lt; L"Текст порожній!\n";</w:t>
+            </w:r>
+          </w:p>
+          <w:p>
+            <w:pPr>
+              <w:pStyle w:val="SourceCode"/>
+              <w:spacing w:before="0" w:after="0" w:line="200" w:lineRule="auto"/>
+            </w:pPr>
+            <w:r>
+              <w:t xml:space="preserve">                    break;</w:t>
+            </w:r>
+          </w:p>
+          <w:p>
+            <w:pPr>
+              <w:pStyle w:val="SourceCode"/>
+              <w:spacing w:before="0" w:after="0" w:line="200" w:lineRule="auto"/>
+            </w:pPr>
+            <w:r>
+              <w:t xml:space="preserve">                }</w:t>
+            </w:r>
+          </w:p>
+          <w:p>
+            <w:pPr>
+              <w:pStyle w:val="SourceCode"/>
+              <w:spacing w:before="0" w:after="0" w:line="200" w:lineRule="auto"/>
+            </w:pPr>
+            <w:r>
+              <w:t xml:space="preserve">                printFrequencies(f, total);</w:t>
+            </w:r>
+          </w:p>
+          <w:p>
+            <w:pPr>
+              <w:pStyle w:val="SourceCode"/>
+              <w:spacing w:before="0" w:after="0" w:line="200" w:lineRule="auto"/>
+            </w:pPr>
+            <w:r>
+              <w:t xml:space="preserve">                break;</w:t>
+            </w:r>
+          </w:p>
+          <w:p>
+            <w:pPr>
+              <w:pStyle w:val="SourceCode"/>
+              <w:spacing w:before="0" w:after="0" w:line="200" w:lineRule="auto"/>
+            </w:pPr>
+            <w:r>
+              <w:t xml:space="preserve">            }</w:t>
+            </w:r>
+          </w:p>
+          <w:p>
+            <w:pPr>
+              <w:pStyle w:val="SourceCode"/>
+              <w:spacing w:before="0" w:after="0" w:line="200" w:lineRule="auto"/>
+            </w:pPr>
+            <w:r>
+              <w:t xml:space="preserve">            case 6:</w:t>
+            </w:r>
+          </w:p>
+          <w:p>
+            <w:pPr>
+              <w:pStyle w:val="SourceCode"/>
+              <w:spacing w:before="0" w:after="0" w:line="200" w:lineRule="auto"/>
+            </w:pPr>
+            <w:r>
+              <w:t xml:space="preserve">                bruteForce(text);</w:t>
+            </w:r>
+          </w:p>
+          <w:p>
+            <w:pPr>
+              <w:pStyle w:val="SourceCode"/>
+              <w:spacing w:before="0" w:after="0" w:line="200" w:lineRule="auto"/>
+            </w:pPr>
+            <w:r>
+              <w:t xml:space="preserve">                break;</w:t>
+            </w:r>
+          </w:p>
+          <w:p>
+            <w:pPr>
+              <w:pStyle w:val="SourceCode"/>
+              <w:spacing w:before="0" w:after="0" w:line="200" w:lineRule="auto"/>
+            </w:pPr>
+            <w:r>
+              <w:t xml:space="preserve">            case 7: {</w:t>
+            </w:r>
+          </w:p>
+          <w:p>
+            <w:pPr>
+              <w:pStyle w:val="SourceCode"/>
+              <w:spacing w:before="0" w:after="0" w:line="200" w:lineRule="auto"/>
+            </w:pPr>
+            <w:r>
+              <w:t xml:space="preserve">                double chi = 0;</w:t>
+            </w:r>
+          </w:p>
+          <w:p>
+            <w:pPr>
+              <w:pStyle w:val="SourceCode"/>
+              <w:spacing w:before="0" w:after="0" w:line="200" w:lineRule="auto"/>
+            </w:pPr>
+            <w:r>
+              <w:t xml:space="preserve">                int key = findKey(text, chi);</w:t>
+            </w:r>
+          </w:p>
+          <w:p>
+            <w:pPr>
+              <w:pStyle w:val="SourceCode"/>
+              <w:spacing w:before="0" w:after="0" w:line="200" w:lineRule="auto"/>
+            </w:pPr>
+            <w:r>
+              <w:t xml:space="preserve">                wcout &lt;&lt; L"Знайдений ключ: k = " &lt;&lt; key</w:t>
+            </w:r>
+          </w:p>
+          <w:p>
+            <w:pPr>
+              <w:pStyle w:val="SourceCode"/>
+              <w:spacing w:before="0" w:after="0" w:line="200" w:lineRule="auto"/>
+            </w:pPr>
+            <w:r>
+              <w:t xml:space="preserve">                      &lt;&lt; L" (хі-квадрат = " &lt;&lt; fixed &lt;&lt; setprecision(1)</w:t>
+            </w:r>
+          </w:p>
+          <w:p>
+            <w:pPr>
+              <w:pStyle w:val="SourceCode"/>
+              <w:spacing w:before="0" w:after="0" w:line="200" w:lineRule="auto"/>
+            </w:pPr>
+            <w:r>
+              <w:t xml:space="preserve">                      &lt;&lt; chi &lt;&lt; L")\n";</w:t>
+            </w:r>
+          </w:p>
+          <w:p>
+            <w:pPr>
+              <w:pStyle w:val="SourceCode"/>
+              <w:spacing w:before="0" w:after="0" w:line="200" w:lineRule="auto"/>
+            </w:pPr>
+            <w:r>
+              <w:t xml:space="preserve">                break;</w:t>
+            </w:r>
+          </w:p>
+          <w:p>
+            <w:pPr>
+              <w:pStyle w:val="SourceCode"/>
+              <w:spacing w:before="0" w:after="0" w:line="200" w:lineRule="auto"/>
+            </w:pPr>
+            <w:r>
+              <w:t xml:space="preserve">            }</w:t>
+            </w:r>
+          </w:p>
+          <w:p>
+            <w:pPr>
+              <w:pStyle w:val="SourceCode"/>
+              <w:spacing w:before="0" w:after="0" w:line="200" w:lineRule="auto"/>
+            </w:pPr>
+            <w:r>
+              <w:t xml:space="preserve">            case 8:</w:t>
+            </w:r>
+          </w:p>
+          <w:p>
+            <w:pPr>
+              <w:pStyle w:val="SourceCode"/>
+              <w:spacing w:before="0" w:after="0" w:line="200" w:lineRule="auto"/>
+            </w:pPr>
+            <w:r>
+              <w:t xml:space="preserve">                if (writeFile("result.txt", text))</w:t>
+            </w:r>
+          </w:p>
+          <w:p>
+            <w:pPr>
+              <w:pStyle w:val="SourceCode"/>
+              <w:spacing w:before="0" w:after="0" w:line="200" w:lineRule="auto"/>
+            </w:pPr>
+            <w:r>
+              <w:t xml:space="preserve">                    wcout &lt;&lt; L"Збережено у result.txt\n";</w:t>
+            </w:r>
+          </w:p>
+          <w:p>
+            <w:pPr>
+              <w:pStyle w:val="SourceCode"/>
+              <w:spacing w:before="0" w:after="0" w:line="200" w:lineRule="auto"/>
+            </w:pPr>
+            <w:r>
+              <w:t xml:space="preserve">                else</w:t>
+            </w:r>
+          </w:p>
+          <w:p>
+            <w:pPr>
+              <w:pStyle w:val="SourceCode"/>
+              <w:spacing w:before="0" w:after="0" w:line="200" w:lineRule="auto"/>
+            </w:pPr>
+            <w:r>
+              <w:t xml:space="preserve">                    wcout &lt;&lt; L"Помилка запису!\n";</w:t>
+            </w:r>
+          </w:p>
+          <w:p>
+            <w:pPr>
+              <w:pStyle w:val="SourceCode"/>
+              <w:spacing w:before="0" w:after="0" w:line="200" w:lineRule="auto"/>
+            </w:pPr>
+            <w:r>
+              <w:t xml:space="preserve">                break;</w:t>
+            </w:r>
+          </w:p>
+          <w:p>
+            <w:pPr>
+              <w:pStyle w:val="SourceCode"/>
+              <w:spacing w:before="0" w:after="0" w:line="200" w:lineRule="auto"/>
+            </w:pPr>
+            <w:r>
+              <w:t xml:space="preserve">            case 0:</w:t>
+            </w:r>
+          </w:p>
+          <w:p>
+            <w:pPr>
+              <w:pStyle w:val="SourceCode"/>
+              <w:spacing w:before="0" w:after="0" w:line="200" w:lineRule="auto"/>
+            </w:pPr>
+            <w:r>
+              <w:t xml:space="preserve">                wcout &lt;&lt; L"Роботу завершено.\n";</w:t>
+            </w:r>
+          </w:p>
+          <w:p>
+            <w:pPr>
+              <w:pStyle w:val="SourceCode"/>
+              <w:spacing w:before="0" w:after="0" w:line="200" w:lineRule="auto"/>
+            </w:pPr>
+            <w:r>
+              <w:t xml:space="preserve">                break;</w:t>
+            </w:r>
+          </w:p>
+          <w:p>
+            <w:pPr>
+              <w:pStyle w:val="SourceCode"/>
+              <w:spacing w:before="0" w:after="0" w:line="200" w:lineRule="auto"/>
+            </w:pPr>
+            <w:r>
+              <w:t xml:space="preserve">            default:</w:t>
+            </w:r>
+          </w:p>
+          <w:p>
+            <w:pPr>
+              <w:pStyle w:val="SourceCode"/>
+              <w:spacing w:before="0" w:after="0" w:line="200" w:lineRule="auto"/>
+            </w:pPr>
+            <w:r>
+              <w:t xml:space="preserve">                wcout &lt;&lt; L"Такого пункту меню немає!\n";</w:t>
+            </w:r>
+          </w:p>
+          <w:p>
+            <w:pPr>
+              <w:pStyle w:val="SourceCode"/>
+              <w:spacing w:before="0" w:after="0" w:line="200" w:lineRule="auto"/>
+            </w:pPr>
+            <w:r>
+              <w:t xml:space="preserve">        }</w:t>
+            </w:r>
+          </w:p>
+          <w:p>
+            <w:pPr>
+              <w:pStyle w:val="SourceCode"/>
+              <w:spacing w:before="0" w:after="0" w:line="200" w:lineRule="auto"/>
+            </w:pPr>
+            <w:r>
+              <w:t xml:space="preserve">    }</w:t>
+            </w:r>
+          </w:p>
+          <w:p>
+            <w:pPr>
+              <w:pStyle w:val="SourceCode"/>
+              <w:spacing w:before="0" w:after="0" w:line="200" w:lineRule="auto"/>
+            </w:pPr>
+            <w:r>
+              <w:t xml:space="preserve">    return 0;</w:t>
+            </w:r>
+          </w:p>
+          <w:p>
+            <w:pPr>
+              <w:pStyle w:val="SourceCode"/>
+              <w:spacing w:before="0" w:after="0" w:line="200" w:lineRule="auto"/>
+            </w:pPr>
+            <w:r>
+              <w:t xml:space="preserve">}</w:t>
+            </w:r>
+          </w:p>
+        </w:tc>
+      </w:tr>
+    </w:tbl>
+    <w:p>
+      <w:pPr>
+        <w:spacing w:before="0" w:after="0" w:line="120" w:lineRule="exact"/>
+        <w:rPr>
+          <w:sz w:val="4"/>
+          <w:szCs w:val="4"/>
+        </w:rPr>
+      </w:pPr>
     </w:p>
     <w:bookmarkEnd w:id="17"/>
     <w:bookmarkStart w:id="18" w:name="приклад-сеансу-роботи"/>
@@ -3517,354 +3566,403 @@
     </w:p>
     <w:p>
       <w:pPr>
-        <w:pStyle w:val="SourceCode"/>
-        <w:spacing w:before="120" w:after="0" w:line="200" w:lineRule="auto"/>
-      </w:pPr>
-      <w:r>
-        <w:t xml:space="preserve">=============== МЕНЮ ===============</w:t>
-      </w:r>
-    </w:p>
-    <w:p>
-      <w:pPr>
-        <w:pStyle w:val="SourceCode"/>
-        <w:spacing w:before="0" w:after="0" w:line="200" w:lineRule="auto"/>
-      </w:pPr>
-      <w:r>
-        <w:t xml:space="preserve"> 1 - завантажити текст із файлу</w:t>
-      </w:r>
-    </w:p>
-    <w:p>
-      <w:pPr>
-        <w:pStyle w:val="SourceCode"/>
-        <w:spacing w:before="0" w:after="0" w:line="200" w:lineRule="auto"/>
-      </w:pPr>
-      <w:r>
-        <w:t xml:space="preserve"> 2 - показати поточний текст</w:t>
-      </w:r>
-    </w:p>
-    <w:p>
-      <w:pPr>
-        <w:pStyle w:val="SourceCode"/>
-        <w:spacing w:before="0" w:after="0" w:line="200" w:lineRule="auto"/>
-      </w:pPr>
-      <w:r>
-        <w:t xml:space="preserve"> 3 - зашифрувати шифром Цезаря</w:t>
-      </w:r>
-    </w:p>
-    <w:p>
-      <w:pPr>
-        <w:pStyle w:val="SourceCode"/>
-        <w:spacing w:before="0" w:after="0" w:line="200" w:lineRule="auto"/>
-      </w:pPr>
-      <w:r>
-        <w:t xml:space="preserve"> 4 - розшифрувати за відомим ключем</w:t>
-      </w:r>
-    </w:p>
-    <w:p>
-      <w:pPr>
-        <w:pStyle w:val="SourceCode"/>
-        <w:spacing w:before="0" w:after="0" w:line="200" w:lineRule="auto"/>
-      </w:pPr>
-      <w:r>
-        <w:t xml:space="preserve"> 5 - частотний аналіз тексту</w:t>
-      </w:r>
-    </w:p>
-    <w:p>
-      <w:pPr>
-        <w:pStyle w:val="SourceCode"/>
-        <w:spacing w:before="0" w:after="0" w:line="200" w:lineRule="auto"/>
-      </w:pPr>
-      <w:r>
-        <w:t xml:space="preserve"> 6 - злам повним перебором ключів</w:t>
-      </w:r>
-    </w:p>
-    <w:p>
-      <w:pPr>
-        <w:pStyle w:val="SourceCode"/>
-        <w:spacing w:before="0" w:after="0" w:line="200" w:lineRule="auto"/>
-      </w:pPr>
-      <w:r>
-        <w:t xml:space="preserve"> 7 - автоматичне визначення ключа</w:t>
-      </w:r>
-    </w:p>
-    <w:p>
-      <w:pPr>
-        <w:pStyle w:val="SourceCode"/>
-        <w:spacing w:before="0" w:after="0" w:line="200" w:lineRule="auto"/>
-      </w:pPr>
-      <w:r>
-        <w:t xml:space="preserve"> 8 - зберегти текст у файл</w:t>
-      </w:r>
-    </w:p>
-    <w:p>
-      <w:pPr>
-        <w:pStyle w:val="SourceCode"/>
-        <w:spacing w:before="0" w:after="0" w:line="200" w:lineRule="auto"/>
-      </w:pPr>
-      <w:r>
-        <w:t xml:space="preserve"> 0 - вихід</w:t>
-      </w:r>
-    </w:p>
-    <w:p>
-      <w:pPr>
-        <w:pStyle w:val="SourceCode"/>
-        <w:spacing w:before="0" w:after="0" w:line="200" w:lineRule="auto"/>
-      </w:pPr>
-      <w:r>
-        <w:t xml:space="preserve">====================================</w:t>
-      </w:r>
-    </w:p>
-    <w:p>
-      <w:pPr>
-        <w:pStyle w:val="SourceCode"/>
-        <w:spacing w:before="0" w:after="0" w:line="200" w:lineRule="auto"/>
-      </w:pPr>
-      <w:r>
-        <w:t xml:space="preserve">Ваш вибір: 1</w:t>
-      </w:r>
-    </w:p>
-    <w:p>
-      <w:pPr>
-        <w:pStyle w:val="SourceCode"/>
-        <w:spacing w:before="0" w:after="0" w:line="200" w:lineRule="auto"/>
-      </w:pPr>
-      <w:r>
-        <w:t xml:space="preserve">Текст завантажено, символів: 955</w:t>
-      </w:r>
-    </w:p>
-    <w:p>
-      <w:pPr>
-        <w:pStyle w:val="SourceCode"/>
-        <w:spacing w:before="0" w:after="0" w:line="200" w:lineRule="auto"/>
-      </w:pPr>
-    </w:p>
-    <w:p>
-      <w:pPr>
-        <w:pStyle w:val="SourceCode"/>
-        <w:spacing w:before="0" w:after="0" w:line="200" w:lineRule="auto"/>
-      </w:pPr>
-      <w:r>
-        <w:t xml:space="preserve">Ваш вибір: 5</w:t>
-      </w:r>
-    </w:p>
-    <w:p>
-      <w:pPr>
-        <w:pStyle w:val="SourceCode"/>
-        <w:spacing w:before="0" w:after="0" w:line="200" w:lineRule="auto"/>
-      </w:pPr>
-      <w:r>
-        <w:t xml:space="preserve">+-------+----------+----------+----------------------+</w:t>
-      </w:r>
-    </w:p>
-    <w:p>
-      <w:pPr>
-        <w:pStyle w:val="SourceCode"/>
-        <w:spacing w:before="0" w:after="0" w:line="200" w:lineRule="auto"/>
-      </w:pPr>
-      <w:r>
-        <w:t xml:space="preserve">| Літера| Частота  | Еталон   | Гістограма           |</w:t>
-      </w:r>
-    </w:p>
-    <w:p>
-      <w:pPr>
-        <w:pStyle w:val="SourceCode"/>
-        <w:spacing w:before="0" w:after="0" w:line="200" w:lineRule="auto"/>
-      </w:pPr>
-      <w:r>
-        <w:t xml:space="preserve">+-------+----------+----------+----------------------+</w:t>
-      </w:r>
-    </w:p>
-    <w:p>
-      <w:pPr>
-        <w:pStyle w:val="SourceCode"/>
-        <w:spacing w:before="0" w:after="0" w:line="200" w:lineRule="auto"/>
-      </w:pPr>
-      <w:r>
-        <w:t xml:space="preserve">| а     |   9.89 % |   7.55 % | #################### |</w:t>
-      </w:r>
-    </w:p>
-    <w:p>
-      <w:pPr>
-        <w:pStyle w:val="SourceCode"/>
-        <w:spacing w:before="0" w:after="0" w:line="200" w:lineRule="auto"/>
-      </w:pPr>
-      <w:r>
-        <w:t xml:space="preserve">| б     |   1.73 % |   1.78 % | ###                  |</w:t>
-      </w:r>
-    </w:p>
-    <w:p>
-      <w:pPr>
-        <w:pStyle w:val="SourceCode"/>
-        <w:spacing w:before="0" w:after="0" w:line="200" w:lineRule="auto"/>
-      </w:pPr>
-      <w:r>
-        <w:t xml:space="preserve">| в     |   4.94 % |   5.45 % | ##########           |</w:t>
-      </w:r>
-    </w:p>
-    <w:p>
-      <w:pPr>
-        <w:pStyle w:val="SourceCode"/>
-        <w:spacing w:before="0" w:after="0" w:line="200" w:lineRule="auto"/>
-      </w:pPr>
-      <w:r>
-        <w:t xml:space="preserve">| г     |   0.62 % |   1.47 % | #                    |</w:t>
-      </w:r>
-    </w:p>
-    <w:p>
-      <w:pPr>
-        <w:pStyle w:val="SourceCode"/>
-        <w:spacing w:before="0" w:after="0" w:line="200" w:lineRule="auto"/>
-      </w:pPr>
-      <w:r>
-        <w:t xml:space="preserve">| ...   |          |          |                      |</w:t>
-      </w:r>
-    </w:p>
-    <w:p>
-      <w:pPr>
-        <w:pStyle w:val="SourceCode"/>
-        <w:spacing w:before="0" w:after="0" w:line="200" w:lineRule="auto"/>
-      </w:pPr>
-      <w:r>
-        <w:t xml:space="preserve">| и     |   7.05 % |   6.39 % | ##############       |</w:t>
-      </w:r>
-    </w:p>
-    <w:p>
-      <w:pPr>
-        <w:pStyle w:val="SourceCode"/>
-        <w:spacing w:before="0" w:after="0" w:line="200" w:lineRule="auto"/>
-      </w:pPr>
-      <w:r>
-        <w:t xml:space="preserve">| і     |   4.33 % |   5.97 % | #########            |</w:t>
-      </w:r>
-    </w:p>
-    <w:p>
-      <w:pPr>
-        <w:pStyle w:val="SourceCode"/>
-        <w:spacing w:before="0" w:after="0" w:line="200" w:lineRule="auto"/>
-      </w:pPr>
-      <w:r>
-        <w:t xml:space="preserve">| ...   |          |          |                      |</w:t>
-      </w:r>
-    </w:p>
-    <w:p>
-      <w:pPr>
-        <w:pStyle w:val="SourceCode"/>
-        <w:spacing w:before="0" w:after="0" w:line="200" w:lineRule="auto"/>
-      </w:pPr>
-      <w:r>
-        <w:t xml:space="preserve">| н     |   6.30 % |   6.39 % | #############        |</w:t>
-      </w:r>
-    </w:p>
-    <w:p>
-      <w:pPr>
-        <w:pStyle w:val="SourceCode"/>
-        <w:spacing w:before="0" w:after="0" w:line="200" w:lineRule="auto"/>
-      </w:pPr>
-      <w:r>
-        <w:t xml:space="preserve">| о     |   9.02 % |   9.88 % | ##################   |</w:t>
-      </w:r>
-    </w:p>
-    <w:p>
-      <w:pPr>
-        <w:pStyle w:val="SourceCode"/>
-        <w:spacing w:before="0" w:after="0" w:line="200" w:lineRule="auto"/>
-      </w:pPr>
-      <w:r>
-        <w:t xml:space="preserve">| ...   |          |          |                      |</w:t>
-      </w:r>
-    </w:p>
-    <w:p>
-      <w:pPr>
-        <w:pStyle w:val="SourceCode"/>
-        <w:spacing w:before="0" w:after="0" w:line="200" w:lineRule="auto"/>
-      </w:pPr>
-      <w:r>
-        <w:t xml:space="preserve">| с     |   6.43 % |   4.40 % | #############        |</w:t>
-      </w:r>
-    </w:p>
-    <w:p>
-      <w:pPr>
-        <w:pStyle w:val="SourceCode"/>
-        <w:spacing w:before="0" w:after="0" w:line="200" w:lineRule="auto"/>
-      </w:pPr>
-      <w:r>
-        <w:t xml:space="preserve">| т     |   4.94 % |   4.61 % | ##########           |</w:t>
-      </w:r>
-    </w:p>
-    <w:p>
-      <w:pPr>
-        <w:pStyle w:val="SourceCode"/>
-        <w:spacing w:before="0" w:after="0" w:line="200" w:lineRule="auto"/>
-      </w:pPr>
-      <w:r>
-        <w:t xml:space="preserve">+-------+----------+----------+----------------------+</w:t>
-      </w:r>
-    </w:p>
-    <w:p>
-      <w:pPr>
-        <w:pStyle w:val="SourceCode"/>
-        <w:spacing w:before="0" w:after="0" w:line="200" w:lineRule="auto"/>
-      </w:pPr>
-      <w:r>
-        <w:t xml:space="preserve">Усього літер у тексті: 809</w:t>
-      </w:r>
-    </w:p>
-    <w:p>
-      <w:pPr>
-        <w:pStyle w:val="SourceCode"/>
-        <w:spacing w:before="0" w:after="0" w:line="200" w:lineRule="auto"/>
-      </w:pPr>
-    </w:p>
-    <w:p>
-      <w:pPr>
-        <w:pStyle w:val="SourceCode"/>
-        <w:spacing w:before="0" w:after="0" w:line="200" w:lineRule="auto"/>
-      </w:pPr>
-      <w:r>
-        <w:t xml:space="preserve">Ваш вибір: 3</w:t>
-      </w:r>
-    </w:p>
-    <w:p>
-      <w:pPr>
-        <w:pStyle w:val="SourceCode"/>
-        <w:spacing w:before="0" w:after="0" w:line="200" w:lineRule="auto"/>
-      </w:pPr>
-      <w:r>
-        <w:t xml:space="preserve">Введіть ключ (1..32): 7</w:t>
-      </w:r>
-    </w:p>
-    <w:p>
-      <w:pPr>
-        <w:pStyle w:val="SourceCode"/>
-        <w:spacing w:before="0" w:after="0" w:line="200" w:lineRule="auto"/>
-      </w:pPr>
-      <w:r>
-        <w:t xml:space="preserve">Текст зашифровано.</w:t>
-      </w:r>
-    </w:p>
-    <w:p>
-      <w:pPr>
-        <w:pStyle w:val="SourceCode"/>
-        <w:spacing w:before="0" w:after="0" w:line="200" w:lineRule="auto"/>
-      </w:pPr>
-    </w:p>
-    <w:p>
-      <w:pPr>
-        <w:pStyle w:val="SourceCode"/>
-        <w:spacing w:before="0" w:after="0" w:line="200" w:lineRule="auto"/>
-      </w:pPr>
-      <w:r>
-        <w:t xml:space="preserve">Ваш вибір: 7</w:t>
-      </w:r>
-    </w:p>
-    <w:p>
-      <w:pPr>
-        <w:pStyle w:val="SourceCode"/>
-        <w:spacing w:before="0" w:after="120" w:line="200" w:lineRule="auto"/>
-      </w:pPr>
-      <w:r>
-        <w:t xml:space="preserve">Знайдений ключ: k = 7 (хі-квадрат = 42.4)</w:t>
-      </w:r>
+        <w:spacing w:before="0" w:after="0" w:line="120" w:lineRule="exact"/>
+        <w:rPr>
+          <w:sz w:val="4"/>
+          <w:szCs w:val="4"/>
+        </w:rPr>
+      </w:pPr>
+    </w:p>
+    <w:tbl>
+      <w:tblPr>
+        <w:tblStyle w:val="SourceCodeTable"/>
+        <w:tblW w:type="dxa" w:w="9637"/>
+        <w:tblInd w:w="0" w:type="dxa"/>
+        <w:tblBorders>
+          <w:top w:color="BFBFBF" w:space="0" w:sz="4" w:val="single"/>
+          <w:left w:color="BFBFBF" w:space="0" w:sz="4" w:val="single"/>
+          <w:bottom w:color="BFBFBF" w:space="0" w:sz="4" w:val="single"/>
+          <w:right w:color="BFBFBF" w:space="0" w:sz="4" w:val="single"/>
+        </w:tblBorders>
+        <w:tblLayout w:type="fixed"/>
+        <w:tblCellMar>
+          <w:top w:type="dxa" w:w="113"/>
+          <w:left w:type="dxa" w:w="113"/>
+          <w:bottom w:type="dxa" w:w="113"/>
+          <w:right w:type="dxa" w:w="113"/>
+        </w:tblCellMar>
+        <w:tblLook w:val="0000" w:firstRow="0" w:lastRow="0" w:firstColumn="0" w:lastColumn="0" w:noHBand="1" w:noVBand="1"/>
+      </w:tblPr>
+      <w:tblGrid>
+        <w:gridCol w:w="9637"/>
+      </w:tblGrid>
+      <w:tr>
+        <w:tc>
+          <w:tcPr>
+            <w:tcW w:type="dxa" w:w="9637"/>
+          </w:tcPr>
+          <w:p>
+            <w:pPr>
+              <w:pStyle w:val="SourceCode"/>
+              <w:spacing w:before="0" w:after="0" w:line="200" w:lineRule="auto"/>
+            </w:pPr>
+            <w:r>
+              <w:t xml:space="preserve">=============== МЕНЮ ===============</w:t>
+            </w:r>
+          </w:p>
+          <w:p>
+            <w:pPr>
+              <w:pStyle w:val="SourceCode"/>
+              <w:spacing w:before="0" w:after="0" w:line="200" w:lineRule="auto"/>
+            </w:pPr>
+            <w:r>
+              <w:t xml:space="preserve"> 1 - завантажити текст із файлу</w:t>
+            </w:r>
+          </w:p>
+          <w:p>
+            <w:pPr>
+              <w:pStyle w:val="SourceCode"/>
+              <w:spacing w:before="0" w:after="0" w:line="200" w:lineRule="auto"/>
+            </w:pPr>
+            <w:r>
+              <w:t xml:space="preserve"> 2 - показати поточний текст</w:t>
+            </w:r>
+          </w:p>
+          <w:p>
+            <w:pPr>
+              <w:pStyle w:val="SourceCode"/>
+              <w:spacing w:before="0" w:after="0" w:line="200" w:lineRule="auto"/>
+            </w:pPr>
+            <w:r>
+              <w:t xml:space="preserve"> 3 - зашифрувати шифром Цезаря</w:t>
+            </w:r>
+          </w:p>
+          <w:p>
+            <w:pPr>
+              <w:pStyle w:val="SourceCode"/>
+              <w:spacing w:before="0" w:after="0" w:line="200" w:lineRule="auto"/>
+            </w:pPr>
+            <w:r>
+              <w:t xml:space="preserve"> 4 - розшифрувати за відомим ключем</w:t>
+            </w:r>
+          </w:p>
+          <w:p>
+            <w:pPr>
+              <w:pStyle w:val="SourceCode"/>
+              <w:spacing w:before="0" w:after="0" w:line="200" w:lineRule="auto"/>
+            </w:pPr>
+            <w:r>
+              <w:t xml:space="preserve"> 5 - частотний аналіз тексту</w:t>
+            </w:r>
+          </w:p>
+          <w:p>
+            <w:pPr>
+              <w:pStyle w:val="SourceCode"/>
+              <w:spacing w:before="0" w:after="0" w:line="200" w:lineRule="auto"/>
+            </w:pPr>
+            <w:r>
+              <w:t xml:space="preserve"> 6 - злам повним перебором ключів</w:t>
+            </w:r>
+          </w:p>
+          <w:p>
+            <w:pPr>
+              <w:pStyle w:val="SourceCode"/>
+              <w:spacing w:before="0" w:after="0" w:line="200" w:lineRule="auto"/>
+            </w:pPr>
+            <w:r>
+              <w:t xml:space="preserve"> 7 - автоматичне визначення ключа</w:t>
+            </w:r>
+          </w:p>
+          <w:p>
+            <w:pPr>
+              <w:pStyle w:val="SourceCode"/>
+              <w:spacing w:before="0" w:after="0" w:line="200" w:lineRule="auto"/>
+            </w:pPr>
+            <w:r>
+              <w:t xml:space="preserve"> 8 - зберегти текст у файл</w:t>
+            </w:r>
+          </w:p>
+          <w:p>
+            <w:pPr>
+              <w:pStyle w:val="SourceCode"/>
+              <w:spacing w:before="0" w:after="0" w:line="200" w:lineRule="auto"/>
+            </w:pPr>
+            <w:r>
+              <w:t xml:space="preserve"> 0 - вихід</w:t>
+            </w:r>
+          </w:p>
+          <w:p>
+            <w:pPr>
+              <w:pStyle w:val="SourceCode"/>
+              <w:spacing w:before="0" w:after="0" w:line="200" w:lineRule="auto"/>
+            </w:pPr>
+            <w:r>
+              <w:t xml:space="preserve">====================================</w:t>
+            </w:r>
+          </w:p>
+          <w:p>
+            <w:pPr>
+              <w:pStyle w:val="SourceCode"/>
+              <w:spacing w:before="0" w:after="0" w:line="200" w:lineRule="auto"/>
+            </w:pPr>
+            <w:r>
+              <w:t xml:space="preserve">Ваш вибір: 1</w:t>
+            </w:r>
+          </w:p>
+          <w:p>
+            <w:pPr>
+              <w:pStyle w:val="SourceCode"/>
+              <w:spacing w:before="0" w:after="0" w:line="200" w:lineRule="auto"/>
+            </w:pPr>
+            <w:r>
+              <w:t xml:space="preserve">Текст завантажено, символів: 955</w:t>
+            </w:r>
+          </w:p>
+          <w:p>
+            <w:pPr>
+              <w:pStyle w:val="SourceCode"/>
+              <w:spacing w:before="0" w:after="0" w:line="200" w:lineRule="auto"/>
+            </w:pPr>
+          </w:p>
+          <w:p>
+            <w:pPr>
+              <w:pStyle w:val="SourceCode"/>
+              <w:spacing w:before="0" w:after="0" w:line="200" w:lineRule="auto"/>
+            </w:pPr>
+            <w:r>
+              <w:t xml:space="preserve">Ваш вибір: 5</w:t>
+            </w:r>
+          </w:p>
+          <w:p>
+            <w:pPr>
+              <w:pStyle w:val="SourceCode"/>
+              <w:spacing w:before="0" w:after="0" w:line="200" w:lineRule="auto"/>
+            </w:pPr>
+            <w:r>
+              <w:t xml:space="preserve">+-------+----------+----------+----------------------+</w:t>
+            </w:r>
+          </w:p>
+          <w:p>
+            <w:pPr>
+              <w:pStyle w:val="SourceCode"/>
+              <w:spacing w:before="0" w:after="0" w:line="200" w:lineRule="auto"/>
+            </w:pPr>
+            <w:r>
+              <w:t xml:space="preserve">| Літера| Частота  | Еталон   | Гістограма           |</w:t>
+            </w:r>
+          </w:p>
+          <w:p>
+            <w:pPr>
+              <w:pStyle w:val="SourceCode"/>
+              <w:spacing w:before="0" w:after="0" w:line="200" w:lineRule="auto"/>
+            </w:pPr>
+            <w:r>
+              <w:t xml:space="preserve">+-------+----------+----------+----------------------+</w:t>
+            </w:r>
+          </w:p>
+          <w:p>
+            <w:pPr>
+              <w:pStyle w:val="SourceCode"/>
+              <w:spacing w:before="0" w:after="0" w:line="200" w:lineRule="auto"/>
+            </w:pPr>
+            <w:r>
+              <w:t xml:space="preserve">| а     |   9.89 % |   7.55 % | #################### |</w:t>
+            </w:r>
+          </w:p>
+          <w:p>
+            <w:pPr>
+              <w:pStyle w:val="SourceCode"/>
+              <w:spacing w:before="0" w:after="0" w:line="200" w:lineRule="auto"/>
+            </w:pPr>
+            <w:r>
+              <w:t xml:space="preserve">| б     |   1.73 % |   1.78 % | ###                  |</w:t>
+            </w:r>
+          </w:p>
+          <w:p>
+            <w:pPr>
+              <w:pStyle w:val="SourceCode"/>
+              <w:spacing w:before="0" w:after="0" w:line="200" w:lineRule="auto"/>
+            </w:pPr>
+            <w:r>
+              <w:t xml:space="preserve">| в     |   4.94 % |   5.45 % | ##########           |</w:t>
+            </w:r>
+          </w:p>
+          <w:p>
+            <w:pPr>
+              <w:pStyle w:val="SourceCode"/>
+              <w:spacing w:before="0" w:after="0" w:line="200" w:lineRule="auto"/>
+            </w:pPr>
+            <w:r>
+              <w:t xml:space="preserve">| г     |   0.62 % |   1.47 % | #                    |</w:t>
+            </w:r>
+          </w:p>
+          <w:p>
+            <w:pPr>
+              <w:pStyle w:val="SourceCode"/>
+              <w:spacing w:before="0" w:after="0" w:line="200" w:lineRule="auto"/>
+            </w:pPr>
+            <w:r>
+              <w:t xml:space="preserve">| ...   |          |          |                      |</w:t>
+            </w:r>
+          </w:p>
+          <w:p>
+            <w:pPr>
+              <w:pStyle w:val="SourceCode"/>
+              <w:spacing w:before="0" w:after="0" w:line="200" w:lineRule="auto"/>
+            </w:pPr>
+            <w:r>
+              <w:t xml:space="preserve">| и     |   7.05 % |   6.39 % | ##############       |</w:t>
+            </w:r>
+          </w:p>
+          <w:p>
+            <w:pPr>
+              <w:pStyle w:val="SourceCode"/>
+              <w:spacing w:before="0" w:after="0" w:line="200" w:lineRule="auto"/>
+            </w:pPr>
+            <w:r>
+              <w:t xml:space="preserve">| і     |   4.33 % |   5.97 % | #########            |</w:t>
+            </w:r>
+          </w:p>
+          <w:p>
+            <w:pPr>
+              <w:pStyle w:val="SourceCode"/>
+              <w:spacing w:before="0" w:after="0" w:line="200" w:lineRule="auto"/>
+            </w:pPr>
+            <w:r>
+              <w:t xml:space="preserve">| ...   |          |          |                      |</w:t>
+            </w:r>
+          </w:p>
+          <w:p>
+            <w:pPr>
+              <w:pStyle w:val="SourceCode"/>
+              <w:spacing w:before="0" w:after="0" w:line="200" w:lineRule="auto"/>
+            </w:pPr>
+            <w:r>
+              <w:t xml:space="preserve">| н     |   6.30 % |   6.39 % | #############        |</w:t>
+            </w:r>
+          </w:p>
+          <w:p>
+            <w:pPr>
+              <w:pStyle w:val="SourceCode"/>
+              <w:spacing w:before="0" w:after="0" w:line="200" w:lineRule="auto"/>
+            </w:pPr>
+            <w:r>
+              <w:t xml:space="preserve">| о     |   9.02 % |   9.88 % | ##################   |</w:t>
+            </w:r>
+          </w:p>
+          <w:p>
+            <w:pPr>
+              <w:pStyle w:val="SourceCode"/>
+              <w:spacing w:before="0" w:after="0" w:line="200" w:lineRule="auto"/>
+            </w:pPr>
+            <w:r>
+              <w:t xml:space="preserve">| ...   |          |          |                      |</w:t>
+            </w:r>
+          </w:p>
+          <w:p>
+            <w:pPr>
+              <w:pStyle w:val="SourceCode"/>
+              <w:spacing w:before="0" w:after="0" w:line="200" w:lineRule="auto"/>
+            </w:pPr>
+            <w:r>
+              <w:t xml:space="preserve">| с     |   6.43 % |   4.40 % | #############        |</w:t>
+            </w:r>
+          </w:p>
+          <w:p>
+            <w:pPr>
+              <w:pStyle w:val="SourceCode"/>
+              <w:spacing w:before="0" w:after="0" w:line="200" w:lineRule="auto"/>
+            </w:pPr>
+            <w:r>
+              <w:t xml:space="preserve">| т     |   4.94 % |   4.61 % | ##########           |</w:t>
+            </w:r>
+          </w:p>
+          <w:p>
+            <w:pPr>
+              <w:pStyle w:val="SourceCode"/>
+              <w:spacing w:before="0" w:after="0" w:line="200" w:lineRule="auto"/>
+            </w:pPr>
+            <w:r>
+              <w:t xml:space="preserve">+-------+----------+----------+----------------------+</w:t>
+            </w:r>
+          </w:p>
+          <w:p>
+            <w:pPr>
+              <w:pStyle w:val="SourceCode"/>
+              <w:spacing w:before="0" w:after="0" w:line="200" w:lineRule="auto"/>
+            </w:pPr>
+            <w:r>
+              <w:t xml:space="preserve">Усього літер у тексті: 809</w:t>
+            </w:r>
+          </w:p>
+          <w:p>
+            <w:pPr>
+              <w:pStyle w:val="SourceCode"/>
+              <w:spacing w:before="0" w:after="0" w:line="200" w:lineRule="auto"/>
+            </w:pPr>
+          </w:p>
+          <w:p>
+            <w:pPr>
+              <w:pStyle w:val="SourceCode"/>
+              <w:spacing w:before="0" w:after="0" w:line="200" w:lineRule="auto"/>
+            </w:pPr>
+            <w:r>
+              <w:t xml:space="preserve">Ваш вибір: 3</w:t>
+            </w:r>
+          </w:p>
+          <w:p>
+            <w:pPr>
+              <w:pStyle w:val="SourceCode"/>
+              <w:spacing w:before="0" w:after="0" w:line="200" w:lineRule="auto"/>
+            </w:pPr>
+            <w:r>
+              <w:t xml:space="preserve">Введіть ключ (1..32): 7</w:t>
+            </w:r>
+          </w:p>
+          <w:p>
+            <w:pPr>
+              <w:pStyle w:val="SourceCode"/>
+              <w:spacing w:before="0" w:after="0" w:line="200" w:lineRule="auto"/>
+            </w:pPr>
+            <w:r>
+              <w:t xml:space="preserve">Текст зашифровано.</w:t>
+            </w:r>
+          </w:p>
+          <w:p>
+            <w:pPr>
+              <w:pStyle w:val="SourceCode"/>
+              <w:spacing w:before="0" w:after="0" w:line="200" w:lineRule="auto"/>
+            </w:pPr>
+          </w:p>
+          <w:p>
+            <w:pPr>
+              <w:pStyle w:val="SourceCode"/>
+              <w:spacing w:before="0" w:after="0" w:line="200" w:lineRule="auto"/>
+            </w:pPr>
+            <w:r>
+              <w:t xml:space="preserve">Ваш вибір: 7</w:t>
+            </w:r>
+          </w:p>
+          <w:p>
+            <w:pPr>
+              <w:pStyle w:val="SourceCode"/>
+              <w:spacing w:before="0" w:after="0" w:line="200" w:lineRule="auto"/>
+            </w:pPr>
+            <w:r>
+              <w:t xml:space="preserve">Знайдений ключ: k = 7 (хі-квадрат = 42.4)</w:t>
+            </w:r>
+          </w:p>
+        </w:tc>
+      </w:tr>
+    </w:tbl>
+    <w:p>
+      <w:pPr>
+        <w:spacing w:before="0" w:after="0" w:line="120" w:lineRule="exact"/>
+        <w:rPr>
+          <w:sz w:val="4"/>
+          <w:szCs w:val="4"/>
+        </w:rPr>
+      </w:pPr>
     </w:p>
     <w:p>
       <w:pPr>
@@ -3936,12 +4034,61 @@
     </w:p>
     <w:p>
       <w:pPr>
-        <w:pStyle w:val="SourceCode"/>
-        <w:spacing w:before="120" w:after="120" w:line="200" w:lineRule="auto"/>
-      </w:pPr>
-      <w:r>
-        <w:t xml:space="preserve">LC_ALL=en_US.UTF-8 ./caesar</w:t>
-      </w:r>
+        <w:spacing w:before="0" w:after="0" w:line="120" w:lineRule="exact"/>
+        <w:rPr>
+          <w:sz w:val="4"/>
+          <w:szCs w:val="4"/>
+        </w:rPr>
+      </w:pPr>
+    </w:p>
+    <w:tbl>
+      <w:tblPr>
+        <w:tblStyle w:val="SourceCodeTable"/>
+        <w:tblW w:type="dxa" w:w="9637"/>
+        <w:tblInd w:w="0" w:type="dxa"/>
+        <w:tblBorders>
+          <w:top w:color="BFBFBF" w:space="0" w:sz="4" w:val="single"/>
+          <w:left w:color="BFBFBF" w:space="0" w:sz="4" w:val="single"/>
+          <w:bottom w:color="BFBFBF" w:space="0" w:sz="4" w:val="single"/>
+          <w:right w:color="BFBFBF" w:space="0" w:sz="4" w:val="single"/>
+        </w:tblBorders>
+        <w:tblLayout w:type="fixed"/>
+        <w:tblCellMar>
+          <w:top w:type="dxa" w:w="113"/>
+          <w:left w:type="dxa" w:w="113"/>
+          <w:bottom w:type="dxa" w:w="113"/>
+          <w:right w:type="dxa" w:w="113"/>
+        </w:tblCellMar>
+        <w:tblLook w:val="0000" w:firstRow="0" w:lastRow="0" w:firstColumn="0" w:lastColumn="0" w:noHBand="1" w:noVBand="1"/>
+      </w:tblPr>
+      <w:tblGrid>
+        <w:gridCol w:w="9637"/>
+      </w:tblGrid>
+      <w:tr>
+        <w:tc>
+          <w:tcPr>
+            <w:tcW w:type="dxa" w:w="9637"/>
+          </w:tcPr>
+          <w:p>
+            <w:pPr>
+              <w:pStyle w:val="SourceCode"/>
+              <w:spacing w:before="0" w:after="0" w:line="200" w:lineRule="auto"/>
+            </w:pPr>
+            <w:r>
+              <w:t xml:space="preserve">LC_ALL=en_US.UTF-8 ./caesar</w:t>
+            </w:r>
+          </w:p>
+        </w:tc>
+      </w:tr>
+    </w:tbl>
+    <w:p>
+      <w:pPr>
+        <w:spacing w:before="0" w:after="0" w:line="120" w:lineRule="exact"/>
+        <w:rPr>
+          <w:sz w:val="4"/>
+          <w:szCs w:val="4"/>
+        </w:rPr>
+      </w:pPr>
     </w:p>
     <w:p>
       <w:pPr>
@@ -6130,7 +6277,7 @@
     <w:basedOn w:val="Normal"/>
     <w:qFormat/>
     <w:pPr>
-      <w:spacing w:after="120" w:before="120" w:line="200" w:lineRule="auto"/>
+      <w:spacing w:after="0" w:before="0" w:line="200" w:lineRule="auto"/>
       <w:ind w:hanging="340" w:left="340" w:right="0"/>
       <w:jc w:val="left"/>
     </w:pPr>
@@ -6139,6 +6286,26 @@
       <w:sz w:val="18"/>
       <w:szCs w:val="18"/>
     </w:rPr>
+  </w:style>
+  <w:style w:customStyle="1" w:styleId="SourceCodeTable" w:type="table">
+    <w:name w:val="Source Code Table"/>
+    <w:basedOn w:val="TableNormal"/>
+    <w:qFormat/>
+    <w:tblPr>
+      <w:tblInd w:type="dxa" w:w="0"/>
+      <w:tblBorders>
+        <w:top w:color="BFBFBF" w:space="0" w:sz="4" w:val="single"/>
+        <w:left w:color="BFBFBF" w:space="0" w:sz="4" w:val="single"/>
+        <w:bottom w:color="BFBFBF" w:space="0" w:sz="4" w:val="single"/>
+        <w:right w:color="BFBFBF" w:space="0" w:sz="4" w:val="single"/>
+      </w:tblBorders>
+      <w:tblCellMar>
+        <w:top w:type="dxa" w:w="113"/>
+        <w:left w:type="dxa" w:w="113"/>
+        <w:bottom w:type="dxa" w:w="113"/>
+        <w:right w:type="dxa" w:w="113"/>
+      </w:tblCellMar>
+    </w:tblPr>
   </w:style>
   <w:style w:type="paragraph" w:customStyle="1" w:styleId="TableCaption">
     <w:name w:val="TableCaption"/>

--- a/public/labs/pmzi/pz-23/ЛР1_ПМЗІ_Шифр_Цезаря_Частотний_аналіз.docx
+++ b/public/labs/pmzi/pz-23/ЛР1_ПМЗІ_Шифр_Цезаря_Частотний_аналіз.docx
@@ -1363,6 +1363,7 @@
           <w:bottom w:color="BFBFBF" w:space="0" w:sz="4" w:val="single"/>
           <w:right w:color="BFBFBF" w:space="0" w:sz="4" w:val="single"/>
         </w:tblBorders>
+        <w:shd w:color="auto" w:fill="F4F4F4" w:val="clear"/>
         <w:tblLayout w:type="fixed"/>
         <w:tblCellMar>
           <w:top w:type="dxa" w:w="113"/>
@@ -1379,6 +1380,7 @@
         <w:tc>
           <w:tcPr>
             <w:tcW w:type="dxa" w:w="9637"/>
+            <w:shd w:color="auto" w:fill="F4F4F4" w:val="clear"/>
           </w:tcPr>
           <w:p>
             <w:pPr>
@@ -3584,6 +3586,7 @@
           <w:bottom w:color="BFBFBF" w:space="0" w:sz="4" w:val="single"/>
           <w:right w:color="BFBFBF" w:space="0" w:sz="4" w:val="single"/>
         </w:tblBorders>
+        <w:shd w:color="auto" w:fill="F4F4F4" w:val="clear"/>
         <w:tblLayout w:type="fixed"/>
         <w:tblCellMar>
           <w:top w:type="dxa" w:w="113"/>
@@ -3600,6 +3603,7 @@
         <w:tc>
           <w:tcPr>
             <w:tcW w:type="dxa" w:w="9637"/>
+            <w:shd w:color="auto" w:fill="F4F4F4" w:val="clear"/>
           </w:tcPr>
           <w:p>
             <w:pPr>
@@ -4052,6 +4056,7 @@
           <w:bottom w:color="BFBFBF" w:space="0" w:sz="4" w:val="single"/>
           <w:right w:color="BFBFBF" w:space="0" w:sz="4" w:val="single"/>
         </w:tblBorders>
+        <w:shd w:color="auto" w:fill="F4F4F4" w:val="clear"/>
         <w:tblLayout w:type="fixed"/>
         <w:tblCellMar>
           <w:top w:type="dxa" w:w="113"/>
@@ -4068,6 +4073,7 @@
         <w:tc>
           <w:tcPr>
             <w:tcW w:type="dxa" w:w="9637"/>
+            <w:shd w:color="auto" w:fill="F4F4F4" w:val="clear"/>
           </w:tcPr>
           <w:p>
             <w:pPr>
@@ -6299,6 +6305,7 @@
         <w:bottom w:color="BFBFBF" w:space="0" w:sz="4" w:val="single"/>
         <w:right w:color="BFBFBF" w:space="0" w:sz="4" w:val="single"/>
       </w:tblBorders>
+      <w:shd w:color="auto" w:fill="F4F4F4" w:val="clear"/>
       <w:tblCellMar>
         <w:top w:type="dxa" w:w="113"/>
         <w:left w:type="dxa" w:w="113"/>

--- a/public/labs/pmzi/pz-23/ЛР1_ПМЗІ_Шифр_Цезаря_Частотний_аналіз.docx
+++ b/public/labs/pmzi/pz-23/ЛР1_ПМЗІ_Шифр_Цезаря_Частотний_аналіз.docx
@@ -52,6 +52,24 @@
       </w:r>
       <w:r>
         <w:t xml:space="preserve">ОС Windows, середовище програмування — MS Visual Studio.</w:t>
+      </w:r>
+    </w:p>
+    <w:p>
+      <w:pPr>
+        <w:pStyle w:val="BodyText"/>
+      </w:pPr>
+      <w:r>
+        <w:rPr>
+          <w:b/>
+          <w:bCs/>
+        </w:rPr>
+        <w:t xml:space="preserve">Тривалість:</w:t>
+      </w:r>
+      <w:r>
+        <w:t xml:space="preserve"> </w:t>
+      </w:r>
+      <w:r>
+        <w:t xml:space="preserve">4 академічні години.</w:t>
       </w:r>
     </w:p>
     <w:bookmarkStart w:id="15" w:name="теоретичні-відомості"/>
@@ -1228,7 +1246,2571 @@
     </w:p>
     <w:bookmarkEnd w:id="14"/>
     <w:bookmarkEnd w:id="15"/>
-    <w:bookmarkStart w:id="16" w:name="порядок-виконання-роботи"/>
+    <w:bookmarkStart w:id="16" w:name="приклад-виконання"/>
+    <w:p>
+      <w:pPr>
+        <w:pStyle w:val="Heading2"/>
+      </w:pPr>
+      <w:r>
+        <w:t xml:space="preserve">Приклад виконання</w:t>
+      </w:r>
+    </w:p>
+    <w:p>
+      <w:pPr>
+        <w:pStyle w:val="SourceCode"/>
+      </w:pPr>
+      <w:r>
+        <w:rPr>
+          <w:rStyle w:val="VerbatimChar"/>
+        </w:rPr>
+        <w:t xml:space="preserve">#include &lt;iostream&gt;</w:t>
+      </w:r>
+      <w:r>
+        <w:br/>
+      </w:r>
+      <w:r>
+        <w:rPr>
+          <w:rStyle w:val="VerbatimChar"/>
+        </w:rPr>
+        <w:t xml:space="preserve">#include &lt;fstream&gt;</w:t>
+      </w:r>
+      <w:r>
+        <w:br/>
+      </w:r>
+      <w:r>
+        <w:rPr>
+          <w:rStyle w:val="VerbatimChar"/>
+        </w:rPr>
+        <w:t xml:space="preserve">#include &lt;string&gt;</w:t>
+      </w:r>
+      <w:r>
+        <w:br/>
+      </w:r>
+      <w:r>
+        <w:rPr>
+          <w:rStyle w:val="VerbatimChar"/>
+        </w:rPr>
+        <w:t xml:space="preserve">#include &lt;vector&gt;</w:t>
+      </w:r>
+      <w:r>
+        <w:br/>
+      </w:r>
+      <w:r>
+        <w:rPr>
+          <w:rStyle w:val="VerbatimChar"/>
+        </w:rPr>
+        <w:t xml:space="preserve">#include &lt;iomanip&gt;</w:t>
+      </w:r>
+      <w:r>
+        <w:br/>
+      </w:r>
+      <w:r>
+        <w:rPr>
+          <w:rStyle w:val="VerbatimChar"/>
+        </w:rPr>
+        <w:t xml:space="preserve">#include &lt;cmath&gt;</w:t>
+      </w:r>
+      <w:r>
+        <w:br/>
+      </w:r>
+      <w:r>
+        <w:rPr>
+          <w:rStyle w:val="VerbatimChar"/>
+        </w:rPr>
+        <w:t xml:space="preserve">#include &lt;locale&gt;</w:t>
+      </w:r>
+      <w:r>
+        <w:br/>
+      </w:r>
+      <w:r>
+        <w:rPr>
+          <w:rStyle w:val="VerbatimChar"/>
+        </w:rPr>
+        <w:t xml:space="preserve">#include &lt;codecvt&gt;</w:t>
+      </w:r>
+      <w:r>
+        <w:br/>
+      </w:r>
+      <w:r>
+        <w:br/>
+      </w:r>
+      <w:r>
+        <w:rPr>
+          <w:rStyle w:val="VerbatimChar"/>
+        </w:rPr>
+        <w:t xml:space="preserve">#ifdef _WIN32</w:t>
+      </w:r>
+      <w:r>
+        <w:br/>
+      </w:r>
+      <w:r>
+        <w:rPr>
+          <w:rStyle w:val="VerbatimChar"/>
+        </w:rPr>
+        <w:t xml:space="preserve">#include &lt;io.h&gt;</w:t>
+      </w:r>
+      <w:r>
+        <w:br/>
+      </w:r>
+      <w:r>
+        <w:rPr>
+          <w:rStyle w:val="VerbatimChar"/>
+        </w:rPr>
+        <w:t xml:space="preserve">#include &lt;fcntl.h&gt;</w:t>
+      </w:r>
+      <w:r>
+        <w:br/>
+      </w:r>
+      <w:r>
+        <w:rPr>
+          <w:rStyle w:val="VerbatimChar"/>
+        </w:rPr>
+        <w:t xml:space="preserve">#endif</w:t>
+      </w:r>
+      <w:r>
+        <w:br/>
+      </w:r>
+      <w:r>
+        <w:br/>
+      </w:r>
+      <w:r>
+        <w:rPr>
+          <w:rStyle w:val="VerbatimChar"/>
+        </w:rPr>
+        <w:t xml:space="preserve">using namespace std;</w:t>
+      </w:r>
+      <w:r>
+        <w:br/>
+      </w:r>
+      <w:r>
+        <w:br/>
+      </w:r>
+      <w:r>
+        <w:rPr>
+          <w:rStyle w:val="VerbatimChar"/>
+        </w:rPr>
+        <w:t xml:space="preserve">const wstring ALPHA_LO = L"абвгґдеєжзиіїйклмнопрстуфхцчшщьюя";</w:t>
+      </w:r>
+      <w:r>
+        <w:br/>
+      </w:r>
+      <w:r>
+        <w:rPr>
+          <w:rStyle w:val="VerbatimChar"/>
+        </w:rPr>
+        <w:t xml:space="preserve">const wstring ALPHA_UP = L"АБВГҐДЕЄЖЗИІЇЙКЛМНОПРСТУФХЦЧШЩЬЮЯ";</w:t>
+      </w:r>
+      <w:r>
+        <w:br/>
+      </w:r>
+      <w:r>
+        <w:rPr>
+          <w:rStyle w:val="VerbatimChar"/>
+        </w:rPr>
+        <w:t xml:space="preserve">const int N = 33;</w:t>
+      </w:r>
+      <w:r>
+        <w:br/>
+      </w:r>
+      <w:r>
+        <w:br/>
+      </w:r>
+      <w:r>
+        <w:rPr>
+          <w:rStyle w:val="VerbatimChar"/>
+        </w:rPr>
+        <w:t xml:space="preserve">// Еталонні частоти літер української мови, %</w:t>
+      </w:r>
+      <w:r>
+        <w:br/>
+      </w:r>
+      <w:r>
+        <w:rPr>
+          <w:rStyle w:val="VerbatimChar"/>
+        </w:rPr>
+        <w:t xml:space="preserve">const double REF[N] = {</w:t>
+      </w:r>
+      <w:r>
+        <w:br/>
+      </w:r>
+      <w:r>
+        <w:rPr>
+          <w:rStyle w:val="VerbatimChar"/>
+        </w:rPr>
+        <w:t xml:space="preserve">    7.55, 1.78, 5.45, 1.47, 0.01, 3.46, 4.82, 0.52, 1.05, 2.41,</w:t>
+      </w:r>
+      <w:r>
+        <w:br/>
+      </w:r>
+      <w:r>
+        <w:rPr>
+          <w:rStyle w:val="VerbatimChar"/>
+        </w:rPr>
+        <w:t xml:space="preserve">    6.39, 5.97, 0.63, 1.26, 3.67, 3.56, 3.25, 6.39, 9.88, 3.04,</w:t>
+      </w:r>
+      <w:r>
+        <w:br/>
+      </w:r>
+      <w:r>
+        <w:rPr>
+          <w:rStyle w:val="VerbatimChar"/>
+        </w:rPr>
+        <w:t xml:space="preserve">    4.61, 4.40, 4.61, 3.56, 0.31, 1.26, 1.05, 1.36, 0.73, 0.42,</w:t>
+      </w:r>
+      <w:r>
+        <w:br/>
+      </w:r>
+      <w:r>
+        <w:rPr>
+          <w:rStyle w:val="VerbatimChar"/>
+        </w:rPr>
+        <w:t xml:space="preserve">    1.78, 0.94, 2.41</w:t>
+      </w:r>
+      <w:r>
+        <w:br/>
+      </w:r>
+      <w:r>
+        <w:rPr>
+          <w:rStyle w:val="VerbatimChar"/>
+        </w:rPr>
+        <w:t xml:space="preserve">};</w:t>
+      </w:r>
+      <w:r>
+        <w:br/>
+      </w:r>
+      <w:r>
+        <w:br/>
+      </w:r>
+      <w:r>
+        <w:rPr>
+          <w:rStyle w:val="VerbatimChar"/>
+        </w:rPr>
+        <w:t xml:space="preserve">// Пошук індексу літери в алфавіті</w:t>
+      </w:r>
+      <w:r>
+        <w:br/>
+      </w:r>
+      <w:r>
+        <w:rPr>
+          <w:rStyle w:val="VerbatimChar"/>
+        </w:rPr>
+        <w:t xml:space="preserve">int indexOf(wchar_t c, bool&amp; upper) {</w:t>
+      </w:r>
+      <w:r>
+        <w:br/>
+      </w:r>
+      <w:r>
+        <w:rPr>
+          <w:rStyle w:val="VerbatimChar"/>
+        </w:rPr>
+        <w:t xml:space="preserve">    size_t p = ALPHA_LO.find(c);</w:t>
+      </w:r>
+      <w:r>
+        <w:br/>
+      </w:r>
+      <w:r>
+        <w:rPr>
+          <w:rStyle w:val="VerbatimChar"/>
+        </w:rPr>
+        <w:t xml:space="preserve">    if (p != wstring::npos) { upper = false; return (int)p; }</w:t>
+      </w:r>
+      <w:r>
+        <w:br/>
+      </w:r>
+      <w:r>
+        <w:rPr>
+          <w:rStyle w:val="VerbatimChar"/>
+        </w:rPr>
+        <w:t xml:space="preserve">    p = ALPHA_UP.find(c);</w:t>
+      </w:r>
+      <w:r>
+        <w:br/>
+      </w:r>
+      <w:r>
+        <w:rPr>
+          <w:rStyle w:val="VerbatimChar"/>
+        </w:rPr>
+        <w:t xml:space="preserve">    if (p != wstring::npos) { upper = true; return (int)p; }</w:t>
+      </w:r>
+      <w:r>
+        <w:br/>
+      </w:r>
+      <w:r>
+        <w:rPr>
+          <w:rStyle w:val="VerbatimChar"/>
+        </w:rPr>
+        <w:t xml:space="preserve">    return -1;</w:t>
+      </w:r>
+      <w:r>
+        <w:br/>
+      </w:r>
+      <w:r>
+        <w:rPr>
+          <w:rStyle w:val="VerbatimChar"/>
+        </w:rPr>
+        <w:t xml:space="preserve">}</w:t>
+      </w:r>
+      <w:r>
+        <w:br/>
+      </w:r>
+      <w:r>
+        <w:br/>
+      </w:r>
+      <w:r>
+        <w:rPr>
+          <w:rStyle w:val="VerbatimChar"/>
+        </w:rPr>
+        <w:t xml:space="preserve">// Читання тексту з файлу</w:t>
+      </w:r>
+      <w:r>
+        <w:br/>
+      </w:r>
+      <w:r>
+        <w:rPr>
+          <w:rStyle w:val="VerbatimChar"/>
+        </w:rPr>
+        <w:t xml:space="preserve">wstring readFile(const string&amp; name) {</w:t>
+      </w:r>
+      <w:r>
+        <w:br/>
+      </w:r>
+      <w:r>
+        <w:rPr>
+          <w:rStyle w:val="VerbatimChar"/>
+        </w:rPr>
+        <w:t xml:space="preserve">    wifstream in(name);</w:t>
+      </w:r>
+      <w:r>
+        <w:br/>
+      </w:r>
+      <w:r>
+        <w:rPr>
+          <w:rStyle w:val="VerbatimChar"/>
+        </w:rPr>
+        <w:t xml:space="preserve">    if (!in) {</w:t>
+      </w:r>
+      <w:r>
+        <w:br/>
+      </w:r>
+      <w:r>
+        <w:rPr>
+          <w:rStyle w:val="VerbatimChar"/>
+        </w:rPr>
+        <w:t xml:space="preserve">        wcout &lt;&lt; L"Помилка: файл не знайдено!\n";</w:t>
+      </w:r>
+      <w:r>
+        <w:br/>
+      </w:r>
+      <w:r>
+        <w:rPr>
+          <w:rStyle w:val="VerbatimChar"/>
+        </w:rPr>
+        <w:t xml:space="preserve">        return L"";</w:t>
+      </w:r>
+      <w:r>
+        <w:br/>
+      </w:r>
+      <w:r>
+        <w:rPr>
+          <w:rStyle w:val="VerbatimChar"/>
+        </w:rPr>
+        <w:t xml:space="preserve">    }</w:t>
+      </w:r>
+      <w:r>
+        <w:br/>
+      </w:r>
+      <w:r>
+        <w:rPr>
+          <w:rStyle w:val="VerbatimChar"/>
+        </w:rPr>
+        <w:t xml:space="preserve">    in.imbue(locale(in.getloc(), new codecvt_utf8&lt;wchar_t&gt;));</w:t>
+      </w:r>
+      <w:r>
+        <w:br/>
+      </w:r>
+      <w:r>
+        <w:rPr>
+          <w:rStyle w:val="VerbatimChar"/>
+        </w:rPr>
+        <w:t xml:space="preserve">    wstring text((istreambuf_iterator&lt;wchar_t&gt;(in)),</w:t>
+      </w:r>
+      <w:r>
+        <w:br/>
+      </w:r>
+      <w:r>
+        <w:rPr>
+          <w:rStyle w:val="VerbatimChar"/>
+        </w:rPr>
+        <w:t xml:space="preserve">                  istreambuf_iterator&lt;wchar_t&gt;());</w:t>
+      </w:r>
+      <w:r>
+        <w:br/>
+      </w:r>
+      <w:r>
+        <w:rPr>
+          <w:rStyle w:val="VerbatimChar"/>
+        </w:rPr>
+        <w:t xml:space="preserve">    return text;</w:t>
+      </w:r>
+      <w:r>
+        <w:br/>
+      </w:r>
+      <w:r>
+        <w:rPr>
+          <w:rStyle w:val="VerbatimChar"/>
+        </w:rPr>
+        <w:t xml:space="preserve">}</w:t>
+      </w:r>
+      <w:r>
+        <w:br/>
+      </w:r>
+      <w:r>
+        <w:br/>
+      </w:r>
+      <w:r>
+        <w:rPr>
+          <w:rStyle w:val="VerbatimChar"/>
+        </w:rPr>
+        <w:t xml:space="preserve">// Запис тексту у файл</w:t>
+      </w:r>
+      <w:r>
+        <w:br/>
+      </w:r>
+      <w:r>
+        <w:rPr>
+          <w:rStyle w:val="VerbatimChar"/>
+        </w:rPr>
+        <w:t xml:space="preserve">bool writeFile(const string&amp; name, const wstring&amp; text) {</w:t>
+      </w:r>
+      <w:r>
+        <w:br/>
+      </w:r>
+      <w:r>
+        <w:rPr>
+          <w:rStyle w:val="VerbatimChar"/>
+        </w:rPr>
+        <w:t xml:space="preserve">    wofstream out(name);</w:t>
+      </w:r>
+      <w:r>
+        <w:br/>
+      </w:r>
+      <w:r>
+        <w:rPr>
+          <w:rStyle w:val="VerbatimChar"/>
+        </w:rPr>
+        <w:t xml:space="preserve">    if (!out) return false;</w:t>
+      </w:r>
+      <w:r>
+        <w:br/>
+      </w:r>
+      <w:r>
+        <w:rPr>
+          <w:rStyle w:val="VerbatimChar"/>
+        </w:rPr>
+        <w:t xml:space="preserve">    out.imbue(locale(out.getloc(), new codecvt_utf8&lt;wchar_t&gt;));</w:t>
+      </w:r>
+      <w:r>
+        <w:br/>
+      </w:r>
+      <w:r>
+        <w:rPr>
+          <w:rStyle w:val="VerbatimChar"/>
+        </w:rPr>
+        <w:t xml:space="preserve">    out &lt;&lt; text;</w:t>
+      </w:r>
+      <w:r>
+        <w:br/>
+      </w:r>
+      <w:r>
+        <w:rPr>
+          <w:rStyle w:val="VerbatimChar"/>
+        </w:rPr>
+        <w:t xml:space="preserve">    return true;</w:t>
+      </w:r>
+      <w:r>
+        <w:br/>
+      </w:r>
+      <w:r>
+        <w:rPr>
+          <w:rStyle w:val="VerbatimChar"/>
+        </w:rPr>
+        <w:t xml:space="preserve">}</w:t>
+      </w:r>
+      <w:r>
+        <w:br/>
+      </w:r>
+      <w:r>
+        <w:br/>
+      </w:r>
+      <w:r>
+        <w:rPr>
+          <w:rStyle w:val="VerbatimChar"/>
+        </w:rPr>
+        <w:t xml:space="preserve">// Зашифрування шифром Цезаря</w:t>
+      </w:r>
+      <w:r>
+        <w:br/>
+      </w:r>
+      <w:r>
+        <w:rPr>
+          <w:rStyle w:val="VerbatimChar"/>
+        </w:rPr>
+        <w:t xml:space="preserve">wstring encrypt(const wstring&amp; text, int k) {</w:t>
+      </w:r>
+      <w:r>
+        <w:br/>
+      </w:r>
+      <w:r>
+        <w:rPr>
+          <w:rStyle w:val="VerbatimChar"/>
+        </w:rPr>
+        <w:t xml:space="preserve">    k = ((k % N) + N) % N;</w:t>
+      </w:r>
+      <w:r>
+        <w:br/>
+      </w:r>
+      <w:r>
+        <w:rPr>
+          <w:rStyle w:val="VerbatimChar"/>
+        </w:rPr>
+        <w:t xml:space="preserve">    wstring res = text;</w:t>
+      </w:r>
+      <w:r>
+        <w:br/>
+      </w:r>
+      <w:r>
+        <w:rPr>
+          <w:rStyle w:val="VerbatimChar"/>
+        </w:rPr>
+        <w:t xml:space="preserve">    for (size_t i = 0; i &lt; res.size(); i++) {</w:t>
+      </w:r>
+      <w:r>
+        <w:br/>
+      </w:r>
+      <w:r>
+        <w:rPr>
+          <w:rStyle w:val="VerbatimChar"/>
+        </w:rPr>
+        <w:t xml:space="preserve">        bool up = false;</w:t>
+      </w:r>
+      <w:r>
+        <w:br/>
+      </w:r>
+      <w:r>
+        <w:rPr>
+          <w:rStyle w:val="VerbatimChar"/>
+        </w:rPr>
+        <w:t xml:space="preserve">        int p = indexOf(res[i], up);</w:t>
+      </w:r>
+      <w:r>
+        <w:br/>
+      </w:r>
+      <w:r>
+        <w:rPr>
+          <w:rStyle w:val="VerbatimChar"/>
+        </w:rPr>
+        <w:t xml:space="preserve">        if (p &gt;= 0)</w:t>
+      </w:r>
+      <w:r>
+        <w:br/>
+      </w:r>
+      <w:r>
+        <w:rPr>
+          <w:rStyle w:val="VerbatimChar"/>
+        </w:rPr>
+        <w:t xml:space="preserve">            res[i] = up ? ALPHA_UP[(p + k) % N] : ALPHA_LO[(p + k) % N];</w:t>
+      </w:r>
+      <w:r>
+        <w:br/>
+      </w:r>
+      <w:r>
+        <w:rPr>
+          <w:rStyle w:val="VerbatimChar"/>
+        </w:rPr>
+        <w:t xml:space="preserve">    }</w:t>
+      </w:r>
+      <w:r>
+        <w:br/>
+      </w:r>
+      <w:r>
+        <w:rPr>
+          <w:rStyle w:val="VerbatimChar"/>
+        </w:rPr>
+        <w:t xml:space="preserve">    return res;</w:t>
+      </w:r>
+      <w:r>
+        <w:br/>
+      </w:r>
+      <w:r>
+        <w:rPr>
+          <w:rStyle w:val="VerbatimChar"/>
+        </w:rPr>
+        <w:t xml:space="preserve">}</w:t>
+      </w:r>
+      <w:r>
+        <w:br/>
+      </w:r>
+      <w:r>
+        <w:br/>
+      </w:r>
+      <w:r>
+        <w:rPr>
+          <w:rStyle w:val="VerbatimChar"/>
+        </w:rPr>
+        <w:t xml:space="preserve">// Розшифрування шифром Цезаря</w:t>
+      </w:r>
+      <w:r>
+        <w:br/>
+      </w:r>
+      <w:r>
+        <w:rPr>
+          <w:rStyle w:val="VerbatimChar"/>
+        </w:rPr>
+        <w:t xml:space="preserve">wstring decrypt(const wstring&amp; text, int k) {</w:t>
+      </w:r>
+      <w:r>
+        <w:br/>
+      </w:r>
+      <w:r>
+        <w:rPr>
+          <w:rStyle w:val="VerbatimChar"/>
+        </w:rPr>
+        <w:t xml:space="preserve">    return encrypt(text, N - ((k % N) + N) % N);</w:t>
+      </w:r>
+      <w:r>
+        <w:br/>
+      </w:r>
+      <w:r>
+        <w:rPr>
+          <w:rStyle w:val="VerbatimChar"/>
+        </w:rPr>
+        <w:t xml:space="preserve">}</w:t>
+      </w:r>
+      <w:r>
+        <w:br/>
+      </w:r>
+      <w:r>
+        <w:br/>
+      </w:r>
+      <w:r>
+        <w:rPr>
+          <w:rStyle w:val="VerbatimChar"/>
+        </w:rPr>
+        <w:t xml:space="preserve">// Підрахунок частот літер</w:t>
+      </w:r>
+      <w:r>
+        <w:br/>
+      </w:r>
+      <w:r>
+        <w:rPr>
+          <w:rStyle w:val="VerbatimChar"/>
+        </w:rPr>
+        <w:t xml:space="preserve">vector&lt;double&gt; frequencies(const wstring&amp; text, long&amp; total) {</w:t>
+      </w:r>
+      <w:r>
+        <w:br/>
+      </w:r>
+      <w:r>
+        <w:rPr>
+          <w:rStyle w:val="VerbatimChar"/>
+        </w:rPr>
+        <w:t xml:space="preserve">    vector&lt;double&gt; f(N, 0.0);</w:t>
+      </w:r>
+      <w:r>
+        <w:br/>
+      </w:r>
+      <w:r>
+        <w:rPr>
+          <w:rStyle w:val="VerbatimChar"/>
+        </w:rPr>
+        <w:t xml:space="preserve">    total = 0;</w:t>
+      </w:r>
+      <w:r>
+        <w:br/>
+      </w:r>
+      <w:r>
+        <w:rPr>
+          <w:rStyle w:val="VerbatimChar"/>
+        </w:rPr>
+        <w:t xml:space="preserve">    for (size_t i = 0; i &lt; text.size(); i++) {</w:t>
+      </w:r>
+      <w:r>
+        <w:br/>
+      </w:r>
+      <w:r>
+        <w:rPr>
+          <w:rStyle w:val="VerbatimChar"/>
+        </w:rPr>
+        <w:t xml:space="preserve">        bool up = false;</w:t>
+      </w:r>
+      <w:r>
+        <w:br/>
+      </w:r>
+      <w:r>
+        <w:rPr>
+          <w:rStyle w:val="VerbatimChar"/>
+        </w:rPr>
+        <w:t xml:space="preserve">        int p = indexOf(text[i], up);</w:t>
+      </w:r>
+      <w:r>
+        <w:br/>
+      </w:r>
+      <w:r>
+        <w:rPr>
+          <w:rStyle w:val="VerbatimChar"/>
+        </w:rPr>
+        <w:t xml:space="preserve">        if (p &gt;= 0) { f[p] += 1.0; total++; }</w:t>
+      </w:r>
+      <w:r>
+        <w:br/>
+      </w:r>
+      <w:r>
+        <w:rPr>
+          <w:rStyle w:val="VerbatimChar"/>
+        </w:rPr>
+        <w:t xml:space="preserve">    }</w:t>
+      </w:r>
+      <w:r>
+        <w:br/>
+      </w:r>
+      <w:r>
+        <w:rPr>
+          <w:rStyle w:val="VerbatimChar"/>
+        </w:rPr>
+        <w:t xml:space="preserve">    if (total &gt; 0)</w:t>
+      </w:r>
+      <w:r>
+        <w:br/>
+      </w:r>
+      <w:r>
+        <w:rPr>
+          <w:rStyle w:val="VerbatimChar"/>
+        </w:rPr>
+        <w:t xml:space="preserve">        for (int i = 0; i &lt; N; i++)</w:t>
+      </w:r>
+      <w:r>
+        <w:br/>
+      </w:r>
+      <w:r>
+        <w:rPr>
+          <w:rStyle w:val="VerbatimChar"/>
+        </w:rPr>
+        <w:t xml:space="preserve">            f[i] = f[i] * 100.0 / total;</w:t>
+      </w:r>
+      <w:r>
+        <w:br/>
+      </w:r>
+      <w:r>
+        <w:rPr>
+          <w:rStyle w:val="VerbatimChar"/>
+        </w:rPr>
+        <w:t xml:space="preserve">    return f;</w:t>
+      </w:r>
+      <w:r>
+        <w:br/>
+      </w:r>
+      <w:r>
+        <w:rPr>
+          <w:rStyle w:val="VerbatimChar"/>
+        </w:rPr>
+        <w:t xml:space="preserve">}</w:t>
+      </w:r>
+      <w:r>
+        <w:br/>
+      </w:r>
+      <w:r>
+        <w:br/>
+      </w:r>
+      <w:r>
+        <w:rPr>
+          <w:rStyle w:val="VerbatimChar"/>
+        </w:rPr>
+        <w:t xml:space="preserve">// Друк таблиці частот із гістограмою</w:t>
+      </w:r>
+      <w:r>
+        <w:br/>
+      </w:r>
+      <w:r>
+        <w:rPr>
+          <w:rStyle w:val="VerbatimChar"/>
+        </w:rPr>
+        <w:t xml:space="preserve">void printFrequencies(const vector&lt;double&gt;&amp; f, long total) {</w:t>
+      </w:r>
+      <w:r>
+        <w:br/>
+      </w:r>
+      <w:r>
+        <w:rPr>
+          <w:rStyle w:val="VerbatimChar"/>
+        </w:rPr>
+        <w:t xml:space="preserve">    wcout &lt;&lt; L"+-------+----------+----------+----------------------+\n";</w:t>
+      </w:r>
+      <w:r>
+        <w:br/>
+      </w:r>
+      <w:r>
+        <w:rPr>
+          <w:rStyle w:val="VerbatimChar"/>
+        </w:rPr>
+        <w:t xml:space="preserve">    wcout &lt;&lt; L"| Літера| Частота  | Еталон   | Гістограма           |\n";</w:t>
+      </w:r>
+      <w:r>
+        <w:br/>
+      </w:r>
+      <w:r>
+        <w:rPr>
+          <w:rStyle w:val="VerbatimChar"/>
+        </w:rPr>
+        <w:t xml:space="preserve">    wcout &lt;&lt; L"+-------+----------+----------+----------------------+\n";</w:t>
+      </w:r>
+      <w:r>
+        <w:br/>
+      </w:r>
+      <w:r>
+        <w:rPr>
+          <w:rStyle w:val="VerbatimChar"/>
+        </w:rPr>
+        <w:t xml:space="preserve">    for (int i = 0; i &lt; N; i++) {</w:t>
+      </w:r>
+      <w:r>
+        <w:br/>
+      </w:r>
+      <w:r>
+        <w:rPr>
+          <w:rStyle w:val="VerbatimChar"/>
+        </w:rPr>
+        <w:t xml:space="preserve">        wcout &lt;&lt; L"| " &lt;&lt; ALPHA_LO[i] &lt;&lt; L"     | "</w:t>
+      </w:r>
+      <w:r>
+        <w:br/>
+      </w:r>
+      <w:r>
+        <w:rPr>
+          <w:rStyle w:val="VerbatimChar"/>
+        </w:rPr>
+        <w:t xml:space="preserve">              &lt;&lt; fixed &lt;&lt; setprecision(2) &lt;&lt; setw(6) &lt;&lt; f[i] &lt;&lt; L" % | "</w:t>
+      </w:r>
+      <w:r>
+        <w:br/>
+      </w:r>
+      <w:r>
+        <w:rPr>
+          <w:rStyle w:val="VerbatimChar"/>
+        </w:rPr>
+        <w:t xml:space="preserve">              &lt;&lt; setw(6) &lt;&lt; REF[i] &lt;&lt; L" % | ";</w:t>
+      </w:r>
+      <w:r>
+        <w:br/>
+      </w:r>
+      <w:r>
+        <w:rPr>
+          <w:rStyle w:val="VerbatimChar"/>
+        </w:rPr>
+        <w:t xml:space="preserve">        int bars = (int)(f[i] * 2 + 0.5);</w:t>
+      </w:r>
+      <w:r>
+        <w:br/>
+      </w:r>
+      <w:r>
+        <w:rPr>
+          <w:rStyle w:val="VerbatimChar"/>
+        </w:rPr>
+        <w:t xml:space="preserve">        wstring bar(bars &gt; 20 ? 20 : bars, L'#');</w:t>
+      </w:r>
+      <w:r>
+        <w:br/>
+      </w:r>
+      <w:r>
+        <w:rPr>
+          <w:rStyle w:val="VerbatimChar"/>
+        </w:rPr>
+        <w:t xml:space="preserve">        wcout &lt;&lt; left &lt;&lt; setw(20) &lt;&lt; bar &lt;&lt; right &lt;&lt; L" |\n";</w:t>
+      </w:r>
+      <w:r>
+        <w:br/>
+      </w:r>
+      <w:r>
+        <w:rPr>
+          <w:rStyle w:val="VerbatimChar"/>
+        </w:rPr>
+        <w:t xml:space="preserve">    }</w:t>
+      </w:r>
+      <w:r>
+        <w:br/>
+      </w:r>
+      <w:r>
+        <w:rPr>
+          <w:rStyle w:val="VerbatimChar"/>
+        </w:rPr>
+        <w:t xml:space="preserve">    wcout &lt;&lt; L"+-------+----------+----------+----------------------+\n";</w:t>
+      </w:r>
+      <w:r>
+        <w:br/>
+      </w:r>
+      <w:r>
+        <w:rPr>
+          <w:rStyle w:val="VerbatimChar"/>
+        </w:rPr>
+        <w:t xml:space="preserve">    wcout &lt;&lt; L"Усього літер у тексті: " &lt;&lt; total &lt;&lt; L"\n";</w:t>
+      </w:r>
+      <w:r>
+        <w:br/>
+      </w:r>
+      <w:r>
+        <w:rPr>
+          <w:rStyle w:val="VerbatimChar"/>
+        </w:rPr>
+        <w:t xml:space="preserve">}</w:t>
+      </w:r>
+      <w:r>
+        <w:br/>
+      </w:r>
+      <w:r>
+        <w:br/>
+      </w:r>
+      <w:r>
+        <w:rPr>
+          <w:rStyle w:val="VerbatimChar"/>
+        </w:rPr>
+        <w:t xml:space="preserve">// Злам повним перебором ключів</w:t>
+      </w:r>
+      <w:r>
+        <w:br/>
+      </w:r>
+      <w:r>
+        <w:rPr>
+          <w:rStyle w:val="VerbatimChar"/>
+        </w:rPr>
+        <w:t xml:space="preserve">void bruteForce(const wstring&amp; text) {</w:t>
+      </w:r>
+      <w:r>
+        <w:br/>
+      </w:r>
+      <w:r>
+        <w:rPr>
+          <w:rStyle w:val="VerbatimChar"/>
+        </w:rPr>
+        <w:t xml:space="preserve">    wcout &lt;&lt; L"Перебір усіх " &lt;&lt; N - 1 &lt;&lt; L" можливих ключів:\n";</w:t>
+      </w:r>
+      <w:r>
+        <w:br/>
+      </w:r>
+      <w:r>
+        <w:rPr>
+          <w:rStyle w:val="VerbatimChar"/>
+        </w:rPr>
+        <w:t xml:space="preserve">    for (int k = 1; k &lt; N; k++) {</w:t>
+      </w:r>
+      <w:r>
+        <w:br/>
+      </w:r>
+      <w:r>
+        <w:rPr>
+          <w:rStyle w:val="VerbatimChar"/>
+        </w:rPr>
+        <w:t xml:space="preserve">        wstring t = decrypt(text, k);</w:t>
+      </w:r>
+      <w:r>
+        <w:br/>
+      </w:r>
+      <w:r>
+        <w:rPr>
+          <w:rStyle w:val="VerbatimChar"/>
+        </w:rPr>
+        <w:t xml:space="preserve">        if (t.size() &gt; 48) t = t.substr(0, 48) + L"...";</w:t>
+      </w:r>
+      <w:r>
+        <w:br/>
+      </w:r>
+      <w:r>
+        <w:rPr>
+          <w:rStyle w:val="VerbatimChar"/>
+        </w:rPr>
+        <w:t xml:space="preserve">        wcout &lt;&lt; L"k = " &lt;&lt; setw(2) &lt;&lt; k &lt;&lt; L" : " &lt;&lt; t &lt;&lt; L"\n";</w:t>
+      </w:r>
+      <w:r>
+        <w:br/>
+      </w:r>
+      <w:r>
+        <w:rPr>
+          <w:rStyle w:val="VerbatimChar"/>
+        </w:rPr>
+        <w:t xml:space="preserve">    }</w:t>
+      </w:r>
+      <w:r>
+        <w:br/>
+      </w:r>
+      <w:r>
+        <w:rPr>
+          <w:rStyle w:val="VerbatimChar"/>
+        </w:rPr>
+        <w:t xml:space="preserve">}</w:t>
+      </w:r>
+      <w:r>
+        <w:br/>
+      </w:r>
+      <w:r>
+        <w:br/>
+      </w:r>
+      <w:r>
+        <w:rPr>
+          <w:rStyle w:val="VerbatimChar"/>
+        </w:rPr>
+        <w:t xml:space="preserve">// Автоматичне визначення ключа за критерієм хі-квадрат</w:t>
+      </w:r>
+      <w:r>
+        <w:br/>
+      </w:r>
+      <w:r>
+        <w:rPr>
+          <w:rStyle w:val="VerbatimChar"/>
+        </w:rPr>
+        <w:t xml:space="preserve">int findKey(const wstring&amp; text, double&amp; bestChi) {</w:t>
+      </w:r>
+      <w:r>
+        <w:br/>
+      </w:r>
+      <w:r>
+        <w:rPr>
+          <w:rStyle w:val="VerbatimChar"/>
+        </w:rPr>
+        <w:t xml:space="preserve">    int bestK = 0;</w:t>
+      </w:r>
+      <w:r>
+        <w:br/>
+      </w:r>
+      <w:r>
+        <w:rPr>
+          <w:rStyle w:val="VerbatimChar"/>
+        </w:rPr>
+        <w:t xml:space="preserve">    bestChi = 1e18;</w:t>
+      </w:r>
+      <w:r>
+        <w:br/>
+      </w:r>
+      <w:r>
+        <w:rPr>
+          <w:rStyle w:val="VerbatimChar"/>
+        </w:rPr>
+        <w:t xml:space="preserve">    for (int k = 0; k &lt; N; k++) {</w:t>
+      </w:r>
+      <w:r>
+        <w:br/>
+      </w:r>
+      <w:r>
+        <w:rPr>
+          <w:rStyle w:val="VerbatimChar"/>
+        </w:rPr>
+        <w:t xml:space="preserve">        long total = 0;</w:t>
+      </w:r>
+      <w:r>
+        <w:br/>
+      </w:r>
+      <w:r>
+        <w:rPr>
+          <w:rStyle w:val="VerbatimChar"/>
+        </w:rPr>
+        <w:t xml:space="preserve">        vector&lt;double&gt; f = frequencies(decrypt(text, k), total);</w:t>
+      </w:r>
+      <w:r>
+        <w:br/>
+      </w:r>
+      <w:r>
+        <w:rPr>
+          <w:rStyle w:val="VerbatimChar"/>
+        </w:rPr>
+        <w:t xml:space="preserve">        if (total == 0) return 0;</w:t>
+      </w:r>
+      <w:r>
+        <w:br/>
+      </w:r>
+      <w:r>
+        <w:rPr>
+          <w:rStyle w:val="VerbatimChar"/>
+        </w:rPr>
+        <w:t xml:space="preserve">        double chi = 0.0;</w:t>
+      </w:r>
+      <w:r>
+        <w:br/>
+      </w:r>
+      <w:r>
+        <w:rPr>
+          <w:rStyle w:val="VerbatimChar"/>
+        </w:rPr>
+        <w:t xml:space="preserve">        for (int i = 0; i &lt; N; i++) {</w:t>
+      </w:r>
+      <w:r>
+        <w:br/>
+      </w:r>
+      <w:r>
+        <w:rPr>
+          <w:rStyle w:val="VerbatimChar"/>
+        </w:rPr>
+        <w:t xml:space="preserve">            double obs = f[i] * total / 100.0;</w:t>
+      </w:r>
+      <w:r>
+        <w:br/>
+      </w:r>
+      <w:r>
+        <w:rPr>
+          <w:rStyle w:val="VerbatimChar"/>
+        </w:rPr>
+        <w:t xml:space="preserve">            double exp = REF[i] * total / 100.0;</w:t>
+      </w:r>
+      <w:r>
+        <w:br/>
+      </w:r>
+      <w:r>
+        <w:rPr>
+          <w:rStyle w:val="VerbatimChar"/>
+        </w:rPr>
+        <w:t xml:space="preserve">            if (exp &lt; 0.5) exp = 0.5;</w:t>
+      </w:r>
+      <w:r>
+        <w:br/>
+      </w:r>
+      <w:r>
+        <w:rPr>
+          <w:rStyle w:val="VerbatimChar"/>
+        </w:rPr>
+        <w:t xml:space="preserve">            chi += (obs - exp) * (obs - exp) / exp;</w:t>
+      </w:r>
+      <w:r>
+        <w:br/>
+      </w:r>
+      <w:r>
+        <w:rPr>
+          <w:rStyle w:val="VerbatimChar"/>
+        </w:rPr>
+        <w:t xml:space="preserve">        }</w:t>
+      </w:r>
+      <w:r>
+        <w:br/>
+      </w:r>
+      <w:r>
+        <w:rPr>
+          <w:rStyle w:val="VerbatimChar"/>
+        </w:rPr>
+        <w:t xml:space="preserve">        if (chi &lt; bestChi) { bestChi = chi; bestK = k; }</w:t>
+      </w:r>
+      <w:r>
+        <w:br/>
+      </w:r>
+      <w:r>
+        <w:rPr>
+          <w:rStyle w:val="VerbatimChar"/>
+        </w:rPr>
+        <w:t xml:space="preserve">    }</w:t>
+      </w:r>
+      <w:r>
+        <w:br/>
+      </w:r>
+      <w:r>
+        <w:rPr>
+          <w:rStyle w:val="VerbatimChar"/>
+        </w:rPr>
+        <w:t xml:space="preserve">    return bestK;</w:t>
+      </w:r>
+      <w:r>
+        <w:br/>
+      </w:r>
+      <w:r>
+        <w:rPr>
+          <w:rStyle w:val="VerbatimChar"/>
+        </w:rPr>
+        <w:t xml:space="preserve">}</w:t>
+      </w:r>
+      <w:r>
+        <w:br/>
+      </w:r>
+      <w:r>
+        <w:br/>
+      </w:r>
+      <w:r>
+        <w:rPr>
+          <w:rStyle w:val="VerbatimChar"/>
+        </w:rPr>
+        <w:t xml:space="preserve">// Меню користувача</w:t>
+      </w:r>
+      <w:r>
+        <w:br/>
+      </w:r>
+      <w:r>
+        <w:rPr>
+          <w:rStyle w:val="VerbatimChar"/>
+        </w:rPr>
+        <w:t xml:space="preserve">void menu() {</w:t>
+      </w:r>
+      <w:r>
+        <w:br/>
+      </w:r>
+      <w:r>
+        <w:rPr>
+          <w:rStyle w:val="VerbatimChar"/>
+        </w:rPr>
+        <w:t xml:space="preserve">    wcout &lt;&lt; L"\n=============== МЕНЮ ===============\n"</w:t>
+      </w:r>
+      <w:r>
+        <w:br/>
+      </w:r>
+      <w:r>
+        <w:rPr>
+          <w:rStyle w:val="VerbatimChar"/>
+        </w:rPr>
+        <w:t xml:space="preserve">          &lt;&lt; L" 1 - завантажити текст із файлу\n"</w:t>
+      </w:r>
+      <w:r>
+        <w:br/>
+      </w:r>
+      <w:r>
+        <w:rPr>
+          <w:rStyle w:val="VerbatimChar"/>
+        </w:rPr>
+        <w:t xml:space="preserve">          &lt;&lt; L" 2 - показати поточний текст\n"</w:t>
+      </w:r>
+      <w:r>
+        <w:br/>
+      </w:r>
+      <w:r>
+        <w:rPr>
+          <w:rStyle w:val="VerbatimChar"/>
+        </w:rPr>
+        <w:t xml:space="preserve">          &lt;&lt; L" 3 - зашифрувати шифром Цезаря\n"</w:t>
+      </w:r>
+      <w:r>
+        <w:br/>
+      </w:r>
+      <w:r>
+        <w:rPr>
+          <w:rStyle w:val="VerbatimChar"/>
+        </w:rPr>
+        <w:t xml:space="preserve">          &lt;&lt; L" 4 - розшифрувати за відомим ключем\n"</w:t>
+      </w:r>
+      <w:r>
+        <w:br/>
+      </w:r>
+      <w:r>
+        <w:rPr>
+          <w:rStyle w:val="VerbatimChar"/>
+        </w:rPr>
+        <w:t xml:space="preserve">          &lt;&lt; L" 5 - частотний аналіз тексту\n"</w:t>
+      </w:r>
+      <w:r>
+        <w:br/>
+      </w:r>
+      <w:r>
+        <w:rPr>
+          <w:rStyle w:val="VerbatimChar"/>
+        </w:rPr>
+        <w:t xml:space="preserve">          &lt;&lt; L" 6 - злам повним перебором ключів\n"</w:t>
+      </w:r>
+      <w:r>
+        <w:br/>
+      </w:r>
+      <w:r>
+        <w:rPr>
+          <w:rStyle w:val="VerbatimChar"/>
+        </w:rPr>
+        <w:t xml:space="preserve">          &lt;&lt; L" 7 - автоматичне визначення ключа\n"</w:t>
+      </w:r>
+      <w:r>
+        <w:br/>
+      </w:r>
+      <w:r>
+        <w:rPr>
+          <w:rStyle w:val="VerbatimChar"/>
+        </w:rPr>
+        <w:t xml:space="preserve">          &lt;&lt; L" 8 - зберегти текст у файл\n"</w:t>
+      </w:r>
+      <w:r>
+        <w:br/>
+      </w:r>
+      <w:r>
+        <w:rPr>
+          <w:rStyle w:val="VerbatimChar"/>
+        </w:rPr>
+        <w:t xml:space="preserve">          &lt;&lt; L" 0 - вихід\n"</w:t>
+      </w:r>
+      <w:r>
+        <w:br/>
+      </w:r>
+      <w:r>
+        <w:rPr>
+          <w:rStyle w:val="VerbatimChar"/>
+        </w:rPr>
+        <w:t xml:space="preserve">          &lt;&lt; L"====================================\n"</w:t>
+      </w:r>
+      <w:r>
+        <w:br/>
+      </w:r>
+      <w:r>
+        <w:rPr>
+          <w:rStyle w:val="VerbatimChar"/>
+        </w:rPr>
+        <w:t xml:space="preserve">          &lt;&lt; L"Ваш вибір: ";</w:t>
+      </w:r>
+      <w:r>
+        <w:br/>
+      </w:r>
+      <w:r>
+        <w:rPr>
+          <w:rStyle w:val="VerbatimChar"/>
+        </w:rPr>
+        <w:t xml:space="preserve">}</w:t>
+      </w:r>
+      <w:r>
+        <w:br/>
+      </w:r>
+      <w:r>
+        <w:br/>
+      </w:r>
+      <w:r>
+        <w:rPr>
+          <w:rStyle w:val="VerbatimChar"/>
+        </w:rPr>
+        <w:t xml:space="preserve">int main() {</w:t>
+      </w:r>
+      <w:r>
+        <w:br/>
+      </w:r>
+      <w:r>
+        <w:rPr>
+          <w:rStyle w:val="VerbatimChar"/>
+        </w:rPr>
+        <w:t xml:space="preserve">#ifdef _WIN32</w:t>
+      </w:r>
+      <w:r>
+        <w:br/>
+      </w:r>
+      <w:r>
+        <w:rPr>
+          <w:rStyle w:val="VerbatimChar"/>
+        </w:rPr>
+        <w:t xml:space="preserve">    _setmode(_fileno(stdout), _O_U16TEXT);</w:t>
+      </w:r>
+      <w:r>
+        <w:br/>
+      </w:r>
+      <w:r>
+        <w:rPr>
+          <w:rStyle w:val="VerbatimChar"/>
+        </w:rPr>
+        <w:t xml:space="preserve">    _setmode(_fileno(stdin), _O_U16TEXT);</w:t>
+      </w:r>
+      <w:r>
+        <w:br/>
+      </w:r>
+      <w:r>
+        <w:rPr>
+          <w:rStyle w:val="VerbatimChar"/>
+        </w:rPr>
+        <w:t xml:space="preserve">#else</w:t>
+      </w:r>
+      <w:r>
+        <w:br/>
+      </w:r>
+      <w:r>
+        <w:rPr>
+          <w:rStyle w:val="VerbatimChar"/>
+        </w:rPr>
+        <w:t xml:space="preserve">    locale::global(locale(""));</w:t>
+      </w:r>
+      <w:r>
+        <w:br/>
+      </w:r>
+      <w:r>
+        <w:rPr>
+          <w:rStyle w:val="VerbatimChar"/>
+        </w:rPr>
+        <w:t xml:space="preserve">    wcout.imbue(locale());</w:t>
+      </w:r>
+      <w:r>
+        <w:br/>
+      </w:r>
+      <w:r>
+        <w:rPr>
+          <w:rStyle w:val="VerbatimChar"/>
+        </w:rPr>
+        <w:t xml:space="preserve">#endif</w:t>
+      </w:r>
+      <w:r>
+        <w:br/>
+      </w:r>
+      <w:r>
+        <w:br/>
+      </w:r>
+      <w:r>
+        <w:rPr>
+          <w:rStyle w:val="VerbatimChar"/>
+        </w:rPr>
+        <w:t xml:space="preserve">    wstring text = L"";</w:t>
+      </w:r>
+      <w:r>
+        <w:br/>
+      </w:r>
+      <w:r>
+        <w:rPr>
+          <w:rStyle w:val="VerbatimChar"/>
+        </w:rPr>
+        <w:t xml:space="preserve">    int item = -1, k = 0;</w:t>
+      </w:r>
+      <w:r>
+        <w:br/>
+      </w:r>
+      <w:r>
+        <w:rPr>
+          <w:rStyle w:val="VerbatimChar"/>
+        </w:rPr>
+        <w:t xml:space="preserve">    long total = 0;</w:t>
+      </w:r>
+      <w:r>
+        <w:br/>
+      </w:r>
+      <w:r>
+        <w:br/>
+      </w:r>
+      <w:r>
+        <w:rPr>
+          <w:rStyle w:val="VerbatimChar"/>
+        </w:rPr>
+        <w:t xml:space="preserve">    while (item != 0) {</w:t>
+      </w:r>
+      <w:r>
+        <w:br/>
+      </w:r>
+      <w:r>
+        <w:rPr>
+          <w:rStyle w:val="VerbatimChar"/>
+        </w:rPr>
+        <w:t xml:space="preserve">        menu();</w:t>
+      </w:r>
+      <w:r>
+        <w:br/>
+      </w:r>
+      <w:r>
+        <w:rPr>
+          <w:rStyle w:val="VerbatimChar"/>
+        </w:rPr>
+        <w:t xml:space="preserve">        if (!(wcin &gt;&gt; item)) {</w:t>
+      </w:r>
+      <w:r>
+        <w:br/>
+      </w:r>
+      <w:r>
+        <w:rPr>
+          <w:rStyle w:val="VerbatimChar"/>
+        </w:rPr>
+        <w:t xml:space="preserve">            // Кінець введення (Ctrl+D, Ctrl+Z або перенаправлений файл) —</w:t>
+      </w:r>
+      <w:r>
+        <w:br/>
+      </w:r>
+      <w:r>
+        <w:rPr>
+          <w:rStyle w:val="VerbatimChar"/>
+        </w:rPr>
+        <w:t xml:space="preserve">            // виходимо, інакше цикл крутився б нескінченно</w:t>
+      </w:r>
+      <w:r>
+        <w:br/>
+      </w:r>
+      <w:r>
+        <w:rPr>
+          <w:rStyle w:val="VerbatimChar"/>
+        </w:rPr>
+        <w:t xml:space="preserve">            if (wcin.eof()) break;</w:t>
+      </w:r>
+      <w:r>
+        <w:br/>
+      </w:r>
+      <w:r>
+        <w:rPr>
+          <w:rStyle w:val="VerbatimChar"/>
+        </w:rPr>
+        <w:t xml:space="preserve">            wcin.clear();</w:t>
+      </w:r>
+      <w:r>
+        <w:br/>
+      </w:r>
+      <w:r>
+        <w:rPr>
+          <w:rStyle w:val="VerbatimChar"/>
+        </w:rPr>
+        <w:t xml:space="preserve">            wcin.ignore(1000, L'\n');</w:t>
+      </w:r>
+      <w:r>
+        <w:br/>
+      </w:r>
+      <w:r>
+        <w:rPr>
+          <w:rStyle w:val="VerbatimChar"/>
+        </w:rPr>
+        <w:t xml:space="preserve">            item = -1;</w:t>
+      </w:r>
+      <w:r>
+        <w:br/>
+      </w:r>
+      <w:r>
+        <w:rPr>
+          <w:rStyle w:val="VerbatimChar"/>
+        </w:rPr>
+        <w:t xml:space="preserve">        }</w:t>
+      </w:r>
+      <w:r>
+        <w:br/>
+      </w:r>
+      <w:r>
+        <w:rPr>
+          <w:rStyle w:val="VerbatimChar"/>
+        </w:rPr>
+        <w:t xml:space="preserve">        switch (item) {</w:t>
+      </w:r>
+      <w:r>
+        <w:br/>
+      </w:r>
+      <w:r>
+        <w:rPr>
+          <w:rStyle w:val="VerbatimChar"/>
+        </w:rPr>
+        <w:t xml:space="preserve">            case 1:</w:t>
+      </w:r>
+      <w:r>
+        <w:br/>
+      </w:r>
+      <w:r>
+        <w:rPr>
+          <w:rStyle w:val="VerbatimChar"/>
+        </w:rPr>
+        <w:t xml:space="preserve">                text = readFile("plain.txt");</w:t>
+      </w:r>
+      <w:r>
+        <w:br/>
+      </w:r>
+      <w:r>
+        <w:rPr>
+          <w:rStyle w:val="VerbatimChar"/>
+        </w:rPr>
+        <w:t xml:space="preserve">                if (!text.empty())</w:t>
+      </w:r>
+      <w:r>
+        <w:br/>
+      </w:r>
+      <w:r>
+        <w:rPr>
+          <w:rStyle w:val="VerbatimChar"/>
+        </w:rPr>
+        <w:t xml:space="preserve">                    wcout &lt;&lt; L"Текст завантажено, символів: "</w:t>
+      </w:r>
+      <w:r>
+        <w:br/>
+      </w:r>
+      <w:r>
+        <w:rPr>
+          <w:rStyle w:val="VerbatimChar"/>
+        </w:rPr>
+        <w:t xml:space="preserve">                          &lt;&lt; text.size() &lt;&lt; L"\n";</w:t>
+      </w:r>
+      <w:r>
+        <w:br/>
+      </w:r>
+      <w:r>
+        <w:rPr>
+          <w:rStyle w:val="VerbatimChar"/>
+        </w:rPr>
+        <w:t xml:space="preserve">                break;</w:t>
+      </w:r>
+      <w:r>
+        <w:br/>
+      </w:r>
+      <w:r>
+        <w:rPr>
+          <w:rStyle w:val="VerbatimChar"/>
+        </w:rPr>
+        <w:t xml:space="preserve">            case 2:</w:t>
+      </w:r>
+      <w:r>
+        <w:br/>
+      </w:r>
+      <w:r>
+        <w:rPr>
+          <w:rStyle w:val="VerbatimChar"/>
+        </w:rPr>
+        <w:t xml:space="preserve">                wcout &lt;&lt; L"--- Поточний текст ---\n" &lt;&lt; text &lt;&lt; L"\n";</w:t>
+      </w:r>
+      <w:r>
+        <w:br/>
+      </w:r>
+      <w:r>
+        <w:rPr>
+          <w:rStyle w:val="VerbatimChar"/>
+        </w:rPr>
+        <w:t xml:space="preserve">                break;</w:t>
+      </w:r>
+      <w:r>
+        <w:br/>
+      </w:r>
+      <w:r>
+        <w:rPr>
+          <w:rStyle w:val="VerbatimChar"/>
+        </w:rPr>
+        <w:t xml:space="preserve">            case 3:</w:t>
+      </w:r>
+      <w:r>
+        <w:br/>
+      </w:r>
+      <w:r>
+        <w:rPr>
+          <w:rStyle w:val="VerbatimChar"/>
+        </w:rPr>
+        <w:t xml:space="preserve">                wcout &lt;&lt; L"Введіть ключ (1.." &lt;&lt; N - 1 &lt;&lt; L"): ";</w:t>
+      </w:r>
+      <w:r>
+        <w:br/>
+      </w:r>
+      <w:r>
+        <w:rPr>
+          <w:rStyle w:val="VerbatimChar"/>
+        </w:rPr>
+        <w:t xml:space="preserve">                wcin &gt;&gt; k;</w:t>
+      </w:r>
+      <w:r>
+        <w:br/>
+      </w:r>
+      <w:r>
+        <w:rPr>
+          <w:rStyle w:val="VerbatimChar"/>
+        </w:rPr>
+        <w:t xml:space="preserve">                if (k &lt; 1 || k &gt; N - 1) {</w:t>
+      </w:r>
+      <w:r>
+        <w:br/>
+      </w:r>
+      <w:r>
+        <w:rPr>
+          <w:rStyle w:val="VerbatimChar"/>
+        </w:rPr>
+        <w:t xml:space="preserve">                    wcout &lt;&lt; L"Некоректний ключ!\n";</w:t>
+      </w:r>
+      <w:r>
+        <w:br/>
+      </w:r>
+      <w:r>
+        <w:rPr>
+          <w:rStyle w:val="VerbatimChar"/>
+        </w:rPr>
+        <w:t xml:space="preserve">                    break;</w:t>
+      </w:r>
+      <w:r>
+        <w:br/>
+      </w:r>
+      <w:r>
+        <w:rPr>
+          <w:rStyle w:val="VerbatimChar"/>
+        </w:rPr>
+        <w:t xml:space="preserve">                }</w:t>
+      </w:r>
+      <w:r>
+        <w:br/>
+      </w:r>
+      <w:r>
+        <w:rPr>
+          <w:rStyle w:val="VerbatimChar"/>
+        </w:rPr>
+        <w:t xml:space="preserve">                text = encrypt(text, k);</w:t>
+      </w:r>
+      <w:r>
+        <w:br/>
+      </w:r>
+      <w:r>
+        <w:rPr>
+          <w:rStyle w:val="VerbatimChar"/>
+        </w:rPr>
+        <w:t xml:space="preserve">                wcout &lt;&lt; L"Текст зашифровано.\n";</w:t>
+      </w:r>
+      <w:r>
+        <w:br/>
+      </w:r>
+      <w:r>
+        <w:rPr>
+          <w:rStyle w:val="VerbatimChar"/>
+        </w:rPr>
+        <w:t xml:space="preserve">                break;</w:t>
+      </w:r>
+      <w:r>
+        <w:br/>
+      </w:r>
+      <w:r>
+        <w:rPr>
+          <w:rStyle w:val="VerbatimChar"/>
+        </w:rPr>
+        <w:t xml:space="preserve">            case 4:</w:t>
+      </w:r>
+      <w:r>
+        <w:br/>
+      </w:r>
+      <w:r>
+        <w:rPr>
+          <w:rStyle w:val="VerbatimChar"/>
+        </w:rPr>
+        <w:t xml:space="preserve">                wcout &lt;&lt; L"Введіть ключ (1.." &lt;&lt; N - 1 &lt;&lt; L"): ";</w:t>
+      </w:r>
+      <w:r>
+        <w:br/>
+      </w:r>
+      <w:r>
+        <w:rPr>
+          <w:rStyle w:val="VerbatimChar"/>
+        </w:rPr>
+        <w:t xml:space="preserve">                wcin &gt;&gt; k;</w:t>
+      </w:r>
+      <w:r>
+        <w:br/>
+      </w:r>
+      <w:r>
+        <w:rPr>
+          <w:rStyle w:val="VerbatimChar"/>
+        </w:rPr>
+        <w:t xml:space="preserve">                if (k &lt; 1 || k &gt; N - 1) {</w:t>
+      </w:r>
+      <w:r>
+        <w:br/>
+      </w:r>
+      <w:r>
+        <w:rPr>
+          <w:rStyle w:val="VerbatimChar"/>
+        </w:rPr>
+        <w:t xml:space="preserve">                    wcout &lt;&lt; L"Некоректний ключ!\n";</w:t>
+      </w:r>
+      <w:r>
+        <w:br/>
+      </w:r>
+      <w:r>
+        <w:rPr>
+          <w:rStyle w:val="VerbatimChar"/>
+        </w:rPr>
+        <w:t xml:space="preserve">                    break;</w:t>
+      </w:r>
+      <w:r>
+        <w:br/>
+      </w:r>
+      <w:r>
+        <w:rPr>
+          <w:rStyle w:val="VerbatimChar"/>
+        </w:rPr>
+        <w:t xml:space="preserve">                }</w:t>
+      </w:r>
+      <w:r>
+        <w:br/>
+      </w:r>
+      <w:r>
+        <w:rPr>
+          <w:rStyle w:val="VerbatimChar"/>
+        </w:rPr>
+        <w:t xml:space="preserve">                text = decrypt(text, k);</w:t>
+      </w:r>
+      <w:r>
+        <w:br/>
+      </w:r>
+      <w:r>
+        <w:rPr>
+          <w:rStyle w:val="VerbatimChar"/>
+        </w:rPr>
+        <w:t xml:space="preserve">                wcout &lt;&lt; L"Текст розшифровано.\n";</w:t>
+      </w:r>
+      <w:r>
+        <w:br/>
+      </w:r>
+      <w:r>
+        <w:rPr>
+          <w:rStyle w:val="VerbatimChar"/>
+        </w:rPr>
+        <w:t xml:space="preserve">                break;</w:t>
+      </w:r>
+      <w:r>
+        <w:br/>
+      </w:r>
+      <w:r>
+        <w:rPr>
+          <w:rStyle w:val="VerbatimChar"/>
+        </w:rPr>
+        <w:t xml:space="preserve">            case 5: {</w:t>
+      </w:r>
+      <w:r>
+        <w:br/>
+      </w:r>
+      <w:r>
+        <w:rPr>
+          <w:rStyle w:val="VerbatimChar"/>
+        </w:rPr>
+        <w:t xml:space="preserve">                vector&lt;double&gt; f = frequencies(text, total);</w:t>
+      </w:r>
+      <w:r>
+        <w:br/>
+      </w:r>
+      <w:r>
+        <w:rPr>
+          <w:rStyle w:val="VerbatimChar"/>
+        </w:rPr>
+        <w:t xml:space="preserve">                if (total == 0) {</w:t>
+      </w:r>
+      <w:r>
+        <w:br/>
+      </w:r>
+      <w:r>
+        <w:rPr>
+          <w:rStyle w:val="VerbatimChar"/>
+        </w:rPr>
+        <w:t xml:space="preserve">                    wcout &lt;&lt; L"Текст порожній!\n";</w:t>
+      </w:r>
+      <w:r>
+        <w:br/>
+      </w:r>
+      <w:r>
+        <w:rPr>
+          <w:rStyle w:val="VerbatimChar"/>
+        </w:rPr>
+        <w:t xml:space="preserve">                    break;</w:t>
+      </w:r>
+      <w:r>
+        <w:br/>
+      </w:r>
+      <w:r>
+        <w:rPr>
+          <w:rStyle w:val="VerbatimChar"/>
+        </w:rPr>
+        <w:t xml:space="preserve">                }</w:t>
+      </w:r>
+      <w:r>
+        <w:br/>
+      </w:r>
+      <w:r>
+        <w:rPr>
+          <w:rStyle w:val="VerbatimChar"/>
+        </w:rPr>
+        <w:t xml:space="preserve">                printFrequencies(f, total);</w:t>
+      </w:r>
+      <w:r>
+        <w:br/>
+      </w:r>
+      <w:r>
+        <w:rPr>
+          <w:rStyle w:val="VerbatimChar"/>
+        </w:rPr>
+        <w:t xml:space="preserve">                break;</w:t>
+      </w:r>
+      <w:r>
+        <w:br/>
+      </w:r>
+      <w:r>
+        <w:rPr>
+          <w:rStyle w:val="VerbatimChar"/>
+        </w:rPr>
+        <w:t xml:space="preserve">            }</w:t>
+      </w:r>
+      <w:r>
+        <w:br/>
+      </w:r>
+      <w:r>
+        <w:rPr>
+          <w:rStyle w:val="VerbatimChar"/>
+        </w:rPr>
+        <w:t xml:space="preserve">            case 6:</w:t>
+      </w:r>
+      <w:r>
+        <w:br/>
+      </w:r>
+      <w:r>
+        <w:rPr>
+          <w:rStyle w:val="VerbatimChar"/>
+        </w:rPr>
+        <w:t xml:space="preserve">                bruteForce(text);</w:t>
+      </w:r>
+      <w:r>
+        <w:br/>
+      </w:r>
+      <w:r>
+        <w:rPr>
+          <w:rStyle w:val="VerbatimChar"/>
+        </w:rPr>
+        <w:t xml:space="preserve">                break;</w:t>
+      </w:r>
+      <w:r>
+        <w:br/>
+      </w:r>
+      <w:r>
+        <w:rPr>
+          <w:rStyle w:val="VerbatimChar"/>
+        </w:rPr>
+        <w:t xml:space="preserve">            case 7: {</w:t>
+      </w:r>
+      <w:r>
+        <w:br/>
+      </w:r>
+      <w:r>
+        <w:rPr>
+          <w:rStyle w:val="VerbatimChar"/>
+        </w:rPr>
+        <w:t xml:space="preserve">                double chi = 0;</w:t>
+      </w:r>
+      <w:r>
+        <w:br/>
+      </w:r>
+      <w:r>
+        <w:rPr>
+          <w:rStyle w:val="VerbatimChar"/>
+        </w:rPr>
+        <w:t xml:space="preserve">                int key = findKey(text, chi);</w:t>
+      </w:r>
+      <w:r>
+        <w:br/>
+      </w:r>
+      <w:r>
+        <w:rPr>
+          <w:rStyle w:val="VerbatimChar"/>
+        </w:rPr>
+        <w:t xml:space="preserve">                wcout &lt;&lt; L"Знайдений ключ: k = " &lt;&lt; key</w:t>
+      </w:r>
+      <w:r>
+        <w:br/>
+      </w:r>
+      <w:r>
+        <w:rPr>
+          <w:rStyle w:val="VerbatimChar"/>
+        </w:rPr>
+        <w:t xml:space="preserve">                      &lt;&lt; L" (хі-квадрат = " &lt;&lt; fixed &lt;&lt; setprecision(1)</w:t>
+      </w:r>
+      <w:r>
+        <w:br/>
+      </w:r>
+      <w:r>
+        <w:rPr>
+          <w:rStyle w:val="VerbatimChar"/>
+        </w:rPr>
+        <w:t xml:space="preserve">                      &lt;&lt; chi &lt;&lt; L")\n";</w:t>
+      </w:r>
+      <w:r>
+        <w:br/>
+      </w:r>
+      <w:r>
+        <w:rPr>
+          <w:rStyle w:val="VerbatimChar"/>
+        </w:rPr>
+        <w:t xml:space="preserve">                break;</w:t>
+      </w:r>
+      <w:r>
+        <w:br/>
+      </w:r>
+      <w:r>
+        <w:rPr>
+          <w:rStyle w:val="VerbatimChar"/>
+        </w:rPr>
+        <w:t xml:space="preserve">            }</w:t>
+      </w:r>
+      <w:r>
+        <w:br/>
+      </w:r>
+      <w:r>
+        <w:rPr>
+          <w:rStyle w:val="VerbatimChar"/>
+        </w:rPr>
+        <w:t xml:space="preserve">            case 8:</w:t>
+      </w:r>
+      <w:r>
+        <w:br/>
+      </w:r>
+      <w:r>
+        <w:rPr>
+          <w:rStyle w:val="VerbatimChar"/>
+        </w:rPr>
+        <w:t xml:space="preserve">                if (writeFile("result.txt", text))</w:t>
+      </w:r>
+      <w:r>
+        <w:br/>
+      </w:r>
+      <w:r>
+        <w:rPr>
+          <w:rStyle w:val="VerbatimChar"/>
+        </w:rPr>
+        <w:t xml:space="preserve">                    wcout &lt;&lt; L"Збережено у result.txt\n";</w:t>
+      </w:r>
+      <w:r>
+        <w:br/>
+      </w:r>
+      <w:r>
+        <w:rPr>
+          <w:rStyle w:val="VerbatimChar"/>
+        </w:rPr>
+        <w:t xml:space="preserve">                else</w:t>
+      </w:r>
+      <w:r>
+        <w:br/>
+      </w:r>
+      <w:r>
+        <w:rPr>
+          <w:rStyle w:val="VerbatimChar"/>
+        </w:rPr>
+        <w:t xml:space="preserve">                    wcout &lt;&lt; L"Помилка запису!\n";</w:t>
+      </w:r>
+      <w:r>
+        <w:br/>
+      </w:r>
+      <w:r>
+        <w:rPr>
+          <w:rStyle w:val="VerbatimChar"/>
+        </w:rPr>
+        <w:t xml:space="preserve">                break;</w:t>
+      </w:r>
+      <w:r>
+        <w:br/>
+      </w:r>
+      <w:r>
+        <w:rPr>
+          <w:rStyle w:val="VerbatimChar"/>
+        </w:rPr>
+        <w:t xml:space="preserve">            case 0:</w:t>
+      </w:r>
+      <w:r>
+        <w:br/>
+      </w:r>
+      <w:r>
+        <w:rPr>
+          <w:rStyle w:val="VerbatimChar"/>
+        </w:rPr>
+        <w:t xml:space="preserve">                wcout &lt;&lt; L"Роботу завершено.\n";</w:t>
+      </w:r>
+      <w:r>
+        <w:br/>
+      </w:r>
+      <w:r>
+        <w:rPr>
+          <w:rStyle w:val="VerbatimChar"/>
+        </w:rPr>
+        <w:t xml:space="preserve">                break;</w:t>
+      </w:r>
+      <w:r>
+        <w:br/>
+      </w:r>
+      <w:r>
+        <w:rPr>
+          <w:rStyle w:val="VerbatimChar"/>
+        </w:rPr>
+        <w:t xml:space="preserve">            default:</w:t>
+      </w:r>
+      <w:r>
+        <w:br/>
+      </w:r>
+      <w:r>
+        <w:rPr>
+          <w:rStyle w:val="VerbatimChar"/>
+        </w:rPr>
+        <w:t xml:space="preserve">                wcout &lt;&lt; L"Такого пункту меню немає!\n";</w:t>
+      </w:r>
+      <w:r>
+        <w:br/>
+      </w:r>
+      <w:r>
+        <w:rPr>
+          <w:rStyle w:val="VerbatimChar"/>
+        </w:rPr>
+        <w:t xml:space="preserve">        }</w:t>
+      </w:r>
+      <w:r>
+        <w:br/>
+      </w:r>
+      <w:r>
+        <w:rPr>
+          <w:rStyle w:val="VerbatimChar"/>
+        </w:rPr>
+        <w:t xml:space="preserve">    }</w:t>
+      </w:r>
+      <w:r>
+        <w:br/>
+      </w:r>
+      <w:r>
+        <w:rPr>
+          <w:rStyle w:val="VerbatimChar"/>
+        </w:rPr>
+        <w:t xml:space="preserve">    return 0;</w:t>
+      </w:r>
+      <w:r>
+        <w:br/>
+      </w:r>
+      <w:r>
+        <w:rPr>
+          <w:rStyle w:val="VerbatimChar"/>
+        </w:rPr>
+        <w:t xml:space="preserve">}</w:t>
+      </w:r>
+    </w:p>
+    <w:bookmarkEnd w:id="16"/>
+    <w:bookmarkStart w:id="17" w:name="приклад-сеансу-роботи"/>
+    <w:p>
+      <w:pPr>
+        <w:pStyle w:val="Heading2"/>
+      </w:pPr>
+      <w:r>
+        <w:t xml:space="preserve">Приклад сеансу роботи</w:t>
+      </w:r>
+    </w:p>
+    <w:p>
+      <w:pPr>
+        <w:pStyle w:val="FirstParagraph"/>
+      </w:pPr>
+      <w:r>
+        <w:t xml:space="preserve">Нижче — справжній сеанс на навчальному тексті обсягом 955 символів (809 літер</w:t>
+      </w:r>
+      <w:r>
+        <w:t xml:space="preserve"> </w:t>
+      </w:r>
+      <w:r>
+        <w:t xml:space="preserve">українського алфавіту). Меню програма показує перед кожним вибором, тут воно</w:t>
+      </w:r>
+      <w:r>
+        <w:t xml:space="preserve"> </w:t>
+      </w:r>
+      <w:r>
+        <w:t xml:space="preserve">наведене один раз. Конкретні частоти залежать від тексту, а от знайдений ключ</w:t>
+      </w:r>
+      <w:r>
+        <w:t xml:space="preserve"> </w:t>
+      </w:r>
+      <w:r>
+        <w:t xml:space="preserve">має збігтися з тим, яким шифрували.</w:t>
+      </w:r>
+    </w:p>
+    <w:p>
+      <w:pPr>
+        <w:pStyle w:val="SourceCode"/>
+      </w:pPr>
+      <w:r>
+        <w:rPr>
+          <w:rStyle w:val="VerbatimChar"/>
+        </w:rPr>
+        <w:t xml:space="preserve">=============== МЕНЮ ===============</w:t>
+      </w:r>
+      <w:r>
+        <w:br/>
+      </w:r>
+      <w:r>
+        <w:rPr>
+          <w:rStyle w:val="VerbatimChar"/>
+        </w:rPr>
+        <w:t xml:space="preserve"> 1 - завантажити текст із файлу</w:t>
+      </w:r>
+      <w:r>
+        <w:br/>
+      </w:r>
+      <w:r>
+        <w:rPr>
+          <w:rStyle w:val="VerbatimChar"/>
+        </w:rPr>
+        <w:t xml:space="preserve"> 2 - показати поточний текст</w:t>
+      </w:r>
+      <w:r>
+        <w:br/>
+      </w:r>
+      <w:r>
+        <w:rPr>
+          <w:rStyle w:val="VerbatimChar"/>
+        </w:rPr>
+        <w:t xml:space="preserve"> 3 - зашифрувати шифром Цезаря</w:t>
+      </w:r>
+      <w:r>
+        <w:br/>
+      </w:r>
+      <w:r>
+        <w:rPr>
+          <w:rStyle w:val="VerbatimChar"/>
+        </w:rPr>
+        <w:t xml:space="preserve"> 4 - розшифрувати за відомим ключем</w:t>
+      </w:r>
+      <w:r>
+        <w:br/>
+      </w:r>
+      <w:r>
+        <w:rPr>
+          <w:rStyle w:val="VerbatimChar"/>
+        </w:rPr>
+        <w:t xml:space="preserve"> 5 - частотний аналіз тексту</w:t>
+      </w:r>
+      <w:r>
+        <w:br/>
+      </w:r>
+      <w:r>
+        <w:rPr>
+          <w:rStyle w:val="VerbatimChar"/>
+        </w:rPr>
+        <w:t xml:space="preserve"> 6 - злам повним перебором ключів</w:t>
+      </w:r>
+      <w:r>
+        <w:br/>
+      </w:r>
+      <w:r>
+        <w:rPr>
+          <w:rStyle w:val="VerbatimChar"/>
+        </w:rPr>
+        <w:t xml:space="preserve"> 7 - автоматичне визначення ключа</w:t>
+      </w:r>
+      <w:r>
+        <w:br/>
+      </w:r>
+      <w:r>
+        <w:rPr>
+          <w:rStyle w:val="VerbatimChar"/>
+        </w:rPr>
+        <w:t xml:space="preserve"> 8 - зберегти текст у файл</w:t>
+      </w:r>
+      <w:r>
+        <w:br/>
+      </w:r>
+      <w:r>
+        <w:rPr>
+          <w:rStyle w:val="VerbatimChar"/>
+        </w:rPr>
+        <w:t xml:space="preserve"> 0 - вихід</w:t>
+      </w:r>
+      <w:r>
+        <w:br/>
+      </w:r>
+      <w:r>
+        <w:rPr>
+          <w:rStyle w:val="VerbatimChar"/>
+        </w:rPr>
+        <w:t xml:space="preserve">====================================</w:t>
+      </w:r>
+      <w:r>
+        <w:br/>
+      </w:r>
+      <w:r>
+        <w:rPr>
+          <w:rStyle w:val="VerbatimChar"/>
+        </w:rPr>
+        <w:t xml:space="preserve">Ваш вибір: 1</w:t>
+      </w:r>
+      <w:r>
+        <w:br/>
+      </w:r>
+      <w:r>
+        <w:rPr>
+          <w:rStyle w:val="VerbatimChar"/>
+        </w:rPr>
+        <w:t xml:space="preserve">Текст завантажено, символів: 955</w:t>
+      </w:r>
+      <w:r>
+        <w:br/>
+      </w:r>
+      <w:r>
+        <w:br/>
+      </w:r>
+      <w:r>
+        <w:rPr>
+          <w:rStyle w:val="VerbatimChar"/>
+        </w:rPr>
+        <w:t xml:space="preserve">Ваш вибір: 5</w:t>
+      </w:r>
+      <w:r>
+        <w:br/>
+      </w:r>
+      <w:r>
+        <w:rPr>
+          <w:rStyle w:val="VerbatimChar"/>
+        </w:rPr>
+        <w:t xml:space="preserve">+-------+----------+----------+----------------------+</w:t>
+      </w:r>
+      <w:r>
+        <w:br/>
+      </w:r>
+      <w:r>
+        <w:rPr>
+          <w:rStyle w:val="VerbatimChar"/>
+        </w:rPr>
+        <w:t xml:space="preserve">| Літера| Частота  | Еталон   | Гістограма           |</w:t>
+      </w:r>
+      <w:r>
+        <w:br/>
+      </w:r>
+      <w:r>
+        <w:rPr>
+          <w:rStyle w:val="VerbatimChar"/>
+        </w:rPr>
+        <w:t xml:space="preserve">+-------+----------+----------+----------------------+</w:t>
+      </w:r>
+      <w:r>
+        <w:br/>
+      </w:r>
+      <w:r>
+        <w:rPr>
+          <w:rStyle w:val="VerbatimChar"/>
+        </w:rPr>
+        <w:t xml:space="preserve">| а     |   9.89 % |   7.55 % | #################### |</w:t>
+      </w:r>
+      <w:r>
+        <w:br/>
+      </w:r>
+      <w:r>
+        <w:rPr>
+          <w:rStyle w:val="VerbatimChar"/>
+        </w:rPr>
+        <w:t xml:space="preserve">| б     |   1.73 % |   1.78 % | ###                  |</w:t>
+      </w:r>
+      <w:r>
+        <w:br/>
+      </w:r>
+      <w:r>
+        <w:rPr>
+          <w:rStyle w:val="VerbatimChar"/>
+        </w:rPr>
+        <w:t xml:space="preserve">| в     |   4.94 % |   5.45 % | ##########           |</w:t>
+      </w:r>
+      <w:r>
+        <w:br/>
+      </w:r>
+      <w:r>
+        <w:rPr>
+          <w:rStyle w:val="VerbatimChar"/>
+        </w:rPr>
+        <w:t xml:space="preserve">| г     |   0.62 % |   1.47 % | #                    |</w:t>
+      </w:r>
+      <w:r>
+        <w:br/>
+      </w:r>
+      <w:r>
+        <w:rPr>
+          <w:rStyle w:val="VerbatimChar"/>
+        </w:rPr>
+        <w:t xml:space="preserve">| ...   |          |          |                      |</w:t>
+      </w:r>
+      <w:r>
+        <w:br/>
+      </w:r>
+      <w:r>
+        <w:rPr>
+          <w:rStyle w:val="VerbatimChar"/>
+        </w:rPr>
+        <w:t xml:space="preserve">| и     |   7.05 % |   6.39 % | ##############       |</w:t>
+      </w:r>
+      <w:r>
+        <w:br/>
+      </w:r>
+      <w:r>
+        <w:rPr>
+          <w:rStyle w:val="VerbatimChar"/>
+        </w:rPr>
+        <w:t xml:space="preserve">| і     |   4.33 % |   5.97 % | #########            |</w:t>
+      </w:r>
+      <w:r>
+        <w:br/>
+      </w:r>
+      <w:r>
+        <w:rPr>
+          <w:rStyle w:val="VerbatimChar"/>
+        </w:rPr>
+        <w:t xml:space="preserve">| ...   |          |          |                      |</w:t>
+      </w:r>
+      <w:r>
+        <w:br/>
+      </w:r>
+      <w:r>
+        <w:rPr>
+          <w:rStyle w:val="VerbatimChar"/>
+        </w:rPr>
+        <w:t xml:space="preserve">| н     |   6.30 % |   6.39 % | #############        |</w:t>
+      </w:r>
+      <w:r>
+        <w:br/>
+      </w:r>
+      <w:r>
+        <w:rPr>
+          <w:rStyle w:val="VerbatimChar"/>
+        </w:rPr>
+        <w:t xml:space="preserve">| о     |   9.02 % |   9.88 % | ##################   |</w:t>
+      </w:r>
+      <w:r>
+        <w:br/>
+      </w:r>
+      <w:r>
+        <w:rPr>
+          <w:rStyle w:val="VerbatimChar"/>
+        </w:rPr>
+        <w:t xml:space="preserve">| ...   |          |          |                      |</w:t>
+      </w:r>
+      <w:r>
+        <w:br/>
+      </w:r>
+      <w:r>
+        <w:rPr>
+          <w:rStyle w:val="VerbatimChar"/>
+        </w:rPr>
+        <w:t xml:space="preserve">| с     |   6.43 % |   4.40 % | #############        |</w:t>
+      </w:r>
+      <w:r>
+        <w:br/>
+      </w:r>
+      <w:r>
+        <w:rPr>
+          <w:rStyle w:val="VerbatimChar"/>
+        </w:rPr>
+        <w:t xml:space="preserve">| т     |   4.94 % |   4.61 % | ##########           |</w:t>
+      </w:r>
+      <w:r>
+        <w:br/>
+      </w:r>
+      <w:r>
+        <w:rPr>
+          <w:rStyle w:val="VerbatimChar"/>
+        </w:rPr>
+        <w:t xml:space="preserve">+-------+----------+----------+----------------------+</w:t>
+      </w:r>
+      <w:r>
+        <w:br/>
+      </w:r>
+      <w:r>
+        <w:rPr>
+          <w:rStyle w:val="VerbatimChar"/>
+        </w:rPr>
+        <w:t xml:space="preserve">Усього літер у тексті: 809</w:t>
+      </w:r>
+      <w:r>
+        <w:br/>
+      </w:r>
+      <w:r>
+        <w:br/>
+      </w:r>
+      <w:r>
+        <w:rPr>
+          <w:rStyle w:val="VerbatimChar"/>
+        </w:rPr>
+        <w:t xml:space="preserve">Ваш вибір: 3</w:t>
+      </w:r>
+      <w:r>
+        <w:br/>
+      </w:r>
+      <w:r>
+        <w:rPr>
+          <w:rStyle w:val="VerbatimChar"/>
+        </w:rPr>
+        <w:t xml:space="preserve">Введіть ключ (1..32): 7</w:t>
+      </w:r>
+      <w:r>
+        <w:br/>
+      </w:r>
+      <w:r>
+        <w:rPr>
+          <w:rStyle w:val="VerbatimChar"/>
+        </w:rPr>
+        <w:t xml:space="preserve">Текст зашифровано.</w:t>
+      </w:r>
+      <w:r>
+        <w:br/>
+      </w:r>
+      <w:r>
+        <w:br/>
+      </w:r>
+      <w:r>
+        <w:rPr>
+          <w:rStyle w:val="VerbatimChar"/>
+        </w:rPr>
+        <w:t xml:space="preserve">Ваш вибір: 7</w:t>
+      </w:r>
+      <w:r>
+        <w:br/>
+      </w:r>
+      <w:r>
+        <w:rPr>
+          <w:rStyle w:val="VerbatimChar"/>
+        </w:rPr>
+        <w:t xml:space="preserve">Знайдений ключ: k = 7 (хі-квадрат = 42.4)</w:t>
+      </w:r>
+    </w:p>
+    <w:p>
+      <w:pPr>
+        <w:pStyle w:val="FirstParagraph"/>
+      </w:pPr>
+      <w:r>
+        <w:t xml:space="preserve">Три найчастіші літери тексту — а, о, и — і в еталоні стоять на тих самих</w:t>
+      </w:r>
+      <w:r>
+        <w:t xml:space="preserve"> </w:t>
+      </w:r>
+      <w:r>
+        <w:t xml:space="preserve">місцях, тому метод і спрацював: після зсуву на правильний ключ гістограма</w:t>
+      </w:r>
+      <w:r>
+        <w:t xml:space="preserve"> </w:t>
+      </w:r>
+      <w:r>
+        <w:t xml:space="preserve">шифротексту накладається на еталонну. Хі-квадрат тут — міра розбіжності:</w:t>
+      </w:r>
+      <w:r>
+        <w:t xml:space="preserve"> </w:t>
+      </w:r>
+      <w:r>
+        <w:t xml:space="preserve">програма перебирає всі 32 ключі й лишає той, для якого вона найменша.</w:t>
+      </w:r>
+    </w:p>
+    <w:p>
+      <w:pPr>
+        <w:pStyle w:val="BodyText"/>
+      </w:pPr>
+      <w:r>
+        <w:rPr>
+          <w:b/>
+          <w:bCs/>
+        </w:rPr>
+        <w:t xml:space="preserve">Запуск поза Windows.</w:t>
+      </w:r>
+      <w:r>
+        <w:t xml:space="preserve"> </w:t>
+      </w:r>
+      <w:r>
+        <w:t xml:space="preserve">Програма виводить українські літери через</w:t>
+      </w:r>
+      <w:r>
+        <w:t xml:space="preserve"> </w:t>
+      </w:r>
+      <w:r>
+        <w:rPr>
+          <w:rStyle w:val="VerbatimChar"/>
+        </w:rPr>
+        <w:t xml:space="preserve">wcout</w:t>
+      </w:r>
+      <w:r>
+        <w:t xml:space="preserve">,</w:t>
+      </w:r>
+      <w:r>
+        <w:t xml:space="preserve"> </w:t>
+      </w:r>
+      <w:r>
+        <w:t xml:space="preserve">тому на Linux і macOS її треба запускати з локаллю UTF-8, інакше потік</w:t>
+      </w:r>
+      <w:r>
+        <w:t xml:space="preserve"> </w:t>
+      </w:r>
+      <w:r>
+        <w:t xml:space="preserve">переходить у стан помилки на першій же кирилиці й вивід обривається:</w:t>
+      </w:r>
+    </w:p>
+    <w:p>
+      <w:pPr>
+        <w:pStyle w:val="SourceCode"/>
+      </w:pPr>
+      <w:r>
+        <w:rPr>
+          <w:rStyle w:val="VerbatimChar"/>
+        </w:rPr>
+        <w:t xml:space="preserve">LC_ALL=en_US.UTF-8 ./caesar</w:t>
+      </w:r>
+    </w:p>
+    <w:p>
+      <w:pPr>
+        <w:pStyle w:val="FirstParagraph"/>
+      </w:pPr>
+      <w:r>
+        <w:t xml:space="preserve">Порівняння таблиць частот: набір значень частот у відкритому й шифрованому текстах збігається (8,38 %; 6,68 %; 10,29 % тощо), змінилися лише літери, яким ці значення належать. Найчастіша літера «о» (10,29 %) перейшла в «х», що й дає ключ: номер «х» дорівнює 25, номер «о» — 18, різниця 25 − 18 = 7.</w:t>
+      </w:r>
+    </w:p>
+    <w:bookmarkEnd w:id="17"/>
+    <w:bookmarkStart w:id="18" w:name="порядок-виконання-роботи"/>
     <w:p>
       <w:pPr>
         <w:pStyle w:val="Heading2"/>
@@ -1333,2111 +3915,14 @@
         <w:t xml:space="preserve">Зробити висновок, у якому пояснити, чому збільшення розміру ключового простору шифру простої заміни не підвищує його стійкості до частотного аналізу.</w:t>
       </w:r>
     </w:p>
-    <w:bookmarkEnd w:id="16"/>
-    <w:bookmarkStart w:id="17" w:name="приклад-програмної-реалізації"/>
+    <w:bookmarkEnd w:id="18"/>
+    <w:bookmarkStart w:id="19" w:name="вимоги-до-звіту"/>
     <w:p>
       <w:pPr>
         <w:pStyle w:val="Heading2"/>
       </w:pPr>
       <w:r>
-        <w:t xml:space="preserve">Приклад програмної реалізації</w:t>
-      </w:r>
-    </w:p>
-    <w:p>
-      <w:pPr>
-        <w:pStyle w:val="SourceCode"/>
-      </w:pPr>
-      <w:r>
-        <w:rPr>
-          <w:rStyle w:val="VerbatimChar"/>
-        </w:rPr>
-        <w:t xml:space="preserve">#include &lt;iostream&gt;</w:t>
-      </w:r>
-      <w:r>
-        <w:br/>
-      </w:r>
-      <w:r>
-        <w:rPr>
-          <w:rStyle w:val="VerbatimChar"/>
-        </w:rPr>
-        <w:t xml:space="preserve">#include &lt;fstream&gt;</w:t>
-      </w:r>
-      <w:r>
-        <w:br/>
-      </w:r>
-      <w:r>
-        <w:rPr>
-          <w:rStyle w:val="VerbatimChar"/>
-        </w:rPr>
-        <w:t xml:space="preserve">#include &lt;string&gt;</w:t>
-      </w:r>
-      <w:r>
-        <w:br/>
-      </w:r>
-      <w:r>
-        <w:rPr>
-          <w:rStyle w:val="VerbatimChar"/>
-        </w:rPr>
-        <w:t xml:space="preserve">#include &lt;vector&gt;</w:t>
-      </w:r>
-      <w:r>
-        <w:br/>
-      </w:r>
-      <w:r>
-        <w:rPr>
-          <w:rStyle w:val="VerbatimChar"/>
-        </w:rPr>
-        <w:t xml:space="preserve">#include &lt;iomanip&gt;</w:t>
-      </w:r>
-      <w:r>
-        <w:br/>
-      </w:r>
-      <w:r>
-        <w:rPr>
-          <w:rStyle w:val="VerbatimChar"/>
-        </w:rPr>
-        <w:t xml:space="preserve">#include &lt;cmath&gt;</w:t>
-      </w:r>
-      <w:r>
-        <w:br/>
-      </w:r>
-      <w:r>
-        <w:rPr>
-          <w:rStyle w:val="VerbatimChar"/>
-        </w:rPr>
-        <w:t xml:space="preserve">#include &lt;locale&gt;</w:t>
-      </w:r>
-      <w:r>
-        <w:br/>
-      </w:r>
-      <w:r>
-        <w:rPr>
-          <w:rStyle w:val="VerbatimChar"/>
-        </w:rPr>
-        <w:t xml:space="preserve">#include &lt;codecvt&gt;</w:t>
-      </w:r>
-      <w:r>
-        <w:br/>
-      </w:r>
-      <w:r>
-        <w:br/>
-      </w:r>
-      <w:r>
-        <w:rPr>
-          <w:rStyle w:val="VerbatimChar"/>
-        </w:rPr>
-        <w:t xml:space="preserve">#ifdef _WIN32</w:t>
-      </w:r>
-      <w:r>
-        <w:br/>
-      </w:r>
-      <w:r>
-        <w:rPr>
-          <w:rStyle w:val="VerbatimChar"/>
-        </w:rPr>
-        <w:t xml:space="preserve">#include &lt;io.h&gt;</w:t>
-      </w:r>
-      <w:r>
-        <w:br/>
-      </w:r>
-      <w:r>
-        <w:rPr>
-          <w:rStyle w:val="VerbatimChar"/>
-        </w:rPr>
-        <w:t xml:space="preserve">#include &lt;fcntl.h&gt;</w:t>
-      </w:r>
-      <w:r>
-        <w:br/>
-      </w:r>
-      <w:r>
-        <w:rPr>
-          <w:rStyle w:val="VerbatimChar"/>
-        </w:rPr>
-        <w:t xml:space="preserve">#endif</w:t>
-      </w:r>
-      <w:r>
-        <w:br/>
-      </w:r>
-      <w:r>
-        <w:br/>
-      </w:r>
-      <w:r>
-        <w:rPr>
-          <w:rStyle w:val="VerbatimChar"/>
-        </w:rPr>
-        <w:t xml:space="preserve">using namespace std;</w:t>
-      </w:r>
-      <w:r>
-        <w:br/>
-      </w:r>
-      <w:r>
-        <w:br/>
-      </w:r>
-      <w:r>
-        <w:rPr>
-          <w:rStyle w:val="VerbatimChar"/>
-        </w:rPr>
-        <w:t xml:space="preserve">const wstring ALPHA_LO = L"абвгґдеєжзиіїйклмнопрстуфхцчшщьюя";</w:t>
-      </w:r>
-      <w:r>
-        <w:br/>
-      </w:r>
-      <w:r>
-        <w:rPr>
-          <w:rStyle w:val="VerbatimChar"/>
-        </w:rPr>
-        <w:t xml:space="preserve">const wstring ALPHA_UP = L"АБВГҐДЕЄЖЗИІЇЙКЛМНОПРСТУФХЦЧШЩЬЮЯ";</w:t>
-      </w:r>
-      <w:r>
-        <w:br/>
-      </w:r>
-      <w:r>
-        <w:rPr>
-          <w:rStyle w:val="VerbatimChar"/>
-        </w:rPr>
-        <w:t xml:space="preserve">const int N = 33;</w:t>
-      </w:r>
-      <w:r>
-        <w:br/>
-      </w:r>
-      <w:r>
-        <w:br/>
-      </w:r>
-      <w:r>
-        <w:rPr>
-          <w:rStyle w:val="VerbatimChar"/>
-        </w:rPr>
-        <w:t xml:space="preserve">// Еталонні частоти літер української мови, %</w:t>
-      </w:r>
-      <w:r>
-        <w:br/>
-      </w:r>
-      <w:r>
-        <w:rPr>
-          <w:rStyle w:val="VerbatimChar"/>
-        </w:rPr>
-        <w:t xml:space="preserve">const double REF[N] = {</w:t>
-      </w:r>
-      <w:r>
-        <w:br/>
-      </w:r>
-      <w:r>
-        <w:rPr>
-          <w:rStyle w:val="VerbatimChar"/>
-        </w:rPr>
-        <w:t xml:space="preserve">    7.55, 1.78, 5.45, 1.47, 0.01, 3.46, 4.82, 0.52, 1.05, 2.41,</w:t>
-      </w:r>
-      <w:r>
-        <w:br/>
-      </w:r>
-      <w:r>
-        <w:rPr>
-          <w:rStyle w:val="VerbatimChar"/>
-        </w:rPr>
-        <w:t xml:space="preserve">    6.39, 5.97, 0.63, 1.26, 3.67, 3.56, 3.25, 6.39, 9.88, 3.04,</w:t>
-      </w:r>
-      <w:r>
-        <w:br/>
-      </w:r>
-      <w:r>
-        <w:rPr>
-          <w:rStyle w:val="VerbatimChar"/>
-        </w:rPr>
-        <w:t xml:space="preserve">    4.61, 4.40, 4.61, 3.56, 0.31, 1.26, 1.05, 1.36, 0.73, 0.42,</w:t>
-      </w:r>
-      <w:r>
-        <w:br/>
-      </w:r>
-      <w:r>
-        <w:rPr>
-          <w:rStyle w:val="VerbatimChar"/>
-        </w:rPr>
-        <w:t xml:space="preserve">    1.78, 0.94, 2.41</w:t>
-      </w:r>
-      <w:r>
-        <w:br/>
-      </w:r>
-      <w:r>
-        <w:rPr>
-          <w:rStyle w:val="VerbatimChar"/>
-        </w:rPr>
-        <w:t xml:space="preserve">};</w:t>
-      </w:r>
-      <w:r>
-        <w:br/>
-      </w:r>
-      <w:r>
-        <w:br/>
-      </w:r>
-      <w:r>
-        <w:rPr>
-          <w:rStyle w:val="VerbatimChar"/>
-        </w:rPr>
-        <w:t xml:space="preserve">// Пошук індексу літери в алфавіті</w:t>
-      </w:r>
-      <w:r>
-        <w:br/>
-      </w:r>
-      <w:r>
-        <w:rPr>
-          <w:rStyle w:val="VerbatimChar"/>
-        </w:rPr>
-        <w:t xml:space="preserve">int indexOf(wchar_t c, bool&amp; upper) {</w:t>
-      </w:r>
-      <w:r>
-        <w:br/>
-      </w:r>
-      <w:r>
-        <w:rPr>
-          <w:rStyle w:val="VerbatimChar"/>
-        </w:rPr>
-        <w:t xml:space="preserve">    size_t p = ALPHA_LO.find(c);</w:t>
-      </w:r>
-      <w:r>
-        <w:br/>
-      </w:r>
-      <w:r>
-        <w:rPr>
-          <w:rStyle w:val="VerbatimChar"/>
-        </w:rPr>
-        <w:t xml:space="preserve">    if (p != wstring::npos) { upper = false; return (int)p; }</w:t>
-      </w:r>
-      <w:r>
-        <w:br/>
-      </w:r>
-      <w:r>
-        <w:rPr>
-          <w:rStyle w:val="VerbatimChar"/>
-        </w:rPr>
-        <w:t xml:space="preserve">    p = ALPHA_UP.find(c);</w:t>
-      </w:r>
-      <w:r>
-        <w:br/>
-      </w:r>
-      <w:r>
-        <w:rPr>
-          <w:rStyle w:val="VerbatimChar"/>
-        </w:rPr>
-        <w:t xml:space="preserve">    if (p != wstring::npos) { upper = true; return (int)p; }</w:t>
-      </w:r>
-      <w:r>
-        <w:br/>
-      </w:r>
-      <w:r>
-        <w:rPr>
-          <w:rStyle w:val="VerbatimChar"/>
-        </w:rPr>
-        <w:t xml:space="preserve">    return -1;</w:t>
-      </w:r>
-      <w:r>
-        <w:br/>
-      </w:r>
-      <w:r>
-        <w:rPr>
-          <w:rStyle w:val="VerbatimChar"/>
-        </w:rPr>
-        <w:t xml:space="preserve">}</w:t>
-      </w:r>
-      <w:r>
-        <w:br/>
-      </w:r>
-      <w:r>
-        <w:br/>
-      </w:r>
-      <w:r>
-        <w:rPr>
-          <w:rStyle w:val="VerbatimChar"/>
-        </w:rPr>
-        <w:t xml:space="preserve">// Читання тексту з файлу</w:t>
-      </w:r>
-      <w:r>
-        <w:br/>
-      </w:r>
-      <w:r>
-        <w:rPr>
-          <w:rStyle w:val="VerbatimChar"/>
-        </w:rPr>
-        <w:t xml:space="preserve">wstring readFile(const string&amp; name) {</w:t>
-      </w:r>
-      <w:r>
-        <w:br/>
-      </w:r>
-      <w:r>
-        <w:rPr>
-          <w:rStyle w:val="VerbatimChar"/>
-        </w:rPr>
-        <w:t xml:space="preserve">    wifstream in(name);</w:t>
-      </w:r>
-      <w:r>
-        <w:br/>
-      </w:r>
-      <w:r>
-        <w:rPr>
-          <w:rStyle w:val="VerbatimChar"/>
-        </w:rPr>
-        <w:t xml:space="preserve">    if (!in) {</w:t>
-      </w:r>
-      <w:r>
-        <w:br/>
-      </w:r>
-      <w:r>
-        <w:rPr>
-          <w:rStyle w:val="VerbatimChar"/>
-        </w:rPr>
-        <w:t xml:space="preserve">        wcout &lt;&lt; L"Помилка: файл не знайдено!\n";</w:t>
-      </w:r>
-      <w:r>
-        <w:br/>
-      </w:r>
-      <w:r>
-        <w:rPr>
-          <w:rStyle w:val="VerbatimChar"/>
-        </w:rPr>
-        <w:t xml:space="preserve">        return L"";</w:t>
-      </w:r>
-      <w:r>
-        <w:br/>
-      </w:r>
-      <w:r>
-        <w:rPr>
-          <w:rStyle w:val="VerbatimChar"/>
-        </w:rPr>
-        <w:t xml:space="preserve">    }</w:t>
-      </w:r>
-      <w:r>
-        <w:br/>
-      </w:r>
-      <w:r>
-        <w:rPr>
-          <w:rStyle w:val="VerbatimChar"/>
-        </w:rPr>
-        <w:t xml:space="preserve">    in.imbue(locale(in.getloc(), new codecvt_utf8&lt;wchar_t&gt;));</w:t>
-      </w:r>
-      <w:r>
-        <w:br/>
-      </w:r>
-      <w:r>
-        <w:rPr>
-          <w:rStyle w:val="VerbatimChar"/>
-        </w:rPr>
-        <w:t xml:space="preserve">    wstring text((istreambuf_iterator&lt;wchar_t&gt;(in)),</w:t>
-      </w:r>
-      <w:r>
-        <w:br/>
-      </w:r>
-      <w:r>
-        <w:rPr>
-          <w:rStyle w:val="VerbatimChar"/>
-        </w:rPr>
-        <w:t xml:space="preserve">                  istreambuf_iterator&lt;wchar_t&gt;());</w:t>
-      </w:r>
-      <w:r>
-        <w:br/>
-      </w:r>
-      <w:r>
-        <w:rPr>
-          <w:rStyle w:val="VerbatimChar"/>
-        </w:rPr>
-        <w:t xml:space="preserve">    return text;</w:t>
-      </w:r>
-      <w:r>
-        <w:br/>
-      </w:r>
-      <w:r>
-        <w:rPr>
-          <w:rStyle w:val="VerbatimChar"/>
-        </w:rPr>
-        <w:t xml:space="preserve">}</w:t>
-      </w:r>
-      <w:r>
-        <w:br/>
-      </w:r>
-      <w:r>
-        <w:br/>
-      </w:r>
-      <w:r>
-        <w:rPr>
-          <w:rStyle w:val="VerbatimChar"/>
-        </w:rPr>
-        <w:t xml:space="preserve">// Запис тексту у файл</w:t>
-      </w:r>
-      <w:r>
-        <w:br/>
-      </w:r>
-      <w:r>
-        <w:rPr>
-          <w:rStyle w:val="VerbatimChar"/>
-        </w:rPr>
-        <w:t xml:space="preserve">bool writeFile(const string&amp; name, const wstring&amp; text) {</w:t>
-      </w:r>
-      <w:r>
-        <w:br/>
-      </w:r>
-      <w:r>
-        <w:rPr>
-          <w:rStyle w:val="VerbatimChar"/>
-        </w:rPr>
-        <w:t xml:space="preserve">    wofstream out(name);</w:t>
-      </w:r>
-      <w:r>
-        <w:br/>
-      </w:r>
-      <w:r>
-        <w:rPr>
-          <w:rStyle w:val="VerbatimChar"/>
-        </w:rPr>
-        <w:t xml:space="preserve">    if (!out) return false;</w:t>
-      </w:r>
-      <w:r>
-        <w:br/>
-      </w:r>
-      <w:r>
-        <w:rPr>
-          <w:rStyle w:val="VerbatimChar"/>
-        </w:rPr>
-        <w:t xml:space="preserve">    out.imbue(locale(out.getloc(), new codecvt_utf8&lt;wchar_t&gt;));</w:t>
-      </w:r>
-      <w:r>
-        <w:br/>
-      </w:r>
-      <w:r>
-        <w:rPr>
-          <w:rStyle w:val="VerbatimChar"/>
-        </w:rPr>
-        <w:t xml:space="preserve">    out &lt;&lt; text;</w:t>
-      </w:r>
-      <w:r>
-        <w:br/>
-      </w:r>
-      <w:r>
-        <w:rPr>
-          <w:rStyle w:val="VerbatimChar"/>
-        </w:rPr>
-        <w:t xml:space="preserve">    return true;</w:t>
-      </w:r>
-      <w:r>
-        <w:br/>
-      </w:r>
-      <w:r>
-        <w:rPr>
-          <w:rStyle w:val="VerbatimChar"/>
-        </w:rPr>
-        <w:t xml:space="preserve">}</w:t>
-      </w:r>
-      <w:r>
-        <w:br/>
-      </w:r>
-      <w:r>
-        <w:br/>
-      </w:r>
-      <w:r>
-        <w:rPr>
-          <w:rStyle w:val="VerbatimChar"/>
-        </w:rPr>
-        <w:t xml:space="preserve">// Зашифрування шифром Цезаря</w:t>
-      </w:r>
-      <w:r>
-        <w:br/>
-      </w:r>
-      <w:r>
-        <w:rPr>
-          <w:rStyle w:val="VerbatimChar"/>
-        </w:rPr>
-        <w:t xml:space="preserve">wstring encrypt(const wstring&amp; text, int k) {</w:t>
-      </w:r>
-      <w:r>
-        <w:br/>
-      </w:r>
-      <w:r>
-        <w:rPr>
-          <w:rStyle w:val="VerbatimChar"/>
-        </w:rPr>
-        <w:t xml:space="preserve">    k = ((k % N) + N) % N;</w:t>
-      </w:r>
-      <w:r>
-        <w:br/>
-      </w:r>
-      <w:r>
-        <w:rPr>
-          <w:rStyle w:val="VerbatimChar"/>
-        </w:rPr>
-        <w:t xml:space="preserve">    wstring res = text;</w:t>
-      </w:r>
-      <w:r>
-        <w:br/>
-      </w:r>
-      <w:r>
-        <w:rPr>
-          <w:rStyle w:val="VerbatimChar"/>
-        </w:rPr>
-        <w:t xml:space="preserve">    for (size_t i = 0; i &lt; res.size(); i++) {</w:t>
-      </w:r>
-      <w:r>
-        <w:br/>
-      </w:r>
-      <w:r>
-        <w:rPr>
-          <w:rStyle w:val="VerbatimChar"/>
-        </w:rPr>
-        <w:t xml:space="preserve">        bool up = false;</w:t>
-      </w:r>
-      <w:r>
-        <w:br/>
-      </w:r>
-      <w:r>
-        <w:rPr>
-          <w:rStyle w:val="VerbatimChar"/>
-        </w:rPr>
-        <w:t xml:space="preserve">        int p = indexOf(res[i], up);</w:t>
-      </w:r>
-      <w:r>
-        <w:br/>
-      </w:r>
-      <w:r>
-        <w:rPr>
-          <w:rStyle w:val="VerbatimChar"/>
-        </w:rPr>
-        <w:t xml:space="preserve">        if (p &gt;= 0)</w:t>
-      </w:r>
-      <w:r>
-        <w:br/>
-      </w:r>
-      <w:r>
-        <w:rPr>
-          <w:rStyle w:val="VerbatimChar"/>
-        </w:rPr>
-        <w:t xml:space="preserve">            res[i] = up ? ALPHA_UP[(p + k) % N] : ALPHA_LO[(p + k) % N];</w:t>
-      </w:r>
-      <w:r>
-        <w:br/>
-      </w:r>
-      <w:r>
-        <w:rPr>
-          <w:rStyle w:val="VerbatimChar"/>
-        </w:rPr>
-        <w:t xml:space="preserve">    }</w:t>
-      </w:r>
-      <w:r>
-        <w:br/>
-      </w:r>
-      <w:r>
-        <w:rPr>
-          <w:rStyle w:val="VerbatimChar"/>
-        </w:rPr>
-        <w:t xml:space="preserve">    return res;</w:t>
-      </w:r>
-      <w:r>
-        <w:br/>
-      </w:r>
-      <w:r>
-        <w:rPr>
-          <w:rStyle w:val="VerbatimChar"/>
-        </w:rPr>
-        <w:t xml:space="preserve">}</w:t>
-      </w:r>
-      <w:r>
-        <w:br/>
-      </w:r>
-      <w:r>
-        <w:br/>
-      </w:r>
-      <w:r>
-        <w:rPr>
-          <w:rStyle w:val="VerbatimChar"/>
-        </w:rPr>
-        <w:t xml:space="preserve">// Розшифрування шифром Цезаря</w:t>
-      </w:r>
-      <w:r>
-        <w:br/>
-      </w:r>
-      <w:r>
-        <w:rPr>
-          <w:rStyle w:val="VerbatimChar"/>
-        </w:rPr>
-        <w:t xml:space="preserve">wstring decrypt(const wstring&amp; text, int k) {</w:t>
-      </w:r>
-      <w:r>
-        <w:br/>
-      </w:r>
-      <w:r>
-        <w:rPr>
-          <w:rStyle w:val="VerbatimChar"/>
-        </w:rPr>
-        <w:t xml:space="preserve">    return encrypt(text, N - ((k % N) + N) % N);</w:t>
-      </w:r>
-      <w:r>
-        <w:br/>
-      </w:r>
-      <w:r>
-        <w:rPr>
-          <w:rStyle w:val="VerbatimChar"/>
-        </w:rPr>
-        <w:t xml:space="preserve">}</w:t>
-      </w:r>
-      <w:r>
-        <w:br/>
-      </w:r>
-      <w:r>
-        <w:br/>
-      </w:r>
-      <w:r>
-        <w:rPr>
-          <w:rStyle w:val="VerbatimChar"/>
-        </w:rPr>
-        <w:t xml:space="preserve">// Підрахунок частот літер</w:t>
-      </w:r>
-      <w:r>
-        <w:br/>
-      </w:r>
-      <w:r>
-        <w:rPr>
-          <w:rStyle w:val="VerbatimChar"/>
-        </w:rPr>
-        <w:t xml:space="preserve">vector&lt;double&gt; frequencies(const wstring&amp; text, long&amp; total) {</w:t>
-      </w:r>
-      <w:r>
-        <w:br/>
-      </w:r>
-      <w:r>
-        <w:rPr>
-          <w:rStyle w:val="VerbatimChar"/>
-        </w:rPr>
-        <w:t xml:space="preserve">    vector&lt;double&gt; f(N, 0.0);</w:t>
-      </w:r>
-      <w:r>
-        <w:br/>
-      </w:r>
-      <w:r>
-        <w:rPr>
-          <w:rStyle w:val="VerbatimChar"/>
-        </w:rPr>
-        <w:t xml:space="preserve">    total = 0;</w:t>
-      </w:r>
-      <w:r>
-        <w:br/>
-      </w:r>
-      <w:r>
-        <w:rPr>
-          <w:rStyle w:val="VerbatimChar"/>
-        </w:rPr>
-        <w:t xml:space="preserve">    for (size_t i = 0; i &lt; text.size(); i++) {</w:t>
-      </w:r>
-      <w:r>
-        <w:br/>
-      </w:r>
-      <w:r>
-        <w:rPr>
-          <w:rStyle w:val="VerbatimChar"/>
-        </w:rPr>
-        <w:t xml:space="preserve">        bool up = false;</w:t>
-      </w:r>
-      <w:r>
-        <w:br/>
-      </w:r>
-      <w:r>
-        <w:rPr>
-          <w:rStyle w:val="VerbatimChar"/>
-        </w:rPr>
-        <w:t xml:space="preserve">        int p = indexOf(text[i], up);</w:t>
-      </w:r>
-      <w:r>
-        <w:br/>
-      </w:r>
-      <w:r>
-        <w:rPr>
-          <w:rStyle w:val="VerbatimChar"/>
-        </w:rPr>
-        <w:t xml:space="preserve">        if (p &gt;= 0) { f[p] += 1.0; total++; }</w:t>
-      </w:r>
-      <w:r>
-        <w:br/>
-      </w:r>
-      <w:r>
-        <w:rPr>
-          <w:rStyle w:val="VerbatimChar"/>
-        </w:rPr>
-        <w:t xml:space="preserve">    }</w:t>
-      </w:r>
-      <w:r>
-        <w:br/>
-      </w:r>
-      <w:r>
-        <w:rPr>
-          <w:rStyle w:val="VerbatimChar"/>
-        </w:rPr>
-        <w:t xml:space="preserve">    if (total &gt; 0)</w:t>
-      </w:r>
-      <w:r>
-        <w:br/>
-      </w:r>
-      <w:r>
-        <w:rPr>
-          <w:rStyle w:val="VerbatimChar"/>
-        </w:rPr>
-        <w:t xml:space="preserve">        for (int i = 0; i &lt; N; i++)</w:t>
-      </w:r>
-      <w:r>
-        <w:br/>
-      </w:r>
-      <w:r>
-        <w:rPr>
-          <w:rStyle w:val="VerbatimChar"/>
-        </w:rPr>
-        <w:t xml:space="preserve">            f[i] = f[i] * 100.0 / total;</w:t>
-      </w:r>
-      <w:r>
-        <w:br/>
-      </w:r>
-      <w:r>
-        <w:rPr>
-          <w:rStyle w:val="VerbatimChar"/>
-        </w:rPr>
-        <w:t xml:space="preserve">    return f;</w:t>
-      </w:r>
-      <w:r>
-        <w:br/>
-      </w:r>
-      <w:r>
-        <w:rPr>
-          <w:rStyle w:val="VerbatimChar"/>
-        </w:rPr>
-        <w:t xml:space="preserve">}</w:t>
-      </w:r>
-      <w:r>
-        <w:br/>
-      </w:r>
-      <w:r>
-        <w:br/>
-      </w:r>
-      <w:r>
-        <w:rPr>
-          <w:rStyle w:val="VerbatimChar"/>
-        </w:rPr>
-        <w:t xml:space="preserve">// Друк таблиці частот із гістограмою</w:t>
-      </w:r>
-      <w:r>
-        <w:br/>
-      </w:r>
-      <w:r>
-        <w:rPr>
-          <w:rStyle w:val="VerbatimChar"/>
-        </w:rPr>
-        <w:t xml:space="preserve">void printFrequencies(const vector&lt;double&gt;&amp; f, long total) {</w:t>
-      </w:r>
-      <w:r>
-        <w:br/>
-      </w:r>
-      <w:r>
-        <w:rPr>
-          <w:rStyle w:val="VerbatimChar"/>
-        </w:rPr>
-        <w:t xml:space="preserve">    wcout &lt;&lt; L"+-------+----------+----------+----------------------+\n";</w:t>
-      </w:r>
-      <w:r>
-        <w:br/>
-      </w:r>
-      <w:r>
-        <w:rPr>
-          <w:rStyle w:val="VerbatimChar"/>
-        </w:rPr>
-        <w:t xml:space="preserve">    wcout &lt;&lt; L"| Літера| Частота  | Еталон   | Гістограма           |\n";</w:t>
-      </w:r>
-      <w:r>
-        <w:br/>
-      </w:r>
-      <w:r>
-        <w:rPr>
-          <w:rStyle w:val="VerbatimChar"/>
-        </w:rPr>
-        <w:t xml:space="preserve">    wcout &lt;&lt; L"+-------+----------+----------+----------------------+\n";</w:t>
-      </w:r>
-      <w:r>
-        <w:br/>
-      </w:r>
-      <w:r>
-        <w:rPr>
-          <w:rStyle w:val="VerbatimChar"/>
-        </w:rPr>
-        <w:t xml:space="preserve">    for (int i = 0; i &lt; N; i++) {</w:t>
-      </w:r>
-      <w:r>
-        <w:br/>
-      </w:r>
-      <w:r>
-        <w:rPr>
-          <w:rStyle w:val="VerbatimChar"/>
-        </w:rPr>
-        <w:t xml:space="preserve">        wcout &lt;&lt; L"| " &lt;&lt; ALPHA_LO[i] &lt;&lt; L"     | "</w:t>
-      </w:r>
-      <w:r>
-        <w:br/>
-      </w:r>
-      <w:r>
-        <w:rPr>
-          <w:rStyle w:val="VerbatimChar"/>
-        </w:rPr>
-        <w:t xml:space="preserve">              &lt;&lt; fixed &lt;&lt; setprecision(2) &lt;&lt; setw(6) &lt;&lt; f[i] &lt;&lt; L" % | "</w:t>
-      </w:r>
-      <w:r>
-        <w:br/>
-      </w:r>
-      <w:r>
-        <w:rPr>
-          <w:rStyle w:val="VerbatimChar"/>
-        </w:rPr>
-        <w:t xml:space="preserve">              &lt;&lt; setw(6) &lt;&lt; REF[i] &lt;&lt; L" % | ";</w:t>
-      </w:r>
-      <w:r>
-        <w:br/>
-      </w:r>
-      <w:r>
-        <w:rPr>
-          <w:rStyle w:val="VerbatimChar"/>
-        </w:rPr>
-        <w:t xml:space="preserve">        int bars = (int)(f[i] * 2 + 0.5);</w:t>
-      </w:r>
-      <w:r>
-        <w:br/>
-      </w:r>
-      <w:r>
-        <w:rPr>
-          <w:rStyle w:val="VerbatimChar"/>
-        </w:rPr>
-        <w:t xml:space="preserve">        wstring bar(bars &gt; 20 ? 20 : bars, L'#');</w:t>
-      </w:r>
-      <w:r>
-        <w:br/>
-      </w:r>
-      <w:r>
-        <w:rPr>
-          <w:rStyle w:val="VerbatimChar"/>
-        </w:rPr>
-        <w:t xml:space="preserve">        wcout &lt;&lt; left &lt;&lt; setw(20) &lt;&lt; bar &lt;&lt; right &lt;&lt; L" |\n";</w:t>
-      </w:r>
-      <w:r>
-        <w:br/>
-      </w:r>
-      <w:r>
-        <w:rPr>
-          <w:rStyle w:val="VerbatimChar"/>
-        </w:rPr>
-        <w:t xml:space="preserve">    }</w:t>
-      </w:r>
-      <w:r>
-        <w:br/>
-      </w:r>
-      <w:r>
-        <w:rPr>
-          <w:rStyle w:val="VerbatimChar"/>
-        </w:rPr>
-        <w:t xml:space="preserve">    wcout &lt;&lt; L"+-------+----------+----------+----------------------+\n";</w:t>
-      </w:r>
-      <w:r>
-        <w:br/>
-      </w:r>
-      <w:r>
-        <w:rPr>
-          <w:rStyle w:val="VerbatimChar"/>
-        </w:rPr>
-        <w:t xml:space="preserve">    wcout &lt;&lt; L"Усього літер у тексті: " &lt;&lt; total &lt;&lt; L"\n";</w:t>
-      </w:r>
-      <w:r>
-        <w:br/>
-      </w:r>
-      <w:r>
-        <w:rPr>
-          <w:rStyle w:val="VerbatimChar"/>
-        </w:rPr>
-        <w:t xml:space="preserve">}</w:t>
-      </w:r>
-      <w:r>
-        <w:br/>
-      </w:r>
-      <w:r>
-        <w:br/>
-      </w:r>
-      <w:r>
-        <w:rPr>
-          <w:rStyle w:val="VerbatimChar"/>
-        </w:rPr>
-        <w:t xml:space="preserve">// Злам повним перебором ключів</w:t>
-      </w:r>
-      <w:r>
-        <w:br/>
-      </w:r>
-      <w:r>
-        <w:rPr>
-          <w:rStyle w:val="VerbatimChar"/>
-        </w:rPr>
-        <w:t xml:space="preserve">void bruteForce(const wstring&amp; text) {</w:t>
-      </w:r>
-      <w:r>
-        <w:br/>
-      </w:r>
-      <w:r>
-        <w:rPr>
-          <w:rStyle w:val="VerbatimChar"/>
-        </w:rPr>
-        <w:t xml:space="preserve">    wcout &lt;&lt; L"Перебір усіх " &lt;&lt; N - 1 &lt;&lt; L" можливих ключів:\n";</w:t>
-      </w:r>
-      <w:r>
-        <w:br/>
-      </w:r>
-      <w:r>
-        <w:rPr>
-          <w:rStyle w:val="VerbatimChar"/>
-        </w:rPr>
-        <w:t xml:space="preserve">    for (int k = 1; k &lt; N; k++) {</w:t>
-      </w:r>
-      <w:r>
-        <w:br/>
-      </w:r>
-      <w:r>
-        <w:rPr>
-          <w:rStyle w:val="VerbatimChar"/>
-        </w:rPr>
-        <w:t xml:space="preserve">        wstring t = decrypt(text, k);</w:t>
-      </w:r>
-      <w:r>
-        <w:br/>
-      </w:r>
-      <w:r>
-        <w:rPr>
-          <w:rStyle w:val="VerbatimChar"/>
-        </w:rPr>
-        <w:t xml:space="preserve">        if (t.size() &gt; 48) t = t.substr(0, 48) + L"...";</w:t>
-      </w:r>
-      <w:r>
-        <w:br/>
-      </w:r>
-      <w:r>
-        <w:rPr>
-          <w:rStyle w:val="VerbatimChar"/>
-        </w:rPr>
-        <w:t xml:space="preserve">        wcout &lt;&lt; L"k = " &lt;&lt; setw(2) &lt;&lt; k &lt;&lt; L" : " &lt;&lt; t &lt;&lt; L"\n";</w:t>
-      </w:r>
-      <w:r>
-        <w:br/>
-      </w:r>
-      <w:r>
-        <w:rPr>
-          <w:rStyle w:val="VerbatimChar"/>
-        </w:rPr>
-        <w:t xml:space="preserve">    }</w:t>
-      </w:r>
-      <w:r>
-        <w:br/>
-      </w:r>
-      <w:r>
-        <w:rPr>
-          <w:rStyle w:val="VerbatimChar"/>
-        </w:rPr>
-        <w:t xml:space="preserve">}</w:t>
-      </w:r>
-      <w:r>
-        <w:br/>
-      </w:r>
-      <w:r>
-        <w:br/>
-      </w:r>
-      <w:r>
-        <w:rPr>
-          <w:rStyle w:val="VerbatimChar"/>
-        </w:rPr>
-        <w:t xml:space="preserve">// Автоматичне визначення ключа за критерієм хі-квадрат</w:t>
-      </w:r>
-      <w:r>
-        <w:br/>
-      </w:r>
-      <w:r>
-        <w:rPr>
-          <w:rStyle w:val="VerbatimChar"/>
-        </w:rPr>
-        <w:t xml:space="preserve">int findKey(const wstring&amp; text, double&amp; bestChi) {</w:t>
-      </w:r>
-      <w:r>
-        <w:br/>
-      </w:r>
-      <w:r>
-        <w:rPr>
-          <w:rStyle w:val="VerbatimChar"/>
-        </w:rPr>
-        <w:t xml:space="preserve">    int bestK = 0;</w:t>
-      </w:r>
-      <w:r>
-        <w:br/>
-      </w:r>
-      <w:r>
-        <w:rPr>
-          <w:rStyle w:val="VerbatimChar"/>
-        </w:rPr>
-        <w:t xml:space="preserve">    bestChi = 1e18;</w:t>
-      </w:r>
-      <w:r>
-        <w:br/>
-      </w:r>
-      <w:r>
-        <w:rPr>
-          <w:rStyle w:val="VerbatimChar"/>
-        </w:rPr>
-        <w:t xml:space="preserve">    for (int k = 0; k &lt; N; k++) {</w:t>
-      </w:r>
-      <w:r>
-        <w:br/>
-      </w:r>
-      <w:r>
-        <w:rPr>
-          <w:rStyle w:val="VerbatimChar"/>
-        </w:rPr>
-        <w:t xml:space="preserve">        long total = 0;</w:t>
-      </w:r>
-      <w:r>
-        <w:br/>
-      </w:r>
-      <w:r>
-        <w:rPr>
-          <w:rStyle w:val="VerbatimChar"/>
-        </w:rPr>
-        <w:t xml:space="preserve">        vector&lt;double&gt; f = frequencies(decrypt(text, k), total);</w:t>
-      </w:r>
-      <w:r>
-        <w:br/>
-      </w:r>
-      <w:r>
-        <w:rPr>
-          <w:rStyle w:val="VerbatimChar"/>
-        </w:rPr>
-        <w:t xml:space="preserve">        if (total == 0) return 0;</w:t>
-      </w:r>
-      <w:r>
-        <w:br/>
-      </w:r>
-      <w:r>
-        <w:rPr>
-          <w:rStyle w:val="VerbatimChar"/>
-        </w:rPr>
-        <w:t xml:space="preserve">        double chi = 0.0;</w:t>
-      </w:r>
-      <w:r>
-        <w:br/>
-      </w:r>
-      <w:r>
-        <w:rPr>
-          <w:rStyle w:val="VerbatimChar"/>
-        </w:rPr>
-        <w:t xml:space="preserve">        for (int i = 0; i &lt; N; i++) {</w:t>
-      </w:r>
-      <w:r>
-        <w:br/>
-      </w:r>
-      <w:r>
-        <w:rPr>
-          <w:rStyle w:val="VerbatimChar"/>
-        </w:rPr>
-        <w:t xml:space="preserve">            double obs = f[i] * total / 100.0;</w:t>
-      </w:r>
-      <w:r>
-        <w:br/>
-      </w:r>
-      <w:r>
-        <w:rPr>
-          <w:rStyle w:val="VerbatimChar"/>
-        </w:rPr>
-        <w:t xml:space="preserve">            double exp = REF[i] * total / 100.0;</w:t>
-      </w:r>
-      <w:r>
-        <w:br/>
-      </w:r>
-      <w:r>
-        <w:rPr>
-          <w:rStyle w:val="VerbatimChar"/>
-        </w:rPr>
-        <w:t xml:space="preserve">            if (exp &lt; 0.5) exp = 0.5;</w:t>
-      </w:r>
-      <w:r>
-        <w:br/>
-      </w:r>
-      <w:r>
-        <w:rPr>
-          <w:rStyle w:val="VerbatimChar"/>
-        </w:rPr>
-        <w:t xml:space="preserve">            chi += (obs - exp) * (obs - exp) / exp;</w:t>
-      </w:r>
-      <w:r>
-        <w:br/>
-      </w:r>
-      <w:r>
-        <w:rPr>
-          <w:rStyle w:val="VerbatimChar"/>
-        </w:rPr>
-        <w:t xml:space="preserve">        }</w:t>
-      </w:r>
-      <w:r>
-        <w:br/>
-      </w:r>
-      <w:r>
-        <w:rPr>
-          <w:rStyle w:val="VerbatimChar"/>
-        </w:rPr>
-        <w:t xml:space="preserve">        if (chi &lt; bestChi) { bestChi = chi; bestK = k; }</w:t>
-      </w:r>
-      <w:r>
-        <w:br/>
-      </w:r>
-      <w:r>
-        <w:rPr>
-          <w:rStyle w:val="VerbatimChar"/>
-        </w:rPr>
-        <w:t xml:space="preserve">    }</w:t>
-      </w:r>
-      <w:r>
-        <w:br/>
-      </w:r>
-      <w:r>
-        <w:rPr>
-          <w:rStyle w:val="VerbatimChar"/>
-        </w:rPr>
-        <w:t xml:space="preserve">    return bestK;</w:t>
-      </w:r>
-      <w:r>
-        <w:br/>
-      </w:r>
-      <w:r>
-        <w:rPr>
-          <w:rStyle w:val="VerbatimChar"/>
-        </w:rPr>
-        <w:t xml:space="preserve">}</w:t>
-      </w:r>
-      <w:r>
-        <w:br/>
-      </w:r>
-      <w:r>
-        <w:br/>
-      </w:r>
-      <w:r>
-        <w:rPr>
-          <w:rStyle w:val="VerbatimChar"/>
-        </w:rPr>
-        <w:t xml:space="preserve">// Меню користувача</w:t>
-      </w:r>
-      <w:r>
-        <w:br/>
-      </w:r>
-      <w:r>
-        <w:rPr>
-          <w:rStyle w:val="VerbatimChar"/>
-        </w:rPr>
-        <w:t xml:space="preserve">void menu() {</w:t>
-      </w:r>
-      <w:r>
-        <w:br/>
-      </w:r>
-      <w:r>
-        <w:rPr>
-          <w:rStyle w:val="VerbatimChar"/>
-        </w:rPr>
-        <w:t xml:space="preserve">    wcout &lt;&lt; L"\n=============== МЕНЮ ===============\n"</w:t>
-      </w:r>
-      <w:r>
-        <w:br/>
-      </w:r>
-      <w:r>
-        <w:rPr>
-          <w:rStyle w:val="VerbatimChar"/>
-        </w:rPr>
-        <w:t xml:space="preserve">          &lt;&lt; L" 1 - завантажити текст із файлу\n"</w:t>
-      </w:r>
-      <w:r>
-        <w:br/>
-      </w:r>
-      <w:r>
-        <w:rPr>
-          <w:rStyle w:val="VerbatimChar"/>
-        </w:rPr>
-        <w:t xml:space="preserve">          &lt;&lt; L" 2 - показати поточний текст\n"</w:t>
-      </w:r>
-      <w:r>
-        <w:br/>
-      </w:r>
-      <w:r>
-        <w:rPr>
-          <w:rStyle w:val="VerbatimChar"/>
-        </w:rPr>
-        <w:t xml:space="preserve">          &lt;&lt; L" 3 - зашифрувати шифром Цезаря\n"</w:t>
-      </w:r>
-      <w:r>
-        <w:br/>
-      </w:r>
-      <w:r>
-        <w:rPr>
-          <w:rStyle w:val="VerbatimChar"/>
-        </w:rPr>
-        <w:t xml:space="preserve">          &lt;&lt; L" 4 - розшифрувати за відомим ключем\n"</w:t>
-      </w:r>
-      <w:r>
-        <w:br/>
-      </w:r>
-      <w:r>
-        <w:rPr>
-          <w:rStyle w:val="VerbatimChar"/>
-        </w:rPr>
-        <w:t xml:space="preserve">          &lt;&lt; L" 5 - частотний аналіз тексту\n"</w:t>
-      </w:r>
-      <w:r>
-        <w:br/>
-      </w:r>
-      <w:r>
-        <w:rPr>
-          <w:rStyle w:val="VerbatimChar"/>
-        </w:rPr>
-        <w:t xml:space="preserve">          &lt;&lt; L" 6 - злам повним перебором ключів\n"</w:t>
-      </w:r>
-      <w:r>
-        <w:br/>
-      </w:r>
-      <w:r>
-        <w:rPr>
-          <w:rStyle w:val="VerbatimChar"/>
-        </w:rPr>
-        <w:t xml:space="preserve">          &lt;&lt; L" 7 - автоматичне визначення ключа\n"</w:t>
-      </w:r>
-      <w:r>
-        <w:br/>
-      </w:r>
-      <w:r>
-        <w:rPr>
-          <w:rStyle w:val="VerbatimChar"/>
-        </w:rPr>
-        <w:t xml:space="preserve">          &lt;&lt; L" 8 - зберегти текст у файл\n"</w:t>
-      </w:r>
-      <w:r>
-        <w:br/>
-      </w:r>
-      <w:r>
-        <w:rPr>
-          <w:rStyle w:val="VerbatimChar"/>
-        </w:rPr>
-        <w:t xml:space="preserve">          &lt;&lt; L" 0 - вихід\n"</w:t>
-      </w:r>
-      <w:r>
-        <w:br/>
-      </w:r>
-      <w:r>
-        <w:rPr>
-          <w:rStyle w:val="VerbatimChar"/>
-        </w:rPr>
-        <w:t xml:space="preserve">          &lt;&lt; L"====================================\n"</w:t>
-      </w:r>
-      <w:r>
-        <w:br/>
-      </w:r>
-      <w:r>
-        <w:rPr>
-          <w:rStyle w:val="VerbatimChar"/>
-        </w:rPr>
-        <w:t xml:space="preserve">          &lt;&lt; L"Ваш вибір: ";</w:t>
-      </w:r>
-      <w:r>
-        <w:br/>
-      </w:r>
-      <w:r>
-        <w:rPr>
-          <w:rStyle w:val="VerbatimChar"/>
-        </w:rPr>
-        <w:t xml:space="preserve">}</w:t>
-      </w:r>
-      <w:r>
-        <w:br/>
-      </w:r>
-      <w:r>
-        <w:br/>
-      </w:r>
-      <w:r>
-        <w:rPr>
-          <w:rStyle w:val="VerbatimChar"/>
-        </w:rPr>
-        <w:t xml:space="preserve">int main() {</w:t>
-      </w:r>
-      <w:r>
-        <w:br/>
-      </w:r>
-      <w:r>
-        <w:rPr>
-          <w:rStyle w:val="VerbatimChar"/>
-        </w:rPr>
-        <w:t xml:space="preserve">#ifdef _WIN32</w:t>
-      </w:r>
-      <w:r>
-        <w:br/>
-      </w:r>
-      <w:r>
-        <w:rPr>
-          <w:rStyle w:val="VerbatimChar"/>
-        </w:rPr>
-        <w:t xml:space="preserve">    _setmode(_fileno(stdout), _O_U16TEXT);</w:t>
-      </w:r>
-      <w:r>
-        <w:br/>
-      </w:r>
-      <w:r>
-        <w:rPr>
-          <w:rStyle w:val="VerbatimChar"/>
-        </w:rPr>
-        <w:t xml:space="preserve">    _setmode(_fileno(stdin), _O_U16TEXT);</w:t>
-      </w:r>
-      <w:r>
-        <w:br/>
-      </w:r>
-      <w:r>
-        <w:rPr>
-          <w:rStyle w:val="VerbatimChar"/>
-        </w:rPr>
-        <w:t xml:space="preserve">#else</w:t>
-      </w:r>
-      <w:r>
-        <w:br/>
-      </w:r>
-      <w:r>
-        <w:rPr>
-          <w:rStyle w:val="VerbatimChar"/>
-        </w:rPr>
-        <w:t xml:space="preserve">    locale::global(locale(""));</w:t>
-      </w:r>
-      <w:r>
-        <w:br/>
-      </w:r>
-      <w:r>
-        <w:rPr>
-          <w:rStyle w:val="VerbatimChar"/>
-        </w:rPr>
-        <w:t xml:space="preserve">    wcout.imbue(locale());</w:t>
-      </w:r>
-      <w:r>
-        <w:br/>
-      </w:r>
-      <w:r>
-        <w:rPr>
-          <w:rStyle w:val="VerbatimChar"/>
-        </w:rPr>
-        <w:t xml:space="preserve">#endif</w:t>
-      </w:r>
-      <w:r>
-        <w:br/>
-      </w:r>
-      <w:r>
-        <w:br/>
-      </w:r>
-      <w:r>
-        <w:rPr>
-          <w:rStyle w:val="VerbatimChar"/>
-        </w:rPr>
-        <w:t xml:space="preserve">    wstring text = L"";</w:t>
-      </w:r>
-      <w:r>
-        <w:br/>
-      </w:r>
-      <w:r>
-        <w:rPr>
-          <w:rStyle w:val="VerbatimChar"/>
-        </w:rPr>
-        <w:t xml:space="preserve">    int item = -1, k = 0;</w:t>
-      </w:r>
-      <w:r>
-        <w:br/>
-      </w:r>
-      <w:r>
-        <w:rPr>
-          <w:rStyle w:val="VerbatimChar"/>
-        </w:rPr>
-        <w:t xml:space="preserve">    long total = 0;</w:t>
-      </w:r>
-      <w:r>
-        <w:br/>
-      </w:r>
-      <w:r>
-        <w:br/>
-      </w:r>
-      <w:r>
-        <w:rPr>
-          <w:rStyle w:val="VerbatimChar"/>
-        </w:rPr>
-        <w:t xml:space="preserve">    while (item != 0) {</w:t>
-      </w:r>
-      <w:r>
-        <w:br/>
-      </w:r>
-      <w:r>
-        <w:rPr>
-          <w:rStyle w:val="VerbatimChar"/>
-        </w:rPr>
-        <w:t xml:space="preserve">        menu();</w:t>
-      </w:r>
-      <w:r>
-        <w:br/>
-      </w:r>
-      <w:r>
-        <w:rPr>
-          <w:rStyle w:val="VerbatimChar"/>
-        </w:rPr>
-        <w:t xml:space="preserve">        if (!(wcin &gt;&gt; item)) {</w:t>
-      </w:r>
-      <w:r>
-        <w:br/>
-      </w:r>
-      <w:r>
-        <w:rPr>
-          <w:rStyle w:val="VerbatimChar"/>
-        </w:rPr>
-        <w:t xml:space="preserve">            // Кінець введення (Ctrl+D, Ctrl+Z або перенаправлений файл) —</w:t>
-      </w:r>
-      <w:r>
-        <w:br/>
-      </w:r>
-      <w:r>
-        <w:rPr>
-          <w:rStyle w:val="VerbatimChar"/>
-        </w:rPr>
-        <w:t xml:space="preserve">            // виходимо, інакше цикл крутився б нескінченно</w:t>
-      </w:r>
-      <w:r>
-        <w:br/>
-      </w:r>
-      <w:r>
-        <w:rPr>
-          <w:rStyle w:val="VerbatimChar"/>
-        </w:rPr>
-        <w:t xml:space="preserve">            if (wcin.eof()) break;</w:t>
-      </w:r>
-      <w:r>
-        <w:br/>
-      </w:r>
-      <w:r>
-        <w:rPr>
-          <w:rStyle w:val="VerbatimChar"/>
-        </w:rPr>
-        <w:t xml:space="preserve">            wcin.clear();</w:t>
-      </w:r>
-      <w:r>
-        <w:br/>
-      </w:r>
-      <w:r>
-        <w:rPr>
-          <w:rStyle w:val="VerbatimChar"/>
-        </w:rPr>
-        <w:t xml:space="preserve">            wcin.ignore(1000, L'\n');</w:t>
-      </w:r>
-      <w:r>
-        <w:br/>
-      </w:r>
-      <w:r>
-        <w:rPr>
-          <w:rStyle w:val="VerbatimChar"/>
-        </w:rPr>
-        <w:t xml:space="preserve">            item = -1;</w:t>
-      </w:r>
-      <w:r>
-        <w:br/>
-      </w:r>
-      <w:r>
-        <w:rPr>
-          <w:rStyle w:val="VerbatimChar"/>
-        </w:rPr>
-        <w:t xml:space="preserve">        }</w:t>
-      </w:r>
-      <w:r>
-        <w:br/>
-      </w:r>
-      <w:r>
-        <w:rPr>
-          <w:rStyle w:val="VerbatimChar"/>
-        </w:rPr>
-        <w:t xml:space="preserve">        switch (item) {</w:t>
-      </w:r>
-      <w:r>
-        <w:br/>
-      </w:r>
-      <w:r>
-        <w:rPr>
-          <w:rStyle w:val="VerbatimChar"/>
-        </w:rPr>
-        <w:t xml:space="preserve">            case 1:</w:t>
-      </w:r>
-      <w:r>
-        <w:br/>
-      </w:r>
-      <w:r>
-        <w:rPr>
-          <w:rStyle w:val="VerbatimChar"/>
-        </w:rPr>
-        <w:t xml:space="preserve">                text = readFile("plain.txt");</w:t>
-      </w:r>
-      <w:r>
-        <w:br/>
-      </w:r>
-      <w:r>
-        <w:rPr>
-          <w:rStyle w:val="VerbatimChar"/>
-        </w:rPr>
-        <w:t xml:space="preserve">                if (!text.empty())</w:t>
-      </w:r>
-      <w:r>
-        <w:br/>
-      </w:r>
-      <w:r>
-        <w:rPr>
-          <w:rStyle w:val="VerbatimChar"/>
-        </w:rPr>
-        <w:t xml:space="preserve">                    wcout &lt;&lt; L"Текст завантажено, символів: "</w:t>
-      </w:r>
-      <w:r>
-        <w:br/>
-      </w:r>
-      <w:r>
-        <w:rPr>
-          <w:rStyle w:val="VerbatimChar"/>
-        </w:rPr>
-        <w:t xml:space="preserve">                          &lt;&lt; text.size() &lt;&lt; L"\n";</w:t>
-      </w:r>
-      <w:r>
-        <w:br/>
-      </w:r>
-      <w:r>
-        <w:rPr>
-          <w:rStyle w:val="VerbatimChar"/>
-        </w:rPr>
-        <w:t xml:space="preserve">                break;</w:t>
-      </w:r>
-      <w:r>
-        <w:br/>
-      </w:r>
-      <w:r>
-        <w:rPr>
-          <w:rStyle w:val="VerbatimChar"/>
-        </w:rPr>
-        <w:t xml:space="preserve">            case 2:</w:t>
-      </w:r>
-      <w:r>
-        <w:br/>
-      </w:r>
-      <w:r>
-        <w:rPr>
-          <w:rStyle w:val="VerbatimChar"/>
-        </w:rPr>
-        <w:t xml:space="preserve">                wcout &lt;&lt; L"--- Поточний текст ---\n" &lt;&lt; text &lt;&lt; L"\n";</w:t>
-      </w:r>
-      <w:r>
-        <w:br/>
-      </w:r>
-      <w:r>
-        <w:rPr>
-          <w:rStyle w:val="VerbatimChar"/>
-        </w:rPr>
-        <w:t xml:space="preserve">                break;</w:t>
-      </w:r>
-      <w:r>
-        <w:br/>
-      </w:r>
-      <w:r>
-        <w:rPr>
-          <w:rStyle w:val="VerbatimChar"/>
-        </w:rPr>
-        <w:t xml:space="preserve">            case 3:</w:t>
-      </w:r>
-      <w:r>
-        <w:br/>
-      </w:r>
-      <w:r>
-        <w:rPr>
-          <w:rStyle w:val="VerbatimChar"/>
-        </w:rPr>
-        <w:t xml:space="preserve">                wcout &lt;&lt; L"Введіть ключ (1.." &lt;&lt; N - 1 &lt;&lt; L"): ";</w:t>
-      </w:r>
-      <w:r>
-        <w:br/>
-      </w:r>
-      <w:r>
-        <w:rPr>
-          <w:rStyle w:val="VerbatimChar"/>
-        </w:rPr>
-        <w:t xml:space="preserve">                wcin &gt;&gt; k;</w:t>
-      </w:r>
-      <w:r>
-        <w:br/>
-      </w:r>
-      <w:r>
-        <w:rPr>
-          <w:rStyle w:val="VerbatimChar"/>
-        </w:rPr>
-        <w:t xml:space="preserve">                if (k &lt; 1 || k &gt; N - 1) {</w:t>
-      </w:r>
-      <w:r>
-        <w:br/>
-      </w:r>
-      <w:r>
-        <w:rPr>
-          <w:rStyle w:val="VerbatimChar"/>
-        </w:rPr>
-        <w:t xml:space="preserve">                    wcout &lt;&lt; L"Некоректний ключ!\n";</w:t>
-      </w:r>
-      <w:r>
-        <w:br/>
-      </w:r>
-      <w:r>
-        <w:rPr>
-          <w:rStyle w:val="VerbatimChar"/>
-        </w:rPr>
-        <w:t xml:space="preserve">                    break;</w:t>
-      </w:r>
-      <w:r>
-        <w:br/>
-      </w:r>
-      <w:r>
-        <w:rPr>
-          <w:rStyle w:val="VerbatimChar"/>
-        </w:rPr>
-        <w:t xml:space="preserve">                }</w:t>
-      </w:r>
-      <w:r>
-        <w:br/>
-      </w:r>
-      <w:r>
-        <w:rPr>
-          <w:rStyle w:val="VerbatimChar"/>
-        </w:rPr>
-        <w:t xml:space="preserve">                text = encrypt(text, k);</w:t>
-      </w:r>
-      <w:r>
-        <w:br/>
-      </w:r>
-      <w:r>
-        <w:rPr>
-          <w:rStyle w:val="VerbatimChar"/>
-        </w:rPr>
-        <w:t xml:space="preserve">                wcout &lt;&lt; L"Текст зашифровано.\n";</w:t>
-      </w:r>
-      <w:r>
-        <w:br/>
-      </w:r>
-      <w:r>
-        <w:rPr>
-          <w:rStyle w:val="VerbatimChar"/>
-        </w:rPr>
-        <w:t xml:space="preserve">                break;</w:t>
-      </w:r>
-      <w:r>
-        <w:br/>
-      </w:r>
-      <w:r>
-        <w:rPr>
-          <w:rStyle w:val="VerbatimChar"/>
-        </w:rPr>
-        <w:t xml:space="preserve">            case 4:</w:t>
-      </w:r>
-      <w:r>
-        <w:br/>
-      </w:r>
-      <w:r>
-        <w:rPr>
-          <w:rStyle w:val="VerbatimChar"/>
-        </w:rPr>
-        <w:t xml:space="preserve">                wcout &lt;&lt; L"Введіть ключ (1.." &lt;&lt; N - 1 &lt;&lt; L"): ";</w:t>
-      </w:r>
-      <w:r>
-        <w:br/>
-      </w:r>
-      <w:r>
-        <w:rPr>
-          <w:rStyle w:val="VerbatimChar"/>
-        </w:rPr>
-        <w:t xml:space="preserve">                wcin &gt;&gt; k;</w:t>
-      </w:r>
-      <w:r>
-        <w:br/>
-      </w:r>
-      <w:r>
-        <w:rPr>
-          <w:rStyle w:val="VerbatimChar"/>
-        </w:rPr>
-        <w:t xml:space="preserve">                if (k &lt; 1 || k &gt; N - 1) {</w:t>
-      </w:r>
-      <w:r>
-        <w:br/>
-      </w:r>
-      <w:r>
-        <w:rPr>
-          <w:rStyle w:val="VerbatimChar"/>
-        </w:rPr>
-        <w:t xml:space="preserve">                    wcout &lt;&lt; L"Некоректний ключ!\n";</w:t>
-      </w:r>
-      <w:r>
-        <w:br/>
-      </w:r>
-      <w:r>
-        <w:rPr>
-          <w:rStyle w:val="VerbatimChar"/>
-        </w:rPr>
-        <w:t xml:space="preserve">                    break;</w:t>
-      </w:r>
-      <w:r>
-        <w:br/>
-      </w:r>
-      <w:r>
-        <w:rPr>
-          <w:rStyle w:val="VerbatimChar"/>
-        </w:rPr>
-        <w:t xml:space="preserve">                }</w:t>
-      </w:r>
-      <w:r>
-        <w:br/>
-      </w:r>
-      <w:r>
-        <w:rPr>
-          <w:rStyle w:val="VerbatimChar"/>
-        </w:rPr>
-        <w:t xml:space="preserve">                text = decrypt(text, k);</w:t>
-      </w:r>
-      <w:r>
-        <w:br/>
-      </w:r>
-      <w:r>
-        <w:rPr>
-          <w:rStyle w:val="VerbatimChar"/>
-        </w:rPr>
-        <w:t xml:space="preserve">                wcout &lt;&lt; L"Текст розшифровано.\n";</w:t>
-      </w:r>
-      <w:r>
-        <w:br/>
-      </w:r>
-      <w:r>
-        <w:rPr>
-          <w:rStyle w:val="VerbatimChar"/>
-        </w:rPr>
-        <w:t xml:space="preserve">                break;</w:t>
-      </w:r>
-      <w:r>
-        <w:br/>
-      </w:r>
-      <w:r>
-        <w:rPr>
-          <w:rStyle w:val="VerbatimChar"/>
-        </w:rPr>
-        <w:t xml:space="preserve">            case 5: {</w:t>
-      </w:r>
-      <w:r>
-        <w:br/>
-      </w:r>
-      <w:r>
-        <w:rPr>
-          <w:rStyle w:val="VerbatimChar"/>
-        </w:rPr>
-        <w:t xml:space="preserve">                vector&lt;double&gt; f = frequencies(text, total);</w:t>
-      </w:r>
-      <w:r>
-        <w:br/>
-      </w:r>
-      <w:r>
-        <w:rPr>
-          <w:rStyle w:val="VerbatimChar"/>
-        </w:rPr>
-        <w:t xml:space="preserve">                if (total == 0) {</w:t>
-      </w:r>
-      <w:r>
-        <w:br/>
-      </w:r>
-      <w:r>
-        <w:rPr>
-          <w:rStyle w:val="VerbatimChar"/>
-        </w:rPr>
-        <w:t xml:space="preserve">                    wcout &lt;&lt; L"Текст порожній!\n";</w:t>
-      </w:r>
-      <w:r>
-        <w:br/>
-      </w:r>
-      <w:r>
-        <w:rPr>
-          <w:rStyle w:val="VerbatimChar"/>
-        </w:rPr>
-        <w:t xml:space="preserve">                    break;</w:t>
-      </w:r>
-      <w:r>
-        <w:br/>
-      </w:r>
-      <w:r>
-        <w:rPr>
-          <w:rStyle w:val="VerbatimChar"/>
-        </w:rPr>
-        <w:t xml:space="preserve">                }</w:t>
-      </w:r>
-      <w:r>
-        <w:br/>
-      </w:r>
-      <w:r>
-        <w:rPr>
-          <w:rStyle w:val="VerbatimChar"/>
-        </w:rPr>
-        <w:t xml:space="preserve">                printFrequencies(f, total);</w:t>
-      </w:r>
-      <w:r>
-        <w:br/>
-      </w:r>
-      <w:r>
-        <w:rPr>
-          <w:rStyle w:val="VerbatimChar"/>
-        </w:rPr>
-        <w:t xml:space="preserve">                break;</w:t>
-      </w:r>
-      <w:r>
-        <w:br/>
-      </w:r>
-      <w:r>
-        <w:rPr>
-          <w:rStyle w:val="VerbatimChar"/>
-        </w:rPr>
-        <w:t xml:space="preserve">            }</w:t>
-      </w:r>
-      <w:r>
-        <w:br/>
-      </w:r>
-      <w:r>
-        <w:rPr>
-          <w:rStyle w:val="VerbatimChar"/>
-        </w:rPr>
-        <w:t xml:space="preserve">            case 6:</w:t>
-      </w:r>
-      <w:r>
-        <w:br/>
-      </w:r>
-      <w:r>
-        <w:rPr>
-          <w:rStyle w:val="VerbatimChar"/>
-        </w:rPr>
-        <w:t xml:space="preserve">                bruteForce(text);</w:t>
-      </w:r>
-      <w:r>
-        <w:br/>
-      </w:r>
-      <w:r>
-        <w:rPr>
-          <w:rStyle w:val="VerbatimChar"/>
-        </w:rPr>
-        <w:t xml:space="preserve">                break;</w:t>
-      </w:r>
-      <w:r>
-        <w:br/>
-      </w:r>
-      <w:r>
-        <w:rPr>
-          <w:rStyle w:val="VerbatimChar"/>
-        </w:rPr>
-        <w:t xml:space="preserve">            case 7: {</w:t>
-      </w:r>
-      <w:r>
-        <w:br/>
-      </w:r>
-      <w:r>
-        <w:rPr>
-          <w:rStyle w:val="VerbatimChar"/>
-        </w:rPr>
-        <w:t xml:space="preserve">                double chi = 0;</w:t>
-      </w:r>
-      <w:r>
-        <w:br/>
-      </w:r>
-      <w:r>
-        <w:rPr>
-          <w:rStyle w:val="VerbatimChar"/>
-        </w:rPr>
-        <w:t xml:space="preserve">                int key = findKey(text, chi);</w:t>
-      </w:r>
-      <w:r>
-        <w:br/>
-      </w:r>
-      <w:r>
-        <w:rPr>
-          <w:rStyle w:val="VerbatimChar"/>
-        </w:rPr>
-        <w:t xml:space="preserve">                wcout &lt;&lt; L"Знайдений ключ: k = " &lt;&lt; key</w:t>
-      </w:r>
-      <w:r>
-        <w:br/>
-      </w:r>
-      <w:r>
-        <w:rPr>
-          <w:rStyle w:val="VerbatimChar"/>
-        </w:rPr>
-        <w:t xml:space="preserve">                      &lt;&lt; L" (хі-квадрат = " &lt;&lt; fixed &lt;&lt; setprecision(1)</w:t>
-      </w:r>
-      <w:r>
-        <w:br/>
-      </w:r>
-      <w:r>
-        <w:rPr>
-          <w:rStyle w:val="VerbatimChar"/>
-        </w:rPr>
-        <w:t xml:space="preserve">                      &lt;&lt; chi &lt;&lt; L")\n";</w:t>
-      </w:r>
-      <w:r>
-        <w:br/>
-      </w:r>
-      <w:r>
-        <w:rPr>
-          <w:rStyle w:val="VerbatimChar"/>
-        </w:rPr>
-        <w:t xml:space="preserve">                break;</w:t>
-      </w:r>
-      <w:r>
-        <w:br/>
-      </w:r>
-      <w:r>
-        <w:rPr>
-          <w:rStyle w:val="VerbatimChar"/>
-        </w:rPr>
-        <w:t xml:space="preserve">            }</w:t>
-      </w:r>
-      <w:r>
-        <w:br/>
-      </w:r>
-      <w:r>
-        <w:rPr>
-          <w:rStyle w:val="VerbatimChar"/>
-        </w:rPr>
-        <w:t xml:space="preserve">            case 8:</w:t>
-      </w:r>
-      <w:r>
-        <w:br/>
-      </w:r>
-      <w:r>
-        <w:rPr>
-          <w:rStyle w:val="VerbatimChar"/>
-        </w:rPr>
-        <w:t xml:space="preserve">                if (writeFile("result.txt", text))</w:t>
-      </w:r>
-      <w:r>
-        <w:br/>
-      </w:r>
-      <w:r>
-        <w:rPr>
-          <w:rStyle w:val="VerbatimChar"/>
-        </w:rPr>
-        <w:t xml:space="preserve">                    wcout &lt;&lt; L"Збережено у result.txt\n";</w:t>
-      </w:r>
-      <w:r>
-        <w:br/>
-      </w:r>
-      <w:r>
-        <w:rPr>
-          <w:rStyle w:val="VerbatimChar"/>
-        </w:rPr>
-        <w:t xml:space="preserve">                else</w:t>
-      </w:r>
-      <w:r>
-        <w:br/>
-      </w:r>
-      <w:r>
-        <w:rPr>
-          <w:rStyle w:val="VerbatimChar"/>
-        </w:rPr>
-        <w:t xml:space="preserve">                    wcout &lt;&lt; L"Помилка запису!\n";</w:t>
-      </w:r>
-      <w:r>
-        <w:br/>
-      </w:r>
-      <w:r>
-        <w:rPr>
-          <w:rStyle w:val="VerbatimChar"/>
-        </w:rPr>
-        <w:t xml:space="preserve">                break;</w:t>
-      </w:r>
-      <w:r>
-        <w:br/>
-      </w:r>
-      <w:r>
-        <w:rPr>
-          <w:rStyle w:val="VerbatimChar"/>
-        </w:rPr>
-        <w:t xml:space="preserve">            case 0:</w:t>
-      </w:r>
-      <w:r>
-        <w:br/>
-      </w:r>
-      <w:r>
-        <w:rPr>
-          <w:rStyle w:val="VerbatimChar"/>
-        </w:rPr>
-        <w:t xml:space="preserve">                wcout &lt;&lt; L"Роботу завершено.\n";</w:t>
-      </w:r>
-      <w:r>
-        <w:br/>
-      </w:r>
-      <w:r>
-        <w:rPr>
-          <w:rStyle w:val="VerbatimChar"/>
-        </w:rPr>
-        <w:t xml:space="preserve">                break;</w:t>
-      </w:r>
-      <w:r>
-        <w:br/>
-      </w:r>
-      <w:r>
-        <w:rPr>
-          <w:rStyle w:val="VerbatimChar"/>
-        </w:rPr>
-        <w:t xml:space="preserve">            default:</w:t>
-      </w:r>
-      <w:r>
-        <w:br/>
-      </w:r>
-      <w:r>
-        <w:rPr>
-          <w:rStyle w:val="VerbatimChar"/>
-        </w:rPr>
-        <w:t xml:space="preserve">                wcout &lt;&lt; L"Такого пункту меню немає!\n";</w:t>
-      </w:r>
-      <w:r>
-        <w:br/>
-      </w:r>
-      <w:r>
-        <w:rPr>
-          <w:rStyle w:val="VerbatimChar"/>
-        </w:rPr>
-        <w:t xml:space="preserve">        }</w:t>
-      </w:r>
-      <w:r>
-        <w:br/>
-      </w:r>
-      <w:r>
-        <w:rPr>
-          <w:rStyle w:val="VerbatimChar"/>
-        </w:rPr>
-        <w:t xml:space="preserve">    }</w:t>
-      </w:r>
-      <w:r>
-        <w:br/>
-      </w:r>
-      <w:r>
-        <w:rPr>
-          <w:rStyle w:val="VerbatimChar"/>
-        </w:rPr>
-        <w:t xml:space="preserve">    return 0;</w:t>
-      </w:r>
-      <w:r>
-        <w:br/>
-      </w:r>
-      <w:r>
-        <w:rPr>
-          <w:rStyle w:val="VerbatimChar"/>
-        </w:rPr>
-        <w:t xml:space="preserve">}</w:t>
-      </w:r>
-    </w:p>
-    <w:bookmarkEnd w:id="17"/>
-    <w:bookmarkStart w:id="18" w:name="приклад-сеансу-роботи"/>
-    <w:p>
-      <w:pPr>
-        <w:pStyle w:val="Heading2"/>
-      </w:pPr>
-      <w:r>
-        <w:t xml:space="preserve">Приклад сеансу роботи</w:t>
+        <w:t xml:space="preserve">Вимоги до звіту</w:t>
       </w:r>
     </w:p>
     <w:p>
@@ -3445,460 +3930,102 @@
         <w:pStyle w:val="FirstParagraph"/>
       </w:pPr>
       <w:r>
-        <w:t xml:space="preserve">Нижче — справжній сеанс на навчальному тексті обсягом 955 символів (809 літер</w:t>
-      </w:r>
-      <w:r>
-        <w:t xml:space="preserve"> </w:t>
-      </w:r>
-      <w:r>
-        <w:t xml:space="preserve">українського алфавіту). Меню програма показує перед кожним вибором, тут воно</w:t>
-      </w:r>
-      <w:r>
-        <w:t xml:space="preserve"> </w:t>
-      </w:r>
-      <w:r>
-        <w:t xml:space="preserve">наведене один раз. Конкретні частоти залежать від тексту, а от знайдений ключ</w:t>
-      </w:r>
-      <w:r>
-        <w:t xml:space="preserve"> </w:t>
-      </w:r>
-      <w:r>
-        <w:t xml:space="preserve">має збігтися з тим, яким шифрували.</w:t>
-      </w:r>
-    </w:p>
-    <w:p>
-      <w:pPr>
-        <w:pStyle w:val="SourceCode"/>
-      </w:pPr>
-      <w:r>
-        <w:rPr>
-          <w:rStyle w:val="VerbatimChar"/>
-        </w:rPr>
-        <w:t xml:space="preserve">=============== МЕНЮ ===============</w:t>
-      </w:r>
-      <w:r>
-        <w:br/>
-      </w:r>
-      <w:r>
-        <w:rPr>
-          <w:rStyle w:val="VerbatimChar"/>
-        </w:rPr>
-        <w:t xml:space="preserve"> 1 - завантажити текст із файлу</w:t>
-      </w:r>
-      <w:r>
-        <w:br/>
-      </w:r>
-      <w:r>
-        <w:rPr>
-          <w:rStyle w:val="VerbatimChar"/>
-        </w:rPr>
-        <w:t xml:space="preserve"> 2 - показати поточний текст</w:t>
-      </w:r>
-      <w:r>
-        <w:br/>
-      </w:r>
-      <w:r>
-        <w:rPr>
-          <w:rStyle w:val="VerbatimChar"/>
-        </w:rPr>
-        <w:t xml:space="preserve"> 3 - зашифрувати шифром Цезаря</w:t>
-      </w:r>
-      <w:r>
-        <w:br/>
-      </w:r>
-      <w:r>
-        <w:rPr>
-          <w:rStyle w:val="VerbatimChar"/>
-        </w:rPr>
-        <w:t xml:space="preserve"> 4 - розшифрувати за відомим ключем</w:t>
-      </w:r>
-      <w:r>
-        <w:br/>
-      </w:r>
-      <w:r>
-        <w:rPr>
-          <w:rStyle w:val="VerbatimChar"/>
-        </w:rPr>
-        <w:t xml:space="preserve"> 5 - частотний аналіз тексту</w:t>
-      </w:r>
-      <w:r>
-        <w:br/>
-      </w:r>
-      <w:r>
-        <w:rPr>
-          <w:rStyle w:val="VerbatimChar"/>
-        </w:rPr>
-        <w:t xml:space="preserve"> 6 - злам повним перебором ключів</w:t>
-      </w:r>
-      <w:r>
-        <w:br/>
-      </w:r>
-      <w:r>
-        <w:rPr>
-          <w:rStyle w:val="VerbatimChar"/>
-        </w:rPr>
-        <w:t xml:space="preserve"> 7 - автоматичне визначення ключа</w:t>
-      </w:r>
-      <w:r>
-        <w:br/>
-      </w:r>
-      <w:r>
-        <w:rPr>
-          <w:rStyle w:val="VerbatimChar"/>
-        </w:rPr>
-        <w:t xml:space="preserve"> 8 - зберегти текст у файл</w:t>
-      </w:r>
-      <w:r>
-        <w:br/>
-      </w:r>
-      <w:r>
-        <w:rPr>
-          <w:rStyle w:val="VerbatimChar"/>
-        </w:rPr>
-        <w:t xml:space="preserve"> 0 - вихід</w:t>
-      </w:r>
-      <w:r>
-        <w:br/>
-      </w:r>
-      <w:r>
-        <w:rPr>
-          <w:rStyle w:val="VerbatimChar"/>
-        </w:rPr>
-        <w:t xml:space="preserve">====================================</w:t>
-      </w:r>
-      <w:r>
-        <w:br/>
-      </w:r>
-      <w:r>
-        <w:rPr>
-          <w:rStyle w:val="VerbatimChar"/>
-        </w:rPr>
-        <w:t xml:space="preserve">Ваш вибір: 1</w:t>
-      </w:r>
-      <w:r>
-        <w:br/>
-      </w:r>
-      <w:r>
-        <w:rPr>
-          <w:rStyle w:val="VerbatimChar"/>
-        </w:rPr>
-        <w:t xml:space="preserve">Текст завантажено, символів: 955</w:t>
-      </w:r>
-      <w:r>
-        <w:br/>
-      </w:r>
-      <w:r>
-        <w:br/>
-      </w:r>
-      <w:r>
-        <w:rPr>
-          <w:rStyle w:val="VerbatimChar"/>
-        </w:rPr>
-        <w:t xml:space="preserve">Ваш вибір: 5</w:t>
-      </w:r>
-      <w:r>
-        <w:br/>
-      </w:r>
-      <w:r>
-        <w:rPr>
-          <w:rStyle w:val="VerbatimChar"/>
-        </w:rPr>
-        <w:t xml:space="preserve">+-------+----------+----------+----------------------+</w:t>
-      </w:r>
-      <w:r>
-        <w:br/>
-      </w:r>
-      <w:r>
-        <w:rPr>
-          <w:rStyle w:val="VerbatimChar"/>
-        </w:rPr>
-        <w:t xml:space="preserve">| Літера| Частота  | Еталон   | Гістограма           |</w:t>
-      </w:r>
-      <w:r>
-        <w:br/>
-      </w:r>
-      <w:r>
-        <w:rPr>
-          <w:rStyle w:val="VerbatimChar"/>
-        </w:rPr>
-        <w:t xml:space="preserve">+-------+----------+----------+----------------------+</w:t>
-      </w:r>
-      <w:r>
-        <w:br/>
-      </w:r>
-      <w:r>
-        <w:rPr>
-          <w:rStyle w:val="VerbatimChar"/>
-        </w:rPr>
-        <w:t xml:space="preserve">| а     |   9.89 % |   7.55 % | #################### |</w:t>
-      </w:r>
-      <w:r>
-        <w:br/>
-      </w:r>
-      <w:r>
-        <w:rPr>
-          <w:rStyle w:val="VerbatimChar"/>
-        </w:rPr>
-        <w:t xml:space="preserve">| б     |   1.73 % |   1.78 % | ###                  |</w:t>
-      </w:r>
-      <w:r>
-        <w:br/>
-      </w:r>
-      <w:r>
-        <w:rPr>
-          <w:rStyle w:val="VerbatimChar"/>
-        </w:rPr>
-        <w:t xml:space="preserve">| в     |   4.94 % |   5.45 % | ##########           |</w:t>
-      </w:r>
-      <w:r>
-        <w:br/>
-      </w:r>
-      <w:r>
-        <w:rPr>
-          <w:rStyle w:val="VerbatimChar"/>
-        </w:rPr>
-        <w:t xml:space="preserve">| г     |   0.62 % |   1.47 % | #                    |</w:t>
-      </w:r>
-      <w:r>
-        <w:br/>
-      </w:r>
-      <w:r>
-        <w:rPr>
-          <w:rStyle w:val="VerbatimChar"/>
-        </w:rPr>
-        <w:t xml:space="preserve">| ...   |          |          |                      |</w:t>
-      </w:r>
-      <w:r>
-        <w:br/>
-      </w:r>
-      <w:r>
-        <w:rPr>
-          <w:rStyle w:val="VerbatimChar"/>
-        </w:rPr>
-        <w:t xml:space="preserve">| и     |   7.05 % |   6.39 % | ##############       |</w:t>
-      </w:r>
-      <w:r>
-        <w:br/>
-      </w:r>
-      <w:r>
-        <w:rPr>
-          <w:rStyle w:val="VerbatimChar"/>
-        </w:rPr>
-        <w:t xml:space="preserve">| і     |   4.33 % |   5.97 % | #########            |</w:t>
-      </w:r>
-      <w:r>
-        <w:br/>
-      </w:r>
-      <w:r>
-        <w:rPr>
-          <w:rStyle w:val="VerbatimChar"/>
-        </w:rPr>
-        <w:t xml:space="preserve">| ...   |          |          |                      |</w:t>
-      </w:r>
-      <w:r>
-        <w:br/>
-      </w:r>
-      <w:r>
-        <w:rPr>
-          <w:rStyle w:val="VerbatimChar"/>
-        </w:rPr>
-        <w:t xml:space="preserve">| н     |   6.30 % |   6.39 % | #############        |</w:t>
-      </w:r>
-      <w:r>
-        <w:br/>
-      </w:r>
-      <w:r>
-        <w:rPr>
-          <w:rStyle w:val="VerbatimChar"/>
-        </w:rPr>
-        <w:t xml:space="preserve">| о     |   9.02 % |   9.88 % | ##################   |</w:t>
-      </w:r>
-      <w:r>
-        <w:br/>
-      </w:r>
-      <w:r>
-        <w:rPr>
-          <w:rStyle w:val="VerbatimChar"/>
-        </w:rPr>
-        <w:t xml:space="preserve">| ...   |          |          |                      |</w:t>
-      </w:r>
-      <w:r>
-        <w:br/>
-      </w:r>
-      <w:r>
-        <w:rPr>
-          <w:rStyle w:val="VerbatimChar"/>
-        </w:rPr>
-        <w:t xml:space="preserve">| с     |   6.43 % |   4.40 % | #############        |</w:t>
-      </w:r>
-      <w:r>
-        <w:br/>
-      </w:r>
-      <w:r>
-        <w:rPr>
-          <w:rStyle w:val="VerbatimChar"/>
-        </w:rPr>
-        <w:t xml:space="preserve">| т     |   4.94 % |   4.61 % | ##########           |</w:t>
-      </w:r>
-      <w:r>
-        <w:br/>
-      </w:r>
-      <w:r>
-        <w:rPr>
-          <w:rStyle w:val="VerbatimChar"/>
-        </w:rPr>
-        <w:t xml:space="preserve">+-------+----------+----------+----------------------+</w:t>
-      </w:r>
-      <w:r>
-        <w:br/>
-      </w:r>
-      <w:r>
-        <w:rPr>
-          <w:rStyle w:val="VerbatimChar"/>
-        </w:rPr>
-        <w:t xml:space="preserve">Усього літер у тексті: 809</w:t>
-      </w:r>
-      <w:r>
-        <w:br/>
-      </w:r>
-      <w:r>
-        <w:br/>
-      </w:r>
-      <w:r>
-        <w:rPr>
-          <w:rStyle w:val="VerbatimChar"/>
-        </w:rPr>
-        <w:t xml:space="preserve">Ваш вибір: 3</w:t>
-      </w:r>
-      <w:r>
-        <w:br/>
-      </w:r>
-      <w:r>
-        <w:rPr>
-          <w:rStyle w:val="VerbatimChar"/>
-        </w:rPr>
-        <w:t xml:space="preserve">Введіть ключ (1..32): 7</w:t>
-      </w:r>
-      <w:r>
-        <w:br/>
-      </w:r>
-      <w:r>
-        <w:rPr>
-          <w:rStyle w:val="VerbatimChar"/>
-        </w:rPr>
-        <w:t xml:space="preserve">Текст зашифровано.</w:t>
-      </w:r>
-      <w:r>
-        <w:br/>
-      </w:r>
-      <w:r>
-        <w:br/>
-      </w:r>
-      <w:r>
-        <w:rPr>
-          <w:rStyle w:val="VerbatimChar"/>
-        </w:rPr>
-        <w:t xml:space="preserve">Ваш вибір: 7</w:t>
-      </w:r>
-      <w:r>
-        <w:br/>
-      </w:r>
-      <w:r>
-        <w:rPr>
-          <w:rStyle w:val="VerbatimChar"/>
-        </w:rPr>
-        <w:t xml:space="preserve">Знайдений ключ: k = 7 (хі-квадрат = 42.4)</w:t>
-      </w:r>
-    </w:p>
-    <w:p>
-      <w:pPr>
-        <w:pStyle w:val="FirstParagraph"/>
-      </w:pPr>
-      <w:r>
-        <w:t xml:space="preserve">Три найчастіші літери тексту — а, о, и — і в еталоні стоять на тих самих</w:t>
-      </w:r>
-      <w:r>
-        <w:t xml:space="preserve"> </w:t>
-      </w:r>
-      <w:r>
-        <w:t xml:space="preserve">місцях, тому метод і спрацював: після зсуву на правильний ключ гістограма</w:t>
-      </w:r>
-      <w:r>
-        <w:t xml:space="preserve"> </w:t>
-      </w:r>
-      <w:r>
-        <w:t xml:space="preserve">шифротексту накладається на еталонну. Хі-квадрат тут — міра розбіжності:</w:t>
-      </w:r>
-      <w:r>
-        <w:t xml:space="preserve"> </w:t>
-      </w:r>
-      <w:r>
-        <w:t xml:space="preserve">програма перебирає всі 32 ключі й лишає той, для якого вона найменша.</w:t>
-      </w:r>
-    </w:p>
-    <w:p>
-      <w:pPr>
-        <w:pStyle w:val="BodyText"/>
-      </w:pPr>
-      <w:r>
-        <w:rPr>
-          <w:b/>
-          <w:bCs/>
-        </w:rPr>
-        <w:t xml:space="preserve">Запуск поза Windows.</w:t>
-      </w:r>
-      <w:r>
-        <w:t xml:space="preserve"> </w:t>
-      </w:r>
-      <w:r>
-        <w:t xml:space="preserve">Програма виводить українські літери через</w:t>
-      </w:r>
-      <w:r>
-        <w:t xml:space="preserve"> </w:t>
-      </w:r>
-      <w:r>
-        <w:rPr>
-          <w:rStyle w:val="VerbatimChar"/>
-        </w:rPr>
-        <w:t xml:space="preserve">wcout</w:t>
-      </w:r>
-      <w:r>
-        <w:t xml:space="preserve">,</w:t>
-      </w:r>
-      <w:r>
-        <w:t xml:space="preserve"> </w:t>
-      </w:r>
-      <w:r>
-        <w:t xml:space="preserve">тому на Linux і macOS її треба запускати з локаллю UTF-8, інакше потік</w:t>
-      </w:r>
-      <w:r>
-        <w:t xml:space="preserve"> </w:t>
-      </w:r>
-      <w:r>
-        <w:t xml:space="preserve">переходить у стан помилки на першій же кирилиці й вивід обривається:</w:t>
-      </w:r>
-    </w:p>
-    <w:p>
-      <w:pPr>
-        <w:pStyle w:val="SourceCode"/>
-      </w:pPr>
-      <w:r>
-        <w:rPr>
-          <w:rStyle w:val="VerbatimChar"/>
-        </w:rPr>
-        <w:t xml:space="preserve">LC_ALL=en_US.UTF-8 ./caesar</w:t>
-      </w:r>
-    </w:p>
-    <w:p>
-      <w:pPr>
-        <w:pStyle w:val="FirstParagraph"/>
-      </w:pPr>
-      <w:r>
-        <w:t xml:space="preserve">Порівняння таблиць частот: набір значень частот у відкритому й шифрованому текстах збігається (8,38 %; 6,68 %; 10,29 % тощо), змінилися лише літери, яким ці значення належать. Найчастіша літера «о» (10,29 %) перейшла в «х», що й дає ключ: номер «х» дорівнює 25, номер «о» — 18, різниця 25 − 18 = 7.</w:t>
-      </w:r>
-    </w:p>
-    <w:bookmarkEnd w:id="18"/>
-    <w:bookmarkStart w:id="19" w:name="варіанти-індивідуальних-завдань"/>
+        <w:t xml:space="preserve">Звіт оформлюється на бланку встановленого зразка і має містити:</w:t>
+      </w:r>
+    </w:p>
+    <w:p>
+      <w:pPr>
+        <w:pStyle w:val="Compact"/>
+        <w:numPr>
+          <w:ilvl w:val="0"/>
+          <w:numId w:val="1004"/>
+        </w:numPr>
+        <w:jc w:val="both"/>
+      </w:pPr>
+      <w:r>
+        <w:t xml:space="preserve">тему, мету та обладнання;</w:t>
+      </w:r>
+    </w:p>
+    <w:p>
+      <w:pPr>
+        <w:pStyle w:val="Compact"/>
+        <w:numPr>
+          <w:ilvl w:val="0"/>
+          <w:numId w:val="1004"/>
+        </w:numPr>
+        <w:jc w:val="both"/>
+      </w:pPr>
+      <w:r>
+        <w:t xml:space="preserve">постановку задачі за індивідуальним варіантом;</w:t>
+      </w:r>
+    </w:p>
+    <w:p>
+      <w:pPr>
+        <w:pStyle w:val="Compact"/>
+        <w:numPr>
+          <w:ilvl w:val="0"/>
+          <w:numId w:val="1004"/>
+        </w:numPr>
+        <w:jc w:val="both"/>
+      </w:pPr>
+      <w:r>
+        <w:t xml:space="preserve">короткі теоретичні відомості про шифр Цезаря та частотний аналіз;</w:t>
+      </w:r>
+    </w:p>
+    <w:p>
+      <w:pPr>
+        <w:pStyle w:val="Compact"/>
+        <w:numPr>
+          <w:ilvl w:val="0"/>
+          <w:numId w:val="1004"/>
+        </w:numPr>
+        <w:jc w:val="both"/>
+      </w:pPr>
+      <w:r>
+        <w:t xml:space="preserve">текст програми з поясненням ключових функцій;</w:t>
+      </w:r>
+    </w:p>
+    <w:p>
+      <w:pPr>
+        <w:pStyle w:val="Compact"/>
+        <w:numPr>
+          <w:ilvl w:val="0"/>
+          <w:numId w:val="1004"/>
+        </w:numPr>
+        <w:jc w:val="both"/>
+      </w:pPr>
+      <w:r>
+        <w:t xml:space="preserve">результати роботи програми: шифрування, дешифрування, визначення ключа;</w:t>
+      </w:r>
+    </w:p>
+    <w:p>
+      <w:pPr>
+        <w:pStyle w:val="Compact"/>
+        <w:numPr>
+          <w:ilvl w:val="0"/>
+          <w:numId w:val="1004"/>
+        </w:numPr>
+        <w:jc w:val="both"/>
+      </w:pPr>
+      <w:r>
+        <w:t xml:space="preserve">знімки екрана із сеансом роботи;</w:t>
+      </w:r>
+    </w:p>
+    <w:p>
+      <w:pPr>
+        <w:pStyle w:val="Compact"/>
+        <w:numPr>
+          <w:ilvl w:val="0"/>
+          <w:numId w:val="1004"/>
+        </w:numPr>
+        <w:jc w:val="both"/>
+      </w:pPr>
+      <w:r>
+        <w:t xml:space="preserve">висновок за результатами роботи.</w:t>
+      </w:r>
+    </w:p>
+    <w:bookmarkEnd w:id="19"/>
+    <w:bookmarkStart w:id="20" w:name="варіанти-індивідуальних-завдань"/>
     <w:p>
       <w:pPr>
         <w:pStyle w:val="Heading2"/>
@@ -4658,8 +4785,8 @@
         </w:tc>
       </w:tr>
     </w:tbl>
-    <w:bookmarkEnd w:id="19"/>
-    <w:bookmarkStart w:id="23" w:name="контрольні-запитання"/>
+    <w:bookmarkEnd w:id="20"/>
+    <w:bookmarkStart w:id="24" w:name="контрольні-запитання"/>
     <w:p>
       <w:pPr>
         <w:pStyle w:val="Heading2"/>
@@ -4676,127 +4803,13 @@
         <w:t xml:space="preserve">Запитання згруповано за рівнями навчальних досягнень. Для позитивної оцінки студент має відповісти на запитання середнього рівня, оцінка «добре» потребує відповідей достатнього рівня, оцінка «відмінно» — високого.</w:t>
       </w:r>
     </w:p>
-    <w:bookmarkStart w:id="20" w:name="середній-рівень-репродуктивний"/>
+    <w:bookmarkStart w:id="21" w:name="середній-рівень-репродуктивний"/>
     <w:p>
       <w:pPr>
         <w:pStyle w:val="Heading3"/>
       </w:pPr>
       <w:r>
         <w:t xml:space="preserve">Середній рівень (репродуктивний)</w:t>
-      </w:r>
-    </w:p>
-    <w:p>
-      <w:pPr>
-        <w:pStyle w:val="Compact"/>
-        <w:numPr>
-          <w:ilvl w:val="0"/>
-          <w:numId w:val="1004"/>
-        </w:numPr>
-        <w:jc w:val="both"/>
-      </w:pPr>
-      <w:r>
-        <w:t xml:space="preserve">Що таке відкритий текст, шифротекст і ключ?</w:t>
-      </w:r>
-    </w:p>
-    <w:p>
-      <w:pPr>
-        <w:pStyle w:val="Compact"/>
-        <w:numPr>
-          <w:ilvl w:val="0"/>
-          <w:numId w:val="1004"/>
-        </w:numPr>
-        <w:jc w:val="both"/>
-      </w:pPr>
-      <w:r>
-        <w:t xml:space="preserve">Як пов’язані між собою криптографія та криптоаналіз?</w:t>
-      </w:r>
-    </w:p>
-    <w:p>
-      <w:pPr>
-        <w:pStyle w:val="Compact"/>
-        <w:numPr>
-          <w:ilvl w:val="0"/>
-          <w:numId w:val="1004"/>
-        </w:numPr>
-        <w:jc w:val="both"/>
-      </w:pPr>
-      <w:r>
-        <w:t xml:space="preserve">Сформулюйте правило Керкгофса.</w:t>
-      </w:r>
-    </w:p>
-    <w:p>
-      <w:pPr>
-        <w:pStyle w:val="Compact"/>
-        <w:numPr>
-          <w:ilvl w:val="0"/>
-          <w:numId w:val="1004"/>
-        </w:numPr>
-        <w:jc w:val="both"/>
-      </w:pPr>
-      <w:r>
-        <w:t xml:space="preserve">Чим шифри заміни відрізняються від шифрів перестановки? Наведіть приклад кожного типу.</w:t>
-      </w:r>
-    </w:p>
-    <w:p>
-      <w:pPr>
-        <w:pStyle w:val="Compact"/>
-        <w:numPr>
-          <w:ilvl w:val="0"/>
-          <w:numId w:val="1004"/>
-        </w:numPr>
-        <w:jc w:val="both"/>
-      </w:pPr>
-      <w:r>
-        <w:t xml:space="preserve">Запишіть формули зашифрування й розшифрування для шифру Цезаря.</w:t>
-      </w:r>
-    </w:p>
-    <w:p>
-      <w:pPr>
-        <w:pStyle w:val="Compact"/>
-        <w:numPr>
-          <w:ilvl w:val="0"/>
-          <w:numId w:val="1004"/>
-        </w:numPr>
-        <w:jc w:val="both"/>
-      </w:pPr>
-      <w:r>
-        <w:t xml:space="preserve">Скільки різних ключів має шифр Цезаря для української абетки?</w:t>
-      </w:r>
-    </w:p>
-    <w:p>
-      <w:pPr>
-        <w:pStyle w:val="Compact"/>
-        <w:numPr>
-          <w:ilvl w:val="0"/>
-          <w:numId w:val="1004"/>
-        </w:numPr>
-        <w:jc w:val="both"/>
-      </w:pPr>
-      <w:r>
-        <w:t xml:space="preserve">Що таке відносна частота символу в тексті?</w:t>
-      </w:r>
-    </w:p>
-    <w:p>
-      <w:pPr>
-        <w:pStyle w:val="Compact"/>
-        <w:numPr>
-          <w:ilvl w:val="0"/>
-          <w:numId w:val="1004"/>
-        </w:numPr>
-        <w:jc w:val="both"/>
-      </w:pPr>
-      <w:r>
-        <w:t xml:space="preserve">Який мінімальний обсяг тексту потрібен для надійного частотного аналізу?</w:t>
-      </w:r>
-    </w:p>
-    <w:bookmarkEnd w:id="20"/>
-    <w:bookmarkStart w:id="21" w:name="Xf8a59b0220f3a7cb520922cfcf2989f7f66f7c3"/>
-    <w:p>
-      <w:pPr>
-        <w:pStyle w:val="Heading3"/>
-      </w:pPr>
-      <w:r>
-        <w:t xml:space="preserve">Достатній рівень (конструктивно-варіативний)</w:t>
       </w:r>
     </w:p>
     <w:p>
@@ -4809,7 +4822,7 @@
         <w:jc w:val="both"/>
       </w:pPr>
       <w:r>
-        <w:t xml:space="preserve">Чому таємність алгоритму не вважається надійною основою стійкості шифру?</w:t>
+        <w:t xml:space="preserve">Що таке відкритий текст, шифротекст і ключ?</w:t>
       </w:r>
     </w:p>
     <w:p>
@@ -4822,7 +4835,7 @@
         <w:jc w:val="both"/>
       </w:pPr>
       <w:r>
-        <w:t xml:space="preserve">Чому у формулі розшифрування шифру Цезаря додається N?</w:t>
+        <w:t xml:space="preserve">Як пов’язані між собою криптографія та криптоаналіз?</w:t>
       </w:r>
     </w:p>
     <w:p>
@@ -4835,7 +4848,7 @@
         <w:jc w:val="both"/>
       </w:pPr>
       <w:r>
-        <w:t xml:space="preserve">Скільки ключів має шифр довільної простої заміни і чому цей величезний простір не робить його стійким?</w:t>
+        <w:t xml:space="preserve">Сформулюйте правило Керкгофса.</w:t>
       </w:r>
     </w:p>
     <w:p>
@@ -4848,7 +4861,7 @@
         <w:jc w:val="both"/>
       </w:pPr>
       <w:r>
-        <w:t xml:space="preserve">Як саме змінюється гістограма частот після зашифрування шифром Цезаря?</w:t>
+        <w:t xml:space="preserve">Чим шифри заміни відрізняються від шифрів перестановки? Наведіть приклад кожного типу.</w:t>
       </w:r>
     </w:p>
     <w:p>
@@ -4861,7 +4874,7 @@
         <w:jc w:val="both"/>
       </w:pPr>
       <w:r>
-        <w:t xml:space="preserve">Опишіть алгоритм визначення ключа за критерієм χ². Які величини в ньому порівнюються?</w:t>
+        <w:t xml:space="preserve">Запишіть формули зашифрування й розшифрування для шифру Цезаря.</w:t>
       </w:r>
     </w:p>
     <w:p>
@@ -4874,7 +4887,7 @@
         <w:jc w:val="both"/>
       </w:pPr>
       <w:r>
-        <w:t xml:space="preserve">Чому частотний аналіз не спрацьовує на коротких текстах?</w:t>
+        <w:t xml:space="preserve">Скільки різних ключів має шифр Цезаря для української абетки?</w:t>
       </w:r>
     </w:p>
     <w:p>
@@ -4887,7 +4900,7 @@
         <w:jc w:val="both"/>
       </w:pPr>
       <w:r>
-        <w:t xml:space="preserve">Запишіть, як обчислити очікувану кількість входжень літери для тексту довжиною n.</w:t>
+        <w:t xml:space="preserve">Що таке відносна частота символу в тексті?</w:t>
       </w:r>
     </w:p>
     <w:p>
@@ -4900,17 +4913,17 @@
         <w:jc w:val="both"/>
       </w:pPr>
       <w:r>
-        <w:t xml:space="preserve">Як перевірити правильність знайденого ключа програмно, без участі людини?</w:t>
+        <w:t xml:space="preserve">Який мінімальний обсяг тексту потрібен для надійного частотного аналізу?</w:t>
       </w:r>
     </w:p>
     <w:bookmarkEnd w:id="21"/>
-    <w:bookmarkStart w:id="22" w:name="високий-рівень-творчий"/>
+    <w:bookmarkStart w:id="22" w:name="Xf8a59b0220f3a7cb520922cfcf2989f7f66f7c3"/>
     <w:p>
       <w:pPr>
         <w:pStyle w:val="Heading3"/>
       </w:pPr>
       <w:r>
-        <w:t xml:space="preserve">Високий рівень (творчий)</w:t>
+        <w:t xml:space="preserve">Достатній рівень (конструктивно-варіативний)</w:t>
       </w:r>
     </w:p>
     <w:p>
@@ -4923,7 +4936,7 @@
         <w:jc w:val="both"/>
       </w:pPr>
       <w:r>
-        <w:t xml:space="preserve">У яких випадках частотний аналіз шифру Цезаря дає хибний результат? Запропонуйте спосіб підвищити надійність визначення ключа.</w:t>
+        <w:t xml:space="preserve">Чому таємність алгоритму не вважається надійною основою стійкості шифру?</w:t>
       </w:r>
     </w:p>
     <w:p>
@@ -4936,7 +4949,7 @@
         <w:jc w:val="both"/>
       </w:pPr>
       <w:r>
-        <w:t xml:space="preserve">Поясніть, чому моноалфавітні шифри принципово не здатні приховати статистику мови, і які властивості має мати шифр, щоб її приховати.</w:t>
+        <w:t xml:space="preserve">Чому у формулі розшифрування шифру Цезаря додається N?</w:t>
       </w:r>
     </w:p>
     <w:p>
@@ -4949,7 +4962,7 @@
         <w:jc w:val="both"/>
       </w:pPr>
       <w:r>
-        <w:t xml:space="preserve">Оцініть, скільки часу знадобиться на повний перебір ключів шифру простої заміни, і поясніть, чому це не робить шифр стійким.</w:t>
+        <w:t xml:space="preserve">Скільки ключів має шифр довільної простої заміни і чому цей величезний простір не робить його стійким?</w:t>
       </w:r>
     </w:p>
     <w:p>
@@ -4962,11 +4975,125 @@
         <w:jc w:val="both"/>
       </w:pPr>
       <w:r>
+        <w:t xml:space="preserve">Як саме змінюється гістограма частот після зашифрування шифром Цезаря?</w:t>
+      </w:r>
+    </w:p>
+    <w:p>
+      <w:pPr>
+        <w:pStyle w:val="Compact"/>
+        <w:numPr>
+          <w:ilvl w:val="0"/>
+          <w:numId w:val="1006"/>
+        </w:numPr>
+        <w:jc w:val="both"/>
+      </w:pPr>
+      <w:r>
+        <w:t xml:space="preserve">Опишіть алгоритм визначення ключа за критерієм χ². Які величини в ньому порівнюються?</w:t>
+      </w:r>
+    </w:p>
+    <w:p>
+      <w:pPr>
+        <w:pStyle w:val="Compact"/>
+        <w:numPr>
+          <w:ilvl w:val="0"/>
+          <w:numId w:val="1006"/>
+        </w:numPr>
+        <w:jc w:val="both"/>
+      </w:pPr>
+      <w:r>
+        <w:t xml:space="preserve">Чому частотний аналіз не спрацьовує на коротких текстах?</w:t>
+      </w:r>
+    </w:p>
+    <w:p>
+      <w:pPr>
+        <w:pStyle w:val="Compact"/>
+        <w:numPr>
+          <w:ilvl w:val="0"/>
+          <w:numId w:val="1006"/>
+        </w:numPr>
+        <w:jc w:val="both"/>
+      </w:pPr>
+      <w:r>
+        <w:t xml:space="preserve">Запишіть, як обчислити очікувану кількість входжень літери для тексту довжиною n.</w:t>
+      </w:r>
+    </w:p>
+    <w:p>
+      <w:pPr>
+        <w:pStyle w:val="Compact"/>
+        <w:numPr>
+          <w:ilvl w:val="0"/>
+          <w:numId w:val="1006"/>
+        </w:numPr>
+        <w:jc w:val="both"/>
+      </w:pPr>
+      <w:r>
+        <w:t xml:space="preserve">Як перевірити правильність знайденого ключа програмно, без участі людини?</w:t>
+      </w:r>
+    </w:p>
+    <w:bookmarkEnd w:id="22"/>
+    <w:bookmarkStart w:id="23" w:name="високий-рівень-творчий"/>
+    <w:p>
+      <w:pPr>
+        <w:pStyle w:val="Heading3"/>
+      </w:pPr>
+      <w:r>
+        <w:t xml:space="preserve">Високий рівень (творчий)</w:t>
+      </w:r>
+    </w:p>
+    <w:p>
+      <w:pPr>
+        <w:pStyle w:val="Compact"/>
+        <w:numPr>
+          <w:ilvl w:val="0"/>
+          <w:numId w:val="1007"/>
+        </w:numPr>
+        <w:jc w:val="both"/>
+      </w:pPr>
+      <w:r>
+        <w:t xml:space="preserve">У яких випадках частотний аналіз шифру Цезаря дає хибний результат? Запропонуйте спосіб підвищити надійність визначення ключа.</w:t>
+      </w:r>
+    </w:p>
+    <w:p>
+      <w:pPr>
+        <w:pStyle w:val="Compact"/>
+        <w:numPr>
+          <w:ilvl w:val="0"/>
+          <w:numId w:val="1007"/>
+        </w:numPr>
+        <w:jc w:val="both"/>
+      </w:pPr>
+      <w:r>
+        <w:t xml:space="preserve">Поясніть, чому моноалфавітні шифри принципово не здатні приховати статистику мови, і які властивості має мати шифр, щоб її приховати.</w:t>
+      </w:r>
+    </w:p>
+    <w:p>
+      <w:pPr>
+        <w:pStyle w:val="Compact"/>
+        <w:numPr>
+          <w:ilvl w:val="0"/>
+          <w:numId w:val="1007"/>
+        </w:numPr>
+        <w:jc w:val="both"/>
+      </w:pPr>
+      <w:r>
+        <w:t xml:space="preserve">Оцініть, скільки часу знадобиться на повний перебір ключів шифру простої заміни, і поясніть, чому це не робить шифр стійким.</w:t>
+      </w:r>
+    </w:p>
+    <w:p>
+      <w:pPr>
+        <w:pStyle w:val="Compact"/>
+        <w:numPr>
+          <w:ilvl w:val="0"/>
+          <w:numId w:val="1007"/>
+        </w:numPr>
+        <w:jc w:val="both"/>
+      </w:pPr>
+      <w:r>
         <w:t xml:space="preserve">Сформулюйте критерій, за яким сучасний шифр вважають стійким, і покажіть, яким саме вимогам шифр Цезаря не відповідає.</w:t>
       </w:r>
     </w:p>
-    <w:bookmarkEnd w:id="22"/>
     <w:bookmarkEnd w:id="23"/>
+    <w:bookmarkEnd w:id="24"/>
     <w:sectPr>
       <w:pgSz w:h="16838" w:orient="portrait" w:w="11906"/>
       <w:pgMar w:bottom="1134" w:footer="708" w:gutter="0" w:header="708" w:left="1418" w:right="851" w:top="1134"/>
@@ -5294,34 +5421,7 @@
     </w:lvlOverride>
   </w:num>
   <w:num w:numId="1004">
-    <w:abstractNumId w:val="99411"/>
-    <w:lvlOverride w:ilvl="0">
-      <w:startOverride w:val="1"/>
-    </w:lvlOverride>
-    <w:lvlOverride w:ilvl="1">
-      <w:startOverride w:val="1"/>
-    </w:lvlOverride>
-    <w:lvlOverride w:ilvl="2">
-      <w:startOverride w:val="1"/>
-    </w:lvlOverride>
-    <w:lvlOverride w:ilvl="3">
-      <w:startOverride w:val="1"/>
-    </w:lvlOverride>
-    <w:lvlOverride w:ilvl="4">
-      <w:startOverride w:val="1"/>
-    </w:lvlOverride>
-    <w:lvlOverride w:ilvl="5">
-      <w:startOverride w:val="1"/>
-    </w:lvlOverride>
-    <w:lvlOverride w:ilvl="6">
-      <w:startOverride w:val="1"/>
-    </w:lvlOverride>
-    <w:lvlOverride w:ilvl="7">
-      <w:startOverride w:val="1"/>
-    </w:lvlOverride>
-    <w:lvlOverride w:ilvl="8">
-      <w:startOverride w:val="1"/>
-    </w:lvlOverride>
+    <w:abstractNumId w:val="991"/>
   </w:num>
   <w:num w:numId="1005">
     <w:abstractNumId w:val="99411"/>
@@ -5354,6 +5454,36 @@
     </w:lvlOverride>
   </w:num>
   <w:num w:numId="1006">
+    <w:abstractNumId w:val="99411"/>
+    <w:lvlOverride w:ilvl="0">
+      <w:startOverride w:val="1"/>
+    </w:lvlOverride>
+    <w:lvlOverride w:ilvl="1">
+      <w:startOverride w:val="1"/>
+    </w:lvlOverride>
+    <w:lvlOverride w:ilvl="2">
+      <w:startOverride w:val="1"/>
+    </w:lvlOverride>
+    <w:lvlOverride w:ilvl="3">
+      <w:startOverride w:val="1"/>
+    </w:lvlOverride>
+    <w:lvlOverride w:ilvl="4">
+      <w:startOverride w:val="1"/>
+    </w:lvlOverride>
+    <w:lvlOverride w:ilvl="5">
+      <w:startOverride w:val="1"/>
+    </w:lvlOverride>
+    <w:lvlOverride w:ilvl="6">
+      <w:startOverride w:val="1"/>
+    </w:lvlOverride>
+    <w:lvlOverride w:ilvl="7">
+      <w:startOverride w:val="1"/>
+    </w:lvlOverride>
+    <w:lvlOverride w:ilvl="8">
+      <w:startOverride w:val="1"/>
+    </w:lvlOverride>
+  </w:num>
+  <w:num w:numId="1007">
     <w:abstractNumId w:val="99411"/>
     <w:lvlOverride w:ilvl="0">
       <w:startOverride w:val="1"/>

--- a/public/labs/pmzi/pz-23/ЛР1_ПМЗІ_Шифр_Цезаря_Частотний_аналіз.docx
+++ b/public/labs/pmzi/pz-23/ЛР1_ПМЗІ_Шифр_Цезаря_Частотний_аналіз.docx
@@ -1257,2090 +1257,2190 @@
     </w:p>
     <w:p>
       <w:pPr>
-        <w:pStyle w:val="SourceCode"/>
-      </w:pPr>
-      <w:r>
+        <w:spacing w:before="0" w:after="0" w:line="120" w:lineRule="exact"/>
         <w:rPr>
-          <w:rStyle w:val="VerbatimChar"/>
+          <w:sz w:val="4"/>
+          <w:szCs w:val="4"/>
         </w:rPr>
-        <w:t xml:space="preserve">#include &lt;iostream&gt;</w:t>
-      </w:r>
-      <w:r>
-        <w:br/>
-      </w:r>
-      <w:r>
+      </w:pPr>
+    </w:p>
+    <w:tbl>
+      <w:tblPr>
+        <w:tblStyle w:val="SourceCodeTable"/>
+        <w:tblW w:type="dxa" w:w="9637"/>
+        <w:tblInd w:w="0" w:type="dxa"/>
+        <w:tblBorders>
+          <w:top w:color="BFBFBF" w:space="0" w:sz="4" w:val="single"/>
+          <w:left w:color="BFBFBF" w:space="0" w:sz="4" w:val="single"/>
+          <w:bottom w:color="BFBFBF" w:space="0" w:sz="4" w:val="single"/>
+          <w:right w:color="BFBFBF" w:space="0" w:sz="4" w:val="single"/>
+        </w:tblBorders>
+        <w:shd w:color="auto" w:fill="F4F4F4" w:val="clear"/>
+        <w:tblLayout w:type="fixed"/>
+        <w:tblCellMar>
+          <w:top w:type="dxa" w:w="113"/>
+          <w:left w:type="dxa" w:w="113"/>
+          <w:bottom w:type="dxa" w:w="113"/>
+          <w:right w:type="dxa" w:w="113"/>
+        </w:tblCellMar>
+        <w:tblLook w:val="0000" w:firstRow="0" w:lastRow="0" w:firstColumn="0" w:lastColumn="0" w:noHBand="1" w:noVBand="1"/>
+      </w:tblPr>
+      <w:tblGrid>
+        <w:gridCol w:w="9637"/>
+      </w:tblGrid>
+      <w:tr>
+        <w:tc>
+          <w:tcPr>
+            <w:tcW w:type="dxa" w:w="9637"/>
+            <w:shd w:color="auto" w:fill="F4F4F4" w:val="clear"/>
+          </w:tcPr>
+          <w:p>
+            <w:pPr>
+              <w:pStyle w:val="SourceCode"/>
+              <w:spacing w:before="0" w:after="0" w:line="200" w:lineRule="auto"/>
+            </w:pPr>
+            <w:r>
+              <w:t xml:space="preserve">#include &lt;iostream&gt;</w:t>
+            </w:r>
+          </w:p>
+          <w:p>
+            <w:pPr>
+              <w:pStyle w:val="SourceCode"/>
+              <w:spacing w:before="0" w:after="0" w:line="200" w:lineRule="auto"/>
+            </w:pPr>
+            <w:r>
+              <w:t xml:space="preserve">#include &lt;fstream&gt;</w:t>
+            </w:r>
+          </w:p>
+          <w:p>
+            <w:pPr>
+              <w:pStyle w:val="SourceCode"/>
+              <w:spacing w:before="0" w:after="0" w:line="200" w:lineRule="auto"/>
+            </w:pPr>
+            <w:r>
+              <w:t xml:space="preserve">#include &lt;string&gt;</w:t>
+            </w:r>
+          </w:p>
+          <w:p>
+            <w:pPr>
+              <w:pStyle w:val="SourceCode"/>
+              <w:spacing w:before="0" w:after="0" w:line="200" w:lineRule="auto"/>
+            </w:pPr>
+            <w:r>
+              <w:t xml:space="preserve">#include &lt;vector&gt;</w:t>
+            </w:r>
+          </w:p>
+          <w:p>
+            <w:pPr>
+              <w:pStyle w:val="SourceCode"/>
+              <w:spacing w:before="0" w:after="0" w:line="200" w:lineRule="auto"/>
+            </w:pPr>
+            <w:r>
+              <w:t xml:space="preserve">#include &lt;iomanip&gt;</w:t>
+            </w:r>
+          </w:p>
+          <w:p>
+            <w:pPr>
+              <w:pStyle w:val="SourceCode"/>
+              <w:spacing w:before="0" w:after="0" w:line="200" w:lineRule="auto"/>
+            </w:pPr>
+            <w:r>
+              <w:t xml:space="preserve">#include &lt;cmath&gt;</w:t>
+            </w:r>
+          </w:p>
+          <w:p>
+            <w:pPr>
+              <w:pStyle w:val="SourceCode"/>
+              <w:spacing w:before="0" w:after="0" w:line="200" w:lineRule="auto"/>
+            </w:pPr>
+            <w:r>
+              <w:t xml:space="preserve">#include &lt;locale&gt;</w:t>
+            </w:r>
+          </w:p>
+          <w:p>
+            <w:pPr>
+              <w:pStyle w:val="SourceCode"/>
+              <w:spacing w:before="0" w:after="0" w:line="200" w:lineRule="auto"/>
+            </w:pPr>
+            <w:r>
+              <w:t xml:space="preserve">#include &lt;codecvt&gt;</w:t>
+            </w:r>
+          </w:p>
+          <w:p>
+            <w:pPr>
+              <w:pStyle w:val="SourceCode"/>
+              <w:spacing w:before="0" w:after="0" w:line="200" w:lineRule="auto"/>
+            </w:pPr>
+          </w:p>
+          <w:p>
+            <w:pPr>
+              <w:pStyle w:val="SourceCode"/>
+              <w:spacing w:before="0" w:after="0" w:line="200" w:lineRule="auto"/>
+            </w:pPr>
+            <w:r>
+              <w:t xml:space="preserve">#ifdef _WIN32</w:t>
+            </w:r>
+          </w:p>
+          <w:p>
+            <w:pPr>
+              <w:pStyle w:val="SourceCode"/>
+              <w:spacing w:before="0" w:after="0" w:line="200" w:lineRule="auto"/>
+            </w:pPr>
+            <w:r>
+              <w:t xml:space="preserve">#include &lt;io.h&gt;</w:t>
+            </w:r>
+          </w:p>
+          <w:p>
+            <w:pPr>
+              <w:pStyle w:val="SourceCode"/>
+              <w:spacing w:before="0" w:after="0" w:line="200" w:lineRule="auto"/>
+            </w:pPr>
+            <w:r>
+              <w:t xml:space="preserve">#include &lt;fcntl.h&gt;</w:t>
+            </w:r>
+          </w:p>
+          <w:p>
+            <w:pPr>
+              <w:pStyle w:val="SourceCode"/>
+              <w:spacing w:before="0" w:after="0" w:line="200" w:lineRule="auto"/>
+            </w:pPr>
+            <w:r>
+              <w:t xml:space="preserve">#endif</w:t>
+            </w:r>
+          </w:p>
+          <w:p>
+            <w:pPr>
+              <w:pStyle w:val="SourceCode"/>
+              <w:spacing w:before="0" w:after="0" w:line="200" w:lineRule="auto"/>
+            </w:pPr>
+          </w:p>
+          <w:p>
+            <w:pPr>
+              <w:pStyle w:val="SourceCode"/>
+              <w:spacing w:before="0" w:after="0" w:line="200" w:lineRule="auto"/>
+            </w:pPr>
+            <w:r>
+              <w:t xml:space="preserve">using namespace std;</w:t>
+            </w:r>
+          </w:p>
+          <w:p>
+            <w:pPr>
+              <w:pStyle w:val="SourceCode"/>
+              <w:spacing w:before="0" w:after="0" w:line="200" w:lineRule="auto"/>
+            </w:pPr>
+          </w:p>
+          <w:p>
+            <w:pPr>
+              <w:pStyle w:val="SourceCode"/>
+              <w:spacing w:before="0" w:after="0" w:line="200" w:lineRule="auto"/>
+            </w:pPr>
+            <w:r>
+              <w:t xml:space="preserve">const wstring ALPHA_LO = L"абвгґдеєжзиіїйклмнопрстуфхцчшщьюя";</w:t>
+            </w:r>
+          </w:p>
+          <w:p>
+            <w:pPr>
+              <w:pStyle w:val="SourceCode"/>
+              <w:spacing w:before="0" w:after="0" w:line="200" w:lineRule="auto"/>
+            </w:pPr>
+            <w:r>
+              <w:t xml:space="preserve">const wstring ALPHA_UP = L"АБВГҐДЕЄЖЗИІЇЙКЛМНОПРСТУФХЦЧШЩЬЮЯ";</w:t>
+            </w:r>
+          </w:p>
+          <w:p>
+            <w:pPr>
+              <w:pStyle w:val="SourceCode"/>
+              <w:spacing w:before="0" w:after="0" w:line="200" w:lineRule="auto"/>
+            </w:pPr>
+            <w:r>
+              <w:t xml:space="preserve">const int N = 33;</w:t>
+            </w:r>
+          </w:p>
+          <w:p>
+            <w:pPr>
+              <w:pStyle w:val="SourceCode"/>
+              <w:spacing w:before="0" w:after="0" w:line="200" w:lineRule="auto"/>
+            </w:pPr>
+          </w:p>
+          <w:p>
+            <w:pPr>
+              <w:pStyle w:val="SourceCode"/>
+              <w:spacing w:before="0" w:after="0" w:line="200" w:lineRule="auto"/>
+            </w:pPr>
+            <w:r>
+              <w:t xml:space="preserve">// Еталонні частоти літер української мови, %</w:t>
+            </w:r>
+          </w:p>
+          <w:p>
+            <w:pPr>
+              <w:pStyle w:val="SourceCode"/>
+              <w:spacing w:before="0" w:after="0" w:line="200" w:lineRule="auto"/>
+            </w:pPr>
+            <w:r>
+              <w:t xml:space="preserve">const double REF[N] = {</w:t>
+            </w:r>
+          </w:p>
+          <w:p>
+            <w:pPr>
+              <w:pStyle w:val="SourceCode"/>
+              <w:spacing w:before="0" w:after="0" w:line="200" w:lineRule="auto"/>
+            </w:pPr>
+            <w:r>
+              <w:t xml:space="preserve">    7.55, 1.78, 5.45, 1.47, 0.01, 3.46, 4.82, 0.52, 1.05, 2.41,</w:t>
+            </w:r>
+          </w:p>
+          <w:p>
+            <w:pPr>
+              <w:pStyle w:val="SourceCode"/>
+              <w:spacing w:before="0" w:after="0" w:line="200" w:lineRule="auto"/>
+            </w:pPr>
+            <w:r>
+              <w:t xml:space="preserve">    6.39, 5.97, 0.63, 1.26, 3.67, 3.56, 3.25, 6.39, 9.88, 3.04,</w:t>
+            </w:r>
+          </w:p>
+          <w:p>
+            <w:pPr>
+              <w:pStyle w:val="SourceCode"/>
+              <w:spacing w:before="0" w:after="0" w:line="200" w:lineRule="auto"/>
+            </w:pPr>
+            <w:r>
+              <w:t xml:space="preserve">    4.61, 4.40, 4.61, 3.56, 0.31, 1.26, 1.05, 1.36, 0.73, 0.42,</w:t>
+            </w:r>
+          </w:p>
+          <w:p>
+            <w:pPr>
+              <w:pStyle w:val="SourceCode"/>
+              <w:spacing w:before="0" w:after="0" w:line="200" w:lineRule="auto"/>
+            </w:pPr>
+            <w:r>
+              <w:t xml:space="preserve">    1.78, 0.94, 2.41</w:t>
+            </w:r>
+          </w:p>
+          <w:p>
+            <w:pPr>
+              <w:pStyle w:val="SourceCode"/>
+              <w:spacing w:before="0" w:after="0" w:line="200" w:lineRule="auto"/>
+            </w:pPr>
+            <w:r>
+              <w:t xml:space="preserve">};</w:t>
+            </w:r>
+          </w:p>
+          <w:p>
+            <w:pPr>
+              <w:pStyle w:val="SourceCode"/>
+              <w:spacing w:before="0" w:after="0" w:line="200" w:lineRule="auto"/>
+            </w:pPr>
+          </w:p>
+          <w:p>
+            <w:pPr>
+              <w:pStyle w:val="SourceCode"/>
+              <w:spacing w:before="0" w:after="0" w:line="200" w:lineRule="auto"/>
+            </w:pPr>
+            <w:r>
+              <w:t xml:space="preserve">// Пошук індексу літери в алфавіті</w:t>
+            </w:r>
+          </w:p>
+          <w:p>
+            <w:pPr>
+              <w:pStyle w:val="SourceCode"/>
+              <w:spacing w:before="0" w:after="0" w:line="200" w:lineRule="auto"/>
+            </w:pPr>
+            <w:r>
+              <w:t xml:space="preserve">int indexOf(wchar_t c, bool&amp; upper) {</w:t>
+            </w:r>
+          </w:p>
+          <w:p>
+            <w:pPr>
+              <w:pStyle w:val="SourceCode"/>
+              <w:spacing w:before="0" w:after="0" w:line="200" w:lineRule="auto"/>
+            </w:pPr>
+            <w:r>
+              <w:t xml:space="preserve">    size_t p = ALPHA_LO.find(c);</w:t>
+            </w:r>
+          </w:p>
+          <w:p>
+            <w:pPr>
+              <w:pStyle w:val="SourceCode"/>
+              <w:spacing w:before="0" w:after="0" w:line="200" w:lineRule="auto"/>
+            </w:pPr>
+            <w:r>
+              <w:t xml:space="preserve">    if (p != wstring::npos) { upper = false; return (int)p; }</w:t>
+            </w:r>
+          </w:p>
+          <w:p>
+            <w:pPr>
+              <w:pStyle w:val="SourceCode"/>
+              <w:spacing w:before="0" w:after="0" w:line="200" w:lineRule="auto"/>
+            </w:pPr>
+            <w:r>
+              <w:t xml:space="preserve">    p = ALPHA_UP.find(c);</w:t>
+            </w:r>
+          </w:p>
+          <w:p>
+            <w:pPr>
+              <w:pStyle w:val="SourceCode"/>
+              <w:spacing w:before="0" w:after="0" w:line="200" w:lineRule="auto"/>
+            </w:pPr>
+            <w:r>
+              <w:t xml:space="preserve">    if (p != wstring::npos) { upper = true; return (int)p; }</w:t>
+            </w:r>
+          </w:p>
+          <w:p>
+            <w:pPr>
+              <w:pStyle w:val="SourceCode"/>
+              <w:spacing w:before="0" w:after="0" w:line="200" w:lineRule="auto"/>
+            </w:pPr>
+            <w:r>
+              <w:t xml:space="preserve">    return -1;</w:t>
+            </w:r>
+          </w:p>
+          <w:p>
+            <w:pPr>
+              <w:pStyle w:val="SourceCode"/>
+              <w:spacing w:before="0" w:after="0" w:line="200" w:lineRule="auto"/>
+            </w:pPr>
+            <w:r>
+              <w:t xml:space="preserve">}</w:t>
+            </w:r>
+          </w:p>
+          <w:p>
+            <w:pPr>
+              <w:pStyle w:val="SourceCode"/>
+              <w:spacing w:before="0" w:after="0" w:line="200" w:lineRule="auto"/>
+            </w:pPr>
+          </w:p>
+          <w:p>
+            <w:pPr>
+              <w:pStyle w:val="SourceCode"/>
+              <w:spacing w:before="0" w:after="0" w:line="200" w:lineRule="auto"/>
+            </w:pPr>
+            <w:r>
+              <w:t xml:space="preserve">// Читання тексту з файлу</w:t>
+            </w:r>
+          </w:p>
+          <w:p>
+            <w:pPr>
+              <w:pStyle w:val="SourceCode"/>
+              <w:spacing w:before="0" w:after="0" w:line="200" w:lineRule="auto"/>
+            </w:pPr>
+            <w:r>
+              <w:t xml:space="preserve">wstring readFile(const string&amp; name) {</w:t>
+            </w:r>
+          </w:p>
+          <w:p>
+            <w:pPr>
+              <w:pStyle w:val="SourceCode"/>
+              <w:spacing w:before="0" w:after="0" w:line="200" w:lineRule="auto"/>
+            </w:pPr>
+            <w:r>
+              <w:t xml:space="preserve">    wifstream in(name);</w:t>
+            </w:r>
+          </w:p>
+          <w:p>
+            <w:pPr>
+              <w:pStyle w:val="SourceCode"/>
+              <w:spacing w:before="0" w:after="0" w:line="200" w:lineRule="auto"/>
+            </w:pPr>
+            <w:r>
+              <w:t xml:space="preserve">    if (!in) {</w:t>
+            </w:r>
+          </w:p>
+          <w:p>
+            <w:pPr>
+              <w:pStyle w:val="SourceCode"/>
+              <w:spacing w:before="0" w:after="0" w:line="200" w:lineRule="auto"/>
+            </w:pPr>
+            <w:r>
+              <w:t xml:space="preserve">        wcout &lt;&lt; L"Помилка: файл не знайдено!\n";</w:t>
+            </w:r>
+          </w:p>
+          <w:p>
+            <w:pPr>
+              <w:pStyle w:val="SourceCode"/>
+              <w:spacing w:before="0" w:after="0" w:line="200" w:lineRule="auto"/>
+            </w:pPr>
+            <w:r>
+              <w:t xml:space="preserve">        return L"";</w:t>
+            </w:r>
+          </w:p>
+          <w:p>
+            <w:pPr>
+              <w:pStyle w:val="SourceCode"/>
+              <w:spacing w:before="0" w:after="0" w:line="200" w:lineRule="auto"/>
+            </w:pPr>
+            <w:r>
+              <w:t xml:space="preserve">    }</w:t>
+            </w:r>
+          </w:p>
+          <w:p>
+            <w:pPr>
+              <w:pStyle w:val="SourceCode"/>
+              <w:spacing w:before="0" w:after="0" w:line="200" w:lineRule="auto"/>
+            </w:pPr>
+            <w:r>
+              <w:t xml:space="preserve">    in.imbue(locale(in.getloc(), new codecvt_utf8&lt;wchar_t&gt;));</w:t>
+            </w:r>
+          </w:p>
+          <w:p>
+            <w:pPr>
+              <w:pStyle w:val="SourceCode"/>
+              <w:spacing w:before="0" w:after="0" w:line="200" w:lineRule="auto"/>
+            </w:pPr>
+            <w:r>
+              <w:t xml:space="preserve">    wstring text((istreambuf_iterator&lt;wchar_t&gt;(in)),</w:t>
+            </w:r>
+          </w:p>
+          <w:p>
+            <w:pPr>
+              <w:pStyle w:val="SourceCode"/>
+              <w:spacing w:before="0" w:after="0" w:line="200" w:lineRule="auto"/>
+            </w:pPr>
+            <w:r>
+              <w:t xml:space="preserve">                  istreambuf_iterator&lt;wchar_t&gt;());</w:t>
+            </w:r>
+          </w:p>
+          <w:p>
+            <w:pPr>
+              <w:pStyle w:val="SourceCode"/>
+              <w:spacing w:before="0" w:after="0" w:line="200" w:lineRule="auto"/>
+            </w:pPr>
+            <w:r>
+              <w:t xml:space="preserve">    return text;</w:t>
+            </w:r>
+          </w:p>
+          <w:p>
+            <w:pPr>
+              <w:pStyle w:val="SourceCode"/>
+              <w:spacing w:before="0" w:after="0" w:line="200" w:lineRule="auto"/>
+            </w:pPr>
+            <w:r>
+              <w:t xml:space="preserve">}</w:t>
+            </w:r>
+          </w:p>
+          <w:p>
+            <w:pPr>
+              <w:pStyle w:val="SourceCode"/>
+              <w:spacing w:before="0" w:after="0" w:line="200" w:lineRule="auto"/>
+            </w:pPr>
+          </w:p>
+          <w:p>
+            <w:pPr>
+              <w:pStyle w:val="SourceCode"/>
+              <w:spacing w:before="0" w:after="0" w:line="200" w:lineRule="auto"/>
+            </w:pPr>
+            <w:r>
+              <w:t xml:space="preserve">// Запис тексту у файл</w:t>
+            </w:r>
+          </w:p>
+          <w:p>
+            <w:pPr>
+              <w:pStyle w:val="SourceCode"/>
+              <w:spacing w:before="0" w:after="0" w:line="200" w:lineRule="auto"/>
+            </w:pPr>
+            <w:r>
+              <w:t xml:space="preserve">bool writeFile(const string&amp; name, const wstring&amp; text) {</w:t>
+            </w:r>
+          </w:p>
+          <w:p>
+            <w:pPr>
+              <w:pStyle w:val="SourceCode"/>
+              <w:spacing w:before="0" w:after="0" w:line="200" w:lineRule="auto"/>
+            </w:pPr>
+            <w:r>
+              <w:t xml:space="preserve">    wofstream out(name);</w:t>
+            </w:r>
+          </w:p>
+          <w:p>
+            <w:pPr>
+              <w:pStyle w:val="SourceCode"/>
+              <w:spacing w:before="0" w:after="0" w:line="200" w:lineRule="auto"/>
+            </w:pPr>
+            <w:r>
+              <w:t xml:space="preserve">    if (!out) return false;</w:t>
+            </w:r>
+          </w:p>
+          <w:p>
+            <w:pPr>
+              <w:pStyle w:val="SourceCode"/>
+              <w:spacing w:before="0" w:after="0" w:line="200" w:lineRule="auto"/>
+            </w:pPr>
+            <w:r>
+              <w:t xml:space="preserve">    out.imbue(locale(out.getloc(), new codecvt_utf8&lt;wchar_t&gt;));</w:t>
+            </w:r>
+          </w:p>
+          <w:p>
+            <w:pPr>
+              <w:pStyle w:val="SourceCode"/>
+              <w:spacing w:before="0" w:after="0" w:line="200" w:lineRule="auto"/>
+            </w:pPr>
+            <w:r>
+              <w:t xml:space="preserve">    out &lt;&lt; text;</w:t>
+            </w:r>
+          </w:p>
+          <w:p>
+            <w:pPr>
+              <w:pStyle w:val="SourceCode"/>
+              <w:spacing w:before="0" w:after="0" w:line="200" w:lineRule="auto"/>
+            </w:pPr>
+            <w:r>
+              <w:t xml:space="preserve">    return true;</w:t>
+            </w:r>
+          </w:p>
+          <w:p>
+            <w:pPr>
+              <w:pStyle w:val="SourceCode"/>
+              <w:spacing w:before="0" w:after="0" w:line="200" w:lineRule="auto"/>
+            </w:pPr>
+            <w:r>
+              <w:t xml:space="preserve">}</w:t>
+            </w:r>
+          </w:p>
+          <w:p>
+            <w:pPr>
+              <w:pStyle w:val="SourceCode"/>
+              <w:spacing w:before="0" w:after="0" w:line="200" w:lineRule="auto"/>
+            </w:pPr>
+          </w:p>
+          <w:p>
+            <w:pPr>
+              <w:pStyle w:val="SourceCode"/>
+              <w:spacing w:before="0" w:after="0" w:line="200" w:lineRule="auto"/>
+            </w:pPr>
+            <w:r>
+              <w:t xml:space="preserve">// Зашифрування шифром Цезаря</w:t>
+            </w:r>
+          </w:p>
+          <w:p>
+            <w:pPr>
+              <w:pStyle w:val="SourceCode"/>
+              <w:spacing w:before="0" w:after="0" w:line="200" w:lineRule="auto"/>
+            </w:pPr>
+            <w:r>
+              <w:t xml:space="preserve">wstring encrypt(const wstring&amp; text, int k) {</w:t>
+            </w:r>
+          </w:p>
+          <w:p>
+            <w:pPr>
+              <w:pStyle w:val="SourceCode"/>
+              <w:spacing w:before="0" w:after="0" w:line="200" w:lineRule="auto"/>
+            </w:pPr>
+            <w:r>
+              <w:t xml:space="preserve">    k = ((k % N) + N) % N;</w:t>
+            </w:r>
+          </w:p>
+          <w:p>
+            <w:pPr>
+              <w:pStyle w:val="SourceCode"/>
+              <w:spacing w:before="0" w:after="0" w:line="200" w:lineRule="auto"/>
+            </w:pPr>
+            <w:r>
+              <w:t xml:space="preserve">    wstring res = text;</w:t>
+            </w:r>
+          </w:p>
+          <w:p>
+            <w:pPr>
+              <w:pStyle w:val="SourceCode"/>
+              <w:spacing w:before="0" w:after="0" w:line="200" w:lineRule="auto"/>
+            </w:pPr>
+            <w:r>
+              <w:t xml:space="preserve">    for (size_t i = 0; i &lt; res.size(); i++) {</w:t>
+            </w:r>
+          </w:p>
+          <w:p>
+            <w:pPr>
+              <w:pStyle w:val="SourceCode"/>
+              <w:spacing w:before="0" w:after="0" w:line="200" w:lineRule="auto"/>
+            </w:pPr>
+            <w:r>
+              <w:t xml:space="preserve">        bool up = false;</w:t>
+            </w:r>
+          </w:p>
+          <w:p>
+            <w:pPr>
+              <w:pStyle w:val="SourceCode"/>
+              <w:spacing w:before="0" w:after="0" w:line="200" w:lineRule="auto"/>
+            </w:pPr>
+            <w:r>
+              <w:t xml:space="preserve">        int p = indexOf(res[i], up);</w:t>
+            </w:r>
+          </w:p>
+          <w:p>
+            <w:pPr>
+              <w:pStyle w:val="SourceCode"/>
+              <w:spacing w:before="0" w:after="0" w:line="200" w:lineRule="auto"/>
+            </w:pPr>
+            <w:r>
+              <w:t xml:space="preserve">        if (p &gt;= 0)</w:t>
+            </w:r>
+          </w:p>
+          <w:p>
+            <w:pPr>
+              <w:pStyle w:val="SourceCode"/>
+              <w:spacing w:before="0" w:after="0" w:line="200" w:lineRule="auto"/>
+            </w:pPr>
+            <w:r>
+              <w:t xml:space="preserve">            res[i] = up ? ALPHA_UP[(p + k) % N] : ALPHA_LO[(p + k) % N];</w:t>
+            </w:r>
+          </w:p>
+          <w:p>
+            <w:pPr>
+              <w:pStyle w:val="SourceCode"/>
+              <w:spacing w:before="0" w:after="0" w:line="200" w:lineRule="auto"/>
+            </w:pPr>
+            <w:r>
+              <w:t xml:space="preserve">    }</w:t>
+            </w:r>
+          </w:p>
+          <w:p>
+            <w:pPr>
+              <w:pStyle w:val="SourceCode"/>
+              <w:spacing w:before="0" w:after="0" w:line="200" w:lineRule="auto"/>
+            </w:pPr>
+            <w:r>
+              <w:t xml:space="preserve">    return res;</w:t>
+            </w:r>
+          </w:p>
+          <w:p>
+            <w:pPr>
+              <w:pStyle w:val="SourceCode"/>
+              <w:spacing w:before="0" w:after="0" w:line="200" w:lineRule="auto"/>
+            </w:pPr>
+            <w:r>
+              <w:t xml:space="preserve">}</w:t>
+            </w:r>
+          </w:p>
+          <w:p>
+            <w:pPr>
+              <w:pStyle w:val="SourceCode"/>
+              <w:spacing w:before="0" w:after="0" w:line="200" w:lineRule="auto"/>
+            </w:pPr>
+          </w:p>
+          <w:p>
+            <w:pPr>
+              <w:pStyle w:val="SourceCode"/>
+              <w:spacing w:before="0" w:after="0" w:line="200" w:lineRule="auto"/>
+            </w:pPr>
+            <w:r>
+              <w:t xml:space="preserve">// Розшифрування шифром Цезаря</w:t>
+            </w:r>
+          </w:p>
+          <w:p>
+            <w:pPr>
+              <w:pStyle w:val="SourceCode"/>
+              <w:spacing w:before="0" w:after="0" w:line="200" w:lineRule="auto"/>
+            </w:pPr>
+            <w:r>
+              <w:t xml:space="preserve">wstring decrypt(const wstring&amp; text, int k) {</w:t>
+            </w:r>
+          </w:p>
+          <w:p>
+            <w:pPr>
+              <w:pStyle w:val="SourceCode"/>
+              <w:spacing w:before="0" w:after="0" w:line="200" w:lineRule="auto"/>
+            </w:pPr>
+            <w:r>
+              <w:t xml:space="preserve">    return encrypt(text, N - ((k % N) + N) % N);</w:t>
+            </w:r>
+          </w:p>
+          <w:p>
+            <w:pPr>
+              <w:pStyle w:val="SourceCode"/>
+              <w:spacing w:before="0" w:after="0" w:line="200" w:lineRule="auto"/>
+            </w:pPr>
+            <w:r>
+              <w:t xml:space="preserve">}</w:t>
+            </w:r>
+          </w:p>
+          <w:p>
+            <w:pPr>
+              <w:pStyle w:val="SourceCode"/>
+              <w:spacing w:before="0" w:after="0" w:line="200" w:lineRule="auto"/>
+            </w:pPr>
+          </w:p>
+          <w:p>
+            <w:pPr>
+              <w:pStyle w:val="SourceCode"/>
+              <w:spacing w:before="0" w:after="0" w:line="200" w:lineRule="auto"/>
+            </w:pPr>
+            <w:r>
+              <w:t xml:space="preserve">// Підрахунок частот літер</w:t>
+            </w:r>
+          </w:p>
+          <w:p>
+            <w:pPr>
+              <w:pStyle w:val="SourceCode"/>
+              <w:spacing w:before="0" w:after="0" w:line="200" w:lineRule="auto"/>
+            </w:pPr>
+            <w:r>
+              <w:t xml:space="preserve">vector&lt;double&gt; frequencies(const wstring&amp; text, long&amp; total) {</w:t>
+            </w:r>
+          </w:p>
+          <w:p>
+            <w:pPr>
+              <w:pStyle w:val="SourceCode"/>
+              <w:spacing w:before="0" w:after="0" w:line="200" w:lineRule="auto"/>
+            </w:pPr>
+            <w:r>
+              <w:t xml:space="preserve">    vector&lt;double&gt; f(N, 0.0);</w:t>
+            </w:r>
+          </w:p>
+          <w:p>
+            <w:pPr>
+              <w:pStyle w:val="SourceCode"/>
+              <w:spacing w:before="0" w:after="0" w:line="200" w:lineRule="auto"/>
+            </w:pPr>
+            <w:r>
+              <w:t xml:space="preserve">    total = 0;</w:t>
+            </w:r>
+          </w:p>
+          <w:p>
+            <w:pPr>
+              <w:pStyle w:val="SourceCode"/>
+              <w:spacing w:before="0" w:after="0" w:line="200" w:lineRule="auto"/>
+            </w:pPr>
+            <w:r>
+              <w:t xml:space="preserve">    for (size_t i = 0; i &lt; text.size(); i++) {</w:t>
+            </w:r>
+          </w:p>
+          <w:p>
+            <w:pPr>
+              <w:pStyle w:val="SourceCode"/>
+              <w:spacing w:before="0" w:after="0" w:line="200" w:lineRule="auto"/>
+            </w:pPr>
+            <w:r>
+              <w:t xml:space="preserve">        bool up = false;</w:t>
+            </w:r>
+          </w:p>
+          <w:p>
+            <w:pPr>
+              <w:pStyle w:val="SourceCode"/>
+              <w:spacing w:before="0" w:after="0" w:line="200" w:lineRule="auto"/>
+            </w:pPr>
+            <w:r>
+              <w:t xml:space="preserve">        int p = indexOf(text[i], up);</w:t>
+            </w:r>
+          </w:p>
+          <w:p>
+            <w:pPr>
+              <w:pStyle w:val="SourceCode"/>
+              <w:spacing w:before="0" w:after="0" w:line="200" w:lineRule="auto"/>
+            </w:pPr>
+            <w:r>
+              <w:t xml:space="preserve">        if (p &gt;= 0) { f[p] += 1.0; total++; }</w:t>
+            </w:r>
+          </w:p>
+          <w:p>
+            <w:pPr>
+              <w:pStyle w:val="SourceCode"/>
+              <w:spacing w:before="0" w:after="0" w:line="200" w:lineRule="auto"/>
+            </w:pPr>
+            <w:r>
+              <w:t xml:space="preserve">    }</w:t>
+            </w:r>
+          </w:p>
+          <w:p>
+            <w:pPr>
+              <w:pStyle w:val="SourceCode"/>
+              <w:spacing w:before="0" w:after="0" w:line="200" w:lineRule="auto"/>
+            </w:pPr>
+            <w:r>
+              <w:t xml:space="preserve">    if (total &gt; 0)</w:t>
+            </w:r>
+          </w:p>
+          <w:p>
+            <w:pPr>
+              <w:pStyle w:val="SourceCode"/>
+              <w:spacing w:before="0" w:after="0" w:line="200" w:lineRule="auto"/>
+            </w:pPr>
+            <w:r>
+              <w:t xml:space="preserve">        for (int i = 0; i &lt; N; i++)</w:t>
+            </w:r>
+          </w:p>
+          <w:p>
+            <w:pPr>
+              <w:pStyle w:val="SourceCode"/>
+              <w:spacing w:before="0" w:after="0" w:line="200" w:lineRule="auto"/>
+            </w:pPr>
+            <w:r>
+              <w:t xml:space="preserve">            f[i] = f[i] * 100.0 / total;</w:t>
+            </w:r>
+          </w:p>
+          <w:p>
+            <w:pPr>
+              <w:pStyle w:val="SourceCode"/>
+              <w:spacing w:before="0" w:after="0" w:line="200" w:lineRule="auto"/>
+            </w:pPr>
+            <w:r>
+              <w:t xml:space="preserve">    return f;</w:t>
+            </w:r>
+          </w:p>
+          <w:p>
+            <w:pPr>
+              <w:pStyle w:val="SourceCode"/>
+              <w:spacing w:before="0" w:after="0" w:line="200" w:lineRule="auto"/>
+            </w:pPr>
+            <w:r>
+              <w:t xml:space="preserve">}</w:t>
+            </w:r>
+          </w:p>
+          <w:p>
+            <w:pPr>
+              <w:pStyle w:val="SourceCode"/>
+              <w:spacing w:before="0" w:after="0" w:line="200" w:lineRule="auto"/>
+            </w:pPr>
+          </w:p>
+          <w:p>
+            <w:pPr>
+              <w:pStyle w:val="SourceCode"/>
+              <w:spacing w:before="0" w:after="0" w:line="200" w:lineRule="auto"/>
+            </w:pPr>
+            <w:r>
+              <w:t xml:space="preserve">// Друк таблиці частот із гістограмою</w:t>
+            </w:r>
+          </w:p>
+          <w:p>
+            <w:pPr>
+              <w:pStyle w:val="SourceCode"/>
+              <w:spacing w:before="0" w:after="0" w:line="200" w:lineRule="auto"/>
+            </w:pPr>
+            <w:r>
+              <w:t xml:space="preserve">void printFrequencies(const vector&lt;double&gt;&amp; f, long total) {</w:t>
+            </w:r>
+          </w:p>
+          <w:p>
+            <w:pPr>
+              <w:pStyle w:val="SourceCode"/>
+              <w:spacing w:before="0" w:after="0" w:line="200" w:lineRule="auto"/>
+            </w:pPr>
+            <w:r>
+              <w:t xml:space="preserve">    wcout &lt;&lt; L"+-------+----------+----------+----------------------+\n";</w:t>
+            </w:r>
+          </w:p>
+          <w:p>
+            <w:pPr>
+              <w:pStyle w:val="SourceCode"/>
+              <w:spacing w:before="0" w:after="0" w:line="200" w:lineRule="auto"/>
+            </w:pPr>
+            <w:r>
+              <w:t xml:space="preserve">    wcout &lt;&lt; L"| Літера| Частота  | Еталон   | Гістограма           |\n";</w:t>
+            </w:r>
+          </w:p>
+          <w:p>
+            <w:pPr>
+              <w:pStyle w:val="SourceCode"/>
+              <w:spacing w:before="0" w:after="0" w:line="200" w:lineRule="auto"/>
+            </w:pPr>
+            <w:r>
+              <w:t xml:space="preserve">    wcout &lt;&lt; L"+-------+----------+----------+----------------------+\n";</w:t>
+            </w:r>
+          </w:p>
+          <w:p>
+            <w:pPr>
+              <w:pStyle w:val="SourceCode"/>
+              <w:spacing w:before="0" w:after="0" w:line="200" w:lineRule="auto"/>
+            </w:pPr>
+            <w:r>
+              <w:t xml:space="preserve">    for (int i = 0; i &lt; N; i++) {</w:t>
+            </w:r>
+          </w:p>
+          <w:p>
+            <w:pPr>
+              <w:pStyle w:val="SourceCode"/>
+              <w:spacing w:before="0" w:after="0" w:line="200" w:lineRule="auto"/>
+            </w:pPr>
+            <w:r>
+              <w:t xml:space="preserve">        wcout &lt;&lt; L"| " &lt;&lt; ALPHA_LO[i] &lt;&lt; L"     | "</w:t>
+            </w:r>
+          </w:p>
+          <w:p>
+            <w:pPr>
+              <w:pStyle w:val="SourceCode"/>
+              <w:spacing w:before="0" w:after="0" w:line="200" w:lineRule="auto"/>
+            </w:pPr>
+            <w:r>
+              <w:t xml:space="preserve">              &lt;&lt; fixed &lt;&lt; setprecision(2) &lt;&lt; setw(6) &lt;&lt; f[i] &lt;&lt; L" % | "</w:t>
+            </w:r>
+          </w:p>
+          <w:p>
+            <w:pPr>
+              <w:pStyle w:val="SourceCode"/>
+              <w:spacing w:before="0" w:after="0" w:line="200" w:lineRule="auto"/>
+            </w:pPr>
+            <w:r>
+              <w:t xml:space="preserve">              &lt;&lt; setw(6) &lt;&lt; REF[i] &lt;&lt; L" % | ";</w:t>
+            </w:r>
+          </w:p>
+          <w:p>
+            <w:pPr>
+              <w:pStyle w:val="SourceCode"/>
+              <w:spacing w:before="0" w:after="0" w:line="200" w:lineRule="auto"/>
+            </w:pPr>
+            <w:r>
+              <w:t xml:space="preserve">        int bars = (int)(f[i] * 2 + 0.5);</w:t>
+            </w:r>
+          </w:p>
+          <w:p>
+            <w:pPr>
+              <w:pStyle w:val="SourceCode"/>
+              <w:spacing w:before="0" w:after="0" w:line="200" w:lineRule="auto"/>
+            </w:pPr>
+            <w:r>
+              <w:t xml:space="preserve">        wstring bar(bars &gt; 20 ? 20 : bars, L'#');</w:t>
+            </w:r>
+          </w:p>
+          <w:p>
+            <w:pPr>
+              <w:pStyle w:val="SourceCode"/>
+              <w:spacing w:before="0" w:after="0" w:line="200" w:lineRule="auto"/>
+            </w:pPr>
+            <w:r>
+              <w:t xml:space="preserve">        wcout &lt;&lt; left &lt;&lt; setw(20) &lt;&lt; bar &lt;&lt; right &lt;&lt; L" |\n";</w:t>
+            </w:r>
+          </w:p>
+          <w:p>
+            <w:pPr>
+              <w:pStyle w:val="SourceCode"/>
+              <w:spacing w:before="0" w:after="0" w:line="200" w:lineRule="auto"/>
+            </w:pPr>
+            <w:r>
+              <w:t xml:space="preserve">    }</w:t>
+            </w:r>
+          </w:p>
+          <w:p>
+            <w:pPr>
+              <w:pStyle w:val="SourceCode"/>
+              <w:spacing w:before="0" w:after="0" w:line="200" w:lineRule="auto"/>
+            </w:pPr>
+            <w:r>
+              <w:t xml:space="preserve">    wcout &lt;&lt; L"+-------+----------+----------+----------------------+\n";</w:t>
+            </w:r>
+          </w:p>
+          <w:p>
+            <w:pPr>
+              <w:pStyle w:val="SourceCode"/>
+              <w:spacing w:before="0" w:after="0" w:line="200" w:lineRule="auto"/>
+            </w:pPr>
+            <w:r>
+              <w:t xml:space="preserve">    wcout &lt;&lt; L"Усього літер у тексті: " &lt;&lt; total &lt;&lt; L"\n";</w:t>
+            </w:r>
+          </w:p>
+          <w:p>
+            <w:pPr>
+              <w:pStyle w:val="SourceCode"/>
+              <w:spacing w:before="0" w:after="0" w:line="200" w:lineRule="auto"/>
+            </w:pPr>
+            <w:r>
+              <w:t xml:space="preserve">}</w:t>
+            </w:r>
+          </w:p>
+          <w:p>
+            <w:pPr>
+              <w:pStyle w:val="SourceCode"/>
+              <w:spacing w:before="0" w:after="0" w:line="200" w:lineRule="auto"/>
+            </w:pPr>
+          </w:p>
+          <w:p>
+            <w:pPr>
+              <w:pStyle w:val="SourceCode"/>
+              <w:spacing w:before="0" w:after="0" w:line="200" w:lineRule="auto"/>
+            </w:pPr>
+            <w:r>
+              <w:t xml:space="preserve">// Злам повним перебором ключів</w:t>
+            </w:r>
+          </w:p>
+          <w:p>
+            <w:pPr>
+              <w:pStyle w:val="SourceCode"/>
+              <w:spacing w:before="0" w:after="0" w:line="200" w:lineRule="auto"/>
+            </w:pPr>
+            <w:r>
+              <w:t xml:space="preserve">void bruteForce(const wstring&amp; text) {</w:t>
+            </w:r>
+          </w:p>
+          <w:p>
+            <w:pPr>
+              <w:pStyle w:val="SourceCode"/>
+              <w:spacing w:before="0" w:after="0" w:line="200" w:lineRule="auto"/>
+            </w:pPr>
+            <w:r>
+              <w:t xml:space="preserve">    wcout &lt;&lt; L"Перебір усіх " &lt;&lt; N - 1 &lt;&lt; L" можливих ключів:\n";</w:t>
+            </w:r>
+          </w:p>
+          <w:p>
+            <w:pPr>
+              <w:pStyle w:val="SourceCode"/>
+              <w:spacing w:before="0" w:after="0" w:line="200" w:lineRule="auto"/>
+            </w:pPr>
+            <w:r>
+              <w:t xml:space="preserve">    for (int k = 1; k &lt; N; k++) {</w:t>
+            </w:r>
+          </w:p>
+          <w:p>
+            <w:pPr>
+              <w:pStyle w:val="SourceCode"/>
+              <w:spacing w:before="0" w:after="0" w:line="200" w:lineRule="auto"/>
+            </w:pPr>
+            <w:r>
+              <w:t xml:space="preserve">        wstring t = decrypt(text, k);</w:t>
+            </w:r>
+          </w:p>
+          <w:p>
+            <w:pPr>
+              <w:pStyle w:val="SourceCode"/>
+              <w:spacing w:before="0" w:after="0" w:line="200" w:lineRule="auto"/>
+            </w:pPr>
+            <w:r>
+              <w:t xml:space="preserve">        if (t.size() &gt; 48) t = t.substr(0, 48) + L"...";</w:t>
+            </w:r>
+          </w:p>
+          <w:p>
+            <w:pPr>
+              <w:pStyle w:val="SourceCode"/>
+              <w:spacing w:before="0" w:after="0" w:line="200" w:lineRule="auto"/>
+            </w:pPr>
+            <w:r>
+              <w:t xml:space="preserve">        wcout &lt;&lt; L"k = " &lt;&lt; setw(2) &lt;&lt; k &lt;&lt; L" : " &lt;&lt; t &lt;&lt; L"\n";</w:t>
+            </w:r>
+          </w:p>
+          <w:p>
+            <w:pPr>
+              <w:pStyle w:val="SourceCode"/>
+              <w:spacing w:before="0" w:after="0" w:line="200" w:lineRule="auto"/>
+            </w:pPr>
+            <w:r>
+              <w:t xml:space="preserve">    }</w:t>
+            </w:r>
+          </w:p>
+          <w:p>
+            <w:pPr>
+              <w:pStyle w:val="SourceCode"/>
+              <w:spacing w:before="0" w:after="0" w:line="200" w:lineRule="auto"/>
+            </w:pPr>
+            <w:r>
+              <w:t xml:space="preserve">}</w:t>
+            </w:r>
+          </w:p>
+          <w:p>
+            <w:pPr>
+              <w:pStyle w:val="SourceCode"/>
+              <w:spacing w:before="0" w:after="0" w:line="200" w:lineRule="auto"/>
+            </w:pPr>
+          </w:p>
+          <w:p>
+            <w:pPr>
+              <w:pStyle w:val="SourceCode"/>
+              <w:spacing w:before="0" w:after="0" w:line="200" w:lineRule="auto"/>
+            </w:pPr>
+            <w:r>
+              <w:t xml:space="preserve">// Автоматичне визначення ключа за критерієм хі-квадрат</w:t>
+            </w:r>
+          </w:p>
+          <w:p>
+            <w:pPr>
+              <w:pStyle w:val="SourceCode"/>
+              <w:spacing w:before="0" w:after="0" w:line="200" w:lineRule="auto"/>
+            </w:pPr>
+            <w:r>
+              <w:t xml:space="preserve">int findKey(const wstring&amp; text, double&amp; bestChi) {</w:t>
+            </w:r>
+          </w:p>
+          <w:p>
+            <w:pPr>
+              <w:pStyle w:val="SourceCode"/>
+              <w:spacing w:before="0" w:after="0" w:line="200" w:lineRule="auto"/>
+            </w:pPr>
+            <w:r>
+              <w:t xml:space="preserve">    int bestK = 0;</w:t>
+            </w:r>
+          </w:p>
+          <w:p>
+            <w:pPr>
+              <w:pStyle w:val="SourceCode"/>
+              <w:spacing w:before="0" w:after="0" w:line="200" w:lineRule="auto"/>
+            </w:pPr>
+            <w:r>
+              <w:t xml:space="preserve">    bestChi = 1e18;</w:t>
+            </w:r>
+          </w:p>
+          <w:p>
+            <w:pPr>
+              <w:pStyle w:val="SourceCode"/>
+              <w:spacing w:before="0" w:after="0" w:line="200" w:lineRule="auto"/>
+            </w:pPr>
+            <w:r>
+              <w:t xml:space="preserve">    for (int k = 0; k &lt; N; k++) {</w:t>
+            </w:r>
+          </w:p>
+          <w:p>
+            <w:pPr>
+              <w:pStyle w:val="SourceCode"/>
+              <w:spacing w:before="0" w:after="0" w:line="200" w:lineRule="auto"/>
+            </w:pPr>
+            <w:r>
+              <w:t xml:space="preserve">        long total = 0;</w:t>
+            </w:r>
+          </w:p>
+          <w:p>
+            <w:pPr>
+              <w:pStyle w:val="SourceCode"/>
+              <w:spacing w:before="0" w:after="0" w:line="200" w:lineRule="auto"/>
+            </w:pPr>
+            <w:r>
+              <w:t xml:space="preserve">        vector&lt;double&gt; f = frequencies(decrypt(text, k), total);</w:t>
+            </w:r>
+          </w:p>
+          <w:p>
+            <w:pPr>
+              <w:pStyle w:val="SourceCode"/>
+              <w:spacing w:before="0" w:after="0" w:line="200" w:lineRule="auto"/>
+            </w:pPr>
+            <w:r>
+              <w:t xml:space="preserve">        if (total == 0) return 0;</w:t>
+            </w:r>
+          </w:p>
+          <w:p>
+            <w:pPr>
+              <w:pStyle w:val="SourceCode"/>
+              <w:spacing w:before="0" w:after="0" w:line="200" w:lineRule="auto"/>
+            </w:pPr>
+            <w:r>
+              <w:t xml:space="preserve">        double chi = 0.0;</w:t>
+            </w:r>
+          </w:p>
+          <w:p>
+            <w:pPr>
+              <w:pStyle w:val="SourceCode"/>
+              <w:spacing w:before="0" w:after="0" w:line="200" w:lineRule="auto"/>
+            </w:pPr>
+            <w:r>
+              <w:t xml:space="preserve">        for (int i = 0; i &lt; N; i++) {</w:t>
+            </w:r>
+          </w:p>
+          <w:p>
+            <w:pPr>
+              <w:pStyle w:val="SourceCode"/>
+              <w:spacing w:before="0" w:after="0" w:line="200" w:lineRule="auto"/>
+            </w:pPr>
+            <w:r>
+              <w:t xml:space="preserve">            double obs = f[i] * total / 100.0;</w:t>
+            </w:r>
+          </w:p>
+          <w:p>
+            <w:pPr>
+              <w:pStyle w:val="SourceCode"/>
+              <w:spacing w:before="0" w:after="0" w:line="200" w:lineRule="auto"/>
+            </w:pPr>
+            <w:r>
+              <w:t xml:space="preserve">            double exp = REF[i] * total / 100.0;</w:t>
+            </w:r>
+          </w:p>
+          <w:p>
+            <w:pPr>
+              <w:pStyle w:val="SourceCode"/>
+              <w:spacing w:before="0" w:after="0" w:line="200" w:lineRule="auto"/>
+            </w:pPr>
+            <w:r>
+              <w:t xml:space="preserve">            if (exp &lt; 0.5) exp = 0.5;</w:t>
+            </w:r>
+          </w:p>
+          <w:p>
+            <w:pPr>
+              <w:pStyle w:val="SourceCode"/>
+              <w:spacing w:before="0" w:after="0" w:line="200" w:lineRule="auto"/>
+            </w:pPr>
+            <w:r>
+              <w:t xml:space="preserve">            chi += (obs - exp) * (obs - exp) / exp;</w:t>
+            </w:r>
+          </w:p>
+          <w:p>
+            <w:pPr>
+              <w:pStyle w:val="SourceCode"/>
+              <w:spacing w:before="0" w:after="0" w:line="200" w:lineRule="auto"/>
+            </w:pPr>
+            <w:r>
+              <w:t xml:space="preserve">        }</w:t>
+            </w:r>
+          </w:p>
+          <w:p>
+            <w:pPr>
+              <w:pStyle w:val="SourceCode"/>
+              <w:spacing w:before="0" w:after="0" w:line="200" w:lineRule="auto"/>
+            </w:pPr>
+            <w:r>
+              <w:t xml:space="preserve">        if (chi &lt; bestChi) { bestChi = chi; bestK = k; }</w:t>
+            </w:r>
+          </w:p>
+          <w:p>
+            <w:pPr>
+              <w:pStyle w:val="SourceCode"/>
+              <w:spacing w:before="0" w:after="0" w:line="200" w:lineRule="auto"/>
+            </w:pPr>
+            <w:r>
+              <w:t xml:space="preserve">    }</w:t>
+            </w:r>
+          </w:p>
+          <w:p>
+            <w:pPr>
+              <w:pStyle w:val="SourceCode"/>
+              <w:spacing w:before="0" w:after="0" w:line="200" w:lineRule="auto"/>
+            </w:pPr>
+            <w:r>
+              <w:t xml:space="preserve">    return bestK;</w:t>
+            </w:r>
+          </w:p>
+          <w:p>
+            <w:pPr>
+              <w:pStyle w:val="SourceCode"/>
+              <w:spacing w:before="0" w:after="0" w:line="200" w:lineRule="auto"/>
+            </w:pPr>
+            <w:r>
+              <w:t xml:space="preserve">}</w:t>
+            </w:r>
+          </w:p>
+          <w:p>
+            <w:pPr>
+              <w:pStyle w:val="SourceCode"/>
+              <w:spacing w:before="0" w:after="0" w:line="200" w:lineRule="auto"/>
+            </w:pPr>
+          </w:p>
+          <w:p>
+            <w:pPr>
+              <w:pStyle w:val="SourceCode"/>
+              <w:spacing w:before="0" w:after="0" w:line="200" w:lineRule="auto"/>
+            </w:pPr>
+            <w:r>
+              <w:t xml:space="preserve">// Меню користувача</w:t>
+            </w:r>
+          </w:p>
+          <w:p>
+            <w:pPr>
+              <w:pStyle w:val="SourceCode"/>
+              <w:spacing w:before="0" w:after="0" w:line="200" w:lineRule="auto"/>
+            </w:pPr>
+            <w:r>
+              <w:t xml:space="preserve">void menu() {</w:t>
+            </w:r>
+          </w:p>
+          <w:p>
+            <w:pPr>
+              <w:pStyle w:val="SourceCode"/>
+              <w:spacing w:before="0" w:after="0" w:line="200" w:lineRule="auto"/>
+            </w:pPr>
+            <w:r>
+              <w:t xml:space="preserve">    wcout &lt;&lt; L"\n=============== МЕНЮ ===============\n"</w:t>
+            </w:r>
+          </w:p>
+          <w:p>
+            <w:pPr>
+              <w:pStyle w:val="SourceCode"/>
+              <w:spacing w:before="0" w:after="0" w:line="200" w:lineRule="auto"/>
+            </w:pPr>
+            <w:r>
+              <w:t xml:space="preserve">          &lt;&lt; L" 1 - завантажити текст із файлу\n"</w:t>
+            </w:r>
+          </w:p>
+          <w:p>
+            <w:pPr>
+              <w:pStyle w:val="SourceCode"/>
+              <w:spacing w:before="0" w:after="0" w:line="200" w:lineRule="auto"/>
+            </w:pPr>
+            <w:r>
+              <w:t xml:space="preserve">          &lt;&lt; L" 2 - показати поточний текст\n"</w:t>
+            </w:r>
+          </w:p>
+          <w:p>
+            <w:pPr>
+              <w:pStyle w:val="SourceCode"/>
+              <w:spacing w:before="0" w:after="0" w:line="200" w:lineRule="auto"/>
+            </w:pPr>
+            <w:r>
+              <w:t xml:space="preserve">          &lt;&lt; L" 3 - зашифрувати шифром Цезаря\n"</w:t>
+            </w:r>
+          </w:p>
+          <w:p>
+            <w:pPr>
+              <w:pStyle w:val="SourceCode"/>
+              <w:spacing w:before="0" w:after="0" w:line="200" w:lineRule="auto"/>
+            </w:pPr>
+            <w:r>
+              <w:t xml:space="preserve">          &lt;&lt; L" 4 - розшифрувати за відомим ключем\n"</w:t>
+            </w:r>
+          </w:p>
+          <w:p>
+            <w:pPr>
+              <w:pStyle w:val="SourceCode"/>
+              <w:spacing w:before="0" w:after="0" w:line="200" w:lineRule="auto"/>
+            </w:pPr>
+            <w:r>
+              <w:t xml:space="preserve">          &lt;&lt; L" 5 - частотний аналіз тексту\n"</w:t>
+            </w:r>
+          </w:p>
+          <w:p>
+            <w:pPr>
+              <w:pStyle w:val="SourceCode"/>
+              <w:spacing w:before="0" w:after="0" w:line="200" w:lineRule="auto"/>
+            </w:pPr>
+            <w:r>
+              <w:t xml:space="preserve">          &lt;&lt; L" 6 - злам повним перебором ключів\n"</w:t>
+            </w:r>
+          </w:p>
+          <w:p>
+            <w:pPr>
+              <w:pStyle w:val="SourceCode"/>
+              <w:spacing w:before="0" w:after="0" w:line="200" w:lineRule="auto"/>
+            </w:pPr>
+            <w:r>
+              <w:t xml:space="preserve">          &lt;&lt; L" 7 - автоматичне визначення ключа\n"</w:t>
+            </w:r>
+          </w:p>
+          <w:p>
+            <w:pPr>
+              <w:pStyle w:val="SourceCode"/>
+              <w:spacing w:before="0" w:after="0" w:line="200" w:lineRule="auto"/>
+            </w:pPr>
+            <w:r>
+              <w:t xml:space="preserve">          &lt;&lt; L" 8 - зберегти текст у файл\n"</w:t>
+            </w:r>
+          </w:p>
+          <w:p>
+            <w:pPr>
+              <w:pStyle w:val="SourceCode"/>
+              <w:spacing w:before="0" w:after="0" w:line="200" w:lineRule="auto"/>
+            </w:pPr>
+            <w:r>
+              <w:t xml:space="preserve">          &lt;&lt; L" 0 - вихід\n"</w:t>
+            </w:r>
+          </w:p>
+          <w:p>
+            <w:pPr>
+              <w:pStyle w:val="SourceCode"/>
+              <w:spacing w:before="0" w:after="0" w:line="200" w:lineRule="auto"/>
+            </w:pPr>
+            <w:r>
+              <w:t xml:space="preserve">          &lt;&lt; L"====================================\n"</w:t>
+            </w:r>
+          </w:p>
+          <w:p>
+            <w:pPr>
+              <w:pStyle w:val="SourceCode"/>
+              <w:spacing w:before="0" w:after="0" w:line="200" w:lineRule="auto"/>
+            </w:pPr>
+            <w:r>
+              <w:t xml:space="preserve">          &lt;&lt; L"Ваш вибір: ";</w:t>
+            </w:r>
+          </w:p>
+          <w:p>
+            <w:pPr>
+              <w:pStyle w:val="SourceCode"/>
+              <w:spacing w:before="0" w:after="0" w:line="200" w:lineRule="auto"/>
+            </w:pPr>
+            <w:r>
+              <w:t xml:space="preserve">}</w:t>
+            </w:r>
+          </w:p>
+          <w:p>
+            <w:pPr>
+              <w:pStyle w:val="SourceCode"/>
+              <w:spacing w:before="0" w:after="0" w:line="200" w:lineRule="auto"/>
+            </w:pPr>
+          </w:p>
+          <w:p>
+            <w:pPr>
+              <w:pStyle w:val="SourceCode"/>
+              <w:spacing w:before="0" w:after="0" w:line="200" w:lineRule="auto"/>
+            </w:pPr>
+            <w:r>
+              <w:t xml:space="preserve">int main() {</w:t>
+            </w:r>
+          </w:p>
+          <w:p>
+            <w:pPr>
+              <w:pStyle w:val="SourceCode"/>
+              <w:spacing w:before="0" w:after="0" w:line="200" w:lineRule="auto"/>
+            </w:pPr>
+            <w:r>
+              <w:t xml:space="preserve">#ifdef _WIN32</w:t>
+            </w:r>
+          </w:p>
+          <w:p>
+            <w:pPr>
+              <w:pStyle w:val="SourceCode"/>
+              <w:spacing w:before="0" w:after="0" w:line="200" w:lineRule="auto"/>
+            </w:pPr>
+            <w:r>
+              <w:t xml:space="preserve">    _setmode(_fileno(stdout), _O_U16TEXT);</w:t>
+            </w:r>
+          </w:p>
+          <w:p>
+            <w:pPr>
+              <w:pStyle w:val="SourceCode"/>
+              <w:spacing w:before="0" w:after="0" w:line="200" w:lineRule="auto"/>
+            </w:pPr>
+            <w:r>
+              <w:t xml:space="preserve">    _setmode(_fileno(stdin), _O_U16TEXT);</w:t>
+            </w:r>
+          </w:p>
+          <w:p>
+            <w:pPr>
+              <w:pStyle w:val="SourceCode"/>
+              <w:spacing w:before="0" w:after="0" w:line="200" w:lineRule="auto"/>
+            </w:pPr>
+            <w:r>
+              <w:t xml:space="preserve">#else</w:t>
+            </w:r>
+          </w:p>
+          <w:p>
+            <w:pPr>
+              <w:pStyle w:val="SourceCode"/>
+              <w:spacing w:before="0" w:after="0" w:line="200" w:lineRule="auto"/>
+            </w:pPr>
+            <w:r>
+              <w:t xml:space="preserve">    locale::global(locale(""));</w:t>
+            </w:r>
+          </w:p>
+          <w:p>
+            <w:pPr>
+              <w:pStyle w:val="SourceCode"/>
+              <w:spacing w:before="0" w:after="0" w:line="200" w:lineRule="auto"/>
+            </w:pPr>
+            <w:r>
+              <w:t xml:space="preserve">    wcout.imbue(locale());</w:t>
+            </w:r>
+          </w:p>
+          <w:p>
+            <w:pPr>
+              <w:pStyle w:val="SourceCode"/>
+              <w:spacing w:before="0" w:after="0" w:line="200" w:lineRule="auto"/>
+            </w:pPr>
+            <w:r>
+              <w:t xml:space="preserve">#endif</w:t>
+            </w:r>
+          </w:p>
+          <w:p>
+            <w:pPr>
+              <w:pStyle w:val="SourceCode"/>
+              <w:spacing w:before="0" w:after="0" w:line="200" w:lineRule="auto"/>
+            </w:pPr>
+          </w:p>
+          <w:p>
+            <w:pPr>
+              <w:pStyle w:val="SourceCode"/>
+              <w:spacing w:before="0" w:after="0" w:line="200" w:lineRule="auto"/>
+            </w:pPr>
+            <w:r>
+              <w:t xml:space="preserve">    wstring text = L"";</w:t>
+            </w:r>
+          </w:p>
+          <w:p>
+            <w:pPr>
+              <w:pStyle w:val="SourceCode"/>
+              <w:spacing w:before="0" w:after="0" w:line="200" w:lineRule="auto"/>
+            </w:pPr>
+            <w:r>
+              <w:t xml:space="preserve">    int item = -1, k = 0;</w:t>
+            </w:r>
+          </w:p>
+          <w:p>
+            <w:pPr>
+              <w:pStyle w:val="SourceCode"/>
+              <w:spacing w:before="0" w:after="0" w:line="200" w:lineRule="auto"/>
+            </w:pPr>
+            <w:r>
+              <w:t xml:space="preserve">    long total = 0;</w:t>
+            </w:r>
+          </w:p>
+          <w:p>
+            <w:pPr>
+              <w:pStyle w:val="SourceCode"/>
+              <w:spacing w:before="0" w:after="0" w:line="200" w:lineRule="auto"/>
+            </w:pPr>
+          </w:p>
+          <w:p>
+            <w:pPr>
+              <w:pStyle w:val="SourceCode"/>
+              <w:spacing w:before="0" w:after="0" w:line="200" w:lineRule="auto"/>
+            </w:pPr>
+            <w:r>
+              <w:t xml:space="preserve">    while (item != 0) {</w:t>
+            </w:r>
+          </w:p>
+          <w:p>
+            <w:pPr>
+              <w:pStyle w:val="SourceCode"/>
+              <w:spacing w:before="0" w:after="0" w:line="200" w:lineRule="auto"/>
+            </w:pPr>
+            <w:r>
+              <w:t xml:space="preserve">        menu();</w:t>
+            </w:r>
+          </w:p>
+          <w:p>
+            <w:pPr>
+              <w:pStyle w:val="SourceCode"/>
+              <w:spacing w:before="0" w:after="0" w:line="200" w:lineRule="auto"/>
+            </w:pPr>
+            <w:r>
+              <w:t xml:space="preserve">        if (!(wcin &gt;&gt; item)) {</w:t>
+            </w:r>
+          </w:p>
+          <w:p>
+            <w:pPr>
+              <w:pStyle w:val="SourceCode"/>
+              <w:spacing w:before="0" w:after="0" w:line="200" w:lineRule="auto"/>
+            </w:pPr>
+            <w:r>
+              <w:t xml:space="preserve">            // Кінець введення (Ctrl+D, Ctrl+Z або перенаправлений файл) —</w:t>
+            </w:r>
+          </w:p>
+          <w:p>
+            <w:pPr>
+              <w:pStyle w:val="SourceCode"/>
+              <w:spacing w:before="0" w:after="0" w:line="200" w:lineRule="auto"/>
+            </w:pPr>
+            <w:r>
+              <w:t xml:space="preserve">            // виходимо, інакше цикл крутився б нескінченно</w:t>
+            </w:r>
+          </w:p>
+          <w:p>
+            <w:pPr>
+              <w:pStyle w:val="SourceCode"/>
+              <w:spacing w:before="0" w:after="0" w:line="200" w:lineRule="auto"/>
+            </w:pPr>
+            <w:r>
+              <w:t xml:space="preserve">            if (wcin.eof()) break;</w:t>
+            </w:r>
+          </w:p>
+          <w:p>
+            <w:pPr>
+              <w:pStyle w:val="SourceCode"/>
+              <w:spacing w:before="0" w:after="0" w:line="200" w:lineRule="auto"/>
+            </w:pPr>
+            <w:r>
+              <w:t xml:space="preserve">            wcin.clear();</w:t>
+            </w:r>
+          </w:p>
+          <w:p>
+            <w:pPr>
+              <w:pStyle w:val="SourceCode"/>
+              <w:spacing w:before="0" w:after="0" w:line="200" w:lineRule="auto"/>
+            </w:pPr>
+            <w:r>
+              <w:t xml:space="preserve">            wcin.ignore(1000, L'\n');</w:t>
+            </w:r>
+          </w:p>
+          <w:p>
+            <w:pPr>
+              <w:pStyle w:val="SourceCode"/>
+              <w:spacing w:before="0" w:after="0" w:line="200" w:lineRule="auto"/>
+            </w:pPr>
+            <w:r>
+              <w:t xml:space="preserve">            item = -1;</w:t>
+            </w:r>
+          </w:p>
+          <w:p>
+            <w:pPr>
+              <w:pStyle w:val="SourceCode"/>
+              <w:spacing w:before="0" w:after="0" w:line="200" w:lineRule="auto"/>
+            </w:pPr>
+            <w:r>
+              <w:t xml:space="preserve">        }</w:t>
+            </w:r>
+          </w:p>
+          <w:p>
+            <w:pPr>
+              <w:pStyle w:val="SourceCode"/>
+              <w:spacing w:before="0" w:after="0" w:line="200" w:lineRule="auto"/>
+            </w:pPr>
+            <w:r>
+              <w:t xml:space="preserve">        switch (item) {</w:t>
+            </w:r>
+          </w:p>
+          <w:p>
+            <w:pPr>
+              <w:pStyle w:val="SourceCode"/>
+              <w:spacing w:before="0" w:after="0" w:line="200" w:lineRule="auto"/>
+            </w:pPr>
+            <w:r>
+              <w:t xml:space="preserve">            case 1:</w:t>
+            </w:r>
+          </w:p>
+          <w:p>
+            <w:pPr>
+              <w:pStyle w:val="SourceCode"/>
+              <w:spacing w:before="0" w:after="0" w:line="200" w:lineRule="auto"/>
+            </w:pPr>
+            <w:r>
+              <w:t xml:space="preserve">                text = readFile("plain.txt");</w:t>
+            </w:r>
+          </w:p>
+          <w:p>
+            <w:pPr>
+              <w:pStyle w:val="SourceCode"/>
+              <w:spacing w:before="0" w:after="0" w:line="200" w:lineRule="auto"/>
+            </w:pPr>
+            <w:r>
+              <w:t xml:space="preserve">                if (!text.empty())</w:t>
+            </w:r>
+          </w:p>
+          <w:p>
+            <w:pPr>
+              <w:pStyle w:val="SourceCode"/>
+              <w:spacing w:before="0" w:after="0" w:line="200" w:lineRule="auto"/>
+            </w:pPr>
+            <w:r>
+              <w:t xml:space="preserve">                    wcout &lt;&lt; L"Текст завантажено, символів: "</w:t>
+            </w:r>
+          </w:p>
+          <w:p>
+            <w:pPr>
+              <w:pStyle w:val="SourceCode"/>
+              <w:spacing w:before="0" w:after="0" w:line="200" w:lineRule="auto"/>
+            </w:pPr>
+            <w:r>
+              <w:t xml:space="preserve">                          &lt;&lt; text.size() &lt;&lt; L"\n";</w:t>
+            </w:r>
+          </w:p>
+          <w:p>
+            <w:pPr>
+              <w:pStyle w:val="SourceCode"/>
+              <w:spacing w:before="0" w:after="0" w:line="200" w:lineRule="auto"/>
+            </w:pPr>
+            <w:r>
+              <w:t xml:space="preserve">                break;</w:t>
+            </w:r>
+          </w:p>
+          <w:p>
+            <w:pPr>
+              <w:pStyle w:val="SourceCode"/>
+              <w:spacing w:before="0" w:after="0" w:line="200" w:lineRule="auto"/>
+            </w:pPr>
+            <w:r>
+              <w:t xml:space="preserve">            case 2:</w:t>
+            </w:r>
+          </w:p>
+          <w:p>
+            <w:pPr>
+              <w:pStyle w:val="SourceCode"/>
+              <w:spacing w:before="0" w:after="0" w:line="200" w:lineRule="auto"/>
+            </w:pPr>
+            <w:r>
+              <w:t xml:space="preserve">                wcout &lt;&lt; L"--- Поточний текст ---\n" &lt;&lt; text &lt;&lt; L"\n";</w:t>
+            </w:r>
+          </w:p>
+          <w:p>
+            <w:pPr>
+              <w:pStyle w:val="SourceCode"/>
+              <w:spacing w:before="0" w:after="0" w:line="200" w:lineRule="auto"/>
+            </w:pPr>
+            <w:r>
+              <w:t xml:space="preserve">                break;</w:t>
+            </w:r>
+          </w:p>
+          <w:p>
+            <w:pPr>
+              <w:pStyle w:val="SourceCode"/>
+              <w:spacing w:before="0" w:after="0" w:line="200" w:lineRule="auto"/>
+            </w:pPr>
+            <w:r>
+              <w:t xml:space="preserve">            case 3:</w:t>
+            </w:r>
+          </w:p>
+          <w:p>
+            <w:pPr>
+              <w:pStyle w:val="SourceCode"/>
+              <w:spacing w:before="0" w:after="0" w:line="200" w:lineRule="auto"/>
+            </w:pPr>
+            <w:r>
+              <w:t xml:space="preserve">                wcout &lt;&lt; L"Введіть ключ (1.." &lt;&lt; N - 1 &lt;&lt; L"): ";</w:t>
+            </w:r>
+          </w:p>
+          <w:p>
+            <w:pPr>
+              <w:pStyle w:val="SourceCode"/>
+              <w:spacing w:before="0" w:after="0" w:line="200" w:lineRule="auto"/>
+            </w:pPr>
+            <w:r>
+              <w:t xml:space="preserve">                wcin &gt;&gt; k;</w:t>
+            </w:r>
+          </w:p>
+          <w:p>
+            <w:pPr>
+              <w:pStyle w:val="SourceCode"/>
+              <w:spacing w:before="0" w:after="0" w:line="200" w:lineRule="auto"/>
+            </w:pPr>
+            <w:r>
+              <w:t xml:space="preserve">                if (k &lt; 1 || k &gt; N - 1) {</w:t>
+            </w:r>
+          </w:p>
+          <w:p>
+            <w:pPr>
+              <w:pStyle w:val="SourceCode"/>
+              <w:spacing w:before="0" w:after="0" w:line="200" w:lineRule="auto"/>
+            </w:pPr>
+            <w:r>
+              <w:t xml:space="preserve">                    wcout &lt;&lt; L"Некоректний ключ!\n";</w:t>
+            </w:r>
+          </w:p>
+          <w:p>
+            <w:pPr>
+              <w:pStyle w:val="SourceCode"/>
+              <w:spacing w:before="0" w:after="0" w:line="200" w:lineRule="auto"/>
+            </w:pPr>
+            <w:r>
+              <w:t xml:space="preserve">                    break;</w:t>
+            </w:r>
+          </w:p>
+          <w:p>
+            <w:pPr>
+              <w:pStyle w:val="SourceCode"/>
+              <w:spacing w:before="0" w:after="0" w:line="200" w:lineRule="auto"/>
+            </w:pPr>
+            <w:r>
+              <w:t xml:space="preserve">                }</w:t>
+            </w:r>
+          </w:p>
+          <w:p>
+            <w:pPr>
+              <w:pStyle w:val="SourceCode"/>
+              <w:spacing w:before="0" w:after="0" w:line="200" w:lineRule="auto"/>
+            </w:pPr>
+            <w:r>
+              <w:t xml:space="preserve">                text = encrypt(text, k);</w:t>
+            </w:r>
+          </w:p>
+          <w:p>
+            <w:pPr>
+              <w:pStyle w:val="SourceCode"/>
+              <w:spacing w:before="0" w:after="0" w:line="200" w:lineRule="auto"/>
+            </w:pPr>
+            <w:r>
+              <w:t xml:space="preserve">                wcout &lt;&lt; L"Текст зашифровано.\n";</w:t>
+            </w:r>
+          </w:p>
+          <w:p>
+            <w:pPr>
+              <w:pStyle w:val="SourceCode"/>
+              <w:spacing w:before="0" w:after="0" w:line="200" w:lineRule="auto"/>
+            </w:pPr>
+            <w:r>
+              <w:t xml:space="preserve">                break;</w:t>
+            </w:r>
+          </w:p>
+          <w:p>
+            <w:pPr>
+              <w:pStyle w:val="SourceCode"/>
+              <w:spacing w:before="0" w:after="0" w:line="200" w:lineRule="auto"/>
+            </w:pPr>
+            <w:r>
+              <w:t xml:space="preserve">            case 4:</w:t>
+            </w:r>
+          </w:p>
+          <w:p>
+            <w:pPr>
+              <w:pStyle w:val="SourceCode"/>
+              <w:spacing w:before="0" w:after="0" w:line="200" w:lineRule="auto"/>
+            </w:pPr>
+            <w:r>
+              <w:t xml:space="preserve">                wcout &lt;&lt; L"Введіть ключ (1.." &lt;&lt; N - 1 &lt;&lt; L"): ";</w:t>
+            </w:r>
+          </w:p>
+          <w:p>
+            <w:pPr>
+              <w:pStyle w:val="SourceCode"/>
+              <w:spacing w:before="0" w:after="0" w:line="200" w:lineRule="auto"/>
+            </w:pPr>
+            <w:r>
+              <w:t xml:space="preserve">                wcin &gt;&gt; k;</w:t>
+            </w:r>
+          </w:p>
+          <w:p>
+            <w:pPr>
+              <w:pStyle w:val="SourceCode"/>
+              <w:spacing w:before="0" w:after="0" w:line="200" w:lineRule="auto"/>
+            </w:pPr>
+            <w:r>
+              <w:t xml:space="preserve">                if (k &lt; 1 || k &gt; N - 1) {</w:t>
+            </w:r>
+          </w:p>
+          <w:p>
+            <w:pPr>
+              <w:pStyle w:val="SourceCode"/>
+              <w:spacing w:before="0" w:after="0" w:line="200" w:lineRule="auto"/>
+            </w:pPr>
+            <w:r>
+              <w:t xml:space="preserve">                    wcout &lt;&lt; L"Некоректний ключ!\n";</w:t>
+            </w:r>
+          </w:p>
+          <w:p>
+            <w:pPr>
+              <w:pStyle w:val="SourceCode"/>
+              <w:spacing w:before="0" w:after="0" w:line="200" w:lineRule="auto"/>
+            </w:pPr>
+            <w:r>
+              <w:t xml:space="preserve">                    break;</w:t>
+            </w:r>
+          </w:p>
+          <w:p>
+            <w:pPr>
+              <w:pStyle w:val="SourceCode"/>
+              <w:spacing w:before="0" w:after="0" w:line="200" w:lineRule="auto"/>
+            </w:pPr>
+            <w:r>
+              <w:t xml:space="preserve">                }</w:t>
+            </w:r>
+          </w:p>
+          <w:p>
+            <w:pPr>
+              <w:pStyle w:val="SourceCode"/>
+              <w:spacing w:before="0" w:after="0" w:line="200" w:lineRule="auto"/>
+            </w:pPr>
+            <w:r>
+              <w:t xml:space="preserve">                text = decrypt(text, k);</w:t>
+            </w:r>
+          </w:p>
+          <w:p>
+            <w:pPr>
+              <w:pStyle w:val="SourceCode"/>
+              <w:spacing w:before="0" w:after="0" w:line="200" w:lineRule="auto"/>
+            </w:pPr>
+            <w:r>
+              <w:t xml:space="preserve">                wcout &lt;&lt; L"Текст розшифровано.\n";</w:t>
+            </w:r>
+          </w:p>
+          <w:p>
+            <w:pPr>
+              <w:pStyle w:val="SourceCode"/>
+              <w:spacing w:before="0" w:after="0" w:line="200" w:lineRule="auto"/>
+            </w:pPr>
+            <w:r>
+              <w:t xml:space="preserve">                break;</w:t>
+            </w:r>
+          </w:p>
+          <w:p>
+            <w:pPr>
+              <w:pStyle w:val="SourceCode"/>
+              <w:spacing w:before="0" w:after="0" w:line="200" w:lineRule="auto"/>
+            </w:pPr>
+            <w:r>
+              <w:t xml:space="preserve">            case 5: {</w:t>
+            </w:r>
+          </w:p>
+          <w:p>
+            <w:pPr>
+              <w:pStyle w:val="SourceCode"/>
+              <w:spacing w:before="0" w:after="0" w:line="200" w:lineRule="auto"/>
+            </w:pPr>
+            <w:r>
+              <w:t xml:space="preserve">                vector&lt;double&gt; f = frequencies(text, total);</w:t>
+            </w:r>
+          </w:p>
+          <w:p>
+            <w:pPr>
+              <w:pStyle w:val="SourceCode"/>
+              <w:spacing w:before="0" w:after="0" w:line="200" w:lineRule="auto"/>
+            </w:pPr>
+            <w:r>
+              <w:t xml:space="preserve">                if (total == 0) {</w:t>
+            </w:r>
+          </w:p>
+          <w:p>
+            <w:pPr>
+              <w:pStyle w:val="SourceCode"/>
+              <w:spacing w:before="0" w:after="0" w:line="200" w:lineRule="auto"/>
+            </w:pPr>
+            <w:r>
+              <w:t xml:space="preserve">                    wcout &lt;&lt; L"Текст порожній!\n";</w:t>
+            </w:r>
+          </w:p>
+          <w:p>
+            <w:pPr>
+              <w:pStyle w:val="SourceCode"/>
+              <w:spacing w:before="0" w:after="0" w:line="200" w:lineRule="auto"/>
+            </w:pPr>
+            <w:r>
+              <w:t xml:space="preserve">                    break;</w:t>
+            </w:r>
+          </w:p>
+          <w:p>
+            <w:pPr>
+              <w:pStyle w:val="SourceCode"/>
+              <w:spacing w:before="0" w:after="0" w:line="200" w:lineRule="auto"/>
+            </w:pPr>
+            <w:r>
+              <w:t xml:space="preserve">                }</w:t>
+            </w:r>
+          </w:p>
+          <w:p>
+            <w:pPr>
+              <w:pStyle w:val="SourceCode"/>
+              <w:spacing w:before="0" w:after="0" w:line="200" w:lineRule="auto"/>
+            </w:pPr>
+            <w:r>
+              <w:t xml:space="preserve">                printFrequencies(f, total);</w:t>
+            </w:r>
+          </w:p>
+          <w:p>
+            <w:pPr>
+              <w:pStyle w:val="SourceCode"/>
+              <w:spacing w:before="0" w:after="0" w:line="200" w:lineRule="auto"/>
+            </w:pPr>
+            <w:r>
+              <w:t xml:space="preserve">                break;</w:t>
+            </w:r>
+          </w:p>
+          <w:p>
+            <w:pPr>
+              <w:pStyle w:val="SourceCode"/>
+              <w:spacing w:before="0" w:after="0" w:line="200" w:lineRule="auto"/>
+            </w:pPr>
+            <w:r>
+              <w:t xml:space="preserve">            }</w:t>
+            </w:r>
+          </w:p>
+          <w:p>
+            <w:pPr>
+              <w:pStyle w:val="SourceCode"/>
+              <w:spacing w:before="0" w:after="0" w:line="200" w:lineRule="auto"/>
+            </w:pPr>
+            <w:r>
+              <w:t xml:space="preserve">            case 6:</w:t>
+            </w:r>
+          </w:p>
+          <w:p>
+            <w:pPr>
+              <w:pStyle w:val="SourceCode"/>
+              <w:spacing w:before="0" w:after="0" w:line="200" w:lineRule="auto"/>
+            </w:pPr>
+            <w:r>
+              <w:t xml:space="preserve">                bruteForce(text);</w:t>
+            </w:r>
+          </w:p>
+          <w:p>
+            <w:pPr>
+              <w:pStyle w:val="SourceCode"/>
+              <w:spacing w:before="0" w:after="0" w:line="200" w:lineRule="auto"/>
+            </w:pPr>
+            <w:r>
+              <w:t xml:space="preserve">                break;</w:t>
+            </w:r>
+          </w:p>
+          <w:p>
+            <w:pPr>
+              <w:pStyle w:val="SourceCode"/>
+              <w:spacing w:before="0" w:after="0" w:line="200" w:lineRule="auto"/>
+            </w:pPr>
+            <w:r>
+              <w:t xml:space="preserve">            case 7: {</w:t>
+            </w:r>
+          </w:p>
+          <w:p>
+            <w:pPr>
+              <w:pStyle w:val="SourceCode"/>
+              <w:spacing w:before="0" w:after="0" w:line="200" w:lineRule="auto"/>
+            </w:pPr>
+            <w:r>
+              <w:t xml:space="preserve">                double chi = 0;</w:t>
+            </w:r>
+          </w:p>
+          <w:p>
+            <w:pPr>
+              <w:pStyle w:val="SourceCode"/>
+              <w:spacing w:before="0" w:after="0" w:line="200" w:lineRule="auto"/>
+            </w:pPr>
+            <w:r>
+              <w:t xml:space="preserve">                int key = findKey(text, chi);</w:t>
+            </w:r>
+          </w:p>
+          <w:p>
+            <w:pPr>
+              <w:pStyle w:val="SourceCode"/>
+              <w:spacing w:before="0" w:after="0" w:line="200" w:lineRule="auto"/>
+            </w:pPr>
+            <w:r>
+              <w:t xml:space="preserve">                wcout &lt;&lt; L"Знайдений ключ: k = " &lt;&lt; key</w:t>
+            </w:r>
+          </w:p>
+          <w:p>
+            <w:pPr>
+              <w:pStyle w:val="SourceCode"/>
+              <w:spacing w:before="0" w:after="0" w:line="200" w:lineRule="auto"/>
+            </w:pPr>
+            <w:r>
+              <w:t xml:space="preserve">                      &lt;&lt; L" (хі-квадрат = " &lt;&lt; fixed &lt;&lt; setprecision(1)</w:t>
+            </w:r>
+          </w:p>
+          <w:p>
+            <w:pPr>
+              <w:pStyle w:val="SourceCode"/>
+              <w:spacing w:before="0" w:after="0" w:line="200" w:lineRule="auto"/>
+            </w:pPr>
+            <w:r>
+              <w:t xml:space="preserve">                      &lt;&lt; chi &lt;&lt; L")\n";</w:t>
+            </w:r>
+          </w:p>
+          <w:p>
+            <w:pPr>
+              <w:pStyle w:val="SourceCode"/>
+              <w:spacing w:before="0" w:after="0" w:line="200" w:lineRule="auto"/>
+            </w:pPr>
+            <w:r>
+              <w:t xml:space="preserve">                break;</w:t>
+            </w:r>
+          </w:p>
+          <w:p>
+            <w:pPr>
+              <w:pStyle w:val="SourceCode"/>
+              <w:spacing w:before="0" w:after="0" w:line="200" w:lineRule="auto"/>
+            </w:pPr>
+            <w:r>
+              <w:t xml:space="preserve">            }</w:t>
+            </w:r>
+          </w:p>
+          <w:p>
+            <w:pPr>
+              <w:pStyle w:val="SourceCode"/>
+              <w:spacing w:before="0" w:after="0" w:line="200" w:lineRule="auto"/>
+            </w:pPr>
+            <w:r>
+              <w:t xml:space="preserve">            case 8:</w:t>
+            </w:r>
+          </w:p>
+          <w:p>
+            <w:pPr>
+              <w:pStyle w:val="SourceCode"/>
+              <w:spacing w:before="0" w:after="0" w:line="200" w:lineRule="auto"/>
+            </w:pPr>
+            <w:r>
+              <w:t xml:space="preserve">                if (writeFile("result.txt", text))</w:t>
+            </w:r>
+          </w:p>
+          <w:p>
+            <w:pPr>
+              <w:pStyle w:val="SourceCode"/>
+              <w:spacing w:before="0" w:after="0" w:line="200" w:lineRule="auto"/>
+            </w:pPr>
+            <w:r>
+              <w:t xml:space="preserve">                    wcout &lt;&lt; L"Збережено у result.txt\n";</w:t>
+            </w:r>
+          </w:p>
+          <w:p>
+            <w:pPr>
+              <w:pStyle w:val="SourceCode"/>
+              <w:spacing w:before="0" w:after="0" w:line="200" w:lineRule="auto"/>
+            </w:pPr>
+            <w:r>
+              <w:t xml:space="preserve">                else</w:t>
+            </w:r>
+          </w:p>
+          <w:p>
+            <w:pPr>
+              <w:pStyle w:val="SourceCode"/>
+              <w:spacing w:before="0" w:after="0" w:line="200" w:lineRule="auto"/>
+            </w:pPr>
+            <w:r>
+              <w:t xml:space="preserve">                    wcout &lt;&lt; L"Помилка запису!\n";</w:t>
+            </w:r>
+          </w:p>
+          <w:p>
+            <w:pPr>
+              <w:pStyle w:val="SourceCode"/>
+              <w:spacing w:before="0" w:after="0" w:line="200" w:lineRule="auto"/>
+            </w:pPr>
+            <w:r>
+              <w:t xml:space="preserve">                break;</w:t>
+            </w:r>
+          </w:p>
+          <w:p>
+            <w:pPr>
+              <w:pStyle w:val="SourceCode"/>
+              <w:spacing w:before="0" w:after="0" w:line="200" w:lineRule="auto"/>
+            </w:pPr>
+            <w:r>
+              <w:t xml:space="preserve">            case 0:</w:t>
+            </w:r>
+          </w:p>
+          <w:p>
+            <w:pPr>
+              <w:pStyle w:val="SourceCode"/>
+              <w:spacing w:before="0" w:after="0" w:line="200" w:lineRule="auto"/>
+            </w:pPr>
+            <w:r>
+              <w:t xml:space="preserve">                wcout &lt;&lt; L"Роботу завершено.\n";</w:t>
+            </w:r>
+          </w:p>
+          <w:p>
+            <w:pPr>
+              <w:pStyle w:val="SourceCode"/>
+              <w:spacing w:before="0" w:after="0" w:line="200" w:lineRule="auto"/>
+            </w:pPr>
+            <w:r>
+              <w:t xml:space="preserve">                break;</w:t>
+            </w:r>
+          </w:p>
+          <w:p>
+            <w:pPr>
+              <w:pStyle w:val="SourceCode"/>
+              <w:spacing w:before="0" w:after="0" w:line="200" w:lineRule="auto"/>
+            </w:pPr>
+            <w:r>
+              <w:t xml:space="preserve">            default:</w:t>
+            </w:r>
+          </w:p>
+          <w:p>
+            <w:pPr>
+              <w:pStyle w:val="SourceCode"/>
+              <w:spacing w:before="0" w:after="0" w:line="200" w:lineRule="auto"/>
+            </w:pPr>
+            <w:r>
+              <w:t xml:space="preserve">                wcout &lt;&lt; L"Такого пункту меню немає!\n";</w:t>
+            </w:r>
+          </w:p>
+          <w:p>
+            <w:pPr>
+              <w:pStyle w:val="SourceCode"/>
+              <w:spacing w:before="0" w:after="0" w:line="200" w:lineRule="auto"/>
+            </w:pPr>
+            <w:r>
+              <w:t xml:space="preserve">        }</w:t>
+            </w:r>
+          </w:p>
+          <w:p>
+            <w:pPr>
+              <w:pStyle w:val="SourceCode"/>
+              <w:spacing w:before="0" w:after="0" w:line="200" w:lineRule="auto"/>
+            </w:pPr>
+            <w:r>
+              <w:t xml:space="preserve">    }</w:t>
+            </w:r>
+          </w:p>
+          <w:p>
+            <w:pPr>
+              <w:pStyle w:val="SourceCode"/>
+              <w:spacing w:before="0" w:after="0" w:line="200" w:lineRule="auto"/>
+            </w:pPr>
+            <w:r>
+              <w:t xml:space="preserve">    return 0;</w:t>
+            </w:r>
+          </w:p>
+          <w:p>
+            <w:pPr>
+              <w:pStyle w:val="SourceCode"/>
+              <w:spacing w:before="0" w:after="0" w:line="200" w:lineRule="auto"/>
+            </w:pPr>
+            <w:r>
+              <w:t xml:space="preserve">}</w:t>
+            </w:r>
+          </w:p>
+        </w:tc>
+      </w:tr>
+    </w:tbl>
+    <w:p>
+      <w:pPr>
+        <w:spacing w:before="0" w:after="0" w:line="120" w:lineRule="exact"/>
         <w:rPr>
-          <w:rStyle w:val="VerbatimChar"/>
+          <w:sz w:val="4"/>
+          <w:szCs w:val="4"/>
         </w:rPr>
-        <w:t xml:space="preserve">#include &lt;fstream&gt;</w:t>
-      </w:r>
-      <w:r>
-        <w:br/>
-      </w:r>
-      <w:r>
-        <w:rPr>
-          <w:rStyle w:val="VerbatimChar"/>
-        </w:rPr>
-        <w:t xml:space="preserve">#include &lt;string&gt;</w:t>
-      </w:r>
-      <w:r>
-        <w:br/>
-      </w:r>
-      <w:r>
-        <w:rPr>
-          <w:rStyle w:val="VerbatimChar"/>
-        </w:rPr>
-        <w:t xml:space="preserve">#include &lt;vector&gt;</w:t>
-      </w:r>
-      <w:r>
-        <w:br/>
-      </w:r>
-      <w:r>
-        <w:rPr>
-          <w:rStyle w:val="VerbatimChar"/>
-        </w:rPr>
-        <w:t xml:space="preserve">#include &lt;iomanip&gt;</w:t>
-      </w:r>
-      <w:r>
-        <w:br/>
-      </w:r>
-      <w:r>
-        <w:rPr>
-          <w:rStyle w:val="VerbatimChar"/>
-        </w:rPr>
-        <w:t xml:space="preserve">#include &lt;cmath&gt;</w:t>
-      </w:r>
-      <w:r>
-        <w:br/>
-      </w:r>
-      <w:r>
-        <w:rPr>
-          <w:rStyle w:val="VerbatimChar"/>
-        </w:rPr>
-        <w:t xml:space="preserve">#include &lt;locale&gt;</w:t>
-      </w:r>
-      <w:r>
-        <w:br/>
-      </w:r>
-      <w:r>
-        <w:rPr>
-          <w:rStyle w:val="VerbatimChar"/>
-        </w:rPr>
-        <w:t xml:space="preserve">#include &lt;codecvt&gt;</w:t>
-      </w:r>
-      <w:r>
-        <w:br/>
-      </w:r>
-      <w:r>
-        <w:br/>
-      </w:r>
-      <w:r>
-        <w:rPr>
-          <w:rStyle w:val="VerbatimChar"/>
-        </w:rPr>
-        <w:t xml:space="preserve">#ifdef _WIN32</w:t>
-      </w:r>
-      <w:r>
-        <w:br/>
-      </w:r>
-      <w:r>
-        <w:rPr>
-          <w:rStyle w:val="VerbatimChar"/>
-        </w:rPr>
-        <w:t xml:space="preserve">#include &lt;io.h&gt;</w:t>
-      </w:r>
-      <w:r>
-        <w:br/>
-      </w:r>
-      <w:r>
-        <w:rPr>
-          <w:rStyle w:val="VerbatimChar"/>
-        </w:rPr>
-        <w:t xml:space="preserve">#include &lt;fcntl.h&gt;</w:t>
-      </w:r>
-      <w:r>
-        <w:br/>
-      </w:r>
-      <w:r>
-        <w:rPr>
-          <w:rStyle w:val="VerbatimChar"/>
-        </w:rPr>
-        <w:t xml:space="preserve">#endif</w:t>
-      </w:r>
-      <w:r>
-        <w:br/>
-      </w:r>
-      <w:r>
-        <w:br/>
-      </w:r>
-      <w:r>
-        <w:rPr>
-          <w:rStyle w:val="VerbatimChar"/>
-        </w:rPr>
-        <w:t xml:space="preserve">using namespace std;</w:t>
-      </w:r>
-      <w:r>
-        <w:br/>
-      </w:r>
-      <w:r>
-        <w:br/>
-      </w:r>
-      <w:r>
-        <w:rPr>
-          <w:rStyle w:val="VerbatimChar"/>
-        </w:rPr>
-        <w:t xml:space="preserve">const wstring ALPHA_LO = L"абвгґдеєжзиіїйклмнопрстуфхцчшщьюя";</w:t>
-      </w:r>
-      <w:r>
-        <w:br/>
-      </w:r>
-      <w:r>
-        <w:rPr>
-          <w:rStyle w:val="VerbatimChar"/>
-        </w:rPr>
-        <w:t xml:space="preserve">const wstring ALPHA_UP = L"АБВГҐДЕЄЖЗИІЇЙКЛМНОПРСТУФХЦЧШЩЬЮЯ";</w:t>
-      </w:r>
-      <w:r>
-        <w:br/>
-      </w:r>
-      <w:r>
-        <w:rPr>
-          <w:rStyle w:val="VerbatimChar"/>
-        </w:rPr>
-        <w:t xml:space="preserve">const int N = 33;</w:t>
-      </w:r>
-      <w:r>
-        <w:br/>
-      </w:r>
-      <w:r>
-        <w:br/>
-      </w:r>
-      <w:r>
-        <w:rPr>
-          <w:rStyle w:val="VerbatimChar"/>
-        </w:rPr>
-        <w:t xml:space="preserve">// Еталонні частоти літер української мови, %</w:t>
-      </w:r>
-      <w:r>
-        <w:br/>
-      </w:r>
-      <w:r>
-        <w:rPr>
-          <w:rStyle w:val="VerbatimChar"/>
-        </w:rPr>
-        <w:t xml:space="preserve">const double REF[N] = {</w:t>
-      </w:r>
-      <w:r>
-        <w:br/>
-      </w:r>
-      <w:r>
-        <w:rPr>
-          <w:rStyle w:val="VerbatimChar"/>
-        </w:rPr>
-        <w:t xml:space="preserve">    7.55, 1.78, 5.45, 1.47, 0.01, 3.46, 4.82, 0.52, 1.05, 2.41,</w:t>
-      </w:r>
-      <w:r>
-        <w:br/>
-      </w:r>
-      <w:r>
-        <w:rPr>
-          <w:rStyle w:val="VerbatimChar"/>
-        </w:rPr>
-        <w:t xml:space="preserve">    6.39, 5.97, 0.63, 1.26, 3.67, 3.56, 3.25, 6.39, 9.88, 3.04,</w:t>
-      </w:r>
-      <w:r>
-        <w:br/>
-      </w:r>
-      <w:r>
-        <w:rPr>
-          <w:rStyle w:val="VerbatimChar"/>
-        </w:rPr>
-        <w:t xml:space="preserve">    4.61, 4.40, 4.61, 3.56, 0.31, 1.26, 1.05, 1.36, 0.73, 0.42,</w:t>
-      </w:r>
-      <w:r>
-        <w:br/>
-      </w:r>
-      <w:r>
-        <w:rPr>
-          <w:rStyle w:val="VerbatimChar"/>
-        </w:rPr>
-        <w:t xml:space="preserve">    1.78, 0.94, 2.41</w:t>
-      </w:r>
-      <w:r>
-        <w:br/>
-      </w:r>
-      <w:r>
-        <w:rPr>
-          <w:rStyle w:val="VerbatimChar"/>
-        </w:rPr>
-        <w:t xml:space="preserve">};</w:t>
-      </w:r>
-      <w:r>
-        <w:br/>
-      </w:r>
-      <w:r>
-        <w:br/>
-      </w:r>
-      <w:r>
-        <w:rPr>
-          <w:rStyle w:val="VerbatimChar"/>
-        </w:rPr>
-        <w:t xml:space="preserve">// Пошук індексу літери в алфавіті</w:t>
-      </w:r>
-      <w:r>
-        <w:br/>
-      </w:r>
-      <w:r>
-        <w:rPr>
-          <w:rStyle w:val="VerbatimChar"/>
-        </w:rPr>
-        <w:t xml:space="preserve">int indexOf(wchar_t c, bool&amp; upper) {</w:t>
-      </w:r>
-      <w:r>
-        <w:br/>
-      </w:r>
-      <w:r>
-        <w:rPr>
-          <w:rStyle w:val="VerbatimChar"/>
-        </w:rPr>
-        <w:t xml:space="preserve">    size_t p = ALPHA_LO.find(c);</w:t>
-      </w:r>
-      <w:r>
-        <w:br/>
-      </w:r>
-      <w:r>
-        <w:rPr>
-          <w:rStyle w:val="VerbatimChar"/>
-        </w:rPr>
-        <w:t xml:space="preserve">    if (p != wstring::npos) { upper = false; return (int)p; }</w:t>
-      </w:r>
-      <w:r>
-        <w:br/>
-      </w:r>
-      <w:r>
-        <w:rPr>
-          <w:rStyle w:val="VerbatimChar"/>
-        </w:rPr>
-        <w:t xml:space="preserve">    p = ALPHA_UP.find(c);</w:t>
-      </w:r>
-      <w:r>
-        <w:br/>
-      </w:r>
-      <w:r>
-        <w:rPr>
-          <w:rStyle w:val="VerbatimChar"/>
-        </w:rPr>
-        <w:t xml:space="preserve">    if (p != wstring::npos) { upper = true; return (int)p; }</w:t>
-      </w:r>
-      <w:r>
-        <w:br/>
-      </w:r>
-      <w:r>
-        <w:rPr>
-          <w:rStyle w:val="VerbatimChar"/>
-        </w:rPr>
-        <w:t xml:space="preserve">    return -1;</w:t>
-      </w:r>
-      <w:r>
-        <w:br/>
-      </w:r>
-      <w:r>
-        <w:rPr>
-          <w:rStyle w:val="VerbatimChar"/>
-        </w:rPr>
-        <w:t xml:space="preserve">}</w:t>
-      </w:r>
-      <w:r>
-        <w:br/>
-      </w:r>
-      <w:r>
-        <w:br/>
-      </w:r>
-      <w:r>
-        <w:rPr>
-          <w:rStyle w:val="VerbatimChar"/>
-        </w:rPr>
-        <w:t xml:space="preserve">// Читання тексту з файлу</w:t>
-      </w:r>
-      <w:r>
-        <w:br/>
-      </w:r>
-      <w:r>
-        <w:rPr>
-          <w:rStyle w:val="VerbatimChar"/>
-        </w:rPr>
-        <w:t xml:space="preserve">wstring readFile(const string&amp; name) {</w:t>
-      </w:r>
-      <w:r>
-        <w:br/>
-      </w:r>
-      <w:r>
-        <w:rPr>
-          <w:rStyle w:val="VerbatimChar"/>
-        </w:rPr>
-        <w:t xml:space="preserve">    wifstream in(name);</w:t>
-      </w:r>
-      <w:r>
-        <w:br/>
-      </w:r>
-      <w:r>
-        <w:rPr>
-          <w:rStyle w:val="VerbatimChar"/>
-        </w:rPr>
-        <w:t xml:space="preserve">    if (!in) {</w:t>
-      </w:r>
-      <w:r>
-        <w:br/>
-      </w:r>
-      <w:r>
-        <w:rPr>
-          <w:rStyle w:val="VerbatimChar"/>
-        </w:rPr>
-        <w:t xml:space="preserve">        wcout &lt;&lt; L"Помилка: файл не знайдено!\n";</w:t>
-      </w:r>
-      <w:r>
-        <w:br/>
-      </w:r>
-      <w:r>
-        <w:rPr>
-          <w:rStyle w:val="VerbatimChar"/>
-        </w:rPr>
-        <w:t xml:space="preserve">        return L"";</w:t>
-      </w:r>
-      <w:r>
-        <w:br/>
-      </w:r>
-      <w:r>
-        <w:rPr>
-          <w:rStyle w:val="VerbatimChar"/>
-        </w:rPr>
-        <w:t xml:space="preserve">    }</w:t>
-      </w:r>
-      <w:r>
-        <w:br/>
-      </w:r>
-      <w:r>
-        <w:rPr>
-          <w:rStyle w:val="VerbatimChar"/>
-        </w:rPr>
-        <w:t xml:space="preserve">    in.imbue(locale(in.getloc(), new codecvt_utf8&lt;wchar_t&gt;));</w:t>
-      </w:r>
-      <w:r>
-        <w:br/>
-      </w:r>
-      <w:r>
-        <w:rPr>
-          <w:rStyle w:val="VerbatimChar"/>
-        </w:rPr>
-        <w:t xml:space="preserve">    wstring text((istreambuf_iterator&lt;wchar_t&gt;(in)),</w:t>
-      </w:r>
-      <w:r>
-        <w:br/>
-      </w:r>
-      <w:r>
-        <w:rPr>
-          <w:rStyle w:val="VerbatimChar"/>
-        </w:rPr>
-        <w:t xml:space="preserve">                  istreambuf_iterator&lt;wchar_t&gt;());</w:t>
-      </w:r>
-      <w:r>
-        <w:br/>
-      </w:r>
-      <w:r>
-        <w:rPr>
-          <w:rStyle w:val="VerbatimChar"/>
-        </w:rPr>
-        <w:t xml:space="preserve">    return text;</w:t>
-      </w:r>
-      <w:r>
-        <w:br/>
-      </w:r>
-      <w:r>
-        <w:rPr>
-          <w:rStyle w:val="VerbatimChar"/>
-        </w:rPr>
-        <w:t xml:space="preserve">}</w:t>
-      </w:r>
-      <w:r>
-        <w:br/>
-      </w:r>
-      <w:r>
-        <w:br/>
-      </w:r>
-      <w:r>
-        <w:rPr>
-          <w:rStyle w:val="VerbatimChar"/>
-        </w:rPr>
-        <w:t xml:space="preserve">// Запис тексту у файл</w:t>
-      </w:r>
-      <w:r>
-        <w:br/>
-      </w:r>
-      <w:r>
-        <w:rPr>
-          <w:rStyle w:val="VerbatimChar"/>
-        </w:rPr>
-        <w:t xml:space="preserve">bool writeFile(const string&amp; name, const wstring&amp; text) {</w:t>
-      </w:r>
-      <w:r>
-        <w:br/>
-      </w:r>
-      <w:r>
-        <w:rPr>
-          <w:rStyle w:val="VerbatimChar"/>
-        </w:rPr>
-        <w:t xml:space="preserve">    wofstream out(name);</w:t>
-      </w:r>
-      <w:r>
-        <w:br/>
-      </w:r>
-      <w:r>
-        <w:rPr>
-          <w:rStyle w:val="VerbatimChar"/>
-        </w:rPr>
-        <w:t xml:space="preserve">    if (!out) return false;</w:t>
-      </w:r>
-      <w:r>
-        <w:br/>
-      </w:r>
-      <w:r>
-        <w:rPr>
-          <w:rStyle w:val="VerbatimChar"/>
-        </w:rPr>
-        <w:t xml:space="preserve">    out.imbue(locale(out.getloc(), new codecvt_utf8&lt;wchar_t&gt;));</w:t>
-      </w:r>
-      <w:r>
-        <w:br/>
-      </w:r>
-      <w:r>
-        <w:rPr>
-          <w:rStyle w:val="VerbatimChar"/>
-        </w:rPr>
-        <w:t xml:space="preserve">    out &lt;&lt; text;</w:t>
-      </w:r>
-      <w:r>
-        <w:br/>
-      </w:r>
-      <w:r>
-        <w:rPr>
-          <w:rStyle w:val="VerbatimChar"/>
-        </w:rPr>
-        <w:t xml:space="preserve">    return true;</w:t>
-      </w:r>
-      <w:r>
-        <w:br/>
-      </w:r>
-      <w:r>
-        <w:rPr>
-          <w:rStyle w:val="VerbatimChar"/>
-        </w:rPr>
-        <w:t xml:space="preserve">}</w:t>
-      </w:r>
-      <w:r>
-        <w:br/>
-      </w:r>
-      <w:r>
-        <w:br/>
-      </w:r>
-      <w:r>
-        <w:rPr>
-          <w:rStyle w:val="VerbatimChar"/>
-        </w:rPr>
-        <w:t xml:space="preserve">// Зашифрування шифром Цезаря</w:t>
-      </w:r>
-      <w:r>
-        <w:br/>
-      </w:r>
-      <w:r>
-        <w:rPr>
-          <w:rStyle w:val="VerbatimChar"/>
-        </w:rPr>
-        <w:t xml:space="preserve">wstring encrypt(const wstring&amp; text, int k) {</w:t>
-      </w:r>
-      <w:r>
-        <w:br/>
-      </w:r>
-      <w:r>
-        <w:rPr>
-          <w:rStyle w:val="VerbatimChar"/>
-        </w:rPr>
-        <w:t xml:space="preserve">    k = ((k % N) + N) % N;</w:t>
-      </w:r>
-      <w:r>
-        <w:br/>
-      </w:r>
-      <w:r>
-        <w:rPr>
-          <w:rStyle w:val="VerbatimChar"/>
-        </w:rPr>
-        <w:t xml:space="preserve">    wstring res = text;</w:t>
-      </w:r>
-      <w:r>
-        <w:br/>
-      </w:r>
-      <w:r>
-        <w:rPr>
-          <w:rStyle w:val="VerbatimChar"/>
-        </w:rPr>
-        <w:t xml:space="preserve">    for (size_t i = 0; i &lt; res.size(); i++) {</w:t>
-      </w:r>
-      <w:r>
-        <w:br/>
-      </w:r>
-      <w:r>
-        <w:rPr>
-          <w:rStyle w:val="VerbatimChar"/>
-        </w:rPr>
-        <w:t xml:space="preserve">        bool up = false;</w:t>
-      </w:r>
-      <w:r>
-        <w:br/>
-      </w:r>
-      <w:r>
-        <w:rPr>
-          <w:rStyle w:val="VerbatimChar"/>
-        </w:rPr>
-        <w:t xml:space="preserve">        int p = indexOf(res[i], up);</w:t>
-      </w:r>
-      <w:r>
-        <w:br/>
-      </w:r>
-      <w:r>
-        <w:rPr>
-          <w:rStyle w:val="VerbatimChar"/>
-        </w:rPr>
-        <w:t xml:space="preserve">        if (p &gt;= 0)</w:t>
-      </w:r>
-      <w:r>
-        <w:br/>
-      </w:r>
-      <w:r>
-        <w:rPr>
-          <w:rStyle w:val="VerbatimChar"/>
-        </w:rPr>
-        <w:t xml:space="preserve">            res[i] = up ? ALPHA_UP[(p + k) % N] : ALPHA_LO[(p + k) % N];</w:t>
-      </w:r>
-      <w:r>
-        <w:br/>
-      </w:r>
-      <w:r>
-        <w:rPr>
-          <w:rStyle w:val="VerbatimChar"/>
-        </w:rPr>
-        <w:t xml:space="preserve">    }</w:t>
-      </w:r>
-      <w:r>
-        <w:br/>
-      </w:r>
-      <w:r>
-        <w:rPr>
-          <w:rStyle w:val="VerbatimChar"/>
-        </w:rPr>
-        <w:t xml:space="preserve">    return res;</w:t>
-      </w:r>
-      <w:r>
-        <w:br/>
-      </w:r>
-      <w:r>
-        <w:rPr>
-          <w:rStyle w:val="VerbatimChar"/>
-        </w:rPr>
-        <w:t xml:space="preserve">}</w:t>
-      </w:r>
-      <w:r>
-        <w:br/>
-      </w:r>
-      <w:r>
-        <w:br/>
-      </w:r>
-      <w:r>
-        <w:rPr>
-          <w:rStyle w:val="VerbatimChar"/>
-        </w:rPr>
-        <w:t xml:space="preserve">// Розшифрування шифром Цезаря</w:t>
-      </w:r>
-      <w:r>
-        <w:br/>
-      </w:r>
-      <w:r>
-        <w:rPr>
-          <w:rStyle w:val="VerbatimChar"/>
-        </w:rPr>
-        <w:t xml:space="preserve">wstring decrypt(const wstring&amp; text, int k) {</w:t>
-      </w:r>
-      <w:r>
-        <w:br/>
-      </w:r>
-      <w:r>
-        <w:rPr>
-          <w:rStyle w:val="VerbatimChar"/>
-        </w:rPr>
-        <w:t xml:space="preserve">    return encrypt(text, N - ((k % N) + N) % N);</w:t>
-      </w:r>
-      <w:r>
-        <w:br/>
-      </w:r>
-      <w:r>
-        <w:rPr>
-          <w:rStyle w:val="VerbatimChar"/>
-        </w:rPr>
-        <w:t xml:space="preserve">}</w:t>
-      </w:r>
-      <w:r>
-        <w:br/>
-      </w:r>
-      <w:r>
-        <w:br/>
-      </w:r>
-      <w:r>
-        <w:rPr>
-          <w:rStyle w:val="VerbatimChar"/>
-        </w:rPr>
-        <w:t xml:space="preserve">// Підрахунок частот літер</w:t>
-      </w:r>
-      <w:r>
-        <w:br/>
-      </w:r>
-      <w:r>
-        <w:rPr>
-          <w:rStyle w:val="VerbatimChar"/>
-        </w:rPr>
-        <w:t xml:space="preserve">vector&lt;double&gt; frequencies(const wstring&amp; text, long&amp; total) {</w:t>
-      </w:r>
-      <w:r>
-        <w:br/>
-      </w:r>
-      <w:r>
-        <w:rPr>
-          <w:rStyle w:val="VerbatimChar"/>
-        </w:rPr>
-        <w:t xml:space="preserve">    vector&lt;double&gt; f(N, 0.0);</w:t>
-      </w:r>
-      <w:r>
-        <w:br/>
-      </w:r>
-      <w:r>
-        <w:rPr>
-          <w:rStyle w:val="VerbatimChar"/>
-        </w:rPr>
-        <w:t xml:space="preserve">    total = 0;</w:t>
-      </w:r>
-      <w:r>
-        <w:br/>
-      </w:r>
-      <w:r>
-        <w:rPr>
-          <w:rStyle w:val="VerbatimChar"/>
-        </w:rPr>
-        <w:t xml:space="preserve">    for (size_t i = 0; i &lt; text.size(); i++) {</w:t>
-      </w:r>
-      <w:r>
-        <w:br/>
-      </w:r>
-      <w:r>
-        <w:rPr>
-          <w:rStyle w:val="VerbatimChar"/>
-        </w:rPr>
-        <w:t xml:space="preserve">        bool up = false;</w:t>
-      </w:r>
-      <w:r>
-        <w:br/>
-      </w:r>
-      <w:r>
-        <w:rPr>
-          <w:rStyle w:val="VerbatimChar"/>
-        </w:rPr>
-        <w:t xml:space="preserve">        int p = indexOf(text[i], up);</w:t>
-      </w:r>
-      <w:r>
-        <w:br/>
-      </w:r>
-      <w:r>
-        <w:rPr>
-          <w:rStyle w:val="VerbatimChar"/>
-        </w:rPr>
-        <w:t xml:space="preserve">        if (p &gt;= 0) { f[p] += 1.0; total++; }</w:t>
-      </w:r>
-      <w:r>
-        <w:br/>
-      </w:r>
-      <w:r>
-        <w:rPr>
-          <w:rStyle w:val="VerbatimChar"/>
-        </w:rPr>
-        <w:t xml:space="preserve">    }</w:t>
-      </w:r>
-      <w:r>
-        <w:br/>
-      </w:r>
-      <w:r>
-        <w:rPr>
-          <w:rStyle w:val="VerbatimChar"/>
-        </w:rPr>
-        <w:t xml:space="preserve">    if (total &gt; 0)</w:t>
-      </w:r>
-      <w:r>
-        <w:br/>
-      </w:r>
-      <w:r>
-        <w:rPr>
-          <w:rStyle w:val="VerbatimChar"/>
-        </w:rPr>
-        <w:t xml:space="preserve">        for (int i = 0; i &lt; N; i++)</w:t>
-      </w:r>
-      <w:r>
-        <w:br/>
-      </w:r>
-      <w:r>
-        <w:rPr>
-          <w:rStyle w:val="VerbatimChar"/>
-        </w:rPr>
-        <w:t xml:space="preserve">            f[i] = f[i] * 100.0 / total;</w:t>
-      </w:r>
-      <w:r>
-        <w:br/>
-      </w:r>
-      <w:r>
-        <w:rPr>
-          <w:rStyle w:val="VerbatimChar"/>
-        </w:rPr>
-        <w:t xml:space="preserve">    return f;</w:t>
-      </w:r>
-      <w:r>
-        <w:br/>
-      </w:r>
-      <w:r>
-        <w:rPr>
-          <w:rStyle w:val="VerbatimChar"/>
-        </w:rPr>
-        <w:t xml:space="preserve">}</w:t>
-      </w:r>
-      <w:r>
-        <w:br/>
-      </w:r>
-      <w:r>
-        <w:br/>
-      </w:r>
-      <w:r>
-        <w:rPr>
-          <w:rStyle w:val="VerbatimChar"/>
-        </w:rPr>
-        <w:t xml:space="preserve">// Друк таблиці частот із гістограмою</w:t>
-      </w:r>
-      <w:r>
-        <w:br/>
-      </w:r>
-      <w:r>
-        <w:rPr>
-          <w:rStyle w:val="VerbatimChar"/>
-        </w:rPr>
-        <w:t xml:space="preserve">void printFrequencies(const vector&lt;double&gt;&amp; f, long total) {</w:t>
-      </w:r>
-      <w:r>
-        <w:br/>
-      </w:r>
-      <w:r>
-        <w:rPr>
-          <w:rStyle w:val="VerbatimChar"/>
-        </w:rPr>
-        <w:t xml:space="preserve">    wcout &lt;&lt; L"+-------+----------+----------+----------------------+\n";</w:t>
-      </w:r>
-      <w:r>
-        <w:br/>
-      </w:r>
-      <w:r>
-        <w:rPr>
-          <w:rStyle w:val="VerbatimChar"/>
-        </w:rPr>
-        <w:t xml:space="preserve">    wcout &lt;&lt; L"| Літера| Частота  | Еталон   | Гістограма           |\n";</w:t>
-      </w:r>
-      <w:r>
-        <w:br/>
-      </w:r>
-      <w:r>
-        <w:rPr>
-          <w:rStyle w:val="VerbatimChar"/>
-        </w:rPr>
-        <w:t xml:space="preserve">    wcout &lt;&lt; L"+-------+----------+----------+----------------------+\n";</w:t>
-      </w:r>
-      <w:r>
-        <w:br/>
-      </w:r>
-      <w:r>
-        <w:rPr>
-          <w:rStyle w:val="VerbatimChar"/>
-        </w:rPr>
-        <w:t xml:space="preserve">    for (int i = 0; i &lt; N; i++) {</w:t>
-      </w:r>
-      <w:r>
-        <w:br/>
-      </w:r>
-      <w:r>
-        <w:rPr>
-          <w:rStyle w:val="VerbatimChar"/>
-        </w:rPr>
-        <w:t xml:space="preserve">        wcout &lt;&lt; L"| " &lt;&lt; ALPHA_LO[i] &lt;&lt; L"     | "</w:t>
-      </w:r>
-      <w:r>
-        <w:br/>
-      </w:r>
-      <w:r>
-        <w:rPr>
-          <w:rStyle w:val="VerbatimChar"/>
-        </w:rPr>
-        <w:t xml:space="preserve">              &lt;&lt; fixed &lt;&lt; setprecision(2) &lt;&lt; setw(6) &lt;&lt; f[i] &lt;&lt; L" % | "</w:t>
-      </w:r>
-      <w:r>
-        <w:br/>
-      </w:r>
-      <w:r>
-        <w:rPr>
-          <w:rStyle w:val="VerbatimChar"/>
-        </w:rPr>
-        <w:t xml:space="preserve">              &lt;&lt; setw(6) &lt;&lt; REF[i] &lt;&lt; L" % | ";</w:t>
-      </w:r>
-      <w:r>
-        <w:br/>
-      </w:r>
-      <w:r>
-        <w:rPr>
-          <w:rStyle w:val="VerbatimChar"/>
-        </w:rPr>
-        <w:t xml:space="preserve">        int bars = (int)(f[i] * 2 + 0.5);</w:t>
-      </w:r>
-      <w:r>
-        <w:br/>
-      </w:r>
-      <w:r>
-        <w:rPr>
-          <w:rStyle w:val="VerbatimChar"/>
-        </w:rPr>
-        <w:t xml:space="preserve">        wstring bar(bars &gt; 20 ? 20 : bars, L'#');</w:t>
-      </w:r>
-      <w:r>
-        <w:br/>
-      </w:r>
-      <w:r>
-        <w:rPr>
-          <w:rStyle w:val="VerbatimChar"/>
-        </w:rPr>
-        <w:t xml:space="preserve">        wcout &lt;&lt; left &lt;&lt; setw(20) &lt;&lt; bar &lt;&lt; right &lt;&lt; L" |\n";</w:t>
-      </w:r>
-      <w:r>
-        <w:br/>
-      </w:r>
-      <w:r>
-        <w:rPr>
-          <w:rStyle w:val="VerbatimChar"/>
-        </w:rPr>
-        <w:t xml:space="preserve">    }</w:t>
-      </w:r>
-      <w:r>
-        <w:br/>
-      </w:r>
-      <w:r>
-        <w:rPr>
-          <w:rStyle w:val="VerbatimChar"/>
-        </w:rPr>
-        <w:t xml:space="preserve">    wcout &lt;&lt; L"+-------+----------+----------+----------------------+\n";</w:t>
-      </w:r>
-      <w:r>
-        <w:br/>
-      </w:r>
-      <w:r>
-        <w:rPr>
-          <w:rStyle w:val="VerbatimChar"/>
-        </w:rPr>
-        <w:t xml:space="preserve">    wcout &lt;&lt; L"Усього літер у тексті: " &lt;&lt; total &lt;&lt; L"\n";</w:t>
-      </w:r>
-      <w:r>
-        <w:br/>
-      </w:r>
-      <w:r>
-        <w:rPr>
-          <w:rStyle w:val="VerbatimChar"/>
-        </w:rPr>
-        <w:t xml:space="preserve">}</w:t>
-      </w:r>
-      <w:r>
-        <w:br/>
-      </w:r>
-      <w:r>
-        <w:br/>
-      </w:r>
-      <w:r>
-        <w:rPr>
-          <w:rStyle w:val="VerbatimChar"/>
-        </w:rPr>
-        <w:t xml:space="preserve">// Злам повним перебором ключів</w:t>
-      </w:r>
-      <w:r>
-        <w:br/>
-      </w:r>
-      <w:r>
-        <w:rPr>
-          <w:rStyle w:val="VerbatimChar"/>
-        </w:rPr>
-        <w:t xml:space="preserve">void bruteForce(const wstring&amp; text) {</w:t>
-      </w:r>
-      <w:r>
-        <w:br/>
-      </w:r>
-      <w:r>
-        <w:rPr>
-          <w:rStyle w:val="VerbatimChar"/>
-        </w:rPr>
-        <w:t xml:space="preserve">    wcout &lt;&lt; L"Перебір усіх " &lt;&lt; N - 1 &lt;&lt; L" можливих ключів:\n";</w:t>
-      </w:r>
-      <w:r>
-        <w:br/>
-      </w:r>
-      <w:r>
-        <w:rPr>
-          <w:rStyle w:val="VerbatimChar"/>
-        </w:rPr>
-        <w:t xml:space="preserve">    for (int k = 1; k &lt; N; k++) {</w:t>
-      </w:r>
-      <w:r>
-        <w:br/>
-      </w:r>
-      <w:r>
-        <w:rPr>
-          <w:rStyle w:val="VerbatimChar"/>
-        </w:rPr>
-        <w:t xml:space="preserve">        wstring t = decrypt(text, k);</w:t>
-      </w:r>
-      <w:r>
-        <w:br/>
-      </w:r>
-      <w:r>
-        <w:rPr>
-          <w:rStyle w:val="VerbatimChar"/>
-        </w:rPr>
-        <w:t xml:space="preserve">        if (t.size() &gt; 48) t = t.substr(0, 48) + L"...";</w:t>
-      </w:r>
-      <w:r>
-        <w:br/>
-      </w:r>
-      <w:r>
-        <w:rPr>
-          <w:rStyle w:val="VerbatimChar"/>
-        </w:rPr>
-        <w:t xml:space="preserve">        wcout &lt;&lt; L"k = " &lt;&lt; setw(2) &lt;&lt; k &lt;&lt; L" : " &lt;&lt; t &lt;&lt; L"\n";</w:t>
-      </w:r>
-      <w:r>
-        <w:br/>
-      </w:r>
-      <w:r>
-        <w:rPr>
-          <w:rStyle w:val="VerbatimChar"/>
-        </w:rPr>
-        <w:t xml:space="preserve">    }</w:t>
-      </w:r>
-      <w:r>
-        <w:br/>
-      </w:r>
-      <w:r>
-        <w:rPr>
-          <w:rStyle w:val="VerbatimChar"/>
-        </w:rPr>
-        <w:t xml:space="preserve">}</w:t>
-      </w:r>
-      <w:r>
-        <w:br/>
-      </w:r>
-      <w:r>
-        <w:br/>
-      </w:r>
-      <w:r>
-        <w:rPr>
-          <w:rStyle w:val="VerbatimChar"/>
-        </w:rPr>
-        <w:t xml:space="preserve">// Автоматичне визначення ключа за критерієм хі-квадрат</w:t>
-      </w:r>
-      <w:r>
-        <w:br/>
-      </w:r>
-      <w:r>
-        <w:rPr>
-          <w:rStyle w:val="VerbatimChar"/>
-        </w:rPr>
-        <w:t xml:space="preserve">int findKey(const wstring&amp; text, double&amp; bestChi) {</w:t>
-      </w:r>
-      <w:r>
-        <w:br/>
-      </w:r>
-      <w:r>
-        <w:rPr>
-          <w:rStyle w:val="VerbatimChar"/>
-        </w:rPr>
-        <w:t xml:space="preserve">    int bestK = 0;</w:t>
-      </w:r>
-      <w:r>
-        <w:br/>
-      </w:r>
-      <w:r>
-        <w:rPr>
-          <w:rStyle w:val="VerbatimChar"/>
-        </w:rPr>
-        <w:t xml:space="preserve">    bestChi = 1e18;</w:t>
-      </w:r>
-      <w:r>
-        <w:br/>
-      </w:r>
-      <w:r>
-        <w:rPr>
-          <w:rStyle w:val="VerbatimChar"/>
-        </w:rPr>
-        <w:t xml:space="preserve">    for (int k = 0; k &lt; N; k++) {</w:t>
-      </w:r>
-      <w:r>
-        <w:br/>
-      </w:r>
-      <w:r>
-        <w:rPr>
-          <w:rStyle w:val="VerbatimChar"/>
-        </w:rPr>
-        <w:t xml:space="preserve">        long total = 0;</w:t>
-      </w:r>
-      <w:r>
-        <w:br/>
-      </w:r>
-      <w:r>
-        <w:rPr>
-          <w:rStyle w:val="VerbatimChar"/>
-        </w:rPr>
-        <w:t xml:space="preserve">        vector&lt;double&gt; f = frequencies(decrypt(text, k), total);</w:t>
-      </w:r>
-      <w:r>
-        <w:br/>
-      </w:r>
-      <w:r>
-        <w:rPr>
-          <w:rStyle w:val="VerbatimChar"/>
-        </w:rPr>
-        <w:t xml:space="preserve">        if (total == 0) return 0;</w:t>
-      </w:r>
-      <w:r>
-        <w:br/>
-      </w:r>
-      <w:r>
-        <w:rPr>
-          <w:rStyle w:val="VerbatimChar"/>
-        </w:rPr>
-        <w:t xml:space="preserve">        double chi = 0.0;</w:t>
-      </w:r>
-      <w:r>
-        <w:br/>
-      </w:r>
-      <w:r>
-        <w:rPr>
-          <w:rStyle w:val="VerbatimChar"/>
-        </w:rPr>
-        <w:t xml:space="preserve">        for (int i = 0; i &lt; N; i++) {</w:t>
-      </w:r>
-      <w:r>
-        <w:br/>
-      </w:r>
-      <w:r>
-        <w:rPr>
-          <w:rStyle w:val="VerbatimChar"/>
-        </w:rPr>
-        <w:t xml:space="preserve">            double obs = f[i] * total / 100.0;</w:t>
-      </w:r>
-      <w:r>
-        <w:br/>
-      </w:r>
-      <w:r>
-        <w:rPr>
-          <w:rStyle w:val="VerbatimChar"/>
-        </w:rPr>
-        <w:t xml:space="preserve">            double exp = REF[i] * total / 100.0;</w:t>
-      </w:r>
-      <w:r>
-        <w:br/>
-      </w:r>
-      <w:r>
-        <w:rPr>
-          <w:rStyle w:val="VerbatimChar"/>
-        </w:rPr>
-        <w:t xml:space="preserve">            if (exp &lt; 0.5) exp = 0.5;</w:t>
-      </w:r>
-      <w:r>
-        <w:br/>
-      </w:r>
-      <w:r>
-        <w:rPr>
-          <w:rStyle w:val="VerbatimChar"/>
-        </w:rPr>
-        <w:t xml:space="preserve">            chi += (obs - exp) * (obs - exp) / exp;</w:t>
-      </w:r>
-      <w:r>
-        <w:br/>
-      </w:r>
-      <w:r>
-        <w:rPr>
-          <w:rStyle w:val="VerbatimChar"/>
-        </w:rPr>
-        <w:t xml:space="preserve">        }</w:t>
-      </w:r>
-      <w:r>
-        <w:br/>
-      </w:r>
-      <w:r>
-        <w:rPr>
-          <w:rStyle w:val="VerbatimChar"/>
-        </w:rPr>
-        <w:t xml:space="preserve">        if (chi &lt; bestChi) { bestChi = chi; bestK = k; }</w:t>
-      </w:r>
-      <w:r>
-        <w:br/>
-      </w:r>
-      <w:r>
-        <w:rPr>
-          <w:rStyle w:val="VerbatimChar"/>
-        </w:rPr>
-        <w:t xml:space="preserve">    }</w:t>
-      </w:r>
-      <w:r>
-        <w:br/>
-      </w:r>
-      <w:r>
-        <w:rPr>
-          <w:rStyle w:val="VerbatimChar"/>
-        </w:rPr>
-        <w:t xml:space="preserve">    return bestK;</w:t>
-      </w:r>
-      <w:r>
-        <w:br/>
-      </w:r>
-      <w:r>
-        <w:rPr>
-          <w:rStyle w:val="VerbatimChar"/>
-        </w:rPr>
-        <w:t xml:space="preserve">}</w:t>
-      </w:r>
-      <w:r>
-        <w:br/>
-      </w:r>
-      <w:r>
-        <w:br/>
-      </w:r>
-      <w:r>
-        <w:rPr>
-          <w:rStyle w:val="VerbatimChar"/>
-        </w:rPr>
-        <w:t xml:space="preserve">// Меню користувача</w:t>
-      </w:r>
-      <w:r>
-        <w:br/>
-      </w:r>
-      <w:r>
-        <w:rPr>
-          <w:rStyle w:val="VerbatimChar"/>
-        </w:rPr>
-        <w:t xml:space="preserve">void menu() {</w:t>
-      </w:r>
-      <w:r>
-        <w:br/>
-      </w:r>
-      <w:r>
-        <w:rPr>
-          <w:rStyle w:val="VerbatimChar"/>
-        </w:rPr>
-        <w:t xml:space="preserve">    wcout &lt;&lt; L"\n=============== МЕНЮ ===============\n"</w:t>
-      </w:r>
-      <w:r>
-        <w:br/>
-      </w:r>
-      <w:r>
-        <w:rPr>
-          <w:rStyle w:val="VerbatimChar"/>
-        </w:rPr>
-        <w:t xml:space="preserve">          &lt;&lt; L" 1 - завантажити текст із файлу\n"</w:t>
-      </w:r>
-      <w:r>
-        <w:br/>
-      </w:r>
-      <w:r>
-        <w:rPr>
-          <w:rStyle w:val="VerbatimChar"/>
-        </w:rPr>
-        <w:t xml:space="preserve">          &lt;&lt; L" 2 - показати поточний текст\n"</w:t>
-      </w:r>
-      <w:r>
-        <w:br/>
-      </w:r>
-      <w:r>
-        <w:rPr>
-          <w:rStyle w:val="VerbatimChar"/>
-        </w:rPr>
-        <w:t xml:space="preserve">          &lt;&lt; L" 3 - зашифрувати шифром Цезаря\n"</w:t>
-      </w:r>
-      <w:r>
-        <w:br/>
-      </w:r>
-      <w:r>
-        <w:rPr>
-          <w:rStyle w:val="VerbatimChar"/>
-        </w:rPr>
-        <w:t xml:space="preserve">          &lt;&lt; L" 4 - розшифрувати за відомим ключем\n"</w:t>
-      </w:r>
-      <w:r>
-        <w:br/>
-      </w:r>
-      <w:r>
-        <w:rPr>
-          <w:rStyle w:val="VerbatimChar"/>
-        </w:rPr>
-        <w:t xml:space="preserve">          &lt;&lt; L" 5 - частотний аналіз тексту\n"</w:t>
-      </w:r>
-      <w:r>
-        <w:br/>
-      </w:r>
-      <w:r>
-        <w:rPr>
-          <w:rStyle w:val="VerbatimChar"/>
-        </w:rPr>
-        <w:t xml:space="preserve">          &lt;&lt; L" 6 - злам повним перебором ключів\n"</w:t>
-      </w:r>
-      <w:r>
-        <w:br/>
-      </w:r>
-      <w:r>
-        <w:rPr>
-          <w:rStyle w:val="VerbatimChar"/>
-        </w:rPr>
-        <w:t xml:space="preserve">          &lt;&lt; L" 7 - автоматичне визначення ключа\n"</w:t>
-      </w:r>
-      <w:r>
-        <w:br/>
-      </w:r>
-      <w:r>
-        <w:rPr>
-          <w:rStyle w:val="VerbatimChar"/>
-        </w:rPr>
-        <w:t xml:space="preserve">          &lt;&lt; L" 8 - зберегти текст у файл\n"</w:t>
-      </w:r>
-      <w:r>
-        <w:br/>
-      </w:r>
-      <w:r>
-        <w:rPr>
-          <w:rStyle w:val="VerbatimChar"/>
-        </w:rPr>
-        <w:t xml:space="preserve">          &lt;&lt; L" 0 - вихід\n"</w:t>
-      </w:r>
-      <w:r>
-        <w:br/>
-      </w:r>
-      <w:r>
-        <w:rPr>
-          <w:rStyle w:val="VerbatimChar"/>
-        </w:rPr>
-        <w:t xml:space="preserve">          &lt;&lt; L"====================================\n"</w:t>
-      </w:r>
-      <w:r>
-        <w:br/>
-      </w:r>
-      <w:r>
-        <w:rPr>
-          <w:rStyle w:val="VerbatimChar"/>
-        </w:rPr>
-        <w:t xml:space="preserve">          &lt;&lt; L"Ваш вибір: ";</w:t>
-      </w:r>
-      <w:r>
-        <w:br/>
-      </w:r>
-      <w:r>
-        <w:rPr>
-          <w:rStyle w:val="VerbatimChar"/>
-        </w:rPr>
-        <w:t xml:space="preserve">}</w:t>
-      </w:r>
-      <w:r>
-        <w:br/>
-      </w:r>
-      <w:r>
-        <w:br/>
-      </w:r>
-      <w:r>
-        <w:rPr>
-          <w:rStyle w:val="VerbatimChar"/>
-        </w:rPr>
-        <w:t xml:space="preserve">int main() {</w:t>
-      </w:r>
-      <w:r>
-        <w:br/>
-      </w:r>
-      <w:r>
-        <w:rPr>
-          <w:rStyle w:val="VerbatimChar"/>
-        </w:rPr>
-        <w:t xml:space="preserve">#ifdef _WIN32</w:t>
-      </w:r>
-      <w:r>
-        <w:br/>
-      </w:r>
-      <w:r>
-        <w:rPr>
-          <w:rStyle w:val="VerbatimChar"/>
-        </w:rPr>
-        <w:t xml:space="preserve">    _setmode(_fileno(stdout), _O_U16TEXT);</w:t>
-      </w:r>
-      <w:r>
-        <w:br/>
-      </w:r>
-      <w:r>
-        <w:rPr>
-          <w:rStyle w:val="VerbatimChar"/>
-        </w:rPr>
-        <w:t xml:space="preserve">    _setmode(_fileno(stdin), _O_U16TEXT);</w:t>
-      </w:r>
-      <w:r>
-        <w:br/>
-      </w:r>
-      <w:r>
-        <w:rPr>
-          <w:rStyle w:val="VerbatimChar"/>
-        </w:rPr>
-        <w:t xml:space="preserve">#else</w:t>
-      </w:r>
-      <w:r>
-        <w:br/>
-      </w:r>
-      <w:r>
-        <w:rPr>
-          <w:rStyle w:val="VerbatimChar"/>
-        </w:rPr>
-        <w:t xml:space="preserve">    locale::global(locale(""));</w:t>
-      </w:r>
-      <w:r>
-        <w:br/>
-      </w:r>
-      <w:r>
-        <w:rPr>
-          <w:rStyle w:val="VerbatimChar"/>
-        </w:rPr>
-        <w:t xml:space="preserve">    wcout.imbue(locale());</w:t>
-      </w:r>
-      <w:r>
-        <w:br/>
-      </w:r>
-      <w:r>
-        <w:rPr>
-          <w:rStyle w:val="VerbatimChar"/>
-        </w:rPr>
-        <w:t xml:space="preserve">#endif</w:t>
-      </w:r>
-      <w:r>
-        <w:br/>
-      </w:r>
-      <w:r>
-        <w:br/>
-      </w:r>
-      <w:r>
-        <w:rPr>
-          <w:rStyle w:val="VerbatimChar"/>
-        </w:rPr>
-        <w:t xml:space="preserve">    wstring text = L"";</w:t>
-      </w:r>
-      <w:r>
-        <w:br/>
-      </w:r>
-      <w:r>
-        <w:rPr>
-          <w:rStyle w:val="VerbatimChar"/>
-        </w:rPr>
-        <w:t xml:space="preserve">    int item = -1, k = 0;</w:t>
-      </w:r>
-      <w:r>
-        <w:br/>
-      </w:r>
-      <w:r>
-        <w:rPr>
-          <w:rStyle w:val="VerbatimChar"/>
-        </w:rPr>
-        <w:t xml:space="preserve">    long total = 0;</w:t>
-      </w:r>
-      <w:r>
-        <w:br/>
-      </w:r>
-      <w:r>
-        <w:br/>
-      </w:r>
-      <w:r>
-        <w:rPr>
-          <w:rStyle w:val="VerbatimChar"/>
-        </w:rPr>
-        <w:t xml:space="preserve">    while (item != 0) {</w:t>
-      </w:r>
-      <w:r>
-        <w:br/>
-      </w:r>
-      <w:r>
-        <w:rPr>
-          <w:rStyle w:val="VerbatimChar"/>
-        </w:rPr>
-        <w:t xml:space="preserve">        menu();</w:t>
-      </w:r>
-      <w:r>
-        <w:br/>
-      </w:r>
-      <w:r>
-        <w:rPr>
-          <w:rStyle w:val="VerbatimChar"/>
-        </w:rPr>
-        <w:t xml:space="preserve">        if (!(wcin &gt;&gt; item)) {</w:t>
-      </w:r>
-      <w:r>
-        <w:br/>
-      </w:r>
-      <w:r>
-        <w:rPr>
-          <w:rStyle w:val="VerbatimChar"/>
-        </w:rPr>
-        <w:t xml:space="preserve">            // Кінець введення (Ctrl+D, Ctrl+Z або перенаправлений файл) —</w:t>
-      </w:r>
-      <w:r>
-        <w:br/>
-      </w:r>
-      <w:r>
-        <w:rPr>
-          <w:rStyle w:val="VerbatimChar"/>
-        </w:rPr>
-        <w:t xml:space="preserve">            // виходимо, інакше цикл крутився б нескінченно</w:t>
-      </w:r>
-      <w:r>
-        <w:br/>
-      </w:r>
-      <w:r>
-        <w:rPr>
-          <w:rStyle w:val="VerbatimChar"/>
-        </w:rPr>
-        <w:t xml:space="preserve">            if (wcin.eof()) break;</w:t>
-      </w:r>
-      <w:r>
-        <w:br/>
-      </w:r>
-      <w:r>
-        <w:rPr>
-          <w:rStyle w:val="VerbatimChar"/>
-        </w:rPr>
-        <w:t xml:space="preserve">            wcin.clear();</w:t>
-      </w:r>
-      <w:r>
-        <w:br/>
-      </w:r>
-      <w:r>
-        <w:rPr>
-          <w:rStyle w:val="VerbatimChar"/>
-        </w:rPr>
-        <w:t xml:space="preserve">            wcin.ignore(1000, L'\n');</w:t>
-      </w:r>
-      <w:r>
-        <w:br/>
-      </w:r>
-      <w:r>
-        <w:rPr>
-          <w:rStyle w:val="VerbatimChar"/>
-        </w:rPr>
-        <w:t xml:space="preserve">            item = -1;</w:t>
-      </w:r>
-      <w:r>
-        <w:br/>
-      </w:r>
-      <w:r>
-        <w:rPr>
-          <w:rStyle w:val="VerbatimChar"/>
-        </w:rPr>
-        <w:t xml:space="preserve">        }</w:t>
-      </w:r>
-      <w:r>
-        <w:br/>
-      </w:r>
-      <w:r>
-        <w:rPr>
-          <w:rStyle w:val="VerbatimChar"/>
-        </w:rPr>
-        <w:t xml:space="preserve">        switch (item) {</w:t>
-      </w:r>
-      <w:r>
-        <w:br/>
-      </w:r>
-      <w:r>
-        <w:rPr>
-          <w:rStyle w:val="VerbatimChar"/>
-        </w:rPr>
-        <w:t xml:space="preserve">            case 1:</w:t>
-      </w:r>
-      <w:r>
-        <w:br/>
-      </w:r>
-      <w:r>
-        <w:rPr>
-          <w:rStyle w:val="VerbatimChar"/>
-        </w:rPr>
-        <w:t xml:space="preserve">                text = readFile("plain.txt");</w:t>
-      </w:r>
-      <w:r>
-        <w:br/>
-      </w:r>
-      <w:r>
-        <w:rPr>
-          <w:rStyle w:val="VerbatimChar"/>
-        </w:rPr>
-        <w:t xml:space="preserve">                if (!text.empty())</w:t>
-      </w:r>
-      <w:r>
-        <w:br/>
-      </w:r>
-      <w:r>
-        <w:rPr>
-          <w:rStyle w:val="VerbatimChar"/>
-        </w:rPr>
-        <w:t xml:space="preserve">                    wcout &lt;&lt; L"Текст завантажено, символів: "</w:t>
-      </w:r>
-      <w:r>
-        <w:br/>
-      </w:r>
-      <w:r>
-        <w:rPr>
-          <w:rStyle w:val="VerbatimChar"/>
-        </w:rPr>
-        <w:t xml:space="preserve">                          &lt;&lt; text.size() &lt;&lt; L"\n";</w:t>
-      </w:r>
-      <w:r>
-        <w:br/>
-      </w:r>
-      <w:r>
-        <w:rPr>
-          <w:rStyle w:val="VerbatimChar"/>
-        </w:rPr>
-        <w:t xml:space="preserve">                break;</w:t>
-      </w:r>
-      <w:r>
-        <w:br/>
-      </w:r>
-      <w:r>
-        <w:rPr>
-          <w:rStyle w:val="VerbatimChar"/>
-        </w:rPr>
-        <w:t xml:space="preserve">            case 2:</w:t>
-      </w:r>
-      <w:r>
-        <w:br/>
-      </w:r>
-      <w:r>
-        <w:rPr>
-          <w:rStyle w:val="VerbatimChar"/>
-        </w:rPr>
-        <w:t xml:space="preserve">                wcout &lt;&lt; L"--- Поточний текст ---\n" &lt;&lt; text &lt;&lt; L"\n";</w:t>
-      </w:r>
-      <w:r>
-        <w:br/>
-      </w:r>
-      <w:r>
-        <w:rPr>
-          <w:rStyle w:val="VerbatimChar"/>
-        </w:rPr>
-        <w:t xml:space="preserve">                break;</w:t>
-      </w:r>
-      <w:r>
-        <w:br/>
-      </w:r>
-      <w:r>
-        <w:rPr>
-          <w:rStyle w:val="VerbatimChar"/>
-        </w:rPr>
-        <w:t xml:space="preserve">            case 3:</w:t>
-      </w:r>
-      <w:r>
-        <w:br/>
-      </w:r>
-      <w:r>
-        <w:rPr>
-          <w:rStyle w:val="VerbatimChar"/>
-        </w:rPr>
-        <w:t xml:space="preserve">                wcout &lt;&lt; L"Введіть ключ (1.." &lt;&lt; N - 1 &lt;&lt; L"): ";</w:t>
-      </w:r>
-      <w:r>
-        <w:br/>
-      </w:r>
-      <w:r>
-        <w:rPr>
-          <w:rStyle w:val="VerbatimChar"/>
-        </w:rPr>
-        <w:t xml:space="preserve">                wcin &gt;&gt; k;</w:t>
-      </w:r>
-      <w:r>
-        <w:br/>
-      </w:r>
-      <w:r>
-        <w:rPr>
-          <w:rStyle w:val="VerbatimChar"/>
-        </w:rPr>
-        <w:t xml:space="preserve">                if (k &lt; 1 || k &gt; N - 1) {</w:t>
-      </w:r>
-      <w:r>
-        <w:br/>
-      </w:r>
-      <w:r>
-        <w:rPr>
-          <w:rStyle w:val="VerbatimChar"/>
-        </w:rPr>
-        <w:t xml:space="preserve">                    wcout &lt;&lt; L"Некоректний ключ!\n";</w:t>
-      </w:r>
-      <w:r>
-        <w:br/>
-      </w:r>
-      <w:r>
-        <w:rPr>
-          <w:rStyle w:val="VerbatimChar"/>
-        </w:rPr>
-        <w:t xml:space="preserve">                    break;</w:t>
-      </w:r>
-      <w:r>
-        <w:br/>
-      </w:r>
-      <w:r>
-        <w:rPr>
-          <w:rStyle w:val="VerbatimChar"/>
-        </w:rPr>
-        <w:t xml:space="preserve">                }</w:t>
-      </w:r>
-      <w:r>
-        <w:br/>
-      </w:r>
-      <w:r>
-        <w:rPr>
-          <w:rStyle w:val="VerbatimChar"/>
-        </w:rPr>
-        <w:t xml:space="preserve">                text = encrypt(text, k);</w:t>
-      </w:r>
-      <w:r>
-        <w:br/>
-      </w:r>
-      <w:r>
-        <w:rPr>
-          <w:rStyle w:val="VerbatimChar"/>
-        </w:rPr>
-        <w:t xml:space="preserve">                wcout &lt;&lt; L"Текст зашифровано.\n";</w:t>
-      </w:r>
-      <w:r>
-        <w:br/>
-      </w:r>
-      <w:r>
-        <w:rPr>
-          <w:rStyle w:val="VerbatimChar"/>
-        </w:rPr>
-        <w:t xml:space="preserve">                break;</w:t>
-      </w:r>
-      <w:r>
-        <w:br/>
-      </w:r>
-      <w:r>
-        <w:rPr>
-          <w:rStyle w:val="VerbatimChar"/>
-        </w:rPr>
-        <w:t xml:space="preserve">            case 4:</w:t>
-      </w:r>
-      <w:r>
-        <w:br/>
-      </w:r>
-      <w:r>
-        <w:rPr>
-          <w:rStyle w:val="VerbatimChar"/>
-        </w:rPr>
-        <w:t xml:space="preserve">                wcout &lt;&lt; L"Введіть ключ (1.." &lt;&lt; N - 1 &lt;&lt; L"): ";</w:t>
-      </w:r>
-      <w:r>
-        <w:br/>
-      </w:r>
-      <w:r>
-        <w:rPr>
-          <w:rStyle w:val="VerbatimChar"/>
-        </w:rPr>
-        <w:t xml:space="preserve">                wcin &gt;&gt; k;</w:t>
-      </w:r>
-      <w:r>
-        <w:br/>
-      </w:r>
-      <w:r>
-        <w:rPr>
-          <w:rStyle w:val="VerbatimChar"/>
-        </w:rPr>
-        <w:t xml:space="preserve">                if (k &lt; 1 || k &gt; N - 1) {</w:t>
-      </w:r>
-      <w:r>
-        <w:br/>
-      </w:r>
-      <w:r>
-        <w:rPr>
-          <w:rStyle w:val="VerbatimChar"/>
-        </w:rPr>
-        <w:t xml:space="preserve">                    wcout &lt;&lt; L"Некоректний ключ!\n";</w:t>
-      </w:r>
-      <w:r>
-        <w:br/>
-      </w:r>
-      <w:r>
-        <w:rPr>
-          <w:rStyle w:val="VerbatimChar"/>
-        </w:rPr>
-        <w:t xml:space="preserve">                    break;</w:t>
-      </w:r>
-      <w:r>
-        <w:br/>
-      </w:r>
-      <w:r>
-        <w:rPr>
-          <w:rStyle w:val="VerbatimChar"/>
-        </w:rPr>
-        <w:t xml:space="preserve">                }</w:t>
-      </w:r>
-      <w:r>
-        <w:br/>
-      </w:r>
-      <w:r>
-        <w:rPr>
-          <w:rStyle w:val="VerbatimChar"/>
-        </w:rPr>
-        <w:t xml:space="preserve">                text = decrypt(text, k);</w:t>
-      </w:r>
-      <w:r>
-        <w:br/>
-      </w:r>
-      <w:r>
-        <w:rPr>
-          <w:rStyle w:val="VerbatimChar"/>
-        </w:rPr>
-        <w:t xml:space="preserve">                wcout &lt;&lt; L"Текст розшифровано.\n";</w:t>
-      </w:r>
-      <w:r>
-        <w:br/>
-      </w:r>
-      <w:r>
-        <w:rPr>
-          <w:rStyle w:val="VerbatimChar"/>
-        </w:rPr>
-        <w:t xml:space="preserve">                break;</w:t>
-      </w:r>
-      <w:r>
-        <w:br/>
-      </w:r>
-      <w:r>
-        <w:rPr>
-          <w:rStyle w:val="VerbatimChar"/>
-        </w:rPr>
-        <w:t xml:space="preserve">            case 5: {</w:t>
-      </w:r>
-      <w:r>
-        <w:br/>
-      </w:r>
-      <w:r>
-        <w:rPr>
-          <w:rStyle w:val="VerbatimChar"/>
-        </w:rPr>
-        <w:t xml:space="preserve">                vector&lt;double&gt; f = frequencies(text, total);</w:t>
-      </w:r>
-      <w:r>
-        <w:br/>
-      </w:r>
-      <w:r>
-        <w:rPr>
-          <w:rStyle w:val="VerbatimChar"/>
-        </w:rPr>
-        <w:t xml:space="preserve">                if (total == 0) {</w:t>
-      </w:r>
-      <w:r>
-        <w:br/>
-      </w:r>
-      <w:r>
-        <w:rPr>
-          <w:rStyle w:val="VerbatimChar"/>
-        </w:rPr>
-        <w:t xml:space="preserve">                    wcout &lt;&lt; L"Текст порожній!\n";</w:t>
-      </w:r>
-      <w:r>
-        <w:br/>
-      </w:r>
-      <w:r>
-        <w:rPr>
-          <w:rStyle w:val="VerbatimChar"/>
-        </w:rPr>
-        <w:t xml:space="preserve">                    break;</w:t>
-      </w:r>
-      <w:r>
-        <w:br/>
-      </w:r>
-      <w:r>
-        <w:rPr>
-          <w:rStyle w:val="VerbatimChar"/>
-        </w:rPr>
-        <w:t xml:space="preserve">                }</w:t>
-      </w:r>
-      <w:r>
-        <w:br/>
-      </w:r>
-      <w:r>
-        <w:rPr>
-          <w:rStyle w:val="VerbatimChar"/>
-        </w:rPr>
-        <w:t xml:space="preserve">                printFrequencies(f, total);</w:t>
-      </w:r>
-      <w:r>
-        <w:br/>
-      </w:r>
-      <w:r>
-        <w:rPr>
-          <w:rStyle w:val="VerbatimChar"/>
-        </w:rPr>
-        <w:t xml:space="preserve">                break;</w:t>
-      </w:r>
-      <w:r>
-        <w:br/>
-      </w:r>
-      <w:r>
-        <w:rPr>
-          <w:rStyle w:val="VerbatimChar"/>
-        </w:rPr>
-        <w:t xml:space="preserve">            }</w:t>
-      </w:r>
-      <w:r>
-        <w:br/>
-      </w:r>
-      <w:r>
-        <w:rPr>
-          <w:rStyle w:val="VerbatimChar"/>
-        </w:rPr>
-        <w:t xml:space="preserve">            case 6:</w:t>
-      </w:r>
-      <w:r>
-        <w:br/>
-      </w:r>
-      <w:r>
-        <w:rPr>
-          <w:rStyle w:val="VerbatimChar"/>
-        </w:rPr>
-        <w:t xml:space="preserve">                bruteForce(text);</w:t>
-      </w:r>
-      <w:r>
-        <w:br/>
-      </w:r>
-      <w:r>
-        <w:rPr>
-          <w:rStyle w:val="VerbatimChar"/>
-        </w:rPr>
-        <w:t xml:space="preserve">                break;</w:t>
-      </w:r>
-      <w:r>
-        <w:br/>
-      </w:r>
-      <w:r>
-        <w:rPr>
-          <w:rStyle w:val="VerbatimChar"/>
-        </w:rPr>
-        <w:t xml:space="preserve">            case 7: {</w:t>
-      </w:r>
-      <w:r>
-        <w:br/>
-      </w:r>
-      <w:r>
-        <w:rPr>
-          <w:rStyle w:val="VerbatimChar"/>
-        </w:rPr>
-        <w:t xml:space="preserve">                double chi = 0;</w:t>
-      </w:r>
-      <w:r>
-        <w:br/>
-      </w:r>
-      <w:r>
-        <w:rPr>
-          <w:rStyle w:val="VerbatimChar"/>
-        </w:rPr>
-        <w:t xml:space="preserve">                int key = findKey(text, chi);</w:t>
-      </w:r>
-      <w:r>
-        <w:br/>
-      </w:r>
-      <w:r>
-        <w:rPr>
-          <w:rStyle w:val="VerbatimChar"/>
-        </w:rPr>
-        <w:t xml:space="preserve">                wcout &lt;&lt; L"Знайдений ключ: k = " &lt;&lt; key</w:t>
-      </w:r>
-      <w:r>
-        <w:br/>
-      </w:r>
-      <w:r>
-        <w:rPr>
-          <w:rStyle w:val="VerbatimChar"/>
-        </w:rPr>
-        <w:t xml:space="preserve">                      &lt;&lt; L" (хі-квадрат = " &lt;&lt; fixed &lt;&lt; setprecision(1)</w:t>
-      </w:r>
-      <w:r>
-        <w:br/>
-      </w:r>
-      <w:r>
-        <w:rPr>
-          <w:rStyle w:val="VerbatimChar"/>
-        </w:rPr>
-        <w:t xml:space="preserve">                      &lt;&lt; chi &lt;&lt; L")\n";</w:t>
-      </w:r>
-      <w:r>
-        <w:br/>
-      </w:r>
-      <w:r>
-        <w:rPr>
-          <w:rStyle w:val="VerbatimChar"/>
-        </w:rPr>
-        <w:t xml:space="preserve">                break;</w:t>
-      </w:r>
-      <w:r>
-        <w:br/>
-      </w:r>
-      <w:r>
-        <w:rPr>
-          <w:rStyle w:val="VerbatimChar"/>
-        </w:rPr>
-        <w:t xml:space="preserve">            }</w:t>
-      </w:r>
-      <w:r>
-        <w:br/>
-      </w:r>
-      <w:r>
-        <w:rPr>
-          <w:rStyle w:val="VerbatimChar"/>
-        </w:rPr>
-        <w:t xml:space="preserve">            case 8:</w:t>
-      </w:r>
-      <w:r>
-        <w:br/>
-      </w:r>
-      <w:r>
-        <w:rPr>
-          <w:rStyle w:val="VerbatimChar"/>
-        </w:rPr>
-        <w:t xml:space="preserve">                if (writeFile("result.txt", text))</w:t>
-      </w:r>
-      <w:r>
-        <w:br/>
-      </w:r>
-      <w:r>
-        <w:rPr>
-          <w:rStyle w:val="VerbatimChar"/>
-        </w:rPr>
-        <w:t xml:space="preserve">                    wcout &lt;&lt; L"Збережено у result.txt\n";</w:t>
-      </w:r>
-      <w:r>
-        <w:br/>
-      </w:r>
-      <w:r>
-        <w:rPr>
-          <w:rStyle w:val="VerbatimChar"/>
-        </w:rPr>
-        <w:t xml:space="preserve">                else</w:t>
-      </w:r>
-      <w:r>
-        <w:br/>
-      </w:r>
-      <w:r>
-        <w:rPr>
-          <w:rStyle w:val="VerbatimChar"/>
-        </w:rPr>
-        <w:t xml:space="preserve">                    wcout &lt;&lt; L"Помилка запису!\n";</w:t>
-      </w:r>
-      <w:r>
-        <w:br/>
-      </w:r>
-      <w:r>
-        <w:rPr>
-          <w:rStyle w:val="VerbatimChar"/>
-        </w:rPr>
-        <w:t xml:space="preserve">                break;</w:t>
-      </w:r>
-      <w:r>
-        <w:br/>
-      </w:r>
-      <w:r>
-        <w:rPr>
-          <w:rStyle w:val="VerbatimChar"/>
-        </w:rPr>
-        <w:t xml:space="preserve">            case 0:</w:t>
-      </w:r>
-      <w:r>
-        <w:br/>
-      </w:r>
-      <w:r>
-        <w:rPr>
-          <w:rStyle w:val="VerbatimChar"/>
-        </w:rPr>
-        <w:t xml:space="preserve">                wcout &lt;&lt; L"Роботу завершено.\n";</w:t>
-      </w:r>
-      <w:r>
-        <w:br/>
-      </w:r>
-      <w:r>
-        <w:rPr>
-          <w:rStyle w:val="VerbatimChar"/>
-        </w:rPr>
-        <w:t xml:space="preserve">                break;</w:t>
-      </w:r>
-      <w:r>
-        <w:br/>
-      </w:r>
-      <w:r>
-        <w:rPr>
-          <w:rStyle w:val="VerbatimChar"/>
-        </w:rPr>
-        <w:t xml:space="preserve">            default:</w:t>
-      </w:r>
-      <w:r>
-        <w:br/>
-      </w:r>
-      <w:r>
-        <w:rPr>
-          <w:rStyle w:val="VerbatimChar"/>
-        </w:rPr>
-        <w:t xml:space="preserve">                wcout &lt;&lt; L"Такого пункту меню немає!\n";</w:t>
-      </w:r>
-      <w:r>
-        <w:br/>
-      </w:r>
-      <w:r>
-        <w:rPr>
-          <w:rStyle w:val="VerbatimChar"/>
-        </w:rPr>
-        <w:t xml:space="preserve">        }</w:t>
-      </w:r>
-      <w:r>
-        <w:br/>
-      </w:r>
-      <w:r>
-        <w:rPr>
-          <w:rStyle w:val="VerbatimChar"/>
-        </w:rPr>
-        <w:t xml:space="preserve">    }</w:t>
-      </w:r>
-      <w:r>
-        <w:br/>
-      </w:r>
-      <w:r>
-        <w:rPr>
-          <w:rStyle w:val="VerbatimChar"/>
-        </w:rPr>
-        <w:t xml:space="preserve">    return 0;</w:t>
-      </w:r>
-      <w:r>
-        <w:br/>
-      </w:r>
-      <w:r>
-        <w:rPr>
-          <w:rStyle w:val="VerbatimChar"/>
-        </w:rPr>
-        <w:t xml:space="preserve">}</w:t>
-      </w:r>
+      </w:pPr>
     </w:p>
     <w:bookmarkEnd w:id="16"/>
     <w:bookmarkStart w:id="17" w:name="приклад-сеансу-роботи"/>
@@ -3380,347 +3480,405 @@
     </w:p>
     <w:p>
       <w:pPr>
-        <w:pStyle w:val="SourceCode"/>
-      </w:pPr>
-      <w:r>
+        <w:spacing w:before="0" w:after="0" w:line="120" w:lineRule="exact"/>
         <w:rPr>
-          <w:rStyle w:val="VerbatimChar"/>
+          <w:sz w:val="4"/>
+          <w:szCs w:val="4"/>
         </w:rPr>
-        <w:t xml:space="preserve">=============== МЕНЮ ===============</w:t>
-      </w:r>
-      <w:r>
-        <w:br/>
-      </w:r>
-      <w:r>
+      </w:pPr>
+    </w:p>
+    <w:tbl>
+      <w:tblPr>
+        <w:tblStyle w:val="SourceCodeTable"/>
+        <w:tblW w:type="dxa" w:w="9637"/>
+        <w:tblInd w:w="0" w:type="dxa"/>
+        <w:tblBorders>
+          <w:top w:color="BFBFBF" w:space="0" w:sz="4" w:val="single"/>
+          <w:left w:color="BFBFBF" w:space="0" w:sz="4" w:val="single"/>
+          <w:bottom w:color="BFBFBF" w:space="0" w:sz="4" w:val="single"/>
+          <w:right w:color="BFBFBF" w:space="0" w:sz="4" w:val="single"/>
+        </w:tblBorders>
+        <w:shd w:color="auto" w:fill="F4F4F4" w:val="clear"/>
+        <w:tblLayout w:type="fixed"/>
+        <w:tblCellMar>
+          <w:top w:type="dxa" w:w="113"/>
+          <w:left w:type="dxa" w:w="113"/>
+          <w:bottom w:type="dxa" w:w="113"/>
+          <w:right w:type="dxa" w:w="113"/>
+        </w:tblCellMar>
+        <w:tblLook w:val="0000" w:firstRow="0" w:lastRow="0" w:firstColumn="0" w:lastColumn="0" w:noHBand="1" w:noVBand="1"/>
+      </w:tblPr>
+      <w:tblGrid>
+        <w:gridCol w:w="9637"/>
+      </w:tblGrid>
+      <w:tr>
+        <w:tc>
+          <w:tcPr>
+            <w:tcW w:type="dxa" w:w="9637"/>
+            <w:shd w:color="auto" w:fill="F4F4F4" w:val="clear"/>
+          </w:tcPr>
+          <w:p>
+            <w:pPr>
+              <w:pStyle w:val="SourceCode"/>
+              <w:spacing w:before="0" w:after="0" w:line="200" w:lineRule="auto"/>
+            </w:pPr>
+            <w:r>
+              <w:t xml:space="preserve">=============== МЕНЮ ===============</w:t>
+            </w:r>
+          </w:p>
+          <w:p>
+            <w:pPr>
+              <w:pStyle w:val="SourceCode"/>
+              <w:spacing w:before="0" w:after="0" w:line="200" w:lineRule="auto"/>
+            </w:pPr>
+            <w:r>
+              <w:t xml:space="preserve"> 1 - завантажити текст із файлу</w:t>
+            </w:r>
+          </w:p>
+          <w:p>
+            <w:pPr>
+              <w:pStyle w:val="SourceCode"/>
+              <w:spacing w:before="0" w:after="0" w:line="200" w:lineRule="auto"/>
+            </w:pPr>
+            <w:r>
+              <w:t xml:space="preserve"> 2 - показати поточний текст</w:t>
+            </w:r>
+          </w:p>
+          <w:p>
+            <w:pPr>
+              <w:pStyle w:val="SourceCode"/>
+              <w:spacing w:before="0" w:after="0" w:line="200" w:lineRule="auto"/>
+            </w:pPr>
+            <w:r>
+              <w:t xml:space="preserve"> 3 - зашифрувати шифром Цезаря</w:t>
+            </w:r>
+          </w:p>
+          <w:p>
+            <w:pPr>
+              <w:pStyle w:val="SourceCode"/>
+              <w:spacing w:before="0" w:after="0" w:line="200" w:lineRule="auto"/>
+            </w:pPr>
+            <w:r>
+              <w:t xml:space="preserve"> 4 - розшифрувати за відомим ключем</w:t>
+            </w:r>
+          </w:p>
+          <w:p>
+            <w:pPr>
+              <w:pStyle w:val="SourceCode"/>
+              <w:spacing w:before="0" w:after="0" w:line="200" w:lineRule="auto"/>
+            </w:pPr>
+            <w:r>
+              <w:t xml:space="preserve"> 5 - частотний аналіз тексту</w:t>
+            </w:r>
+          </w:p>
+          <w:p>
+            <w:pPr>
+              <w:pStyle w:val="SourceCode"/>
+              <w:spacing w:before="0" w:after="0" w:line="200" w:lineRule="auto"/>
+            </w:pPr>
+            <w:r>
+              <w:t xml:space="preserve"> 6 - злам повним перебором ключів</w:t>
+            </w:r>
+          </w:p>
+          <w:p>
+            <w:pPr>
+              <w:pStyle w:val="SourceCode"/>
+              <w:spacing w:before="0" w:after="0" w:line="200" w:lineRule="auto"/>
+            </w:pPr>
+            <w:r>
+              <w:t xml:space="preserve"> 7 - автоматичне визначення ключа</w:t>
+            </w:r>
+          </w:p>
+          <w:p>
+            <w:pPr>
+              <w:pStyle w:val="SourceCode"/>
+              <w:spacing w:before="0" w:after="0" w:line="200" w:lineRule="auto"/>
+            </w:pPr>
+            <w:r>
+              <w:t xml:space="preserve"> 8 - зберегти текст у файл</w:t>
+            </w:r>
+          </w:p>
+          <w:p>
+            <w:pPr>
+              <w:pStyle w:val="SourceCode"/>
+              <w:spacing w:before="0" w:after="0" w:line="200" w:lineRule="auto"/>
+            </w:pPr>
+            <w:r>
+              <w:t xml:space="preserve"> 0 - вихід</w:t>
+            </w:r>
+          </w:p>
+          <w:p>
+            <w:pPr>
+              <w:pStyle w:val="SourceCode"/>
+              <w:spacing w:before="0" w:after="0" w:line="200" w:lineRule="auto"/>
+            </w:pPr>
+            <w:r>
+              <w:t xml:space="preserve">====================================</w:t>
+            </w:r>
+          </w:p>
+          <w:p>
+            <w:pPr>
+              <w:pStyle w:val="SourceCode"/>
+              <w:spacing w:before="0" w:after="0" w:line="200" w:lineRule="auto"/>
+            </w:pPr>
+            <w:r>
+              <w:t xml:space="preserve">Ваш вибір: 1</w:t>
+            </w:r>
+          </w:p>
+          <w:p>
+            <w:pPr>
+              <w:pStyle w:val="SourceCode"/>
+              <w:spacing w:before="0" w:after="0" w:line="200" w:lineRule="auto"/>
+            </w:pPr>
+            <w:r>
+              <w:t xml:space="preserve">Текст завантажено, символів: 955</w:t>
+            </w:r>
+          </w:p>
+          <w:p>
+            <w:pPr>
+              <w:pStyle w:val="SourceCode"/>
+              <w:spacing w:before="0" w:after="0" w:line="200" w:lineRule="auto"/>
+            </w:pPr>
+          </w:p>
+          <w:p>
+            <w:pPr>
+              <w:pStyle w:val="SourceCode"/>
+              <w:spacing w:before="0" w:after="0" w:line="200" w:lineRule="auto"/>
+            </w:pPr>
+            <w:r>
+              <w:t xml:space="preserve">Ваш вибір: 5</w:t>
+            </w:r>
+          </w:p>
+          <w:p>
+            <w:pPr>
+              <w:pStyle w:val="SourceCode"/>
+              <w:spacing w:before="0" w:after="0" w:line="200" w:lineRule="auto"/>
+            </w:pPr>
+            <w:r>
+              <w:t xml:space="preserve">+-------+----------+----------+----------------------+</w:t>
+            </w:r>
+          </w:p>
+          <w:p>
+            <w:pPr>
+              <w:pStyle w:val="SourceCode"/>
+              <w:spacing w:before="0" w:after="0" w:line="200" w:lineRule="auto"/>
+            </w:pPr>
+            <w:r>
+              <w:t xml:space="preserve">| Літера| Частота  | Еталон   | Гістограма           |</w:t>
+            </w:r>
+          </w:p>
+          <w:p>
+            <w:pPr>
+              <w:pStyle w:val="SourceCode"/>
+              <w:spacing w:before="0" w:after="0" w:line="200" w:lineRule="auto"/>
+            </w:pPr>
+            <w:r>
+              <w:t xml:space="preserve">+-------+----------+----------+----------------------+</w:t>
+            </w:r>
+          </w:p>
+          <w:p>
+            <w:pPr>
+              <w:pStyle w:val="SourceCode"/>
+              <w:spacing w:before="0" w:after="0" w:line="200" w:lineRule="auto"/>
+            </w:pPr>
+            <w:r>
+              <w:t xml:space="preserve">| а     |   9.89 % |   7.55 % | #################### |</w:t>
+            </w:r>
+          </w:p>
+          <w:p>
+            <w:pPr>
+              <w:pStyle w:val="SourceCode"/>
+              <w:spacing w:before="0" w:after="0" w:line="200" w:lineRule="auto"/>
+            </w:pPr>
+            <w:r>
+              <w:t xml:space="preserve">| б     |   1.73 % |   1.78 % | ###                  |</w:t>
+            </w:r>
+          </w:p>
+          <w:p>
+            <w:pPr>
+              <w:pStyle w:val="SourceCode"/>
+              <w:spacing w:before="0" w:after="0" w:line="200" w:lineRule="auto"/>
+            </w:pPr>
+            <w:r>
+              <w:t xml:space="preserve">| в     |   4.94 % |   5.45 % | ##########           |</w:t>
+            </w:r>
+          </w:p>
+          <w:p>
+            <w:pPr>
+              <w:pStyle w:val="SourceCode"/>
+              <w:spacing w:before="0" w:after="0" w:line="200" w:lineRule="auto"/>
+            </w:pPr>
+            <w:r>
+              <w:t xml:space="preserve">| г     |   0.62 % |   1.47 % | #                    |</w:t>
+            </w:r>
+          </w:p>
+          <w:p>
+            <w:pPr>
+              <w:pStyle w:val="SourceCode"/>
+              <w:spacing w:before="0" w:after="0" w:line="200" w:lineRule="auto"/>
+            </w:pPr>
+            <w:r>
+              <w:t xml:space="preserve">| ...   |          |          |                      |</w:t>
+            </w:r>
+          </w:p>
+          <w:p>
+            <w:pPr>
+              <w:pStyle w:val="SourceCode"/>
+              <w:spacing w:before="0" w:after="0" w:line="200" w:lineRule="auto"/>
+            </w:pPr>
+            <w:r>
+              <w:t xml:space="preserve">| и     |   7.05 % |   6.39 % | ##############       |</w:t>
+            </w:r>
+          </w:p>
+          <w:p>
+            <w:pPr>
+              <w:pStyle w:val="SourceCode"/>
+              <w:spacing w:before="0" w:after="0" w:line="200" w:lineRule="auto"/>
+            </w:pPr>
+            <w:r>
+              <w:t xml:space="preserve">| і     |   4.33 % |   5.97 % | #########            |</w:t>
+            </w:r>
+          </w:p>
+          <w:p>
+            <w:pPr>
+              <w:pStyle w:val="SourceCode"/>
+              <w:spacing w:before="0" w:after="0" w:line="200" w:lineRule="auto"/>
+            </w:pPr>
+            <w:r>
+              <w:t xml:space="preserve">| ...   |          |          |                      |</w:t>
+            </w:r>
+          </w:p>
+          <w:p>
+            <w:pPr>
+              <w:pStyle w:val="SourceCode"/>
+              <w:spacing w:before="0" w:after="0" w:line="200" w:lineRule="auto"/>
+            </w:pPr>
+            <w:r>
+              <w:t xml:space="preserve">| н     |   6.30 % |   6.39 % | #############        |</w:t>
+            </w:r>
+          </w:p>
+          <w:p>
+            <w:pPr>
+              <w:pStyle w:val="SourceCode"/>
+              <w:spacing w:before="0" w:after="0" w:line="200" w:lineRule="auto"/>
+            </w:pPr>
+            <w:r>
+              <w:t xml:space="preserve">| о     |   9.02 % |   9.88 % | ##################   |</w:t>
+            </w:r>
+          </w:p>
+          <w:p>
+            <w:pPr>
+              <w:pStyle w:val="SourceCode"/>
+              <w:spacing w:before="0" w:after="0" w:line="200" w:lineRule="auto"/>
+            </w:pPr>
+            <w:r>
+              <w:t xml:space="preserve">| ...   |          |          |                      |</w:t>
+            </w:r>
+          </w:p>
+          <w:p>
+            <w:pPr>
+              <w:pStyle w:val="SourceCode"/>
+              <w:spacing w:before="0" w:after="0" w:line="200" w:lineRule="auto"/>
+            </w:pPr>
+            <w:r>
+              <w:t xml:space="preserve">| с     |   6.43 % |   4.40 % | #############        |</w:t>
+            </w:r>
+          </w:p>
+          <w:p>
+            <w:pPr>
+              <w:pStyle w:val="SourceCode"/>
+              <w:spacing w:before="0" w:after="0" w:line="200" w:lineRule="auto"/>
+            </w:pPr>
+            <w:r>
+              <w:t xml:space="preserve">| т     |   4.94 % |   4.61 % | ##########           |</w:t>
+            </w:r>
+          </w:p>
+          <w:p>
+            <w:pPr>
+              <w:pStyle w:val="SourceCode"/>
+              <w:spacing w:before="0" w:after="0" w:line="200" w:lineRule="auto"/>
+            </w:pPr>
+            <w:r>
+              <w:t xml:space="preserve">+-------+----------+----------+----------------------+</w:t>
+            </w:r>
+          </w:p>
+          <w:p>
+            <w:pPr>
+              <w:pStyle w:val="SourceCode"/>
+              <w:spacing w:before="0" w:after="0" w:line="200" w:lineRule="auto"/>
+            </w:pPr>
+            <w:r>
+              <w:t xml:space="preserve">Усього літер у тексті: 809</w:t>
+            </w:r>
+          </w:p>
+          <w:p>
+            <w:pPr>
+              <w:pStyle w:val="SourceCode"/>
+              <w:spacing w:before="0" w:after="0" w:line="200" w:lineRule="auto"/>
+            </w:pPr>
+          </w:p>
+          <w:p>
+            <w:pPr>
+              <w:pStyle w:val="SourceCode"/>
+              <w:spacing w:before="0" w:after="0" w:line="200" w:lineRule="auto"/>
+            </w:pPr>
+            <w:r>
+              <w:t xml:space="preserve">Ваш вибір: 3</w:t>
+            </w:r>
+          </w:p>
+          <w:p>
+            <w:pPr>
+              <w:pStyle w:val="SourceCode"/>
+              <w:spacing w:before="0" w:after="0" w:line="200" w:lineRule="auto"/>
+            </w:pPr>
+            <w:r>
+              <w:t xml:space="preserve">Введіть ключ (1..32): 7</w:t>
+            </w:r>
+          </w:p>
+          <w:p>
+            <w:pPr>
+              <w:pStyle w:val="SourceCode"/>
+              <w:spacing w:before="0" w:after="0" w:line="200" w:lineRule="auto"/>
+            </w:pPr>
+            <w:r>
+              <w:t xml:space="preserve">Текст зашифровано.</w:t>
+            </w:r>
+          </w:p>
+          <w:p>
+            <w:pPr>
+              <w:pStyle w:val="SourceCode"/>
+              <w:spacing w:before="0" w:after="0" w:line="200" w:lineRule="auto"/>
+            </w:pPr>
+          </w:p>
+          <w:p>
+            <w:pPr>
+              <w:pStyle w:val="SourceCode"/>
+              <w:spacing w:before="0" w:after="0" w:line="200" w:lineRule="auto"/>
+            </w:pPr>
+            <w:r>
+              <w:t xml:space="preserve">Ваш вибір: 7</w:t>
+            </w:r>
+          </w:p>
+          <w:p>
+            <w:pPr>
+              <w:pStyle w:val="SourceCode"/>
+              <w:spacing w:before="0" w:after="0" w:line="200" w:lineRule="auto"/>
+            </w:pPr>
+            <w:r>
+              <w:t xml:space="preserve">Знайдений ключ: k = 7 (хі-квадрат = 42.4)</w:t>
+            </w:r>
+          </w:p>
+        </w:tc>
+      </w:tr>
+    </w:tbl>
+    <w:p>
+      <w:pPr>
+        <w:spacing w:before="0" w:after="0" w:line="120" w:lineRule="exact"/>
         <w:rPr>
-          <w:rStyle w:val="VerbatimChar"/>
+          <w:sz w:val="4"/>
+          <w:szCs w:val="4"/>
         </w:rPr>
-        <w:t xml:space="preserve"> 1 - завантажити текст із файлу</w:t>
-      </w:r>
-      <w:r>
-        <w:br/>
-      </w:r>
-      <w:r>
-        <w:rPr>
-          <w:rStyle w:val="VerbatimChar"/>
-        </w:rPr>
-        <w:t xml:space="preserve"> 2 - показати поточний текст</w:t>
-      </w:r>
-      <w:r>
-        <w:br/>
-      </w:r>
-      <w:r>
-        <w:rPr>
-          <w:rStyle w:val="VerbatimChar"/>
-        </w:rPr>
-        <w:t xml:space="preserve"> 3 - зашифрувати шифром Цезаря</w:t>
-      </w:r>
-      <w:r>
-        <w:br/>
-      </w:r>
-      <w:r>
-        <w:rPr>
-          <w:rStyle w:val="VerbatimChar"/>
-        </w:rPr>
-        <w:t xml:space="preserve"> 4 - розшифрувати за відомим ключем</w:t>
-      </w:r>
-      <w:r>
-        <w:br/>
-      </w:r>
-      <w:r>
-        <w:rPr>
-          <w:rStyle w:val="VerbatimChar"/>
-        </w:rPr>
-        <w:t xml:space="preserve"> 5 - частотний аналіз тексту</w:t>
-      </w:r>
-      <w:r>
-        <w:br/>
-      </w:r>
-      <w:r>
-        <w:rPr>
-          <w:rStyle w:val="VerbatimChar"/>
-        </w:rPr>
-        <w:t xml:space="preserve"> 6 - злам повним перебором ключів</w:t>
-      </w:r>
-      <w:r>
-        <w:br/>
-      </w:r>
-      <w:r>
-        <w:rPr>
-          <w:rStyle w:val="VerbatimChar"/>
-        </w:rPr>
-        <w:t xml:space="preserve"> 7 - автоматичне визначення ключа</w:t>
-      </w:r>
-      <w:r>
-        <w:br/>
-      </w:r>
-      <w:r>
-        <w:rPr>
-          <w:rStyle w:val="VerbatimChar"/>
-        </w:rPr>
-        <w:t xml:space="preserve"> 8 - зберегти текст у файл</w:t>
-      </w:r>
-      <w:r>
-        <w:br/>
-      </w:r>
-      <w:r>
-        <w:rPr>
-          <w:rStyle w:val="VerbatimChar"/>
-        </w:rPr>
-        <w:t xml:space="preserve"> 0 - вихід</w:t>
-      </w:r>
-      <w:r>
-        <w:br/>
-      </w:r>
-      <w:r>
-        <w:rPr>
-          <w:rStyle w:val="VerbatimChar"/>
-        </w:rPr>
-        <w:t xml:space="preserve">====================================</w:t>
-      </w:r>
-      <w:r>
-        <w:br/>
-      </w:r>
-      <w:r>
-        <w:rPr>
-          <w:rStyle w:val="VerbatimChar"/>
-        </w:rPr>
-        <w:t xml:space="preserve">Ваш вибір: 1</w:t>
-      </w:r>
-      <w:r>
-        <w:br/>
-      </w:r>
-      <w:r>
-        <w:rPr>
-          <w:rStyle w:val="VerbatimChar"/>
-        </w:rPr>
-        <w:t xml:space="preserve">Текст завантажено, символів: 955</w:t>
-      </w:r>
-      <w:r>
-        <w:br/>
-      </w:r>
-      <w:r>
-        <w:br/>
-      </w:r>
-      <w:r>
-        <w:rPr>
-          <w:rStyle w:val="VerbatimChar"/>
-        </w:rPr>
-        <w:t xml:space="preserve">Ваш вибір: 5</w:t>
-      </w:r>
-      <w:r>
-        <w:br/>
-      </w:r>
-      <w:r>
-        <w:rPr>
-          <w:rStyle w:val="VerbatimChar"/>
-        </w:rPr>
-        <w:t xml:space="preserve">+-------+----------+----------+----------------------+</w:t>
-      </w:r>
-      <w:r>
-        <w:br/>
-      </w:r>
-      <w:r>
-        <w:rPr>
-          <w:rStyle w:val="VerbatimChar"/>
-        </w:rPr>
-        <w:t xml:space="preserve">| Літера| Частота  | Еталон   | Гістограма           |</w:t>
-      </w:r>
-      <w:r>
-        <w:br/>
-      </w:r>
-      <w:r>
-        <w:rPr>
-          <w:rStyle w:val="VerbatimChar"/>
-        </w:rPr>
-        <w:t xml:space="preserve">+-------+----------+----------+----------------------+</w:t>
-      </w:r>
-      <w:r>
-        <w:br/>
-      </w:r>
-      <w:r>
-        <w:rPr>
-          <w:rStyle w:val="VerbatimChar"/>
-        </w:rPr>
-        <w:t xml:space="preserve">| а     |   9.89 % |   7.55 % | #################### |</w:t>
-      </w:r>
-      <w:r>
-        <w:br/>
-      </w:r>
-      <w:r>
-        <w:rPr>
-          <w:rStyle w:val="VerbatimChar"/>
-        </w:rPr>
-        <w:t xml:space="preserve">| б     |   1.73 % |   1.78 % | ###                  |</w:t>
-      </w:r>
-      <w:r>
-        <w:br/>
-      </w:r>
-      <w:r>
-        <w:rPr>
-          <w:rStyle w:val="VerbatimChar"/>
-        </w:rPr>
-        <w:t xml:space="preserve">| в     |   4.94 % |   5.45 % | ##########           |</w:t>
-      </w:r>
-      <w:r>
-        <w:br/>
-      </w:r>
-      <w:r>
-        <w:rPr>
-          <w:rStyle w:val="VerbatimChar"/>
-        </w:rPr>
-        <w:t xml:space="preserve">| г     |   0.62 % |   1.47 % | #                    |</w:t>
-      </w:r>
-      <w:r>
-        <w:br/>
-      </w:r>
-      <w:r>
-        <w:rPr>
-          <w:rStyle w:val="VerbatimChar"/>
-        </w:rPr>
-        <w:t xml:space="preserve">| ...   |          |          |                      |</w:t>
-      </w:r>
-      <w:r>
-        <w:br/>
-      </w:r>
-      <w:r>
-        <w:rPr>
-          <w:rStyle w:val="VerbatimChar"/>
-        </w:rPr>
-        <w:t xml:space="preserve">| и     |   7.05 % |   6.39 % | ##############       |</w:t>
-      </w:r>
-      <w:r>
-        <w:br/>
-      </w:r>
-      <w:r>
-        <w:rPr>
-          <w:rStyle w:val="VerbatimChar"/>
-        </w:rPr>
-        <w:t xml:space="preserve">| і     |   4.33 % |   5.97 % | #########            |</w:t>
-      </w:r>
-      <w:r>
-        <w:br/>
-      </w:r>
-      <w:r>
-        <w:rPr>
-          <w:rStyle w:val="VerbatimChar"/>
-        </w:rPr>
-        <w:t xml:space="preserve">| ...   |          |          |                      |</w:t>
-      </w:r>
-      <w:r>
-        <w:br/>
-      </w:r>
-      <w:r>
-        <w:rPr>
-          <w:rStyle w:val="VerbatimChar"/>
-        </w:rPr>
-        <w:t xml:space="preserve">| н     |   6.30 % |   6.39 % | #############        |</w:t>
-      </w:r>
-      <w:r>
-        <w:br/>
-      </w:r>
-      <w:r>
-        <w:rPr>
-          <w:rStyle w:val="VerbatimChar"/>
-        </w:rPr>
-        <w:t xml:space="preserve">| о     |   9.02 % |   9.88 % | ##################   |</w:t>
-      </w:r>
-      <w:r>
-        <w:br/>
-      </w:r>
-      <w:r>
-        <w:rPr>
-          <w:rStyle w:val="VerbatimChar"/>
-        </w:rPr>
-        <w:t xml:space="preserve">| ...   |          |          |                      |</w:t>
-      </w:r>
-      <w:r>
-        <w:br/>
-      </w:r>
-      <w:r>
-        <w:rPr>
-          <w:rStyle w:val="VerbatimChar"/>
-        </w:rPr>
-        <w:t xml:space="preserve">| с     |   6.43 % |   4.40 % | #############        |</w:t>
-      </w:r>
-      <w:r>
-        <w:br/>
-      </w:r>
-      <w:r>
-        <w:rPr>
-          <w:rStyle w:val="VerbatimChar"/>
-        </w:rPr>
-        <w:t xml:space="preserve">| т     |   4.94 % |   4.61 % | ##########           |</w:t>
-      </w:r>
-      <w:r>
-        <w:br/>
-      </w:r>
-      <w:r>
-        <w:rPr>
-          <w:rStyle w:val="VerbatimChar"/>
-        </w:rPr>
-        <w:t xml:space="preserve">+-------+----------+----------+----------------------+</w:t>
-      </w:r>
-      <w:r>
-        <w:br/>
-      </w:r>
-      <w:r>
-        <w:rPr>
-          <w:rStyle w:val="VerbatimChar"/>
-        </w:rPr>
-        <w:t xml:space="preserve">Усього літер у тексті: 809</w:t>
-      </w:r>
-      <w:r>
-        <w:br/>
-      </w:r>
-      <w:r>
-        <w:br/>
-      </w:r>
-      <w:r>
-        <w:rPr>
-          <w:rStyle w:val="VerbatimChar"/>
-        </w:rPr>
-        <w:t xml:space="preserve">Ваш вибір: 3</w:t>
-      </w:r>
-      <w:r>
-        <w:br/>
-      </w:r>
-      <w:r>
-        <w:rPr>
-          <w:rStyle w:val="VerbatimChar"/>
-        </w:rPr>
-        <w:t xml:space="preserve">Введіть ключ (1..32): 7</w:t>
-      </w:r>
-      <w:r>
-        <w:br/>
-      </w:r>
-      <w:r>
-        <w:rPr>
-          <w:rStyle w:val="VerbatimChar"/>
-        </w:rPr>
-        <w:t xml:space="preserve">Текст зашифровано.</w:t>
-      </w:r>
-      <w:r>
-        <w:br/>
-      </w:r>
-      <w:r>
-        <w:br/>
-      </w:r>
-      <w:r>
-        <w:rPr>
-          <w:rStyle w:val="VerbatimChar"/>
-        </w:rPr>
-        <w:t xml:space="preserve">Ваш вибір: 7</w:t>
-      </w:r>
-      <w:r>
-        <w:br/>
-      </w:r>
-      <w:r>
-        <w:rPr>
-          <w:rStyle w:val="VerbatimChar"/>
-        </w:rPr>
-        <w:t xml:space="preserve">Знайдений ключ: k = 7 (хі-квадрат = 42.4)</w:t>
-      </w:r>
+      </w:pPr>
     </w:p>
     <w:p>
       <w:pPr>
@@ -3792,14 +3950,63 @@
     </w:p>
     <w:p>
       <w:pPr>
-        <w:pStyle w:val="SourceCode"/>
-      </w:pPr>
-      <w:r>
+        <w:spacing w:before="0" w:after="0" w:line="120" w:lineRule="exact"/>
         <w:rPr>
-          <w:rStyle w:val="VerbatimChar"/>
+          <w:sz w:val="4"/>
+          <w:szCs w:val="4"/>
         </w:rPr>
-        <w:t xml:space="preserve">LC_ALL=en_US.UTF-8 ./caesar</w:t>
-      </w:r>
+      </w:pPr>
+    </w:p>
+    <w:tbl>
+      <w:tblPr>
+        <w:tblStyle w:val="SourceCodeTable"/>
+        <w:tblW w:type="dxa" w:w="9637"/>
+        <w:tblInd w:w="0" w:type="dxa"/>
+        <w:tblBorders>
+          <w:top w:color="BFBFBF" w:space="0" w:sz="4" w:val="single"/>
+          <w:left w:color="BFBFBF" w:space="0" w:sz="4" w:val="single"/>
+          <w:bottom w:color="BFBFBF" w:space="0" w:sz="4" w:val="single"/>
+          <w:right w:color="BFBFBF" w:space="0" w:sz="4" w:val="single"/>
+        </w:tblBorders>
+        <w:shd w:color="auto" w:fill="F4F4F4" w:val="clear"/>
+        <w:tblLayout w:type="fixed"/>
+        <w:tblCellMar>
+          <w:top w:type="dxa" w:w="113"/>
+          <w:left w:type="dxa" w:w="113"/>
+          <w:bottom w:type="dxa" w:w="113"/>
+          <w:right w:type="dxa" w:w="113"/>
+        </w:tblCellMar>
+        <w:tblLook w:val="0000" w:firstRow="0" w:lastRow="0" w:firstColumn="0" w:lastColumn="0" w:noHBand="1" w:noVBand="1"/>
+      </w:tblPr>
+      <w:tblGrid>
+        <w:gridCol w:w="9637"/>
+      </w:tblGrid>
+      <w:tr>
+        <w:tc>
+          <w:tcPr>
+            <w:tcW w:type="dxa" w:w="9637"/>
+            <w:shd w:color="auto" w:fill="F4F4F4" w:val="clear"/>
+          </w:tcPr>
+          <w:p>
+            <w:pPr>
+              <w:pStyle w:val="SourceCode"/>
+              <w:spacing w:before="0" w:after="0" w:line="200" w:lineRule="auto"/>
+            </w:pPr>
+            <w:r>
+              <w:t xml:space="preserve">LC_ALL=en_US.UTF-8 ./caesar</w:t>
+            </w:r>
+          </w:p>
+        </w:tc>
+      </w:tr>
+    </w:tbl>
+    <w:p>
+      <w:pPr>
+        <w:spacing w:before="0" w:after="0" w:line="120" w:lineRule="exact"/>
+        <w:rPr>
+          <w:sz w:val="4"/>
+          <w:szCs w:val="4"/>
+        </w:rPr>
+      </w:pPr>
     </w:p>
     <w:p>
       <w:pPr>
@@ -6206,15 +6413,8 @@
     <w:basedOn w:val="Normal"/>
     <w:qFormat/>
     <w:pPr>
-      <w:pBdr>
-        <w:top w:color="BFBFBF" w:space="4" w:sz="4" w:val="single"/>
-        <w:left w:color="BFBFBF" w:space="4" w:sz="4" w:val="single"/>
-        <w:bottom w:color="BFBFBF" w:space="4" w:sz="4" w:val="single"/>
-        <w:right w:color="BFBFBF" w:space="4" w:sz="4" w:val="single"/>
-      </w:pBdr>
-      <w:shd w:color="auto" w:fill="F4F4F4" w:val="clear"/>
-      <w:spacing w:after="120" w:before="120" w:line="200" w:lineRule="auto"/>
-      <w:ind w:firstLine="0" w:left="284" w:right="284"/>
+      <w:spacing w:after="0" w:before="0" w:line="200" w:lineRule="auto"/>
+      <w:ind w:hanging="340" w:left="340" w:right="0"/>
       <w:jc w:val="left"/>
     </w:pPr>
     <w:rPr>
@@ -6222,6 +6422,27 @@
       <w:sz w:val="18"/>
       <w:szCs w:val="18"/>
     </w:rPr>
+  </w:style>
+  <w:style w:customStyle="1" w:styleId="SourceCodeTable" w:type="table">
+    <w:name w:val="Source Code Table"/>
+    <w:basedOn w:val="TableNormal"/>
+    <w:qFormat/>
+    <w:tblPr>
+      <w:tblInd w:type="dxa" w:w="0"/>
+      <w:tblBorders>
+        <w:top w:color="BFBFBF" w:space="0" w:sz="4" w:val="single"/>
+        <w:left w:color="BFBFBF" w:space="0" w:sz="4" w:val="single"/>
+        <w:bottom w:color="BFBFBF" w:space="0" w:sz="4" w:val="single"/>
+        <w:right w:color="BFBFBF" w:space="0" w:sz="4" w:val="single"/>
+      </w:tblBorders>
+      <w:shd w:color="auto" w:fill="F4F4F4" w:val="clear"/>
+      <w:tblCellMar>
+        <w:top w:type="dxa" w:w="113"/>
+        <w:left w:type="dxa" w:w="113"/>
+        <w:bottom w:type="dxa" w:w="113"/>
+        <w:right w:type="dxa" w:w="113"/>
+      </w:tblCellMar>
+    </w:tblPr>
   </w:style>
   <w:style w:type="paragraph" w:customStyle="1" w:styleId="TableCaption">
     <w:name w:val="TableCaption"/>

--- a/public/labs/pmzi/pz-23/ЛР1_ПМЗІ_Шифр_Цезаря_Частотний_аналіз.docx
+++ b/public/labs/pmzi/pz-23/ЛР1_ПМЗІ_Шифр_Цезаря_Частотний_аналіз.docx
@@ -51,7 +51,7 @@
         <w:t xml:space="preserve"> </w:t>
       </w:r>
       <w:r>
-        <w:t xml:space="preserve">ОС Windows, середовище програмування — MS Visual Studio.</w:t>
+        <w:t xml:space="preserve">ОС Windows; компілятор або інтерпретатор мови програмування за вибором студента; середовище розробки (Visual Studio, VS Code або інше).</w:t>
       </w:r>
     </w:p>
     <w:p>

--- a/public/labs/pmzi/pz-23/ЛР1_ПМЗІ_Шифр_Цезаря_Частотний_аналіз.docx
+++ b/public/labs/pmzi/pz-23/ЛР1_ПМЗІ_Шифр_Цезаря_Частотний_аналіз.docx
@@ -111,7 +111,7 @@
         <w:pStyle w:val="BodyText"/>
       </w:pPr>
       <w:r>
-        <w:t xml:space="preserve">Сукупність «алгоритм + ключ» утворює шифр. Відповідно до правила Керкгофса, стійкість шифру має ґрунтуватися виключно на таємності ключа: вважається, що алгоритм відомий супротивнику. Криптостійкістю називають здатність шифру протистояти спробам розкриття.</w:t>
+        <w:t xml:space="preserve">Сукупність «алгоритм + ключ» утворює шифр. Відповідно до правила Керкгоффса, стійкість шифру має ґрунтуватися виключно на таємності ключа: вважається, що алгоритм відомий супротивнику. Криптостійкістю називають здатність шифру протистояти спробам розкриття.</w:t>
       </w:r>
     </w:p>
     <w:p>
@@ -1202,7 +1202,37 @@
         <w:jc w:val="both"/>
       </w:pPr>
       <w:r>
-        <w:t xml:space="preserve">використання кодування UTF-8 або UCS-2 для коректної роботи з українським текстом;</w:t>
+        <w:t xml:space="preserve">коректну роботу з українським текстом: файли — у кодуванні UTF-8, у пам’яті — рядки</w:t>
+      </w:r>
+      <w:r>
+        <w:t xml:space="preserve"> </w:t>
+      </w:r>
+      <w:r>
+        <w:rPr>
+          <w:rStyle w:val="VerbatimChar"/>
+        </w:rPr>
+        <w:t xml:space="preserve">wstring</w:t>
+      </w:r>
+      <w:r>
+        <w:t xml:space="preserve"> </w:t>
+      </w:r>
+      <w:r>
+        <w:t xml:space="preserve">(у Windows</w:t>
+      </w:r>
+      <w:r>
+        <w:t xml:space="preserve"> </w:t>
+      </w:r>
+      <w:r>
+        <w:rPr>
+          <w:rStyle w:val="VerbatimChar"/>
+        </w:rPr>
+        <w:t xml:space="preserve">wchar_t</w:t>
+      </w:r>
+      <w:r>
+        <w:t xml:space="preserve"> </w:t>
+      </w:r>
+      <w:r>
+        <w:t xml:space="preserve">зберігає символ у UTF-16);</w:t>
       </w:r>
     </w:p>
     <w:p>
@@ -1300,6 +1330,39 @@
               <w:spacing w:before="0" w:after="0" w:line="200" w:lineRule="auto"/>
             </w:pPr>
             <w:r>
+              <w:t xml:space="preserve">// codecvt_utf8 оголошено застарілим у C++17; у Visual Studio з увімкненими</w:t>
+            </w:r>
+          </w:p>
+          <w:p>
+            <w:pPr>
+              <w:pStyle w:val="SourceCode"/>
+              <w:spacing w:before="0" w:after="0" w:line="200" w:lineRule="auto"/>
+            </w:pPr>
+            <w:r>
+              <w:t xml:space="preserve">// перевірками SDL це попередження C4996 стає помилкою, тому вимикаємо його</w:t>
+            </w:r>
+          </w:p>
+          <w:p>
+            <w:pPr>
+              <w:pStyle w:val="SourceCode"/>
+              <w:spacing w:before="0" w:after="0" w:line="200" w:lineRule="auto"/>
+            </w:pPr>
+            <w:r>
+              <w:t xml:space="preserve">#define _SILENCE_CXX17_CODECVT_HEADER_DEPRECATION_WARNING</w:t>
+            </w:r>
+          </w:p>
+          <w:p>
+            <w:pPr>
+              <w:pStyle w:val="SourceCode"/>
+              <w:spacing w:before="0" w:after="0" w:line="200" w:lineRule="auto"/>
+            </w:pPr>
+          </w:p>
+          <w:p>
+            <w:pPr>
+              <w:pStyle w:val="SourceCode"/>
+              <w:spacing w:before="0" w:after="0" w:line="200" w:lineRule="auto"/>
+            </w:pPr>
+            <w:r>
               <w:t xml:space="preserve">#include &lt;iostream&gt;</w:t>
             </w:r>
           </w:p>
@@ -3885,25 +3948,37 @@
         <w:pStyle w:val="FirstParagraph"/>
       </w:pPr>
       <w:r>
-        <w:t xml:space="preserve">Три найчастіші літери тексту — а, о, и — і в еталоні стоять на тих самих</w:t>
+        <w:t xml:space="preserve">Зверніть увагу: у цьому тексті найчастіша літера — «а» (9,89 %), а не «о»</w:t>
       </w:r>
       <w:r>
         <w:t xml:space="preserve"> </w:t>
       </w:r>
       <w:r>
-        <w:t xml:space="preserve">місцях, тому метод і спрацював: після зсуву на правильний ключ гістограма</w:t>
+        <w:t xml:space="preserve">(9,02 %), як в еталоні. Сусіди в рейтингу помінялися місцями, і гіпотеза</w:t>
       </w:r>
       <w:r>
         <w:t xml:space="preserve"> </w:t>
       </w:r>
       <w:r>
-        <w:t xml:space="preserve">шифротексту накладається на еталонну. Хі-квадрат тут — міра розбіжності:</w:t>
+        <w:t xml:space="preserve">«найчастіша літера шифротексту — це о» дала б хибний ключ 22. Хі-квадрат</w:t>
       </w:r>
       <w:r>
         <w:t xml:space="preserve"> </w:t>
       </w:r>
       <w:r>
-        <w:t xml:space="preserve">програма перебирає всі 32 ключі й лишає той, для якого вона найменша.</w:t>
+        <w:t xml:space="preserve">порівнює всі 33 частоти одночасно, тому такої помилки не робить: після зсуву на</w:t>
+      </w:r>
+      <w:r>
+        <w:t xml:space="preserve"> </w:t>
+      </w:r>
+      <w:r>
+        <w:t xml:space="preserve">правильний ключ гістограма шифротексту накладається на еталонну всією формою.</w:t>
+      </w:r>
+      <w:r>
+        <w:t xml:space="preserve"> </w:t>
+      </w:r>
+      <w:r>
+        <w:t xml:space="preserve">Програма перебирає всі ключі й лишає той, для якого розбіжність найменша.</w:t>
       </w:r>
     </w:p>
     <w:p>
@@ -4013,7 +4088,7 @@
         <w:pStyle w:val="FirstParagraph"/>
       </w:pPr>
       <w:r>
-        <w:t xml:space="preserve">Порівняння таблиць частот: набір значень частот у відкритому й шифрованому текстах збігається (8,38 %; 6,68 %; 10,29 % тощо), змінилися лише літери, яким ці значення належать. Найчастіша літера «о» (10,29 %) перейшла в «х», що й дає ключ: номер «х» дорівнює 25, номер «о» — 18, різниця 25 − 18 = 7.</w:t>
+        <w:t xml:space="preserve">Порівняння таблиць частот: набір значень частот у відкритому й шифрованому текстах збігається (9,89 %; 9,02 %; 7,05 % тощо), змінилися лише літери, яким ці значення належать. Літера «а» (9,89 %) перейшла в «є», «о» (9,02 %) — у «х», «и» (7,05 %) — у «н». Будь-яка з цих пар дає той самий ключ: номер «х» дорівнює 25, номер «о» — 18, різниця 25 − 18 = 7.</w:t>
       </w:r>
     </w:p>
     <w:bookmarkEnd w:id="17"/>
@@ -5055,7 +5130,7 @@
         <w:jc w:val="both"/>
       </w:pPr>
       <w:r>
-        <w:t xml:space="preserve">Сформулюйте правило Керкгофса.</w:t>
+        <w:t xml:space="preserve">Сформулюйте правило Керкгоффса.</w:t>
       </w:r>
     </w:p>
     <w:p>
